--- a/src/MCA/screenshots/Doc1.docx
+++ b/src/MCA/screenshots/Doc1.docx
@@ -3,12 +3,830 @@
 <w:document xmlns:wpc="http://schemas.microsoft.com/office/word/2010/wordprocessingCanvas" xmlns:cx="http://schemas.microsoft.com/office/drawing/2014/chartex" xmlns:cx1="http://schemas.microsoft.com/office/drawing/2015/9/8/chartex" xmlns:cx2="http://schemas.microsoft.com/office/drawing/2015/10/21/chartex" xmlns:cx3="http://schemas.microsoft.com/office/drawing/2016/5/9/chartex" xmlns:cx4="http://schemas.microsoft.com/office/drawing/2016/5/10/chartex" xmlns:cx5="http://schemas.microsoft.com/office/drawing/2016/5/11/chartex" xmlns:cx6="http://schemas.microsoft.com/office/drawing/2016/5/12/chartex" xmlns:cx7="http://schemas.microsoft.com/office/drawing/2016/5/13/chartex" xmlns:cx8="http://schemas.microsoft.com/office/drawing/2016/5/14/chartex" xmlns:mc="http://schemas.openxmlformats.org/markup-compatibility/2006" xmlns:aink="http://schemas.microsoft.com/office/drawing/2016/ink" xmlns:am3d="http://schemas.microsoft.com/office/drawing/2017/model3d" xmlns:o="urn:schemas-microsoft-com:office:office" xmlns:oel="http://schemas.microsoft.com/office/2019/extlst" xmlns:r="http://schemas.openxmlformats.org/officeDocument/2006/relationships" xmlns:m="http://schemas.openxmlformats.org/officeDocument/2006/math" xmlns:v="urn:schemas-microsoft-com:vml" xmlns:wp14="http://schemas.microsoft.com/office/word/2010/wordprocessingDrawing" xmlns:wp="http://schemas.openxmlformats.org/drawingml/2006/wordprocessingDrawing" xmlns:w10="urn:schemas-microsoft-com:office:word" xmlns:w="http://schemas.openxmlformats.org/wordprocessingml/2006/main" xmlns:w14="http://schemas.microsoft.com/office/word/2010/wordml" xmlns:w15="http://schemas.microsoft.com/office/word/2012/wordml" xmlns:w16cex="http://schemas.microsoft.com/office/word/2018/wordml/cex" xmlns:w16cid="http://schemas.microsoft.com/office/word/2016/wordml/cid" xmlns:w16="http://schemas.microsoft.com/office/word/2018/wordml" xmlns:w16du="http://schemas.microsoft.com/office/word/2023/wordml/word16du" xmlns:w16sdtdh="http://schemas.microsoft.com/office/word/2020/wordml/sdtdatahash" xmlns:w16sdtfl="http://schemas.microsoft.com/office/word/2024/wordml/sdtformatlock" xmlns:w16se="http://schemas.microsoft.com/office/word/2015/wordml/symex" xmlns:wpg="http://schemas.microsoft.com/office/word/2010/wordprocessingGroup" xmlns:wpi="http://schemas.microsoft.com/office/word/2010/wordprocessingInk" xmlns:wne="http://schemas.microsoft.com/office/word/2006/wordml" xmlns:wps="http://schemas.microsoft.com/office/word/2010/wordprocessingShape" mc:Ignorable="w14 w15 w16se w16cid w16 w16cex w16sdtdh w16sdtfl w16du wp14">
   <w:body>
     <w:p>
+      <w:pPr>
+        <w:pStyle w:val="Heading1"/>
+      </w:pPr>
+    </w:p>
+    <w:p>
+      <w:pPr>
+        <w:pStyle w:val="Heading1"/>
+      </w:pPr>
+      <w:bookmarkStart w:id="0" w:name="_Toc225774499"/>
+      <w:r>
+        <w:t>EMR Report Download Guide</w:t>
+      </w:r>
+      <w:bookmarkEnd w:id="0"/>
+    </w:p>
+    <w:sdt>
+      <w:sdtPr>
+        <w:id w:val="-1546901747"/>
+        <w:docPartObj>
+          <w:docPartGallery w:val="Table of Contents"/>
+          <w:docPartUnique/>
+        </w:docPartObj>
+      </w:sdtPr>
+      <w:sdtEndPr>
+        <w:rPr>
+          <w:rFonts w:asciiTheme="minorHAnsi" w:eastAsiaTheme="minorHAnsi" w:hAnsiTheme="minorHAnsi" w:cstheme="minorBidi"/>
+          <w:b/>
+          <w:bCs/>
+          <w:noProof/>
+          <w:color w:val="auto"/>
+          <w:kern w:val="2"/>
+          <w:sz w:val="24"/>
+          <w:szCs w:val="24"/>
+          <w:lang w:val="en-IN"/>
+          <w14:ligatures w14:val="standardContextual"/>
+        </w:rPr>
+      </w:sdtEndPr>
+      <w:sdtContent>
+        <w:p>
+          <w:pPr>
+            <w:pStyle w:val="TOCHeading"/>
+          </w:pPr>
+          <w:r>
+            <w:t>Contents</w:t>
+          </w:r>
+        </w:p>
+        <w:p>
+          <w:pPr>
+            <w:pStyle w:val="TOC1"/>
+            <w:tabs>
+              <w:tab w:val="right" w:leader="dot" w:pos="10456"/>
+            </w:tabs>
+            <w:rPr>
+              <w:noProof/>
+            </w:rPr>
+          </w:pPr>
+          <w:r>
+            <w:fldChar w:fldCharType="begin"/>
+          </w:r>
+          <w:r>
+            <w:instrText xml:space="preserve"> TOC \o "1-3" \h \z \u </w:instrText>
+          </w:r>
+          <w:r>
+            <w:fldChar w:fldCharType="separate"/>
+          </w:r>
+          <w:hyperlink w:anchor="_Toc225774499" w:history="1">
+            <w:r>
+              <w:rPr>
+                <w:rStyle w:val="Hyperlink"/>
+                <w:noProof/>
+              </w:rPr>
+              <w:t>EMR Report Download Guide</w:t>
+            </w:r>
+            <w:r>
+              <w:rPr>
+                <w:noProof/>
+                <w:webHidden/>
+              </w:rPr>
+              <w:tab/>
+            </w:r>
+            <w:r>
+              <w:rPr>
+                <w:noProof/>
+                <w:webHidden/>
+              </w:rPr>
+              <w:fldChar w:fldCharType="begin"/>
+            </w:r>
+            <w:r>
+              <w:rPr>
+                <w:noProof/>
+                <w:webHidden/>
+              </w:rPr>
+              <w:instrText xml:space="preserve"> PAGEREF _Toc225774499 \h </w:instrText>
+            </w:r>
+            <w:r>
+              <w:rPr>
+                <w:noProof/>
+                <w:webHidden/>
+              </w:rPr>
+            </w:r>
+            <w:r>
+              <w:rPr>
+                <w:noProof/>
+                <w:webHidden/>
+              </w:rPr>
+              <w:fldChar w:fldCharType="separate"/>
+            </w:r>
+            <w:r>
+              <w:rPr>
+                <w:noProof/>
+                <w:webHidden/>
+              </w:rPr>
+              <w:t>1</w:t>
+            </w:r>
+            <w:r>
+              <w:rPr>
+                <w:noProof/>
+                <w:webHidden/>
+              </w:rPr>
+              <w:fldChar w:fldCharType="end"/>
+            </w:r>
+          </w:hyperlink>
+        </w:p>
+        <w:p>
+          <w:pPr>
+            <w:pStyle w:val="TOC1"/>
+            <w:tabs>
+              <w:tab w:val="right" w:leader="dot" w:pos="10456"/>
+            </w:tabs>
+            <w:rPr>
+              <w:noProof/>
+            </w:rPr>
+          </w:pPr>
+          <w:hyperlink w:anchor="_Toc225774500" w:history="1">
+            <w:r>
+              <w:rPr>
+                <w:rStyle w:val="Hyperlink"/>
+                <w:noProof/>
+              </w:rPr>
+              <w:t>MCA EMR Reports RAW File download</w:t>
+            </w:r>
+            <w:r>
+              <w:rPr>
+                <w:noProof/>
+                <w:webHidden/>
+              </w:rPr>
+              <w:tab/>
+            </w:r>
+            <w:r>
+              <w:rPr>
+                <w:noProof/>
+                <w:webHidden/>
+              </w:rPr>
+              <w:fldChar w:fldCharType="begin"/>
+            </w:r>
+            <w:r>
+              <w:rPr>
+                <w:noProof/>
+                <w:webHidden/>
+              </w:rPr>
+              <w:instrText xml:space="preserve"> PAGEREF _Toc225774500 \h </w:instrText>
+            </w:r>
+            <w:r>
+              <w:rPr>
+                <w:noProof/>
+                <w:webHidden/>
+              </w:rPr>
+            </w:r>
+            <w:r>
+              <w:rPr>
+                <w:noProof/>
+                <w:webHidden/>
+              </w:rPr>
+              <w:fldChar w:fldCharType="separate"/>
+            </w:r>
+            <w:r>
+              <w:rPr>
+                <w:noProof/>
+                <w:webHidden/>
+              </w:rPr>
+              <w:t>2</w:t>
+            </w:r>
+            <w:r>
+              <w:rPr>
+                <w:noProof/>
+                <w:webHidden/>
+              </w:rPr>
+              <w:fldChar w:fldCharType="end"/>
+            </w:r>
+          </w:hyperlink>
+        </w:p>
+        <w:p>
+          <w:pPr>
+            <w:pStyle w:val="TOC2"/>
+            <w:tabs>
+              <w:tab w:val="right" w:leader="dot" w:pos="10456"/>
+            </w:tabs>
+            <w:rPr>
+              <w:rFonts w:eastAsiaTheme="minorEastAsia"/>
+              <w:noProof/>
+              <w:lang w:eastAsia="en-IN"/>
+            </w:rPr>
+          </w:pPr>
+          <w:hyperlink w:anchor="_Toc225774501" w:history="1">
+            <w:r>
+              <w:rPr>
+                <w:rStyle w:val="Hyperlink"/>
+                <w:noProof/>
+              </w:rPr>
+              <w:t xml:space="preserve">     Patients With Visits by Insurance (Insurance Data, Last Visited, Provider Data)</w:t>
+            </w:r>
+            <w:r>
+              <w:rPr>
+                <w:noProof/>
+                <w:webHidden/>
+              </w:rPr>
+              <w:tab/>
+            </w:r>
+            <w:r>
+              <w:rPr>
+                <w:noProof/>
+                <w:webHidden/>
+              </w:rPr>
+              <w:fldChar w:fldCharType="begin"/>
+            </w:r>
+            <w:r>
+              <w:rPr>
+                <w:noProof/>
+                <w:webHidden/>
+              </w:rPr>
+              <w:instrText xml:space="preserve"> PAGEREF _Toc225774501 \h </w:instrText>
+            </w:r>
+            <w:r>
+              <w:rPr>
+                <w:noProof/>
+                <w:webHidden/>
+              </w:rPr>
+            </w:r>
+            <w:r>
+              <w:rPr>
+                <w:noProof/>
+                <w:webHidden/>
+              </w:rPr>
+              <w:fldChar w:fldCharType="separate"/>
+            </w:r>
+            <w:r>
+              <w:rPr>
+                <w:noProof/>
+                <w:webHidden/>
+              </w:rPr>
+              <w:t>3</w:t>
+            </w:r>
+            <w:r>
+              <w:rPr>
+                <w:noProof/>
+                <w:webHidden/>
+              </w:rPr>
+              <w:fldChar w:fldCharType="end"/>
+            </w:r>
+          </w:hyperlink>
+        </w:p>
+        <w:p>
+          <w:pPr>
+            <w:pStyle w:val="TOC3"/>
+            <w:tabs>
+              <w:tab w:val="right" w:leader="dot" w:pos="10456"/>
+            </w:tabs>
+            <w:rPr>
+              <w:rFonts w:eastAsiaTheme="minorEastAsia"/>
+              <w:noProof/>
+              <w:lang w:eastAsia="en-IN"/>
+            </w:rPr>
+          </w:pPr>
+          <w:hyperlink w:anchor="_Toc225774502" w:history="1">
+            <w:r>
+              <w:rPr>
+                <w:rStyle w:val="Hyperlink"/>
+                <w:noProof/>
+              </w:rPr>
+              <w:t>Patients By Insurance (Insurance Detailed)</w:t>
+            </w:r>
+            <w:r>
+              <w:rPr>
+                <w:noProof/>
+                <w:webHidden/>
+              </w:rPr>
+              <w:tab/>
+            </w:r>
+            <w:r>
+              <w:rPr>
+                <w:noProof/>
+                <w:webHidden/>
+              </w:rPr>
+              <w:fldChar w:fldCharType="begin"/>
+            </w:r>
+            <w:r>
+              <w:rPr>
+                <w:noProof/>
+                <w:webHidden/>
+              </w:rPr>
+              <w:instrText xml:space="preserve"> PAGEREF _Toc225774502 \h </w:instrText>
+            </w:r>
+            <w:r>
+              <w:rPr>
+                <w:noProof/>
+                <w:webHidden/>
+              </w:rPr>
+            </w:r>
+            <w:r>
+              <w:rPr>
+                <w:noProof/>
+                <w:webHidden/>
+              </w:rPr>
+              <w:fldChar w:fldCharType="separate"/>
+            </w:r>
+            <w:r>
+              <w:rPr>
+                <w:noProof/>
+                <w:webHidden/>
+              </w:rPr>
+              <w:t>7</w:t>
+            </w:r>
+            <w:r>
+              <w:rPr>
+                <w:noProof/>
+                <w:webHidden/>
+              </w:rPr>
+              <w:fldChar w:fldCharType="end"/>
+            </w:r>
+          </w:hyperlink>
+        </w:p>
+        <w:p>
+          <w:pPr>
+            <w:pStyle w:val="TOC2"/>
+            <w:tabs>
+              <w:tab w:val="right" w:leader="dot" w:pos="10456"/>
+            </w:tabs>
+            <w:rPr>
+              <w:rFonts w:eastAsiaTheme="minorEastAsia"/>
+              <w:noProof/>
+              <w:lang w:eastAsia="en-IN"/>
+            </w:rPr>
+          </w:pPr>
+          <w:hyperlink w:anchor="_Toc225774503" w:history="1">
+            <w:r>
+              <w:rPr>
+                <w:rStyle w:val="Hyperlink"/>
+                <w:noProof/>
+              </w:rPr>
+              <w:t>Patients By Diagnosis (Diagnosis and ICD Codes)</w:t>
+            </w:r>
+            <w:r>
+              <w:rPr>
+                <w:noProof/>
+                <w:webHidden/>
+              </w:rPr>
+              <w:tab/>
+            </w:r>
+            <w:r>
+              <w:rPr>
+                <w:noProof/>
+                <w:webHidden/>
+              </w:rPr>
+              <w:fldChar w:fldCharType="begin"/>
+            </w:r>
+            <w:r>
+              <w:rPr>
+                <w:noProof/>
+                <w:webHidden/>
+              </w:rPr>
+              <w:instrText xml:space="preserve"> PAGEREF _Toc225774503 \h </w:instrText>
+            </w:r>
+            <w:r>
+              <w:rPr>
+                <w:noProof/>
+                <w:webHidden/>
+              </w:rPr>
+            </w:r>
+            <w:r>
+              <w:rPr>
+                <w:noProof/>
+                <w:webHidden/>
+              </w:rPr>
+              <w:fldChar w:fldCharType="separate"/>
+            </w:r>
+            <w:r>
+              <w:rPr>
+                <w:noProof/>
+                <w:webHidden/>
+              </w:rPr>
+              <w:t>10</w:t>
+            </w:r>
+            <w:r>
+              <w:rPr>
+                <w:noProof/>
+                <w:webHidden/>
+              </w:rPr>
+              <w:fldChar w:fldCharType="end"/>
+            </w:r>
+          </w:hyperlink>
+        </w:p>
+        <w:p>
+          <w:pPr>
+            <w:pStyle w:val="TOC2"/>
+            <w:tabs>
+              <w:tab w:val="right" w:leader="dot" w:pos="10456"/>
+            </w:tabs>
+            <w:rPr>
+              <w:rFonts w:eastAsiaTheme="minorEastAsia"/>
+              <w:noProof/>
+              <w:lang w:eastAsia="en-IN"/>
+            </w:rPr>
+          </w:pPr>
+          <w:hyperlink w:anchor="_Toc225774504" w:history="1">
+            <w:r>
+              <w:rPr>
+                <w:rStyle w:val="Hyperlink"/>
+                <w:noProof/>
+              </w:rPr>
+              <w:t>Patients-List (All Patients Demographic data)</w:t>
+            </w:r>
+            <w:r>
+              <w:rPr>
+                <w:noProof/>
+                <w:webHidden/>
+              </w:rPr>
+              <w:tab/>
+            </w:r>
+            <w:r>
+              <w:rPr>
+                <w:noProof/>
+                <w:webHidden/>
+              </w:rPr>
+              <w:fldChar w:fldCharType="begin"/>
+            </w:r>
+            <w:r>
+              <w:rPr>
+                <w:noProof/>
+                <w:webHidden/>
+              </w:rPr>
+              <w:instrText xml:space="preserve"> PAGEREF _Toc225774504 \h </w:instrText>
+            </w:r>
+            <w:r>
+              <w:rPr>
+                <w:noProof/>
+                <w:webHidden/>
+              </w:rPr>
+            </w:r>
+            <w:r>
+              <w:rPr>
+                <w:noProof/>
+                <w:webHidden/>
+              </w:rPr>
+              <w:fldChar w:fldCharType="separate"/>
+            </w:r>
+            <w:r>
+              <w:rPr>
+                <w:noProof/>
+                <w:webHidden/>
+              </w:rPr>
+              <w:t>11</w:t>
+            </w:r>
+            <w:r>
+              <w:rPr>
+                <w:noProof/>
+                <w:webHidden/>
+              </w:rPr>
+              <w:fldChar w:fldCharType="end"/>
+            </w:r>
+          </w:hyperlink>
+        </w:p>
+        <w:p>
+          <w:pPr>
+            <w:pStyle w:val="TOC2"/>
+            <w:tabs>
+              <w:tab w:val="right" w:leader="dot" w:pos="10456"/>
+            </w:tabs>
+            <w:rPr>
+              <w:rFonts w:eastAsiaTheme="minorEastAsia"/>
+              <w:noProof/>
+              <w:lang w:eastAsia="en-IN"/>
+            </w:rPr>
+          </w:pPr>
+          <w:hyperlink w:anchor="_Toc225774505" w:history="1">
+            <w:r>
+              <w:rPr>
+                <w:rStyle w:val="Hyperlink"/>
+                <w:noProof/>
+              </w:rPr>
+              <w:t>Appointment Report (Next Visit Details)</w:t>
+            </w:r>
+            <w:r>
+              <w:rPr>
+                <w:noProof/>
+                <w:webHidden/>
+              </w:rPr>
+              <w:tab/>
+            </w:r>
+            <w:r>
+              <w:rPr>
+                <w:noProof/>
+                <w:webHidden/>
+              </w:rPr>
+              <w:fldChar w:fldCharType="begin"/>
+            </w:r>
+            <w:r>
+              <w:rPr>
+                <w:noProof/>
+                <w:webHidden/>
+              </w:rPr>
+              <w:instrText xml:space="preserve"> PAGEREF _Toc225774505 \h </w:instrText>
+            </w:r>
+            <w:r>
+              <w:rPr>
+                <w:noProof/>
+                <w:webHidden/>
+              </w:rPr>
+            </w:r>
+            <w:r>
+              <w:rPr>
+                <w:noProof/>
+                <w:webHidden/>
+              </w:rPr>
+              <w:fldChar w:fldCharType="separate"/>
+            </w:r>
+            <w:r>
+              <w:rPr>
+                <w:noProof/>
+                <w:webHidden/>
+              </w:rPr>
+              <w:t>12</w:t>
+            </w:r>
+            <w:r>
+              <w:rPr>
+                <w:noProof/>
+                <w:webHidden/>
+              </w:rPr>
+              <w:fldChar w:fldCharType="end"/>
+            </w:r>
+          </w:hyperlink>
+        </w:p>
+        <w:p>
+          <w:pPr>
+            <w:pStyle w:val="TOC2"/>
+            <w:tabs>
+              <w:tab w:val="right" w:leader="dot" w:pos="10456"/>
+            </w:tabs>
+            <w:rPr>
+              <w:rFonts w:eastAsiaTheme="minorEastAsia"/>
+              <w:noProof/>
+              <w:lang w:eastAsia="en-IN"/>
+            </w:rPr>
+          </w:pPr>
+          <w:hyperlink w:anchor="_Toc225774506" w:history="1">
+            <w:r>
+              <w:rPr>
+                <w:rStyle w:val="Hyperlink"/>
+                <w:noProof/>
+              </w:rPr>
+              <w:t>Copay Report (Copay Details)</w:t>
+            </w:r>
+            <w:r>
+              <w:rPr>
+                <w:noProof/>
+                <w:webHidden/>
+              </w:rPr>
+              <w:tab/>
+            </w:r>
+            <w:r>
+              <w:rPr>
+                <w:noProof/>
+                <w:webHidden/>
+              </w:rPr>
+              <w:fldChar w:fldCharType="begin"/>
+            </w:r>
+            <w:r>
+              <w:rPr>
+                <w:noProof/>
+                <w:webHidden/>
+              </w:rPr>
+              <w:instrText xml:space="preserve"> PAGEREF _Toc225774506 \h </w:instrText>
+            </w:r>
+            <w:r>
+              <w:rPr>
+                <w:noProof/>
+                <w:webHidden/>
+              </w:rPr>
+            </w:r>
+            <w:r>
+              <w:rPr>
+                <w:noProof/>
+                <w:webHidden/>
+              </w:rPr>
+              <w:fldChar w:fldCharType="separate"/>
+            </w:r>
+            <w:r>
+              <w:rPr>
+                <w:noProof/>
+                <w:webHidden/>
+              </w:rPr>
+              <w:t>14</w:t>
+            </w:r>
+            <w:r>
+              <w:rPr>
+                <w:noProof/>
+                <w:webHidden/>
+              </w:rPr>
+              <w:fldChar w:fldCharType="end"/>
+            </w:r>
+          </w:hyperlink>
+        </w:p>
+        <w:p>
+          <w:r>
+            <w:rPr>
+              <w:b/>
+              <w:bCs/>
+              <w:noProof/>
+            </w:rPr>
+            <w:fldChar w:fldCharType="end"/>
+          </w:r>
+        </w:p>
+      </w:sdtContent>
+    </w:sdt>
+    <w:p>
+      <w:pPr>
+        <w:pStyle w:val="Heading1"/>
+      </w:pPr>
+    </w:p>
+    <w:p/>
+    <w:p/>
+    <w:p/>
+    <w:p/>
+    <w:p/>
+    <w:p/>
+    <w:p/>
+    <w:p/>
+    <w:p/>
+    <w:p/>
+    <w:p/>
+    <w:p/>
+    <w:p/>
+    <w:p/>
+    <w:p>
+      <w:pPr>
+        <w:pStyle w:val="Heading1"/>
+      </w:pPr>
+      <w:bookmarkStart w:id="1" w:name="_Toc225774500"/>
+      <w:r>
+        <w:lastRenderedPageBreak/>
+        <w:t>MCA EMR Reports RAW File download</w:t>
+      </w:r>
+      <w:bookmarkEnd w:id="1"/>
+    </w:p>
+    <w:p>
+      <w:pPr>
+        <w:pStyle w:val="ListParagraph"/>
+        <w:numPr>
+          <w:ilvl w:val="0"/>
+          <w:numId w:val="1"/>
+        </w:numPr>
+      </w:pPr>
+      <w:r>
+        <w:t>Connect to MCA RDP</w:t>
+      </w:r>
+    </w:p>
+    <w:p>
+      <w:pPr>
+        <w:pStyle w:val="ListParagraph"/>
+      </w:pPr>
+      <w:r>
+        <w:rPr>
+          <w:noProof/>
+        </w:rPr>
+        <mc:AlternateContent>
+          <mc:Choice Requires="wps">
+            <w:drawing>
+              <wp:anchor distT="0" distB="0" distL="114300" distR="114300" simplePos="0" relativeHeight="251663360" behindDoc="0" locked="0" layoutInCell="1" allowOverlap="1" wp14:anchorId="286A35FF" wp14:editId="16AF7B72">
+                <wp:simplePos x="0" y="0"/>
+                <wp:positionH relativeFrom="column">
+                  <wp:posOffset>1363980</wp:posOffset>
+                </wp:positionH>
+                <wp:positionV relativeFrom="paragraph">
+                  <wp:posOffset>1186815</wp:posOffset>
+                </wp:positionV>
+                <wp:extent cx="3208020" cy="426720"/>
+                <wp:effectExtent l="0" t="0" r="11430" b="11430"/>
+                <wp:wrapNone/>
+                <wp:docPr id="953709886" name="Rectangle 6"/>
+                <wp:cNvGraphicFramePr/>
+                <a:graphic xmlns:a="http://schemas.openxmlformats.org/drawingml/2006/main">
+                  <a:graphicData uri="http://schemas.microsoft.com/office/word/2010/wordprocessingShape">
+                    <wps:wsp>
+                      <wps:cNvSpPr/>
+                      <wps:spPr>
+                        <a:xfrm>
+                          <a:off x="0" y="0"/>
+                          <a:ext cx="3208020" cy="426720"/>
+                        </a:xfrm>
+                        <a:prstGeom prst="rect">
+                          <a:avLst/>
+                        </a:prstGeom>
+                        <a:noFill/>
+                        <a:ln w="25400">
+                          <a:solidFill>
+                            <a:srgbClr val="EE0000"/>
+                          </a:solidFill>
+                        </a:ln>
+                      </wps:spPr>
+                      <wps:style>
+                        <a:lnRef idx="2">
+                          <a:schemeClr val="dk1"/>
+                        </a:lnRef>
+                        <a:fillRef idx="1">
+                          <a:schemeClr val="lt1"/>
+                        </a:fillRef>
+                        <a:effectRef idx="0">
+                          <a:schemeClr val="dk1"/>
+                        </a:effectRef>
+                        <a:fontRef idx="minor">
+                          <a:schemeClr val="dk1"/>
+                        </a:fontRef>
+                      </wps:style>
+                      <wps:bodyPr rot="0" spcFirstLastPara="0" vertOverflow="overflow" horzOverflow="overflow" vert="horz" wrap="square" lIns="91440" tIns="45720" rIns="91440" bIns="45720" numCol="1" spcCol="0" rtlCol="0" fromWordArt="0" anchor="ctr" anchorCtr="0" forceAA="0" compatLnSpc="1">
+                        <a:prstTxWarp prst="textNoShape">
+                          <a:avLst/>
+                        </a:prstTxWarp>
+                        <a:noAutofit/>
+                      </wps:bodyPr>
+                    </wps:wsp>
+                  </a:graphicData>
+                </a:graphic>
+                <wp14:sizeRelH relativeFrom="margin">
+                  <wp14:pctWidth>0</wp14:pctWidth>
+                </wp14:sizeRelH>
+                <wp14:sizeRelV relativeFrom="margin">
+                  <wp14:pctHeight>0</wp14:pctHeight>
+                </wp14:sizeRelV>
+              </wp:anchor>
+            </w:drawing>
+          </mc:Choice>
+          <mc:Fallback>
+            <w:pict>
+              <v:rect w14:anchorId="5520910B" id="Rectangle 6" o:spid="_x0000_s1026" style="position:absolute;margin-left:107.4pt;margin-top:93.45pt;width:252.6pt;height:33.6pt;z-index:251663360;visibility:visible;mso-wrap-style:square;mso-width-percent:0;mso-height-percent:0;mso-wrap-distance-left:9pt;mso-wrap-distance-top:0;mso-wrap-distance-right:9pt;mso-wrap-distance-bottom:0;mso-position-horizontal:absolute;mso-position-horizontal-relative:text;mso-position-vertical:absolute;mso-position-vertical-relative:text;mso-width-percent:0;mso-height-percent:0;mso-width-relative:margin;mso-height-relative:margin;v-text-anchor:middle" o:gfxdata="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" filled="f" strokecolor="#e00" strokeweight="2pt"/>
+            </w:pict>
+          </mc:Fallback>
+        </mc:AlternateContent>
+      </w:r>
+      <w:r>
+        <w:rPr>
+          <w:noProof/>
+        </w:rPr>
+        <mc:AlternateContent>
+          <mc:Choice Requires="wps">
+            <w:drawing>
+              <wp:anchor distT="0" distB="0" distL="114300" distR="114300" simplePos="0" relativeHeight="251659264" behindDoc="0" locked="0" layoutInCell="1" allowOverlap="1" wp14:anchorId="69888BDC" wp14:editId="6FDA76FA">
+                <wp:simplePos x="0" y="0"/>
+                <wp:positionH relativeFrom="column">
+                  <wp:posOffset>3390900</wp:posOffset>
+                </wp:positionH>
+                <wp:positionV relativeFrom="paragraph">
+                  <wp:posOffset>2444115</wp:posOffset>
+                </wp:positionV>
+                <wp:extent cx="1082040" cy="327660"/>
+                <wp:effectExtent l="0" t="0" r="22860" b="15240"/>
+                <wp:wrapNone/>
+                <wp:docPr id="509495026" name="Rectangle 6"/>
+                <wp:cNvGraphicFramePr/>
+                <a:graphic xmlns:a="http://schemas.openxmlformats.org/drawingml/2006/main">
+                  <a:graphicData uri="http://schemas.microsoft.com/office/word/2010/wordprocessingShape">
+                    <wps:wsp>
+                      <wps:cNvSpPr/>
+                      <wps:spPr>
+                        <a:xfrm>
+                          <a:off x="0" y="0"/>
+                          <a:ext cx="1082040" cy="327660"/>
+                        </a:xfrm>
+                        <a:prstGeom prst="rect">
+                          <a:avLst/>
+                        </a:prstGeom>
+                        <a:noFill/>
+                        <a:ln w="25400">
+                          <a:solidFill>
+                            <a:srgbClr val="EE0000"/>
+                          </a:solidFill>
+                        </a:ln>
+                      </wps:spPr>
+                      <wps:style>
+                        <a:lnRef idx="2">
+                          <a:schemeClr val="dk1"/>
+                        </a:lnRef>
+                        <a:fillRef idx="1">
+                          <a:schemeClr val="lt1"/>
+                        </a:fillRef>
+                        <a:effectRef idx="0">
+                          <a:schemeClr val="dk1"/>
+                        </a:effectRef>
+                        <a:fontRef idx="minor">
+                          <a:schemeClr val="dk1"/>
+                        </a:fontRef>
+                      </wps:style>
+                      <wps:bodyPr rot="0" spcFirstLastPara="0" vertOverflow="overflow" horzOverflow="overflow" vert="horz" wrap="square" lIns="91440" tIns="45720" rIns="91440" bIns="45720" numCol="1" spcCol="0" rtlCol="0" fromWordArt="0" anchor="ctr" anchorCtr="0" forceAA="0" compatLnSpc="1">
+                        <a:prstTxWarp prst="textNoShape">
+                          <a:avLst/>
+                        </a:prstTxWarp>
+                        <a:noAutofit/>
+                      </wps:bodyPr>
+                    </wps:wsp>
+                  </a:graphicData>
+                </a:graphic>
+              </wp:anchor>
+            </w:drawing>
+          </mc:Choice>
+          <mc:Fallback>
+            <w:pict>
+              <v:rect w14:anchorId="0DEB7B84" id="Rectangle 6" o:spid="_x0000_s1026" style="position:absolute;margin-left:267pt;margin-top:192.45pt;width:85.2pt;height:25.8pt;z-index:251659264;visibility:visible;mso-wrap-style:square;mso-wrap-distance-left:9pt;mso-wrap-distance-top:0;mso-wrap-distance-right:9pt;mso-wrap-distance-bottom:0;mso-position-horizontal:absolute;mso-position-horizontal-relative:text;mso-position-vertical:absolute;mso-position-vertical-relative:text;v-text-anchor:middle" o:gfxdata="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" filled="f" strokecolor="#e00" strokeweight="2pt"/>
+            </w:pict>
+          </mc:Fallback>
+        </mc:AlternateContent>
+      </w:r>
       <w:r>
         <w:drawing>
-          <wp:inline distT="0" distB="0" distL="0" distR="0" wp14:anchorId="4B47001E" wp14:editId="12B808FB">
-            <wp:extent cx="5731510" cy="3716655"/>
-            <wp:effectExtent l="0" t="0" r="2540" b="0"/>
-            <wp:docPr id="753380367" name="Picture 1"/>
+          <wp:inline distT="0" distB="0" distL="0" distR="0" wp14:anchorId="0697DE5C" wp14:editId="0B3A30EA">
+            <wp:extent cx="5106113" cy="2819794"/>
+            <wp:effectExtent l="0" t="0" r="0" b="0"/>
+            <wp:docPr id="1506673215" name="Picture 1"/>
             <wp:cNvGraphicFramePr>
               <a:graphicFrameLocks xmlns:a="http://schemas.openxmlformats.org/drawingml/2006/main" noChangeAspect="1"/>
             </wp:cNvGraphicFramePr>
@@ -16,11 +834,11 @@
               <a:graphicData uri="http://schemas.openxmlformats.org/drawingml/2006/picture">
                 <pic:pic xmlns:pic="http://schemas.openxmlformats.org/drawingml/2006/picture">
                   <pic:nvPicPr>
-                    <pic:cNvPr id="753380367" name=""/>
+                    <pic:cNvPr id="1506673215" name=""/>
                     <pic:cNvPicPr/>
                   </pic:nvPicPr>
                   <pic:blipFill>
-                    <a:blip r:embed="rId4"/>
+                    <a:blip r:embed="rId6"/>
                     <a:stretch>
                       <a:fillRect/>
                     </a:stretch>
@@ -28,7 +846,7 @@
                   <pic:spPr>
                     <a:xfrm>
                       <a:off x="0" y="0"/>
-                      <a:ext cx="5731510" cy="3716655"/>
+                      <a:ext cx="5106113" cy="2819794"/>
                     </a:xfrm>
                     <a:prstGeom prst="rect">
                       <a:avLst/>
@@ -41,14 +859,1884 @@
         </w:drawing>
       </w:r>
     </w:p>
-    <w:p/>
     <w:p>
+      <w:pPr>
+        <w:pStyle w:val="ListParagraph"/>
+      </w:pPr>
+    </w:p>
+    <w:p>
+      <w:pPr>
+        <w:pStyle w:val="ListParagraph"/>
+      </w:pPr>
+      <w:r>
+        <w:rPr>
+          <w:noProof/>
+        </w:rPr>
+        <mc:AlternateContent>
+          <mc:Choice Requires="wps">
+            <w:drawing>
+              <wp:anchor distT="0" distB="0" distL="114300" distR="114300" simplePos="0" relativeHeight="251786240" behindDoc="0" locked="0" layoutInCell="1" allowOverlap="1" wp14:anchorId="4815188B" wp14:editId="378C824E">
+                <wp:simplePos x="0" y="0"/>
+                <wp:positionH relativeFrom="column">
+                  <wp:posOffset>701040</wp:posOffset>
+                </wp:positionH>
+                <wp:positionV relativeFrom="paragraph">
+                  <wp:posOffset>4233545</wp:posOffset>
+                </wp:positionV>
+                <wp:extent cx="2499360" cy="525780"/>
+                <wp:effectExtent l="0" t="0" r="15240" b="26670"/>
+                <wp:wrapNone/>
+                <wp:docPr id="1467268429" name="Rectangle 6"/>
+                <wp:cNvGraphicFramePr/>
+                <a:graphic xmlns:a="http://schemas.openxmlformats.org/drawingml/2006/main">
+                  <a:graphicData uri="http://schemas.microsoft.com/office/word/2010/wordprocessingShape">
+                    <wps:wsp>
+                      <wps:cNvSpPr/>
+                      <wps:spPr>
+                        <a:xfrm>
+                          <a:off x="0" y="0"/>
+                          <a:ext cx="2499360" cy="525780"/>
+                        </a:xfrm>
+                        <a:prstGeom prst="rect">
+                          <a:avLst/>
+                        </a:prstGeom>
+                        <a:noFill/>
+                        <a:ln w="25400">
+                          <a:solidFill>
+                            <a:srgbClr val="EE0000"/>
+                          </a:solidFill>
+                        </a:ln>
+                      </wps:spPr>
+                      <wps:style>
+                        <a:lnRef idx="2">
+                          <a:schemeClr val="dk1"/>
+                        </a:lnRef>
+                        <a:fillRef idx="1">
+                          <a:schemeClr val="lt1"/>
+                        </a:fillRef>
+                        <a:effectRef idx="0">
+                          <a:schemeClr val="dk1"/>
+                        </a:effectRef>
+                        <a:fontRef idx="minor">
+                          <a:schemeClr val="dk1"/>
+                        </a:fontRef>
+                      </wps:style>
+                      <wps:bodyPr rot="0" spcFirstLastPara="0" vertOverflow="overflow" horzOverflow="overflow" vert="horz" wrap="square" lIns="91440" tIns="45720" rIns="91440" bIns="45720" numCol="1" spcCol="0" rtlCol="0" fromWordArt="0" anchor="ctr" anchorCtr="0" forceAA="0" compatLnSpc="1">
+                        <a:prstTxWarp prst="textNoShape">
+                          <a:avLst/>
+                        </a:prstTxWarp>
+                        <a:noAutofit/>
+                      </wps:bodyPr>
+                    </wps:wsp>
+                  </a:graphicData>
+                </a:graphic>
+                <wp14:sizeRelH relativeFrom="margin">
+                  <wp14:pctWidth>0</wp14:pctWidth>
+                </wp14:sizeRelH>
+                <wp14:sizeRelV relativeFrom="margin">
+                  <wp14:pctHeight>0</wp14:pctHeight>
+                </wp14:sizeRelV>
+              </wp:anchor>
+            </w:drawing>
+          </mc:Choice>
+          <mc:Fallback>
+            <w:pict>
+              <v:rect w14:anchorId="0269F30A" id="Rectangle 6" o:spid="_x0000_s1026" style="position:absolute;margin-left:55.2pt;margin-top:333.35pt;width:196.8pt;height:41.4pt;z-index:251786240;visibility:visible;mso-wrap-style:square;mso-width-percent:0;mso-height-percent:0;mso-wrap-distance-left:9pt;mso-wrap-distance-top:0;mso-wrap-distance-right:9pt;mso-wrap-distance-bottom:0;mso-position-horizontal:absolute;mso-position-horizontal-relative:text;mso-position-vertical:absolute;mso-position-vertical-relative:text;mso-width-percent:0;mso-height-percent:0;mso-width-relative:margin;mso-height-relative:margin;v-text-anchor:middle" o:gfxdata="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" filled="f" strokecolor="#e00" strokeweight="2pt"/>
+            </w:pict>
+          </mc:Fallback>
+        </mc:AlternateContent>
+      </w:r>
+      <w:r>
+        <w:rPr>
+          <w:noProof/>
+        </w:rPr>
+        <mc:AlternateContent>
+          <mc:Choice Requires="wps">
+            <w:drawing>
+              <wp:anchor distT="0" distB="0" distL="114300" distR="114300" simplePos="0" relativeHeight="251784192" behindDoc="0" locked="0" layoutInCell="1" allowOverlap="1" wp14:anchorId="2C2930DF" wp14:editId="5C018A63">
+                <wp:simplePos x="0" y="0"/>
+                <wp:positionH relativeFrom="column">
+                  <wp:posOffset>762000</wp:posOffset>
+                </wp:positionH>
+                <wp:positionV relativeFrom="paragraph">
+                  <wp:posOffset>2366645</wp:posOffset>
+                </wp:positionV>
+                <wp:extent cx="3208020" cy="426720"/>
+                <wp:effectExtent l="0" t="0" r="11430" b="11430"/>
+                <wp:wrapNone/>
+                <wp:docPr id="258572945" name="Rectangle 6"/>
+                <wp:cNvGraphicFramePr/>
+                <a:graphic xmlns:a="http://schemas.openxmlformats.org/drawingml/2006/main">
+                  <a:graphicData uri="http://schemas.microsoft.com/office/word/2010/wordprocessingShape">
+                    <wps:wsp>
+                      <wps:cNvSpPr/>
+                      <wps:spPr>
+                        <a:xfrm>
+                          <a:off x="0" y="0"/>
+                          <a:ext cx="3208020" cy="426720"/>
+                        </a:xfrm>
+                        <a:prstGeom prst="rect">
+                          <a:avLst/>
+                        </a:prstGeom>
+                        <a:noFill/>
+                        <a:ln w="25400">
+                          <a:solidFill>
+                            <a:srgbClr val="EE0000"/>
+                          </a:solidFill>
+                        </a:ln>
+                      </wps:spPr>
+                      <wps:style>
+                        <a:lnRef idx="2">
+                          <a:schemeClr val="dk1"/>
+                        </a:lnRef>
+                        <a:fillRef idx="1">
+                          <a:schemeClr val="lt1"/>
+                        </a:fillRef>
+                        <a:effectRef idx="0">
+                          <a:schemeClr val="dk1"/>
+                        </a:effectRef>
+                        <a:fontRef idx="minor">
+                          <a:schemeClr val="dk1"/>
+                        </a:fontRef>
+                      </wps:style>
+                      <wps:bodyPr rot="0" spcFirstLastPara="0" vertOverflow="overflow" horzOverflow="overflow" vert="horz" wrap="square" lIns="91440" tIns="45720" rIns="91440" bIns="45720" numCol="1" spcCol="0" rtlCol="0" fromWordArt="0" anchor="ctr" anchorCtr="0" forceAA="0" compatLnSpc="1">
+                        <a:prstTxWarp prst="textNoShape">
+                          <a:avLst/>
+                        </a:prstTxWarp>
+                        <a:noAutofit/>
+                      </wps:bodyPr>
+                    </wps:wsp>
+                  </a:graphicData>
+                </a:graphic>
+                <wp14:sizeRelH relativeFrom="margin">
+                  <wp14:pctWidth>0</wp14:pctWidth>
+                </wp14:sizeRelH>
+                <wp14:sizeRelV relativeFrom="margin">
+                  <wp14:pctHeight>0</wp14:pctHeight>
+                </wp14:sizeRelV>
+              </wp:anchor>
+            </w:drawing>
+          </mc:Choice>
+          <mc:Fallback>
+            <w:pict>
+              <v:rect w14:anchorId="019B85E2" id="Rectangle 6" o:spid="_x0000_s1026" style="position:absolute;margin-left:60pt;margin-top:186.35pt;width:252.6pt;height:33.6pt;z-index:251784192;visibility:visible;mso-wrap-style:square;mso-width-percent:0;mso-height-percent:0;mso-wrap-distance-left:9pt;mso-wrap-distance-top:0;mso-wrap-distance-right:9pt;mso-wrap-distance-bottom:0;mso-position-horizontal:absolute;mso-position-horizontal-relative:text;mso-position-vertical:absolute;mso-position-vertical-relative:text;mso-width-percent:0;mso-height-percent:0;mso-width-relative:margin;mso-height-relative:margin;v-text-anchor:middle" o:gfxdata="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" filled="f" strokecolor="#e00" strokeweight="2pt"/>
+            </w:pict>
+          </mc:Fallback>
+        </mc:AlternateContent>
+      </w:r>
+      <w:r>
+        <w:drawing>
+          <wp:inline distT="0" distB="0" distL="0" distR="0" wp14:anchorId="4CB4A253" wp14:editId="48C42737">
+            <wp:extent cx="5430008" cy="4972744"/>
+            <wp:effectExtent l="0" t="0" r="0" b="0"/>
+            <wp:docPr id="972684052" name="Picture 1"/>
+            <wp:cNvGraphicFramePr>
+              <a:graphicFrameLocks xmlns:a="http://schemas.openxmlformats.org/drawingml/2006/main" noChangeAspect="1"/>
+            </wp:cNvGraphicFramePr>
+            <a:graphic xmlns:a="http://schemas.openxmlformats.org/drawingml/2006/main">
+              <a:graphicData uri="http://schemas.openxmlformats.org/drawingml/2006/picture">
+                <pic:pic xmlns:pic="http://schemas.openxmlformats.org/drawingml/2006/picture">
+                  <pic:nvPicPr>
+                    <pic:cNvPr id="972684052" name=""/>
+                    <pic:cNvPicPr/>
+                  </pic:nvPicPr>
+                  <pic:blipFill>
+                    <a:blip r:embed="rId7"/>
+                    <a:stretch>
+                      <a:fillRect/>
+                    </a:stretch>
+                  </pic:blipFill>
+                  <pic:spPr>
+                    <a:xfrm>
+                      <a:off x="0" y="0"/>
+                      <a:ext cx="5430008" cy="4972744"/>
+                    </a:xfrm>
+                    <a:prstGeom prst="rect">
+                      <a:avLst/>
+                    </a:prstGeom>
+                  </pic:spPr>
+                </pic:pic>
+              </a:graphicData>
+            </a:graphic>
+          </wp:inline>
+        </w:drawing>
+      </w:r>
+    </w:p>
+    <w:p>
+      <w:pPr>
+        <w:pStyle w:val="ListParagraph"/>
+      </w:pPr>
+    </w:p>
+    <w:p>
+      <w:pPr>
+        <w:pStyle w:val="ListParagraph"/>
+      </w:pPr>
+    </w:p>
+    <w:p>
+      <w:pPr>
+        <w:pStyle w:val="ListParagraph"/>
+      </w:pPr>
+    </w:p>
+    <w:p>
+      <w:pPr>
+        <w:pStyle w:val="ListParagraph"/>
+      </w:pPr>
+    </w:p>
+    <w:p>
+      <w:pPr>
+        <w:pStyle w:val="ListParagraph"/>
+      </w:pPr>
+    </w:p>
+    <w:p>
+      <w:pPr>
+        <w:pStyle w:val="ListParagraph"/>
+        <w:numPr>
+          <w:ilvl w:val="0"/>
+          <w:numId w:val="1"/>
+        </w:numPr>
+      </w:pPr>
+      <w:r>
+        <w:lastRenderedPageBreak/>
+        <w:t xml:space="preserve">Open CGM Aprima app from desktop </w:t>
+      </w:r>
+    </w:p>
+    <w:p>
+      <w:r>
+        <w:rPr>
+          <w:noProof/>
+        </w:rPr>
+        <mc:AlternateContent>
+          <mc:Choice Requires="wps">
+            <w:drawing>
+              <wp:anchor distT="0" distB="0" distL="114300" distR="114300" simplePos="0" relativeHeight="251661312" behindDoc="0" locked="0" layoutInCell="1" allowOverlap="1" wp14:anchorId="6061F0B1" wp14:editId="26153FEF">
+                <wp:simplePos x="0" y="0"/>
+                <wp:positionH relativeFrom="margin">
+                  <wp:posOffset>289560</wp:posOffset>
+                </wp:positionH>
+                <wp:positionV relativeFrom="paragraph">
+                  <wp:posOffset>708660</wp:posOffset>
+                </wp:positionV>
+                <wp:extent cx="335280" cy="274320"/>
+                <wp:effectExtent l="0" t="0" r="26670" b="11430"/>
+                <wp:wrapNone/>
+                <wp:docPr id="908152488" name="Rectangle 6"/>
+                <wp:cNvGraphicFramePr/>
+                <a:graphic xmlns:a="http://schemas.openxmlformats.org/drawingml/2006/main">
+                  <a:graphicData uri="http://schemas.microsoft.com/office/word/2010/wordprocessingShape">
+                    <wps:wsp>
+                      <wps:cNvSpPr/>
+                      <wps:spPr>
+                        <a:xfrm>
+                          <a:off x="0" y="0"/>
+                          <a:ext cx="335280" cy="274320"/>
+                        </a:xfrm>
+                        <a:prstGeom prst="rect">
+                          <a:avLst/>
+                        </a:prstGeom>
+                        <a:noFill/>
+                        <a:ln w="25400">
+                          <a:solidFill>
+                            <a:srgbClr val="EE0000"/>
+                          </a:solidFill>
+                        </a:ln>
+                      </wps:spPr>
+                      <wps:style>
+                        <a:lnRef idx="2">
+                          <a:schemeClr val="dk1"/>
+                        </a:lnRef>
+                        <a:fillRef idx="1">
+                          <a:schemeClr val="lt1"/>
+                        </a:fillRef>
+                        <a:effectRef idx="0">
+                          <a:schemeClr val="dk1"/>
+                        </a:effectRef>
+                        <a:fontRef idx="minor">
+                          <a:schemeClr val="dk1"/>
+                        </a:fontRef>
+                      </wps:style>
+                      <wps:bodyPr rot="0" spcFirstLastPara="0" vertOverflow="overflow" horzOverflow="overflow" vert="horz" wrap="square" lIns="91440" tIns="45720" rIns="91440" bIns="45720" numCol="1" spcCol="0" rtlCol="0" fromWordArt="0" anchor="ctr" anchorCtr="0" forceAA="0" compatLnSpc="1">
+                        <a:prstTxWarp prst="textNoShape">
+                          <a:avLst/>
+                        </a:prstTxWarp>
+                        <a:noAutofit/>
+                      </wps:bodyPr>
+                    </wps:wsp>
+                  </a:graphicData>
+                </a:graphic>
+                <wp14:sizeRelH relativeFrom="margin">
+                  <wp14:pctWidth>0</wp14:pctWidth>
+                </wp14:sizeRelH>
+                <wp14:sizeRelV relativeFrom="margin">
+                  <wp14:pctHeight>0</wp14:pctHeight>
+                </wp14:sizeRelV>
+              </wp:anchor>
+            </w:drawing>
+          </mc:Choice>
+          <mc:Fallback>
+            <w:pict>
+              <v:rect w14:anchorId="28B8A0A1" id="Rectangle 6" o:spid="_x0000_s1026" style="position:absolute;margin-left:22.8pt;margin-top:55.8pt;width:26.4pt;height:21.6pt;z-index:251661312;visibility:visible;mso-wrap-style:square;mso-width-percent:0;mso-height-percent:0;mso-wrap-distance-left:9pt;mso-wrap-distance-top:0;mso-wrap-distance-right:9pt;mso-wrap-distance-bottom:0;mso-position-horizontal:absolute;mso-position-horizontal-relative:margin;mso-position-vertical:absolute;mso-position-vertical-relative:text;mso-width-percent:0;mso-height-percent:0;mso-width-relative:margin;mso-height-relative:margin;v-text-anchor:middle" o:gfxdata="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" filled="f" strokecolor="#e00" strokeweight="2pt">
+                <w10:wrap anchorx="margin"/>
+              </v:rect>
+            </w:pict>
+          </mc:Fallback>
+        </mc:AlternateContent>
+      </w:r>
       <w:r>
         <w:rPr>
           <w:noProof/>
         </w:rPr>
         <w:drawing>
-          <wp:inline distT="0" distB="0" distL="0" distR="0" wp14:anchorId="098E8B20" wp14:editId="27958129">
+          <wp:inline distT="0" distB="0" distL="0" distR="0" wp14:anchorId="73640556" wp14:editId="0C12B007">
+            <wp:extent cx="5731510" cy="3608705"/>
+            <wp:effectExtent l="0" t="0" r="2540" b="0"/>
+            <wp:docPr id="1508609447" name="Picture 1"/>
+            <wp:cNvGraphicFramePr>
+              <a:graphicFrameLocks xmlns:a="http://schemas.openxmlformats.org/drawingml/2006/main" noChangeAspect="1"/>
+            </wp:cNvGraphicFramePr>
+            <a:graphic xmlns:a="http://schemas.openxmlformats.org/drawingml/2006/main">
+              <a:graphicData uri="http://schemas.openxmlformats.org/drawingml/2006/picture">
+                <pic:pic xmlns:pic="http://schemas.openxmlformats.org/drawingml/2006/picture">
+                  <pic:nvPicPr>
+                    <pic:cNvPr id="1508609447" name=""/>
+                    <pic:cNvPicPr/>
+                  </pic:nvPicPr>
+                  <pic:blipFill>
+                    <a:blip r:embed="rId8"/>
+                    <a:stretch>
+                      <a:fillRect/>
+                    </a:stretch>
+                  </pic:blipFill>
+                  <pic:spPr>
+                    <a:xfrm>
+                      <a:off x="0" y="0"/>
+                      <a:ext cx="5731510" cy="3608705"/>
+                    </a:xfrm>
+                    <a:prstGeom prst="rect">
+                      <a:avLst/>
+                    </a:prstGeom>
+                  </pic:spPr>
+                </pic:pic>
+              </a:graphicData>
+            </a:graphic>
+          </wp:inline>
+        </w:drawing>
+      </w:r>
+    </w:p>
+    <w:p>
+      <w:pPr>
+        <w:pStyle w:val="ListParagraph"/>
+        <w:numPr>
+          <w:ilvl w:val="0"/>
+          <w:numId w:val="1"/>
+        </w:numPr>
+      </w:pPr>
+      <w:r>
+        <w:t>Login with valid password to application</w:t>
+      </w:r>
+    </w:p>
+    <w:p>
+      <w:pPr>
+        <w:pStyle w:val="Heading2"/>
+      </w:pPr>
+      <w:bookmarkStart w:id="2" w:name="_Toc225774501"/>
+      <w:r>
+        <w:rPr>
+          <w:noProof/>
+        </w:rPr>
+        <mc:AlternateContent>
+          <mc:Choice Requires="wps">
+            <w:drawing>
+              <wp:anchor distT="0" distB="0" distL="114300" distR="114300" simplePos="0" relativeHeight="251667456" behindDoc="0" locked="0" layoutInCell="1" allowOverlap="1" wp14:anchorId="66FCA140" wp14:editId="609AEFA1">
+                <wp:simplePos x="0" y="0"/>
+                <wp:positionH relativeFrom="column">
+                  <wp:posOffset>2781300</wp:posOffset>
+                </wp:positionH>
+                <wp:positionV relativeFrom="paragraph">
+                  <wp:posOffset>3368040</wp:posOffset>
+                </wp:positionV>
+                <wp:extent cx="586740" cy="259080"/>
+                <wp:effectExtent l="0" t="0" r="22860" b="26670"/>
+                <wp:wrapNone/>
+                <wp:docPr id="1970155178" name="Rectangle 6"/>
+                <wp:cNvGraphicFramePr/>
+                <a:graphic xmlns:a="http://schemas.openxmlformats.org/drawingml/2006/main">
+                  <a:graphicData uri="http://schemas.microsoft.com/office/word/2010/wordprocessingShape">
+                    <wps:wsp>
+                      <wps:cNvSpPr/>
+                      <wps:spPr>
+                        <a:xfrm>
+                          <a:off x="0" y="0"/>
+                          <a:ext cx="586740" cy="259080"/>
+                        </a:xfrm>
+                        <a:prstGeom prst="rect">
+                          <a:avLst/>
+                        </a:prstGeom>
+                        <a:noFill/>
+                        <a:ln w="25400">
+                          <a:solidFill>
+                            <a:srgbClr val="EE0000"/>
+                          </a:solidFill>
+                        </a:ln>
+                      </wps:spPr>
+                      <wps:style>
+                        <a:lnRef idx="2">
+                          <a:schemeClr val="dk1"/>
+                        </a:lnRef>
+                        <a:fillRef idx="1">
+                          <a:schemeClr val="lt1"/>
+                        </a:fillRef>
+                        <a:effectRef idx="0">
+                          <a:schemeClr val="dk1"/>
+                        </a:effectRef>
+                        <a:fontRef idx="minor">
+                          <a:schemeClr val="dk1"/>
+                        </a:fontRef>
+                      </wps:style>
+                      <wps:bodyPr rot="0" spcFirstLastPara="0" vertOverflow="overflow" horzOverflow="overflow" vert="horz" wrap="square" lIns="91440" tIns="45720" rIns="91440" bIns="45720" numCol="1" spcCol="0" rtlCol="0" fromWordArt="0" anchor="ctr" anchorCtr="0" forceAA="0" compatLnSpc="1">
+                        <a:prstTxWarp prst="textNoShape">
+                          <a:avLst/>
+                        </a:prstTxWarp>
+                        <a:noAutofit/>
+                      </wps:bodyPr>
+                    </wps:wsp>
+                  </a:graphicData>
+                </a:graphic>
+                <wp14:sizeRelH relativeFrom="margin">
+                  <wp14:pctWidth>0</wp14:pctWidth>
+                </wp14:sizeRelH>
+                <wp14:sizeRelV relativeFrom="margin">
+                  <wp14:pctHeight>0</wp14:pctHeight>
+                </wp14:sizeRelV>
+              </wp:anchor>
+            </w:drawing>
+          </mc:Choice>
+          <mc:Fallback>
+            <w:pict>
+              <v:rect w14:anchorId="02140F48" id="Rectangle 6" o:spid="_x0000_s1026" style="position:absolute;margin-left:219pt;margin-top:265.2pt;width:46.2pt;height:20.4pt;z-index:251667456;visibility:visible;mso-wrap-style:square;mso-width-percent:0;mso-height-percent:0;mso-wrap-distance-left:9pt;mso-wrap-distance-top:0;mso-wrap-distance-right:9pt;mso-wrap-distance-bottom:0;mso-position-horizontal:absolute;mso-position-horizontal-relative:text;mso-position-vertical:absolute;mso-position-vertical-relative:text;mso-width-percent:0;mso-height-percent:0;mso-width-relative:margin;mso-height-relative:margin;v-text-anchor:middle" o:gfxdata="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" filled="f" strokecolor="#e00" strokeweight="2pt"/>
+            </w:pict>
+          </mc:Fallback>
+        </mc:AlternateContent>
+      </w:r>
+      <w:r>
+        <w:rPr>
+          <w:noProof/>
+        </w:rPr>
+        <mc:AlternateContent>
+          <mc:Choice Requires="wps">
+            <w:drawing>
+              <wp:anchor distT="0" distB="0" distL="114300" distR="114300" simplePos="0" relativeHeight="251665408" behindDoc="0" locked="0" layoutInCell="1" allowOverlap="1" wp14:anchorId="0785C69E" wp14:editId="1271AA0C">
+                <wp:simplePos x="0" y="0"/>
+                <wp:positionH relativeFrom="column">
+                  <wp:posOffset>2903220</wp:posOffset>
+                </wp:positionH>
+                <wp:positionV relativeFrom="paragraph">
+                  <wp:posOffset>1973580</wp:posOffset>
+                </wp:positionV>
+                <wp:extent cx="1424940" cy="449580"/>
+                <wp:effectExtent l="0" t="0" r="22860" b="26670"/>
+                <wp:wrapNone/>
+                <wp:docPr id="72446365" name="Rectangle 6"/>
+                <wp:cNvGraphicFramePr/>
+                <a:graphic xmlns:a="http://schemas.openxmlformats.org/drawingml/2006/main">
+                  <a:graphicData uri="http://schemas.microsoft.com/office/word/2010/wordprocessingShape">
+                    <wps:wsp>
+                      <wps:cNvSpPr/>
+                      <wps:spPr>
+                        <a:xfrm>
+                          <a:off x="0" y="0"/>
+                          <a:ext cx="1424940" cy="449580"/>
+                        </a:xfrm>
+                        <a:prstGeom prst="rect">
+                          <a:avLst/>
+                        </a:prstGeom>
+                        <a:noFill/>
+                        <a:ln w="25400">
+                          <a:solidFill>
+                            <a:srgbClr val="EE0000"/>
+                          </a:solidFill>
+                        </a:ln>
+                      </wps:spPr>
+                      <wps:style>
+                        <a:lnRef idx="2">
+                          <a:schemeClr val="dk1"/>
+                        </a:lnRef>
+                        <a:fillRef idx="1">
+                          <a:schemeClr val="lt1"/>
+                        </a:fillRef>
+                        <a:effectRef idx="0">
+                          <a:schemeClr val="dk1"/>
+                        </a:effectRef>
+                        <a:fontRef idx="minor">
+                          <a:schemeClr val="dk1"/>
+                        </a:fontRef>
+                      </wps:style>
+                      <wps:txbx>
+                        <w:txbxContent>
+                          <w:p/>
+                        </w:txbxContent>
+                      </wps:txbx>
+                      <wps:bodyPr rot="0" spcFirstLastPara="0" vertOverflow="overflow" horzOverflow="overflow" vert="horz" wrap="square" lIns="91440" tIns="45720" rIns="91440" bIns="45720" numCol="1" spcCol="0" rtlCol="0" fromWordArt="0" anchor="ctr" anchorCtr="0" forceAA="0" compatLnSpc="1">
+                        <a:prstTxWarp prst="textNoShape">
+                          <a:avLst/>
+                        </a:prstTxWarp>
+                        <a:noAutofit/>
+                      </wps:bodyPr>
+                    </wps:wsp>
+                  </a:graphicData>
+                </a:graphic>
+                <wp14:sizeRelH relativeFrom="margin">
+                  <wp14:pctWidth>0</wp14:pctWidth>
+                </wp14:sizeRelH>
+                <wp14:sizeRelV relativeFrom="margin">
+                  <wp14:pctHeight>0</wp14:pctHeight>
+                </wp14:sizeRelV>
+              </wp:anchor>
+            </w:drawing>
+          </mc:Choice>
+          <mc:Fallback>
+            <w:pict>
+              <v:rect w14:anchorId="0785C69E" id="Rectangle 6" o:spid="_x0000_s1026" style="position:absolute;margin-left:228.6pt;margin-top:155.4pt;width:112.2pt;height:35.4pt;z-index:251665408;visibility:visible;mso-wrap-style:square;mso-width-percent:0;mso-height-percent:0;mso-wrap-distance-left:9pt;mso-wrap-distance-top:0;mso-wrap-distance-right:9pt;mso-wrap-distance-bottom:0;mso-position-horizontal:absolute;mso-position-horizontal-relative:text;mso-position-vertical:absolute;mso-position-vertical-relative:text;mso-width-percent:0;mso-height-percent:0;mso-width-relative:margin;mso-height-relative:margin;v-text-anchor:middle" o:gfxdata="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" filled="f" strokecolor="#e00" strokeweight="2pt">
+                <v:textbox>
+                  <w:txbxContent>
+                    <w:p/>
+                  </w:txbxContent>
+                </v:textbox>
+              </v:rect>
+            </w:pict>
+          </mc:Fallback>
+        </mc:AlternateContent>
+      </w:r>
+      <w:r>
+        <w:rPr>
+          <w:noProof/>
+        </w:rPr>
+        <w:drawing>
+          <wp:inline distT="0" distB="0" distL="0" distR="0" wp14:anchorId="774A2301" wp14:editId="54CF38CE">
+            <wp:extent cx="5731510" cy="3605530"/>
+            <wp:effectExtent l="0" t="0" r="2540" b="0"/>
+            <wp:docPr id="154429227" name="Picture 1"/>
+            <wp:cNvGraphicFramePr>
+              <a:graphicFrameLocks xmlns:a="http://schemas.openxmlformats.org/drawingml/2006/main" noChangeAspect="1"/>
+            </wp:cNvGraphicFramePr>
+            <a:graphic xmlns:a="http://schemas.openxmlformats.org/drawingml/2006/main">
+              <a:graphicData uri="http://schemas.openxmlformats.org/drawingml/2006/picture">
+                <pic:pic xmlns:pic="http://schemas.openxmlformats.org/drawingml/2006/picture">
+                  <pic:nvPicPr>
+                    <pic:cNvPr id="154429227" name=""/>
+                    <pic:cNvPicPr/>
+                  </pic:nvPicPr>
+                  <pic:blipFill>
+                    <a:blip r:embed="rId9"/>
+                    <a:stretch>
+                      <a:fillRect/>
+                    </a:stretch>
+                  </pic:blipFill>
+                  <pic:spPr>
+                    <a:xfrm>
+                      <a:off x="0" y="0"/>
+                      <a:ext cx="5731510" cy="3605530"/>
+                    </a:xfrm>
+                    <a:prstGeom prst="rect">
+                      <a:avLst/>
+                    </a:prstGeom>
+                  </pic:spPr>
+                </pic:pic>
+              </a:graphicData>
+            </a:graphic>
+          </wp:inline>
+        </w:drawing>
+      </w:r>
+      <w:bookmarkEnd w:id="2"/>
+    </w:p>
+    <w:p/>
+    <w:p/>
+    <w:p/>
+    <w:p/>
+    <w:p/>
+    <w:p>
+      <w:pPr>
+        <w:pStyle w:val="Heading2"/>
+      </w:pPr>
+      <w:r>
+        <w:lastRenderedPageBreak/>
+        <w:t>Patients With Visits by Insurance (Insurance Data, Last Visited, Provider Data)</w:t>
+      </w:r>
+    </w:p>
+    <w:p>
+      <w:pPr>
+        <w:pStyle w:val="ListParagraph"/>
+        <w:numPr>
+          <w:ilvl w:val="0"/>
+          <w:numId w:val="1"/>
+        </w:numPr>
+      </w:pPr>
+      <w:r>
+        <w:t>Navigate to Reports &gt; Reports</w:t>
+      </w:r>
+    </w:p>
+    <w:p>
+      <w:r>
+        <w:rPr>
+          <w:noProof/>
+        </w:rPr>
+        <mc:AlternateContent>
+          <mc:Choice Requires="wps">
+            <w:drawing>
+              <wp:anchor distT="0" distB="0" distL="114300" distR="114300" simplePos="0" relativeHeight="251670528" behindDoc="0" locked="0" layoutInCell="1" allowOverlap="1" wp14:anchorId="754A7EC8" wp14:editId="1A73C309">
+                <wp:simplePos x="0" y="0"/>
+                <wp:positionH relativeFrom="column">
+                  <wp:posOffset>91440</wp:posOffset>
+                </wp:positionH>
+                <wp:positionV relativeFrom="paragraph">
+                  <wp:posOffset>3246120</wp:posOffset>
+                </wp:positionV>
+                <wp:extent cx="586740" cy="259080"/>
+                <wp:effectExtent l="0" t="0" r="22860" b="26670"/>
+                <wp:wrapNone/>
+                <wp:docPr id="253762392" name="Rectangle 6"/>
+                <wp:cNvGraphicFramePr/>
+                <a:graphic xmlns:a="http://schemas.openxmlformats.org/drawingml/2006/main">
+                  <a:graphicData uri="http://schemas.microsoft.com/office/word/2010/wordprocessingShape">
+                    <wps:wsp>
+                      <wps:cNvSpPr/>
+                      <wps:spPr>
+                        <a:xfrm>
+                          <a:off x="0" y="0"/>
+                          <a:ext cx="586740" cy="259080"/>
+                        </a:xfrm>
+                        <a:prstGeom prst="rect">
+                          <a:avLst/>
+                        </a:prstGeom>
+                        <a:noFill/>
+                        <a:ln w="25400">
+                          <a:solidFill>
+                            <a:srgbClr val="EE0000"/>
+                          </a:solidFill>
+                        </a:ln>
+                      </wps:spPr>
+                      <wps:style>
+                        <a:lnRef idx="2">
+                          <a:schemeClr val="dk1"/>
+                        </a:lnRef>
+                        <a:fillRef idx="1">
+                          <a:schemeClr val="lt1"/>
+                        </a:fillRef>
+                        <a:effectRef idx="0">
+                          <a:schemeClr val="dk1"/>
+                        </a:effectRef>
+                        <a:fontRef idx="minor">
+                          <a:schemeClr val="dk1"/>
+                        </a:fontRef>
+                      </wps:style>
+                      <wps:bodyPr rot="0" spcFirstLastPara="0" vertOverflow="overflow" horzOverflow="overflow" vert="horz" wrap="square" lIns="91440" tIns="45720" rIns="91440" bIns="45720" numCol="1" spcCol="0" rtlCol="0" fromWordArt="0" anchor="ctr" anchorCtr="0" forceAA="0" compatLnSpc="1">
+                        <a:prstTxWarp prst="textNoShape">
+                          <a:avLst/>
+                        </a:prstTxWarp>
+                        <a:noAutofit/>
+                      </wps:bodyPr>
+                    </wps:wsp>
+                  </a:graphicData>
+                </a:graphic>
+                <wp14:sizeRelH relativeFrom="margin">
+                  <wp14:pctWidth>0</wp14:pctWidth>
+                </wp14:sizeRelH>
+                <wp14:sizeRelV relativeFrom="margin">
+                  <wp14:pctHeight>0</wp14:pctHeight>
+                </wp14:sizeRelV>
+              </wp:anchor>
+            </w:drawing>
+          </mc:Choice>
+          <mc:Fallback>
+            <w:pict>
+              <v:rect w14:anchorId="4AB86B62" id="Rectangle 6" o:spid="_x0000_s1026" style="position:absolute;margin-left:7.2pt;margin-top:255.6pt;width:46.2pt;height:20.4pt;z-index:251670528;visibility:visible;mso-wrap-style:square;mso-width-percent:0;mso-height-percent:0;mso-wrap-distance-left:9pt;mso-wrap-distance-top:0;mso-wrap-distance-right:9pt;mso-wrap-distance-bottom:0;mso-position-horizontal:absolute;mso-position-horizontal-relative:text;mso-position-vertical:absolute;mso-position-vertical-relative:text;mso-width-percent:0;mso-height-percent:0;mso-width-relative:margin;mso-height-relative:margin;v-text-anchor:middle" o:gfxdata="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" filled="f" strokecolor="#e00" strokeweight="2pt"/>
+            </w:pict>
+          </mc:Fallback>
+        </mc:AlternateContent>
+      </w:r>
+      <w:r>
+        <w:rPr>
+          <w:noProof/>
+        </w:rPr>
+        <mc:AlternateContent>
+          <mc:Choice Requires="wps">
+            <w:drawing>
+              <wp:anchor distT="0" distB="0" distL="114300" distR="114300" simplePos="0" relativeHeight="251668480" behindDoc="0" locked="0" layoutInCell="1" allowOverlap="1" wp14:anchorId="0FCEF254" wp14:editId="0BB01E8A">
+                <wp:simplePos x="0" y="0"/>
+                <wp:positionH relativeFrom="column">
+                  <wp:posOffset>746760</wp:posOffset>
+                </wp:positionH>
+                <wp:positionV relativeFrom="paragraph">
+                  <wp:posOffset>2506980</wp:posOffset>
+                </wp:positionV>
+                <wp:extent cx="609600" cy="617220"/>
+                <wp:effectExtent l="57150" t="57150" r="76200" b="87630"/>
+                <wp:wrapNone/>
+                <wp:docPr id="1301606720" name="Straight Arrow Connector 7"/>
+                <wp:cNvGraphicFramePr/>
+                <a:graphic xmlns:a="http://schemas.openxmlformats.org/drawingml/2006/main">
+                  <a:graphicData uri="http://schemas.microsoft.com/office/word/2010/wordprocessingShape">
+                    <wps:wsp>
+                      <wps:cNvCnPr/>
+                      <wps:spPr>
+                        <a:xfrm flipH="1">
+                          <a:off x="0" y="0"/>
+                          <a:ext cx="609600" cy="617220"/>
+                        </a:xfrm>
+                        <a:prstGeom prst="straightConnector1">
+                          <a:avLst/>
+                        </a:prstGeom>
+                        <a:ln w="25400">
+                          <a:solidFill>
+                            <a:srgbClr val="EE0000"/>
+                          </a:solidFill>
+                          <a:tailEnd type="triangle"/>
+                        </a:ln>
+                        <a:effectLst>
+                          <a:glow rad="63500">
+                            <a:schemeClr val="accent3">
+                              <a:satMod val="175000"/>
+                              <a:alpha val="40000"/>
+                            </a:schemeClr>
+                          </a:glow>
+                        </a:effectLst>
+                      </wps:spPr>
+                      <wps:style>
+                        <a:lnRef idx="1">
+                          <a:schemeClr val="accent1"/>
+                        </a:lnRef>
+                        <a:fillRef idx="0">
+                          <a:schemeClr val="accent1"/>
+                        </a:fillRef>
+                        <a:effectRef idx="0">
+                          <a:schemeClr val="accent1"/>
+                        </a:effectRef>
+                        <a:fontRef idx="minor">
+                          <a:schemeClr val="tx1"/>
+                        </a:fontRef>
+                      </wps:style>
+                      <wps:bodyPr/>
+                    </wps:wsp>
+                  </a:graphicData>
+                </a:graphic>
+              </wp:anchor>
+            </w:drawing>
+          </mc:Choice>
+          <mc:Fallback>
+            <w:pict>
+              <v:shapetype w14:anchorId="7AC2D870" id="_x0000_t32" coordsize="21600,21600" o:spt="32" o:oned="t" path="m,l21600,21600e" filled="f">
+                <v:path arrowok="t" fillok="f" o:connecttype="none"/>
+                <o:lock v:ext="edit" shapetype="t"/>
+              </v:shapetype>
+              <v:shape id="Straight Arrow Connector 7" o:spid="_x0000_s1026" type="#_x0000_t32" style="position:absolute;margin-left:58.8pt;margin-top:197.4pt;width:48pt;height:48.6pt;flip:x;z-index:251668480;visibility:visible;mso-wrap-style:square;mso-wrap-distance-left:9pt;mso-wrap-distance-top:0;mso-wrap-distance-right:9pt;mso-wrap-distance-bottom:0;mso-position-horizontal:absolute;mso-position-horizontal-relative:text;mso-position-vertical:absolute;mso-position-vertical-relative:text" o:gfxdata="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" strokecolor="#e00" strokeweight="2pt">
+                <v:stroke endarrow="block" joinstyle="miter"/>
+              </v:shape>
+            </w:pict>
+          </mc:Fallback>
+        </mc:AlternateContent>
+      </w:r>
+      <w:r>
+        <w:rPr>
+          <w:noProof/>
+        </w:rPr>
+        <w:drawing>
+          <wp:inline distT="0" distB="0" distL="0" distR="0" wp14:anchorId="08DDFCE7" wp14:editId="1B551F15">
+            <wp:extent cx="6645910" cy="3986530"/>
+            <wp:effectExtent l="0" t="0" r="2540" b="0"/>
+            <wp:docPr id="2084757173" name="Picture 1"/>
+            <wp:cNvGraphicFramePr>
+              <a:graphicFrameLocks xmlns:a="http://schemas.openxmlformats.org/drawingml/2006/main" noChangeAspect="1"/>
+            </wp:cNvGraphicFramePr>
+            <a:graphic xmlns:a="http://schemas.openxmlformats.org/drawingml/2006/main">
+              <a:graphicData uri="http://schemas.openxmlformats.org/drawingml/2006/picture">
+                <pic:pic xmlns:pic="http://schemas.openxmlformats.org/drawingml/2006/picture">
+                  <pic:nvPicPr>
+                    <pic:cNvPr id="2084757173" name=""/>
+                    <pic:cNvPicPr/>
+                  </pic:nvPicPr>
+                  <pic:blipFill>
+                    <a:blip r:embed="rId10"/>
+                    <a:stretch>
+                      <a:fillRect/>
+                    </a:stretch>
+                  </pic:blipFill>
+                  <pic:spPr>
+                    <a:xfrm>
+                      <a:off x="0" y="0"/>
+                      <a:ext cx="6645910" cy="3986530"/>
+                    </a:xfrm>
+                    <a:prstGeom prst="rect">
+                      <a:avLst/>
+                    </a:prstGeom>
+                  </pic:spPr>
+                </pic:pic>
+              </a:graphicData>
+            </a:graphic>
+          </wp:inline>
+        </w:drawing>
+      </w:r>
+    </w:p>
+    <w:p/>
+    <w:p>
+      <w:pPr>
+        <w:pStyle w:val="ListParagraph"/>
+        <w:numPr>
+          <w:ilvl w:val="0"/>
+          <w:numId w:val="1"/>
+        </w:numPr>
+      </w:pPr>
+      <w:r>
+        <w:t>Navigate to Reports &gt; Reports &gt; Clinical Quality</w:t>
+      </w:r>
+    </w:p>
+    <w:p>
+      <w:r>
+        <w:rPr>
+          <w:noProof/>
+        </w:rPr>
+        <mc:AlternateContent>
+          <mc:Choice Requires="wps">
+            <w:drawing>
+              <wp:anchor distT="0" distB="0" distL="114300" distR="114300" simplePos="0" relativeHeight="251674624" behindDoc="0" locked="0" layoutInCell="1" allowOverlap="1" wp14:anchorId="25887702" wp14:editId="1530B468">
+                <wp:simplePos x="0" y="0"/>
+                <wp:positionH relativeFrom="column">
+                  <wp:posOffset>739140</wp:posOffset>
+                </wp:positionH>
+                <wp:positionV relativeFrom="paragraph">
+                  <wp:posOffset>1729740</wp:posOffset>
+                </wp:positionV>
+                <wp:extent cx="609600" cy="617220"/>
+                <wp:effectExtent l="57150" t="57150" r="76200" b="87630"/>
+                <wp:wrapNone/>
+                <wp:docPr id="1364397298" name="Straight Arrow Connector 7"/>
+                <wp:cNvGraphicFramePr/>
+                <a:graphic xmlns:a="http://schemas.openxmlformats.org/drawingml/2006/main">
+                  <a:graphicData uri="http://schemas.microsoft.com/office/word/2010/wordprocessingShape">
+                    <wps:wsp>
+                      <wps:cNvCnPr/>
+                      <wps:spPr>
+                        <a:xfrm flipH="1">
+                          <a:off x="0" y="0"/>
+                          <a:ext cx="609600" cy="617220"/>
+                        </a:xfrm>
+                        <a:prstGeom prst="straightConnector1">
+                          <a:avLst/>
+                        </a:prstGeom>
+                        <a:ln w="25400">
+                          <a:solidFill>
+                            <a:srgbClr val="EE0000"/>
+                          </a:solidFill>
+                          <a:tailEnd type="triangle"/>
+                        </a:ln>
+                        <a:effectLst>
+                          <a:glow rad="63500">
+                            <a:schemeClr val="accent3">
+                              <a:satMod val="175000"/>
+                              <a:alpha val="40000"/>
+                            </a:schemeClr>
+                          </a:glow>
+                        </a:effectLst>
+                      </wps:spPr>
+                      <wps:style>
+                        <a:lnRef idx="1">
+                          <a:schemeClr val="accent1"/>
+                        </a:lnRef>
+                        <a:fillRef idx="0">
+                          <a:schemeClr val="accent1"/>
+                        </a:fillRef>
+                        <a:effectRef idx="0">
+                          <a:schemeClr val="accent1"/>
+                        </a:effectRef>
+                        <a:fontRef idx="minor">
+                          <a:schemeClr val="tx1"/>
+                        </a:fontRef>
+                      </wps:style>
+                      <wps:bodyPr/>
+                    </wps:wsp>
+                  </a:graphicData>
+                </a:graphic>
+              </wp:anchor>
+            </w:drawing>
+          </mc:Choice>
+          <mc:Fallback>
+            <w:pict>
+              <v:shape w14:anchorId="5B7AF9C6" id="Straight Arrow Connector 7" o:spid="_x0000_s1026" type="#_x0000_t32" style="position:absolute;margin-left:58.2pt;margin-top:136.2pt;width:48pt;height:48.6pt;flip:x;z-index:251674624;visibility:visible;mso-wrap-style:square;mso-wrap-distance-left:9pt;mso-wrap-distance-top:0;mso-wrap-distance-right:9pt;mso-wrap-distance-bottom:0;mso-position-horizontal:absolute;mso-position-horizontal-relative:text;mso-position-vertical:absolute;mso-position-vertical-relative:text" o:gfxdata="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" strokecolor="#e00" strokeweight="2pt">
+                <v:stroke endarrow="block" joinstyle="miter"/>
+              </v:shape>
+            </w:pict>
+          </mc:Fallback>
+        </mc:AlternateContent>
+      </w:r>
+      <w:r>
+        <w:rPr>
+          <w:noProof/>
+        </w:rPr>
+        <mc:AlternateContent>
+          <mc:Choice Requires="wps">
+            <w:drawing>
+              <wp:anchor distT="0" distB="0" distL="114300" distR="114300" simplePos="0" relativeHeight="251672576" behindDoc="0" locked="0" layoutInCell="1" allowOverlap="1" wp14:anchorId="3D2C1077" wp14:editId="6918AB0D">
+                <wp:simplePos x="0" y="0"/>
+                <wp:positionH relativeFrom="column">
+                  <wp:posOffset>53340</wp:posOffset>
+                </wp:positionH>
+                <wp:positionV relativeFrom="paragraph">
+                  <wp:posOffset>2392680</wp:posOffset>
+                </wp:positionV>
+                <wp:extent cx="586740" cy="259080"/>
+                <wp:effectExtent l="0" t="0" r="22860" b="26670"/>
+                <wp:wrapNone/>
+                <wp:docPr id="128149338" name="Rectangle 6"/>
+                <wp:cNvGraphicFramePr/>
+                <a:graphic xmlns:a="http://schemas.openxmlformats.org/drawingml/2006/main">
+                  <a:graphicData uri="http://schemas.microsoft.com/office/word/2010/wordprocessingShape">
+                    <wps:wsp>
+                      <wps:cNvSpPr/>
+                      <wps:spPr>
+                        <a:xfrm>
+                          <a:off x="0" y="0"/>
+                          <a:ext cx="586740" cy="259080"/>
+                        </a:xfrm>
+                        <a:prstGeom prst="rect">
+                          <a:avLst/>
+                        </a:prstGeom>
+                        <a:noFill/>
+                        <a:ln w="25400">
+                          <a:solidFill>
+                            <a:srgbClr val="EE0000"/>
+                          </a:solidFill>
+                        </a:ln>
+                      </wps:spPr>
+                      <wps:style>
+                        <a:lnRef idx="2">
+                          <a:schemeClr val="dk1"/>
+                        </a:lnRef>
+                        <a:fillRef idx="1">
+                          <a:schemeClr val="lt1"/>
+                        </a:fillRef>
+                        <a:effectRef idx="0">
+                          <a:schemeClr val="dk1"/>
+                        </a:effectRef>
+                        <a:fontRef idx="minor">
+                          <a:schemeClr val="dk1"/>
+                        </a:fontRef>
+                      </wps:style>
+                      <wps:bodyPr rot="0" spcFirstLastPara="0" vertOverflow="overflow" horzOverflow="overflow" vert="horz" wrap="square" lIns="91440" tIns="45720" rIns="91440" bIns="45720" numCol="1" spcCol="0" rtlCol="0" fromWordArt="0" anchor="ctr" anchorCtr="0" forceAA="0" compatLnSpc="1">
+                        <a:prstTxWarp prst="textNoShape">
+                          <a:avLst/>
+                        </a:prstTxWarp>
+                        <a:noAutofit/>
+                      </wps:bodyPr>
+                    </wps:wsp>
+                  </a:graphicData>
+                </a:graphic>
+                <wp14:sizeRelH relativeFrom="margin">
+                  <wp14:pctWidth>0</wp14:pctWidth>
+                </wp14:sizeRelH>
+                <wp14:sizeRelV relativeFrom="margin">
+                  <wp14:pctHeight>0</wp14:pctHeight>
+                </wp14:sizeRelV>
+              </wp:anchor>
+            </w:drawing>
+          </mc:Choice>
+          <mc:Fallback>
+            <w:pict>
+              <v:rect w14:anchorId="0031F77A" id="Rectangle 6" o:spid="_x0000_s1026" style="position:absolute;margin-left:4.2pt;margin-top:188.4pt;width:46.2pt;height:20.4pt;z-index:251672576;visibility:visible;mso-wrap-style:square;mso-width-percent:0;mso-height-percent:0;mso-wrap-distance-left:9pt;mso-wrap-distance-top:0;mso-wrap-distance-right:9pt;mso-wrap-distance-bottom:0;mso-position-horizontal:absolute;mso-position-horizontal-relative:text;mso-position-vertical:absolute;mso-position-vertical-relative:text;mso-width-percent:0;mso-height-percent:0;mso-width-relative:margin;mso-height-relative:margin;v-text-anchor:middle" o:gfxdata="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" filled="f" strokecolor="#e00" strokeweight="2pt"/>
+            </w:pict>
+          </mc:Fallback>
+        </mc:AlternateContent>
+      </w:r>
+      <w:r>
+        <w:rPr>
+          <w:noProof/>
+        </w:rPr>
+        <w:drawing>
+          <wp:inline distT="0" distB="0" distL="0" distR="0" wp14:anchorId="41A56C96" wp14:editId="6297C8FA">
+            <wp:extent cx="6645910" cy="3805555"/>
+            <wp:effectExtent l="0" t="0" r="2540" b="4445"/>
+            <wp:docPr id="990547222" name="Picture 1"/>
+            <wp:cNvGraphicFramePr>
+              <a:graphicFrameLocks xmlns:a="http://schemas.openxmlformats.org/drawingml/2006/main" noChangeAspect="1"/>
+            </wp:cNvGraphicFramePr>
+            <a:graphic xmlns:a="http://schemas.openxmlformats.org/drawingml/2006/main">
+              <a:graphicData uri="http://schemas.openxmlformats.org/drawingml/2006/picture">
+                <pic:pic xmlns:pic="http://schemas.openxmlformats.org/drawingml/2006/picture">
+                  <pic:nvPicPr>
+                    <pic:cNvPr id="990547222" name=""/>
+                    <pic:cNvPicPr/>
+                  </pic:nvPicPr>
+                  <pic:blipFill>
+                    <a:blip r:embed="rId11"/>
+                    <a:stretch>
+                      <a:fillRect/>
+                    </a:stretch>
+                  </pic:blipFill>
+                  <pic:spPr>
+                    <a:xfrm>
+                      <a:off x="0" y="0"/>
+                      <a:ext cx="6645910" cy="3805555"/>
+                    </a:xfrm>
+                    <a:prstGeom prst="rect">
+                      <a:avLst/>
+                    </a:prstGeom>
+                  </pic:spPr>
+                </pic:pic>
+              </a:graphicData>
+            </a:graphic>
+          </wp:inline>
+        </w:drawing>
+      </w:r>
+    </w:p>
+    <w:p/>
+    <w:p/>
+    <w:p/>
+    <w:p>
+      <w:pPr>
+        <w:pStyle w:val="ListParagraph"/>
+        <w:numPr>
+          <w:ilvl w:val="0"/>
+          <w:numId w:val="1"/>
+        </w:numPr>
+      </w:pPr>
+      <w:r>
+        <w:t>Navigate to Reports &gt; Reports &gt; Clinical Quality &gt; Patient With Visits By Insurance</w:t>
+      </w:r>
+    </w:p>
+    <w:p>
+      <w:r>
+        <w:rPr>
+          <w:noProof/>
+        </w:rPr>
+        <mc:AlternateContent>
+          <mc:Choice Requires="wps">
+            <w:drawing>
+              <wp:anchor distT="0" distB="0" distL="114300" distR="114300" simplePos="0" relativeHeight="251678720" behindDoc="0" locked="0" layoutInCell="1" allowOverlap="1" wp14:anchorId="35A06D2B" wp14:editId="0B1E472B">
+                <wp:simplePos x="0" y="0"/>
+                <wp:positionH relativeFrom="column">
+                  <wp:posOffset>106680</wp:posOffset>
+                </wp:positionH>
+                <wp:positionV relativeFrom="paragraph">
+                  <wp:posOffset>2401570</wp:posOffset>
+                </wp:positionV>
+                <wp:extent cx="910590" cy="259080"/>
+                <wp:effectExtent l="0" t="0" r="22860" b="26670"/>
+                <wp:wrapNone/>
+                <wp:docPr id="2100518306" name="Rectangle 6"/>
+                <wp:cNvGraphicFramePr/>
+                <a:graphic xmlns:a="http://schemas.openxmlformats.org/drawingml/2006/main">
+                  <a:graphicData uri="http://schemas.microsoft.com/office/word/2010/wordprocessingShape">
+                    <wps:wsp>
+                      <wps:cNvSpPr/>
+                      <wps:spPr>
+                        <a:xfrm>
+                          <a:off x="0" y="0"/>
+                          <a:ext cx="910590" cy="259080"/>
+                        </a:xfrm>
+                        <a:prstGeom prst="rect">
+                          <a:avLst/>
+                        </a:prstGeom>
+                        <a:noFill/>
+                        <a:ln w="25400">
+                          <a:solidFill>
+                            <a:srgbClr val="EE0000"/>
+                          </a:solidFill>
+                        </a:ln>
+                      </wps:spPr>
+                      <wps:style>
+                        <a:lnRef idx="2">
+                          <a:schemeClr val="dk1"/>
+                        </a:lnRef>
+                        <a:fillRef idx="1">
+                          <a:schemeClr val="lt1"/>
+                        </a:fillRef>
+                        <a:effectRef idx="0">
+                          <a:schemeClr val="dk1"/>
+                        </a:effectRef>
+                        <a:fontRef idx="minor">
+                          <a:schemeClr val="dk1"/>
+                        </a:fontRef>
+                      </wps:style>
+                      <wps:bodyPr rot="0" spcFirstLastPara="0" vertOverflow="overflow" horzOverflow="overflow" vert="horz" wrap="square" lIns="91440" tIns="45720" rIns="91440" bIns="45720" numCol="1" spcCol="0" rtlCol="0" fromWordArt="0" anchor="ctr" anchorCtr="0" forceAA="0" compatLnSpc="1">
+                        <a:prstTxWarp prst="textNoShape">
+                          <a:avLst/>
+                        </a:prstTxWarp>
+                        <a:noAutofit/>
+                      </wps:bodyPr>
+                    </wps:wsp>
+                  </a:graphicData>
+                </a:graphic>
+                <wp14:sizeRelH relativeFrom="margin">
+                  <wp14:pctWidth>0</wp14:pctWidth>
+                </wp14:sizeRelH>
+                <wp14:sizeRelV relativeFrom="margin">
+                  <wp14:pctHeight>0</wp14:pctHeight>
+                </wp14:sizeRelV>
+              </wp:anchor>
+            </w:drawing>
+          </mc:Choice>
+          <mc:Fallback>
+            <w:pict>
+              <v:rect w14:anchorId="34F1973C" id="Rectangle 6" o:spid="_x0000_s1026" style="position:absolute;margin-left:8.4pt;margin-top:189.1pt;width:71.7pt;height:20.4pt;z-index:251678720;visibility:visible;mso-wrap-style:square;mso-width-percent:0;mso-height-percent:0;mso-wrap-distance-left:9pt;mso-wrap-distance-top:0;mso-wrap-distance-right:9pt;mso-wrap-distance-bottom:0;mso-position-horizontal:absolute;mso-position-horizontal-relative:text;mso-position-vertical:absolute;mso-position-vertical-relative:text;mso-width-percent:0;mso-height-percent:0;mso-width-relative:margin;mso-height-relative:margin;v-text-anchor:middle" o:gfxdata="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" filled="f" strokecolor="#e00" strokeweight="2pt"/>
+            </w:pict>
+          </mc:Fallback>
+        </mc:AlternateContent>
+      </w:r>
+      <w:r>
+        <w:rPr>
+          <w:noProof/>
+        </w:rPr>
+        <mc:AlternateContent>
+          <mc:Choice Requires="wps">
+            <w:drawing>
+              <wp:anchor distT="0" distB="0" distL="114300" distR="114300" simplePos="0" relativeHeight="251676672" behindDoc="0" locked="0" layoutInCell="1" allowOverlap="1" wp14:anchorId="7EB787F5" wp14:editId="518B9CB0">
+                <wp:simplePos x="0" y="0"/>
+                <wp:positionH relativeFrom="column">
+                  <wp:posOffset>1021080</wp:posOffset>
+                </wp:positionH>
+                <wp:positionV relativeFrom="paragraph">
+                  <wp:posOffset>1929130</wp:posOffset>
+                </wp:positionV>
+                <wp:extent cx="609600" cy="617220"/>
+                <wp:effectExtent l="57150" t="57150" r="76200" b="87630"/>
+                <wp:wrapNone/>
+                <wp:docPr id="1261866274" name="Straight Arrow Connector 7"/>
+                <wp:cNvGraphicFramePr/>
+                <a:graphic xmlns:a="http://schemas.openxmlformats.org/drawingml/2006/main">
+                  <a:graphicData uri="http://schemas.microsoft.com/office/word/2010/wordprocessingShape">
+                    <wps:wsp>
+                      <wps:cNvCnPr/>
+                      <wps:spPr>
+                        <a:xfrm flipH="1">
+                          <a:off x="0" y="0"/>
+                          <a:ext cx="609600" cy="617220"/>
+                        </a:xfrm>
+                        <a:prstGeom prst="straightConnector1">
+                          <a:avLst/>
+                        </a:prstGeom>
+                        <a:ln w="25400">
+                          <a:solidFill>
+                            <a:srgbClr val="EE0000"/>
+                          </a:solidFill>
+                          <a:tailEnd type="triangle"/>
+                        </a:ln>
+                        <a:effectLst>
+                          <a:glow rad="63500">
+                            <a:schemeClr val="accent3">
+                              <a:satMod val="175000"/>
+                              <a:alpha val="40000"/>
+                            </a:schemeClr>
+                          </a:glow>
+                        </a:effectLst>
+                      </wps:spPr>
+                      <wps:style>
+                        <a:lnRef idx="1">
+                          <a:schemeClr val="accent1"/>
+                        </a:lnRef>
+                        <a:fillRef idx="0">
+                          <a:schemeClr val="accent1"/>
+                        </a:fillRef>
+                        <a:effectRef idx="0">
+                          <a:schemeClr val="accent1"/>
+                        </a:effectRef>
+                        <a:fontRef idx="minor">
+                          <a:schemeClr val="tx1"/>
+                        </a:fontRef>
+                      </wps:style>
+                      <wps:bodyPr/>
+                    </wps:wsp>
+                  </a:graphicData>
+                </a:graphic>
+              </wp:anchor>
+            </w:drawing>
+          </mc:Choice>
+          <mc:Fallback>
+            <w:pict>
+              <v:shape w14:anchorId="5DA63DA5" id="Straight Arrow Connector 7" o:spid="_x0000_s1026" type="#_x0000_t32" style="position:absolute;margin-left:80.4pt;margin-top:151.9pt;width:48pt;height:48.6pt;flip:x;z-index:251676672;visibility:visible;mso-wrap-style:square;mso-wrap-distance-left:9pt;mso-wrap-distance-top:0;mso-wrap-distance-right:9pt;mso-wrap-distance-bottom:0;mso-position-horizontal:absolute;mso-position-horizontal-relative:text;mso-position-vertical:absolute;mso-position-vertical-relative:text" o:gfxdata="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" strokecolor="#e00" strokeweight="2pt">
+                <v:stroke endarrow="block" joinstyle="miter"/>
+              </v:shape>
+            </w:pict>
+          </mc:Fallback>
+        </mc:AlternateContent>
+      </w:r>
+      <w:r>
+        <w:rPr>
+          <w:noProof/>
+        </w:rPr>
+        <w:drawing>
+          <wp:inline distT="0" distB="0" distL="0" distR="0" wp14:anchorId="2A896B28" wp14:editId="714789F8">
+            <wp:extent cx="6645910" cy="3644265"/>
+            <wp:effectExtent l="0" t="0" r="2540" b="0"/>
+            <wp:docPr id="549316626" name="Picture 1"/>
+            <wp:cNvGraphicFramePr>
+              <a:graphicFrameLocks xmlns:a="http://schemas.openxmlformats.org/drawingml/2006/main" noChangeAspect="1"/>
+            </wp:cNvGraphicFramePr>
+            <a:graphic xmlns:a="http://schemas.openxmlformats.org/drawingml/2006/main">
+              <a:graphicData uri="http://schemas.openxmlformats.org/drawingml/2006/picture">
+                <pic:pic xmlns:pic="http://schemas.openxmlformats.org/drawingml/2006/picture">
+                  <pic:nvPicPr>
+                    <pic:cNvPr id="549316626" name=""/>
+                    <pic:cNvPicPr/>
+                  </pic:nvPicPr>
+                  <pic:blipFill>
+                    <a:blip r:embed="rId12"/>
+                    <a:stretch>
+                      <a:fillRect/>
+                    </a:stretch>
+                  </pic:blipFill>
+                  <pic:spPr>
+                    <a:xfrm>
+                      <a:off x="0" y="0"/>
+                      <a:ext cx="6645910" cy="3644265"/>
+                    </a:xfrm>
+                    <a:prstGeom prst="rect">
+                      <a:avLst/>
+                    </a:prstGeom>
+                  </pic:spPr>
+                </pic:pic>
+              </a:graphicData>
+            </a:graphic>
+          </wp:inline>
+        </w:drawing>
+      </w:r>
+    </w:p>
+    <w:p/>
+    <w:p>
+      <w:pPr>
+        <w:pStyle w:val="ListParagraph"/>
+        <w:numPr>
+          <w:ilvl w:val="0"/>
+          <w:numId w:val="1"/>
+        </w:numPr>
+      </w:pPr>
+      <w:r>
+        <w:t>Apply the filter as shown in picture (Visit dates past 1 year)</w:t>
+      </w:r>
+    </w:p>
+    <w:p>
+      <w:r>
+        <w:rPr>
+          <w:noProof/>
+        </w:rPr>
+        <mc:AlternateContent>
+          <mc:Choice Requires="wps">
+            <w:drawing>
+              <wp:anchor distT="0" distB="0" distL="114300" distR="114300" simplePos="0" relativeHeight="251788288" behindDoc="0" locked="0" layoutInCell="1" allowOverlap="1" wp14:anchorId="1D31FAFB" wp14:editId="71359F61">
+                <wp:simplePos x="0" y="0"/>
+                <wp:positionH relativeFrom="column">
+                  <wp:posOffset>1089660</wp:posOffset>
+                </wp:positionH>
+                <wp:positionV relativeFrom="paragraph">
+                  <wp:posOffset>598169</wp:posOffset>
+                </wp:positionV>
+                <wp:extent cx="1135380" cy="155575"/>
+                <wp:effectExtent l="76200" t="95250" r="83820" b="92075"/>
+                <wp:wrapNone/>
+                <wp:docPr id="2028577505" name="Straight Arrow Connector 7"/>
+                <wp:cNvGraphicFramePr/>
+                <a:graphic xmlns:a="http://schemas.openxmlformats.org/drawingml/2006/main">
+                  <a:graphicData uri="http://schemas.microsoft.com/office/word/2010/wordprocessingShape">
+                    <wps:wsp>
+                      <wps:cNvCnPr/>
+                      <wps:spPr>
+                        <a:xfrm flipH="1" flipV="1">
+                          <a:off x="0" y="0"/>
+                          <a:ext cx="1135380" cy="155575"/>
+                        </a:xfrm>
+                        <a:prstGeom prst="straightConnector1">
+                          <a:avLst/>
+                        </a:prstGeom>
+                        <a:ln w="25400">
+                          <a:solidFill>
+                            <a:srgbClr val="EE0000"/>
+                          </a:solidFill>
+                          <a:tailEnd type="triangle"/>
+                        </a:ln>
+                        <a:effectLst>
+                          <a:glow rad="63500">
+                            <a:schemeClr val="accent3">
+                              <a:satMod val="175000"/>
+                              <a:alpha val="40000"/>
+                            </a:schemeClr>
+                          </a:glow>
+                        </a:effectLst>
+                      </wps:spPr>
+                      <wps:style>
+                        <a:lnRef idx="1">
+                          <a:schemeClr val="accent1"/>
+                        </a:lnRef>
+                        <a:fillRef idx="0">
+                          <a:schemeClr val="accent1"/>
+                        </a:fillRef>
+                        <a:effectRef idx="0">
+                          <a:schemeClr val="accent1"/>
+                        </a:effectRef>
+                        <a:fontRef idx="minor">
+                          <a:schemeClr val="tx1"/>
+                        </a:fontRef>
+                      </wps:style>
+                      <wps:bodyPr/>
+                    </wps:wsp>
+                  </a:graphicData>
+                </a:graphic>
+                <wp14:sizeRelH relativeFrom="margin">
+                  <wp14:pctWidth>0</wp14:pctWidth>
+                </wp14:sizeRelH>
+                <wp14:sizeRelV relativeFrom="margin">
+                  <wp14:pctHeight>0</wp14:pctHeight>
+                </wp14:sizeRelV>
+              </wp:anchor>
+            </w:drawing>
+          </mc:Choice>
+          <mc:Fallback>
+            <w:pict>
+              <v:shape w14:anchorId="2845AABD" id="Straight Arrow Connector 7" o:spid="_x0000_s1026" type="#_x0000_t32" style="position:absolute;margin-left:85.8pt;margin-top:47.1pt;width:89.4pt;height:12.25pt;flip:x y;z-index:251788288;visibility:visible;mso-wrap-style:square;mso-width-percent:0;mso-height-percent:0;mso-wrap-distance-left:9pt;mso-wrap-distance-top:0;mso-wrap-distance-right:9pt;mso-wrap-distance-bottom:0;mso-position-horizontal:absolute;mso-position-horizontal-relative:text;mso-position-vertical:absolute;mso-position-vertical-relative:text;mso-width-percent:0;mso-height-percent:0;mso-width-relative:margin;mso-height-relative:margin" o:gfxdata="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" strokecolor="#e00" strokeweight="2pt">
+                <v:stroke endarrow="block" joinstyle="miter"/>
+              </v:shape>
+            </w:pict>
+          </mc:Fallback>
+        </mc:AlternateContent>
+      </w:r>
+      <w:r>
+        <w:rPr>
+          <w:noProof/>
+        </w:rPr>
+        <mc:AlternateContent>
+          <mc:Choice Requires="wps">
+            <w:drawing>
+              <wp:anchor distT="0" distB="0" distL="114300" distR="114300" simplePos="0" relativeHeight="251680768" behindDoc="0" locked="0" layoutInCell="1" allowOverlap="1" wp14:anchorId="58D02870" wp14:editId="5BED6374">
+                <wp:simplePos x="0" y="0"/>
+                <wp:positionH relativeFrom="column">
+                  <wp:posOffset>30480</wp:posOffset>
+                </wp:positionH>
+                <wp:positionV relativeFrom="paragraph">
+                  <wp:posOffset>478155</wp:posOffset>
+                </wp:positionV>
+                <wp:extent cx="1066800" cy="220980"/>
+                <wp:effectExtent l="0" t="0" r="19050" b="26670"/>
+                <wp:wrapNone/>
+                <wp:docPr id="2059876102" name="Rectangle 6"/>
+                <wp:cNvGraphicFramePr/>
+                <a:graphic xmlns:a="http://schemas.openxmlformats.org/drawingml/2006/main">
+                  <a:graphicData uri="http://schemas.microsoft.com/office/word/2010/wordprocessingShape">
+                    <wps:wsp>
+                      <wps:cNvSpPr/>
+                      <wps:spPr>
+                        <a:xfrm>
+                          <a:off x="0" y="0"/>
+                          <a:ext cx="1066800" cy="220980"/>
+                        </a:xfrm>
+                        <a:prstGeom prst="rect">
+                          <a:avLst/>
+                        </a:prstGeom>
+                        <a:noFill/>
+                        <a:ln w="25400">
+                          <a:solidFill>
+                            <a:srgbClr val="EE0000"/>
+                          </a:solidFill>
+                        </a:ln>
+                      </wps:spPr>
+                      <wps:style>
+                        <a:lnRef idx="2">
+                          <a:schemeClr val="dk1"/>
+                        </a:lnRef>
+                        <a:fillRef idx="1">
+                          <a:schemeClr val="lt1"/>
+                        </a:fillRef>
+                        <a:effectRef idx="0">
+                          <a:schemeClr val="dk1"/>
+                        </a:effectRef>
+                        <a:fontRef idx="minor">
+                          <a:schemeClr val="dk1"/>
+                        </a:fontRef>
+                      </wps:style>
+                      <wps:bodyPr rot="0" spcFirstLastPara="0" vertOverflow="overflow" horzOverflow="overflow" vert="horz" wrap="square" lIns="91440" tIns="45720" rIns="91440" bIns="45720" numCol="1" spcCol="0" rtlCol="0" fromWordArt="0" anchor="ctr" anchorCtr="0" forceAA="0" compatLnSpc="1">
+                        <a:prstTxWarp prst="textNoShape">
+                          <a:avLst/>
+                        </a:prstTxWarp>
+                        <a:noAutofit/>
+                      </wps:bodyPr>
+                    </wps:wsp>
+                  </a:graphicData>
+                </a:graphic>
+                <wp14:sizeRelH relativeFrom="margin">
+                  <wp14:pctWidth>0</wp14:pctWidth>
+                </wp14:sizeRelH>
+                <wp14:sizeRelV relativeFrom="margin">
+                  <wp14:pctHeight>0</wp14:pctHeight>
+                </wp14:sizeRelV>
+              </wp:anchor>
+            </w:drawing>
+          </mc:Choice>
+          <mc:Fallback>
+            <w:pict>
+              <v:rect w14:anchorId="1BBAE4B4" id="Rectangle 6" o:spid="_x0000_s1026" style="position:absolute;margin-left:2.4pt;margin-top:37.65pt;width:84pt;height:17.4pt;z-index:251680768;visibility:visible;mso-wrap-style:square;mso-width-percent:0;mso-height-percent:0;mso-wrap-distance-left:9pt;mso-wrap-distance-top:0;mso-wrap-distance-right:9pt;mso-wrap-distance-bottom:0;mso-position-horizontal:absolute;mso-position-horizontal-relative:text;mso-position-vertical:absolute;mso-position-vertical-relative:text;mso-width-percent:0;mso-height-percent:0;mso-width-relative:margin;mso-height-relative:margin;v-text-anchor:middle" o:gfxdata="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" filled="f" strokecolor="#e00" strokeweight="2pt"/>
+            </w:pict>
+          </mc:Fallback>
+        </mc:AlternateContent>
+      </w:r>
+      <w:r>
+        <w:rPr>
+          <w:noProof/>
+        </w:rPr>
+        <mc:AlternateContent>
+          <mc:Choice Requires="wps">
+            <w:drawing>
+              <wp:anchor distT="0" distB="0" distL="114300" distR="114300" simplePos="0" relativeHeight="251684864" behindDoc="0" locked="0" layoutInCell="1" allowOverlap="1" wp14:anchorId="6AD4DAF1" wp14:editId="4B3671BA">
+                <wp:simplePos x="0" y="0"/>
+                <wp:positionH relativeFrom="column">
+                  <wp:posOffset>1550670</wp:posOffset>
+                </wp:positionH>
+                <wp:positionV relativeFrom="paragraph">
+                  <wp:posOffset>177165</wp:posOffset>
+                </wp:positionV>
+                <wp:extent cx="544830" cy="323850"/>
+                <wp:effectExtent l="57150" t="57150" r="83820" b="95250"/>
+                <wp:wrapNone/>
+                <wp:docPr id="1474634221" name="Straight Arrow Connector 7"/>
+                <wp:cNvGraphicFramePr/>
+                <a:graphic xmlns:a="http://schemas.openxmlformats.org/drawingml/2006/main">
+                  <a:graphicData uri="http://schemas.microsoft.com/office/word/2010/wordprocessingShape">
+                    <wps:wsp>
+                      <wps:cNvCnPr/>
+                      <wps:spPr>
+                        <a:xfrm flipH="1" flipV="1">
+                          <a:off x="0" y="0"/>
+                          <a:ext cx="544830" cy="323850"/>
+                        </a:xfrm>
+                        <a:prstGeom prst="straightConnector1">
+                          <a:avLst/>
+                        </a:prstGeom>
+                        <a:ln w="25400">
+                          <a:solidFill>
+                            <a:srgbClr val="EE0000"/>
+                          </a:solidFill>
+                          <a:tailEnd type="triangle"/>
+                        </a:ln>
+                        <a:effectLst>
+                          <a:glow rad="63500">
+                            <a:schemeClr val="accent3">
+                              <a:satMod val="175000"/>
+                              <a:alpha val="40000"/>
+                            </a:schemeClr>
+                          </a:glow>
+                        </a:effectLst>
+                      </wps:spPr>
+                      <wps:style>
+                        <a:lnRef idx="1">
+                          <a:schemeClr val="accent1"/>
+                        </a:lnRef>
+                        <a:fillRef idx="0">
+                          <a:schemeClr val="accent1"/>
+                        </a:fillRef>
+                        <a:effectRef idx="0">
+                          <a:schemeClr val="accent1"/>
+                        </a:effectRef>
+                        <a:fontRef idx="minor">
+                          <a:schemeClr val="tx1"/>
+                        </a:fontRef>
+                      </wps:style>
+                      <wps:bodyPr/>
+                    </wps:wsp>
+                  </a:graphicData>
+                </a:graphic>
+                <wp14:sizeRelH relativeFrom="margin">
+                  <wp14:pctWidth>0</wp14:pctWidth>
+                </wp14:sizeRelH>
+                <wp14:sizeRelV relativeFrom="margin">
+                  <wp14:pctHeight>0</wp14:pctHeight>
+                </wp14:sizeRelV>
+              </wp:anchor>
+            </w:drawing>
+          </mc:Choice>
+          <mc:Fallback>
+            <w:pict>
+              <v:shape w14:anchorId="1B9E1628" id="Straight Arrow Connector 7" o:spid="_x0000_s1026" type="#_x0000_t32" style="position:absolute;margin-left:122.1pt;margin-top:13.95pt;width:42.9pt;height:25.5pt;flip:x y;z-index:251684864;visibility:visible;mso-wrap-style:square;mso-width-percent:0;mso-height-percent:0;mso-wrap-distance-left:9pt;mso-wrap-distance-top:0;mso-wrap-distance-right:9pt;mso-wrap-distance-bottom:0;mso-position-horizontal:absolute;mso-position-horizontal-relative:text;mso-position-vertical:absolute;mso-position-vertical-relative:text;mso-width-percent:0;mso-height-percent:0;mso-width-relative:margin;mso-height-relative:margin" o:gfxdata="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" strokecolor="#e00" strokeweight="2pt">
+                <v:stroke endarrow="block" joinstyle="miter"/>
+              </v:shape>
+            </w:pict>
+          </mc:Fallback>
+        </mc:AlternateContent>
+      </w:r>
+      <w:r>
+        <w:rPr>
+          <w:noProof/>
+        </w:rPr>
+        <mc:AlternateContent>
+          <mc:Choice Requires="wps">
+            <w:drawing>
+              <wp:anchor distT="0" distB="0" distL="114300" distR="114300" simplePos="0" relativeHeight="251686912" behindDoc="0" locked="0" layoutInCell="1" allowOverlap="1" wp14:anchorId="7544242D" wp14:editId="602A3122">
+                <wp:simplePos x="0" y="0"/>
+                <wp:positionH relativeFrom="column">
+                  <wp:posOffset>1127760</wp:posOffset>
+                </wp:positionH>
+                <wp:positionV relativeFrom="paragraph">
+                  <wp:posOffset>51435</wp:posOffset>
+                </wp:positionV>
+                <wp:extent cx="411480" cy="175260"/>
+                <wp:effectExtent l="0" t="0" r="26670" b="15240"/>
+                <wp:wrapNone/>
+                <wp:docPr id="1018707291" name="Rectangle 6"/>
+                <wp:cNvGraphicFramePr/>
+                <a:graphic xmlns:a="http://schemas.openxmlformats.org/drawingml/2006/main">
+                  <a:graphicData uri="http://schemas.microsoft.com/office/word/2010/wordprocessingShape">
+                    <wps:wsp>
+                      <wps:cNvSpPr/>
+                      <wps:spPr>
+                        <a:xfrm>
+                          <a:off x="0" y="0"/>
+                          <a:ext cx="411480" cy="175260"/>
+                        </a:xfrm>
+                        <a:prstGeom prst="rect">
+                          <a:avLst/>
+                        </a:prstGeom>
+                        <a:noFill/>
+                        <a:ln w="25400">
+                          <a:solidFill>
+                            <a:srgbClr val="EE0000"/>
+                          </a:solidFill>
+                        </a:ln>
+                      </wps:spPr>
+                      <wps:style>
+                        <a:lnRef idx="2">
+                          <a:schemeClr val="dk1"/>
+                        </a:lnRef>
+                        <a:fillRef idx="1">
+                          <a:schemeClr val="lt1"/>
+                        </a:fillRef>
+                        <a:effectRef idx="0">
+                          <a:schemeClr val="dk1"/>
+                        </a:effectRef>
+                        <a:fontRef idx="minor">
+                          <a:schemeClr val="dk1"/>
+                        </a:fontRef>
+                      </wps:style>
+                      <wps:bodyPr rot="0" spcFirstLastPara="0" vertOverflow="overflow" horzOverflow="overflow" vert="horz" wrap="square" lIns="91440" tIns="45720" rIns="91440" bIns="45720" numCol="1" spcCol="0" rtlCol="0" fromWordArt="0" anchor="ctr" anchorCtr="0" forceAA="0" compatLnSpc="1">
+                        <a:prstTxWarp prst="textNoShape">
+                          <a:avLst/>
+                        </a:prstTxWarp>
+                        <a:noAutofit/>
+                      </wps:bodyPr>
+                    </wps:wsp>
+                  </a:graphicData>
+                </a:graphic>
+                <wp14:sizeRelH relativeFrom="margin">
+                  <wp14:pctWidth>0</wp14:pctWidth>
+                </wp14:sizeRelH>
+                <wp14:sizeRelV relativeFrom="margin">
+                  <wp14:pctHeight>0</wp14:pctHeight>
+                </wp14:sizeRelV>
+              </wp:anchor>
+            </w:drawing>
+          </mc:Choice>
+          <mc:Fallback>
+            <w:pict>
+              <v:rect w14:anchorId="71C46986" id="Rectangle 6" o:spid="_x0000_s1026" style="position:absolute;margin-left:88.8pt;margin-top:4.05pt;width:32.4pt;height:13.8pt;z-index:251686912;visibility:visible;mso-wrap-style:square;mso-width-percent:0;mso-height-percent:0;mso-wrap-distance-left:9pt;mso-wrap-distance-top:0;mso-wrap-distance-right:9pt;mso-wrap-distance-bottom:0;mso-position-horizontal:absolute;mso-position-horizontal-relative:text;mso-position-vertical:absolute;mso-position-vertical-relative:text;mso-width-percent:0;mso-height-percent:0;mso-width-relative:margin;mso-height-relative:margin;v-text-anchor:middle" o:gfxdata="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" filled="f" strokecolor="#e00" strokeweight="2pt"/>
+            </w:pict>
+          </mc:Fallback>
+        </mc:AlternateContent>
+      </w:r>
+      <w:r>
+        <w:rPr>
+          <w:noProof/>
+        </w:rPr>
+        <mc:AlternateContent>
+          <mc:Choice Requires="wps">
+            <w:drawing>
+              <wp:anchor distT="0" distB="0" distL="114300" distR="114300" simplePos="0" relativeHeight="251682816" behindDoc="0" locked="0" layoutInCell="1" allowOverlap="1" wp14:anchorId="4D07A920" wp14:editId="724FF5D4">
+                <wp:simplePos x="0" y="0"/>
+                <wp:positionH relativeFrom="margin">
+                  <wp:align>left</wp:align>
+                </wp:positionH>
+                <wp:positionV relativeFrom="paragraph">
+                  <wp:posOffset>5775960</wp:posOffset>
+                </wp:positionV>
+                <wp:extent cx="1905000" cy="388620"/>
+                <wp:effectExtent l="0" t="0" r="19050" b="11430"/>
+                <wp:wrapNone/>
+                <wp:docPr id="322063128" name="Rectangle 6"/>
+                <wp:cNvGraphicFramePr/>
+                <a:graphic xmlns:a="http://schemas.openxmlformats.org/drawingml/2006/main">
+                  <a:graphicData uri="http://schemas.microsoft.com/office/word/2010/wordprocessingShape">
+                    <wps:wsp>
+                      <wps:cNvSpPr/>
+                      <wps:spPr>
+                        <a:xfrm>
+                          <a:off x="0" y="0"/>
+                          <a:ext cx="1905000" cy="388620"/>
+                        </a:xfrm>
+                        <a:prstGeom prst="rect">
+                          <a:avLst/>
+                        </a:prstGeom>
+                        <a:noFill/>
+                        <a:ln w="25400">
+                          <a:solidFill>
+                            <a:srgbClr val="EE0000"/>
+                          </a:solidFill>
+                        </a:ln>
+                      </wps:spPr>
+                      <wps:style>
+                        <a:lnRef idx="2">
+                          <a:schemeClr val="dk1"/>
+                        </a:lnRef>
+                        <a:fillRef idx="1">
+                          <a:schemeClr val="lt1"/>
+                        </a:fillRef>
+                        <a:effectRef idx="0">
+                          <a:schemeClr val="dk1"/>
+                        </a:effectRef>
+                        <a:fontRef idx="minor">
+                          <a:schemeClr val="dk1"/>
+                        </a:fontRef>
+                      </wps:style>
+                      <wps:bodyPr rot="0" spcFirstLastPara="0" vertOverflow="overflow" horzOverflow="overflow" vert="horz" wrap="square" lIns="91440" tIns="45720" rIns="91440" bIns="45720" numCol="1" spcCol="0" rtlCol="0" fromWordArt="0" anchor="ctr" anchorCtr="0" forceAA="0" compatLnSpc="1">
+                        <a:prstTxWarp prst="textNoShape">
+                          <a:avLst/>
+                        </a:prstTxWarp>
+                        <a:noAutofit/>
+                      </wps:bodyPr>
+                    </wps:wsp>
+                  </a:graphicData>
+                </a:graphic>
+                <wp14:sizeRelH relativeFrom="margin">
+                  <wp14:pctWidth>0</wp14:pctWidth>
+                </wp14:sizeRelH>
+                <wp14:sizeRelV relativeFrom="margin">
+                  <wp14:pctHeight>0</wp14:pctHeight>
+                </wp14:sizeRelV>
+              </wp:anchor>
+            </w:drawing>
+          </mc:Choice>
+          <mc:Fallback>
+            <w:pict>
+              <v:rect w14:anchorId="5605D6C5" id="Rectangle 6" o:spid="_x0000_s1026" style="position:absolute;margin-left:0;margin-top:454.8pt;width:150pt;height:30.6pt;z-index:251682816;visibility:visible;mso-wrap-style:square;mso-width-percent:0;mso-height-percent:0;mso-wrap-distance-left:9pt;mso-wrap-distance-top:0;mso-wrap-distance-right:9pt;mso-wrap-distance-bottom:0;mso-position-horizontal:left;mso-position-horizontal-relative:margin;mso-position-vertical:absolute;mso-position-vertical-relative:text;mso-width-percent:0;mso-height-percent:0;mso-width-relative:margin;mso-height-relative:margin;v-text-anchor:middle" o:gfxdata="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" filled="f" strokecolor="#e00" strokeweight="2pt">
+                <w10:wrap anchorx="margin"/>
+              </v:rect>
+            </w:pict>
+          </mc:Fallback>
+        </mc:AlternateContent>
+      </w:r>
+      <w:r>
+        <w:rPr>
+          <w:noProof/>
+        </w:rPr>
+        <w:drawing>
+          <wp:inline distT="0" distB="0" distL="0" distR="0" wp14:anchorId="20D6EBB8" wp14:editId="03A74AB7">
+            <wp:extent cx="4091940" cy="4145280"/>
+            <wp:effectExtent l="0" t="0" r="3810" b="7620"/>
+            <wp:docPr id="1907403638" name="Picture 1"/>
+            <wp:cNvGraphicFramePr>
+              <a:graphicFrameLocks xmlns:a="http://schemas.openxmlformats.org/drawingml/2006/main" noChangeAspect="1"/>
+            </wp:cNvGraphicFramePr>
+            <a:graphic xmlns:a="http://schemas.openxmlformats.org/drawingml/2006/main">
+              <a:graphicData uri="http://schemas.openxmlformats.org/drawingml/2006/picture">
+                <pic:pic xmlns:pic="http://schemas.openxmlformats.org/drawingml/2006/picture">
+                  <pic:nvPicPr>
+                    <pic:cNvPr id="1907403638" name=""/>
+                    <pic:cNvPicPr/>
+                  </pic:nvPicPr>
+                  <pic:blipFill>
+                    <a:blip r:embed="rId13"/>
+                    <a:stretch>
+                      <a:fillRect/>
+                    </a:stretch>
+                  </pic:blipFill>
+                  <pic:spPr>
+                    <a:xfrm>
+                      <a:off x="0" y="0"/>
+                      <a:ext cx="4091940" cy="4145280"/>
+                    </a:xfrm>
+                    <a:prstGeom prst="rect">
+                      <a:avLst/>
+                    </a:prstGeom>
+                  </pic:spPr>
+                </pic:pic>
+              </a:graphicData>
+            </a:graphic>
+          </wp:inline>
+        </w:drawing>
+      </w:r>
+    </w:p>
+    <w:p>
+      <w:pPr>
+        <w:pStyle w:val="ListParagraph"/>
+        <w:numPr>
+          <w:ilvl w:val="0"/>
+          <w:numId w:val="1"/>
+        </w:numPr>
+      </w:pPr>
+      <w:r>
+        <w:lastRenderedPageBreak/>
+        <w:t>Reports will be opened in new tab</w:t>
+      </w:r>
+    </w:p>
+    <w:p>
+      <w:r>
+        <w:rPr>
+          <w:noProof/>
+        </w:rPr>
+        <mc:AlternateContent>
+          <mc:Choice Requires="wps">
+            <w:drawing>
+              <wp:anchor distT="0" distB="0" distL="114300" distR="114300" simplePos="0" relativeHeight="251693056" behindDoc="0" locked="0" layoutInCell="1" allowOverlap="1" wp14:anchorId="0B21864E" wp14:editId="06D611E0">
+                <wp:simplePos x="0" y="0"/>
+                <wp:positionH relativeFrom="column">
+                  <wp:posOffset>1040130</wp:posOffset>
+                </wp:positionH>
+                <wp:positionV relativeFrom="paragraph">
+                  <wp:posOffset>500380</wp:posOffset>
+                </wp:positionV>
+                <wp:extent cx="1055370" cy="45719"/>
+                <wp:effectExtent l="57150" t="76200" r="87630" b="126365"/>
+                <wp:wrapNone/>
+                <wp:docPr id="1593028950" name="Straight Arrow Connector 7"/>
+                <wp:cNvGraphicFramePr/>
+                <a:graphic xmlns:a="http://schemas.openxmlformats.org/drawingml/2006/main">
+                  <a:graphicData uri="http://schemas.microsoft.com/office/word/2010/wordprocessingShape">
+                    <wps:wsp>
+                      <wps:cNvCnPr/>
+                      <wps:spPr>
+                        <a:xfrm flipH="1">
+                          <a:off x="0" y="0"/>
+                          <a:ext cx="1055370" cy="45719"/>
+                        </a:xfrm>
+                        <a:prstGeom prst="straightConnector1">
+                          <a:avLst/>
+                        </a:prstGeom>
+                        <a:ln w="25400">
+                          <a:solidFill>
+                            <a:srgbClr val="EE0000"/>
+                          </a:solidFill>
+                          <a:tailEnd type="triangle"/>
+                        </a:ln>
+                        <a:effectLst>
+                          <a:glow rad="63500">
+                            <a:schemeClr val="accent3">
+                              <a:satMod val="175000"/>
+                              <a:alpha val="40000"/>
+                            </a:schemeClr>
+                          </a:glow>
+                        </a:effectLst>
+                      </wps:spPr>
+                      <wps:style>
+                        <a:lnRef idx="1">
+                          <a:schemeClr val="accent1"/>
+                        </a:lnRef>
+                        <a:fillRef idx="0">
+                          <a:schemeClr val="accent1"/>
+                        </a:fillRef>
+                        <a:effectRef idx="0">
+                          <a:schemeClr val="accent1"/>
+                        </a:effectRef>
+                        <a:fontRef idx="minor">
+                          <a:schemeClr val="tx1"/>
+                        </a:fontRef>
+                      </wps:style>
+                      <wps:bodyPr/>
+                    </wps:wsp>
+                  </a:graphicData>
+                </a:graphic>
+                <wp14:sizeRelH relativeFrom="margin">
+                  <wp14:pctWidth>0</wp14:pctWidth>
+                </wp14:sizeRelH>
+                <wp14:sizeRelV relativeFrom="margin">
+                  <wp14:pctHeight>0</wp14:pctHeight>
+                </wp14:sizeRelV>
+              </wp:anchor>
+            </w:drawing>
+          </mc:Choice>
+          <mc:Fallback>
+            <w:pict>
+              <v:shape w14:anchorId="772C3B03" id="Straight Arrow Connector 7" o:spid="_x0000_s1026" type="#_x0000_t32" style="position:absolute;margin-left:81.9pt;margin-top:39.4pt;width:83.1pt;height:3.6pt;flip:x;z-index:251693056;visibility:visible;mso-wrap-style:square;mso-width-percent:0;mso-height-percent:0;mso-wrap-distance-left:9pt;mso-wrap-distance-top:0;mso-wrap-distance-right:9pt;mso-wrap-distance-bottom:0;mso-position-horizontal:absolute;mso-position-horizontal-relative:text;mso-position-vertical:absolute;mso-position-vertical-relative:text;mso-width-percent:0;mso-height-percent:0;mso-width-relative:margin;mso-height-relative:margin" o:gfxdata="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" strokecolor="#e00" strokeweight="2pt">
+                <v:stroke endarrow="block" joinstyle="miter"/>
+              </v:shape>
+            </w:pict>
+          </mc:Fallback>
+        </mc:AlternateContent>
+      </w:r>
+      <w:r>
+        <w:rPr>
+          <w:noProof/>
+        </w:rPr>
+        <mc:AlternateContent>
+          <mc:Choice Requires="wps">
+            <w:drawing>
+              <wp:anchor distT="0" distB="0" distL="114300" distR="114300" simplePos="0" relativeHeight="251688960" behindDoc="0" locked="0" layoutInCell="1" allowOverlap="1" wp14:anchorId="5C6591C9" wp14:editId="7F6E41CB">
+                <wp:simplePos x="0" y="0"/>
+                <wp:positionH relativeFrom="margin">
+                  <wp:posOffset>609600</wp:posOffset>
+                </wp:positionH>
+                <wp:positionV relativeFrom="paragraph">
+                  <wp:posOffset>412750</wp:posOffset>
+                </wp:positionV>
+                <wp:extent cx="373380" cy="266700"/>
+                <wp:effectExtent l="0" t="0" r="26670" b="19050"/>
+                <wp:wrapNone/>
+                <wp:docPr id="1127665297" name="Rectangle 6"/>
+                <wp:cNvGraphicFramePr/>
+                <a:graphic xmlns:a="http://schemas.openxmlformats.org/drawingml/2006/main">
+                  <a:graphicData uri="http://schemas.microsoft.com/office/word/2010/wordprocessingShape">
+                    <wps:wsp>
+                      <wps:cNvSpPr/>
+                      <wps:spPr>
+                        <a:xfrm>
+                          <a:off x="0" y="0"/>
+                          <a:ext cx="373380" cy="266700"/>
+                        </a:xfrm>
+                        <a:prstGeom prst="rect">
+                          <a:avLst/>
+                        </a:prstGeom>
+                        <a:noFill/>
+                        <a:ln w="25400">
+                          <a:solidFill>
+                            <a:srgbClr val="EE0000"/>
+                          </a:solidFill>
+                        </a:ln>
+                      </wps:spPr>
+                      <wps:style>
+                        <a:lnRef idx="2">
+                          <a:schemeClr val="dk1"/>
+                        </a:lnRef>
+                        <a:fillRef idx="1">
+                          <a:schemeClr val="lt1"/>
+                        </a:fillRef>
+                        <a:effectRef idx="0">
+                          <a:schemeClr val="dk1"/>
+                        </a:effectRef>
+                        <a:fontRef idx="minor">
+                          <a:schemeClr val="dk1"/>
+                        </a:fontRef>
+                      </wps:style>
+                      <wps:bodyPr rot="0" spcFirstLastPara="0" vertOverflow="overflow" horzOverflow="overflow" vert="horz" wrap="square" lIns="91440" tIns="45720" rIns="91440" bIns="45720" numCol="1" spcCol="0" rtlCol="0" fromWordArt="0" anchor="ctr" anchorCtr="0" forceAA="0" compatLnSpc="1">
+                        <a:prstTxWarp prst="textNoShape">
+                          <a:avLst/>
+                        </a:prstTxWarp>
+                        <a:noAutofit/>
+                      </wps:bodyPr>
+                    </wps:wsp>
+                  </a:graphicData>
+                </a:graphic>
+                <wp14:sizeRelH relativeFrom="margin">
+                  <wp14:pctWidth>0</wp14:pctWidth>
+                </wp14:sizeRelH>
+                <wp14:sizeRelV relativeFrom="margin">
+                  <wp14:pctHeight>0</wp14:pctHeight>
+                </wp14:sizeRelV>
+              </wp:anchor>
+            </w:drawing>
+          </mc:Choice>
+          <mc:Fallback>
+            <w:pict>
+              <v:rect w14:anchorId="30F1F749" id="Rectangle 6" o:spid="_x0000_s1026" style="position:absolute;margin-left:48pt;margin-top:32.5pt;width:29.4pt;height:21pt;z-index:251688960;visibility:visible;mso-wrap-style:square;mso-width-percent:0;mso-height-percent:0;mso-wrap-distance-left:9pt;mso-wrap-distance-top:0;mso-wrap-distance-right:9pt;mso-wrap-distance-bottom:0;mso-position-horizontal:absolute;mso-position-horizontal-relative:margin;mso-position-vertical:absolute;mso-position-vertical-relative:text;mso-width-percent:0;mso-height-percent:0;mso-width-relative:margin;mso-height-relative:margin;v-text-anchor:middle" o:gfxdata="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" filled="f" strokecolor="#e00" strokeweight="2pt">
+                <w10:wrap anchorx="margin"/>
+              </v:rect>
+            </w:pict>
+          </mc:Fallback>
+        </mc:AlternateContent>
+      </w:r>
+      <w:r>
+        <w:rPr>
+          <w:noProof/>
+        </w:rPr>
+        <w:drawing>
+          <wp:inline distT="0" distB="0" distL="0" distR="0" wp14:anchorId="382C1EFB" wp14:editId="0FAD6186">
             <wp:extent cx="5731510" cy="1263650"/>
             <wp:effectExtent l="0" t="0" r="2540" b="0"/>
             <wp:docPr id="955443440" name="Picture 1"/>
@@ -63,7 +2751,7 @@
                     <pic:cNvPicPr/>
                   </pic:nvPicPr>
                   <pic:blipFill>
-                    <a:blip r:embed="rId5"/>
+                    <a:blip r:embed="rId14"/>
                     <a:stretch>
                       <a:fillRect/>
                     </a:stretch>
@@ -86,9 +2774,185 @@
     </w:p>
     <w:p/>
     <w:p>
-      <w:r>
+      <w:pPr>
+        <w:pStyle w:val="ListParagraph"/>
+        <w:numPr>
+          <w:ilvl w:val="0"/>
+          <w:numId w:val="1"/>
+        </w:numPr>
+      </w:pPr>
+      <w:r>
+        <w:t>Click export button and export as excel</w:t>
+      </w:r>
+    </w:p>
+    <w:p>
+      <w:r>
+        <w:rPr>
+          <w:noProof/>
+        </w:rPr>
+        <mc:AlternateContent>
+          <mc:Choice Requires="wps">
+            <w:drawing>
+              <wp:anchor distT="0" distB="0" distL="114300" distR="114300" simplePos="0" relativeHeight="251695104" behindDoc="0" locked="0" layoutInCell="1" allowOverlap="1" wp14:anchorId="70F6A6E4" wp14:editId="69B4DDAF">
+                <wp:simplePos x="0" y="0"/>
+                <wp:positionH relativeFrom="column">
+                  <wp:posOffset>1162050</wp:posOffset>
+                </wp:positionH>
+                <wp:positionV relativeFrom="paragraph">
+                  <wp:posOffset>948690</wp:posOffset>
+                </wp:positionV>
+                <wp:extent cx="1040130" cy="45719"/>
+                <wp:effectExtent l="57150" t="76200" r="83820" b="126365"/>
+                <wp:wrapNone/>
+                <wp:docPr id="1734413836" name="Straight Arrow Connector 7"/>
+                <wp:cNvGraphicFramePr/>
+                <a:graphic xmlns:a="http://schemas.openxmlformats.org/drawingml/2006/main">
+                  <a:graphicData uri="http://schemas.microsoft.com/office/word/2010/wordprocessingShape">
+                    <wps:wsp>
+                      <wps:cNvCnPr/>
+                      <wps:spPr>
+                        <a:xfrm flipH="1">
+                          <a:off x="0" y="0"/>
+                          <a:ext cx="1040130" cy="45719"/>
+                        </a:xfrm>
+                        <a:prstGeom prst="straightConnector1">
+                          <a:avLst/>
+                        </a:prstGeom>
+                        <a:ln w="25400">
+                          <a:solidFill>
+                            <a:srgbClr val="EE0000"/>
+                          </a:solidFill>
+                          <a:tailEnd type="triangle"/>
+                        </a:ln>
+                        <a:effectLst>
+                          <a:glow rad="63500">
+                            <a:schemeClr val="accent3">
+                              <a:satMod val="175000"/>
+                              <a:alpha val="40000"/>
+                            </a:schemeClr>
+                          </a:glow>
+                        </a:effectLst>
+                      </wps:spPr>
+                      <wps:style>
+                        <a:lnRef idx="1">
+                          <a:schemeClr val="accent1"/>
+                        </a:lnRef>
+                        <a:fillRef idx="0">
+                          <a:schemeClr val="accent1"/>
+                        </a:fillRef>
+                        <a:effectRef idx="0">
+                          <a:schemeClr val="accent1"/>
+                        </a:effectRef>
+                        <a:fontRef idx="minor">
+                          <a:schemeClr val="tx1"/>
+                        </a:fontRef>
+                      </wps:style>
+                      <wps:bodyPr/>
+                    </wps:wsp>
+                  </a:graphicData>
+                </a:graphic>
+                <wp14:sizeRelH relativeFrom="margin">
+                  <wp14:pctWidth>0</wp14:pctWidth>
+                </wp14:sizeRelH>
+                <wp14:sizeRelV relativeFrom="margin">
+                  <wp14:pctHeight>0</wp14:pctHeight>
+                </wp14:sizeRelV>
+              </wp:anchor>
+            </w:drawing>
+          </mc:Choice>
+          <mc:Fallback>
+            <w:pict>
+              <v:shape w14:anchorId="5DE160C2" id="Straight Arrow Connector 7" o:spid="_x0000_s1026" type="#_x0000_t32" style="position:absolute;margin-left:91.5pt;margin-top:74.7pt;width:81.9pt;height:3.6pt;flip:x;z-index:251695104;visibility:visible;mso-wrap-style:square;mso-width-percent:0;mso-height-percent:0;mso-wrap-distance-left:9pt;mso-wrap-distance-top:0;mso-wrap-distance-right:9pt;mso-wrap-distance-bottom:0;mso-position-horizontal:absolute;mso-position-horizontal-relative:text;mso-position-vertical:absolute;mso-position-vertical-relative:text;mso-width-percent:0;mso-height-percent:0;mso-width-relative:margin;mso-height-relative:margin" o:gfxdata="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" strokecolor="#e00" strokeweight="2pt">
+                <v:stroke endarrow="block" joinstyle="miter"/>
+              </v:shape>
+            </w:pict>
+          </mc:Fallback>
+        </mc:AlternateContent>
+      </w:r>
+      <w:r>
+        <w:rPr>
+          <w:noProof/>
+        </w:rPr>
+        <mc:AlternateContent>
+          <mc:Choice Requires="wps">
+            <w:drawing>
+              <wp:anchor distT="0" distB="0" distL="114300" distR="114300" simplePos="0" relativeHeight="251691008" behindDoc="0" locked="0" layoutInCell="1" allowOverlap="1" wp14:anchorId="3A571206" wp14:editId="42DEA39B">
+                <wp:simplePos x="0" y="0"/>
+                <wp:positionH relativeFrom="column">
+                  <wp:posOffset>480060</wp:posOffset>
+                </wp:positionH>
+                <wp:positionV relativeFrom="paragraph">
+                  <wp:posOffset>868680</wp:posOffset>
+                </wp:positionV>
+                <wp:extent cx="647700" cy="198120"/>
+                <wp:effectExtent l="0" t="0" r="19050" b="11430"/>
+                <wp:wrapNone/>
+                <wp:docPr id="1440705170" name="Rectangle 6"/>
+                <wp:cNvGraphicFramePr/>
+                <a:graphic xmlns:a="http://schemas.openxmlformats.org/drawingml/2006/main">
+                  <a:graphicData uri="http://schemas.microsoft.com/office/word/2010/wordprocessingShape">
+                    <wps:wsp>
+                      <wps:cNvSpPr/>
+                      <wps:spPr>
+                        <a:xfrm>
+                          <a:off x="0" y="0"/>
+                          <a:ext cx="647700" cy="198120"/>
+                        </a:xfrm>
+                        <a:prstGeom prst="rect">
+                          <a:avLst/>
+                        </a:prstGeom>
+                        <a:noFill/>
+                        <a:ln w="25400">
+                          <a:solidFill>
+                            <a:srgbClr val="EE0000"/>
+                          </a:solidFill>
+                        </a:ln>
+                      </wps:spPr>
+                      <wps:style>
+                        <a:lnRef idx="2">
+                          <a:schemeClr val="dk1"/>
+                        </a:lnRef>
+                        <a:fillRef idx="1">
+                          <a:schemeClr val="lt1"/>
+                        </a:fillRef>
+                        <a:effectRef idx="0">
+                          <a:schemeClr val="dk1"/>
+                        </a:effectRef>
+                        <a:fontRef idx="minor">
+                          <a:schemeClr val="dk1"/>
+                        </a:fontRef>
+                      </wps:style>
+                      <wps:bodyPr rot="0" spcFirstLastPara="0" vertOverflow="overflow" horzOverflow="overflow" vert="horz" wrap="square" lIns="91440" tIns="45720" rIns="91440" bIns="45720" numCol="1" spcCol="0" rtlCol="0" fromWordArt="0" anchor="ctr" anchorCtr="0" forceAA="0" compatLnSpc="1">
+                        <a:prstTxWarp prst="textNoShape">
+                          <a:avLst/>
+                        </a:prstTxWarp>
+                        <a:noAutofit/>
+                      </wps:bodyPr>
+                    </wps:wsp>
+                  </a:graphicData>
+                </a:graphic>
+                <wp14:sizeRelH relativeFrom="margin">
+                  <wp14:pctWidth>0</wp14:pctWidth>
+                </wp14:sizeRelH>
+                <wp14:sizeRelV relativeFrom="margin">
+                  <wp14:pctHeight>0</wp14:pctHeight>
+                </wp14:sizeRelV>
+              </wp:anchor>
+            </w:drawing>
+          </mc:Choice>
+          <mc:Fallback>
+            <w:pict>
+              <v:rect w14:anchorId="29E3167C" id="Rectangle 6" o:spid="_x0000_s1026" style="position:absolute;margin-left:37.8pt;margin-top:68.4pt;width:51pt;height:15.6pt;z-index:251691008;visibility:visible;mso-wrap-style:square;mso-width-percent:0;mso-height-percent:0;mso-wrap-distance-left:9pt;mso-wrap-distance-top:0;mso-wrap-distance-right:9pt;mso-wrap-distance-bottom:0;mso-position-horizontal:absolute;mso-position-horizontal-relative:text;mso-position-vertical:absolute;mso-position-vertical-relative:text;mso-width-percent:0;mso-height-percent:0;mso-width-relative:margin;mso-height-relative:margin;v-text-anchor:middle" o:gfxdata="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" filled="f" strokecolor="#e00" strokeweight="2pt"/>
+            </w:pict>
+          </mc:Fallback>
+        </mc:AlternateContent>
+      </w:r>
+      <w:r>
+        <w:rPr>
+          <w:noProof/>
+        </w:rPr>
         <w:drawing>
-          <wp:inline distT="0" distB="0" distL="0" distR="0" wp14:anchorId="576FDA5B" wp14:editId="40BDC4C2">
+          <wp:inline distT="0" distB="0" distL="0" distR="0" wp14:anchorId="799471E9" wp14:editId="4EE2EA22">
             <wp:extent cx="5731510" cy="1609090"/>
             <wp:effectExtent l="0" t="0" r="2540" b="0"/>
             <wp:docPr id="644937994" name="Picture 1"/>
@@ -103,7 +2967,7 @@
                     <pic:cNvPicPr/>
                   </pic:nvPicPr>
                   <pic:blipFill>
-                    <a:blip r:embed="rId6"/>
+                    <a:blip r:embed="rId15"/>
                     <a:stretch>
                       <a:fillRect/>
                     </a:stretch>
@@ -126,12 +2990,960 @@
     </w:p>
     <w:p/>
     <w:p>
+      <w:pPr>
+        <w:pStyle w:val="Heading3"/>
+      </w:pPr>
+      <w:bookmarkStart w:id="3" w:name="_Toc225774502"/>
+      <w:r>
+        <w:t>Patients By Insurance (Insurance Detailed)</w:t>
+      </w:r>
+      <w:bookmarkEnd w:id="3"/>
+    </w:p>
+    <w:p>
+      <w:pPr>
+        <w:pStyle w:val="ListParagraph"/>
+        <w:numPr>
+          <w:ilvl w:val="0"/>
+          <w:numId w:val="1"/>
+        </w:numPr>
+      </w:pPr>
+      <w:r>
+        <w:t xml:space="preserve"> Navigate to Reports &gt; Reports &gt; General Reports</w:t>
+      </w:r>
+    </w:p>
+    <w:p>
+      <w:r>
+        <w:rPr>
+          <w:noProof/>
+        </w:rPr>
+        <mc:AlternateContent>
+          <mc:Choice Requires="wps">
+            <w:drawing>
+              <wp:anchor distT="0" distB="0" distL="114300" distR="114300" simplePos="0" relativeHeight="251699200" behindDoc="0" locked="0" layoutInCell="1" allowOverlap="1" wp14:anchorId="63AF6275" wp14:editId="79961797">
+                <wp:simplePos x="0" y="0"/>
+                <wp:positionH relativeFrom="column">
+                  <wp:posOffset>788670</wp:posOffset>
+                </wp:positionH>
+                <wp:positionV relativeFrom="paragraph">
+                  <wp:posOffset>1905000</wp:posOffset>
+                </wp:positionV>
+                <wp:extent cx="857250" cy="433705"/>
+                <wp:effectExtent l="57150" t="76200" r="95250" b="80645"/>
+                <wp:wrapNone/>
+                <wp:docPr id="694001743" name="Straight Arrow Connector 7"/>
+                <wp:cNvGraphicFramePr/>
+                <a:graphic xmlns:a="http://schemas.openxmlformats.org/drawingml/2006/main">
+                  <a:graphicData uri="http://schemas.microsoft.com/office/word/2010/wordprocessingShape">
+                    <wps:wsp>
+                      <wps:cNvCnPr/>
+                      <wps:spPr>
+                        <a:xfrm flipH="1">
+                          <a:off x="0" y="0"/>
+                          <a:ext cx="857250" cy="433705"/>
+                        </a:xfrm>
+                        <a:prstGeom prst="straightConnector1">
+                          <a:avLst/>
+                        </a:prstGeom>
+                        <a:ln w="25400">
+                          <a:solidFill>
+                            <a:srgbClr val="EE0000"/>
+                          </a:solidFill>
+                          <a:tailEnd type="triangle"/>
+                        </a:ln>
+                        <a:effectLst>
+                          <a:glow rad="63500">
+                            <a:schemeClr val="accent3">
+                              <a:satMod val="175000"/>
+                              <a:alpha val="40000"/>
+                            </a:schemeClr>
+                          </a:glow>
+                        </a:effectLst>
+                      </wps:spPr>
+                      <wps:style>
+                        <a:lnRef idx="1">
+                          <a:schemeClr val="accent1"/>
+                        </a:lnRef>
+                        <a:fillRef idx="0">
+                          <a:schemeClr val="accent1"/>
+                        </a:fillRef>
+                        <a:effectRef idx="0">
+                          <a:schemeClr val="accent1"/>
+                        </a:effectRef>
+                        <a:fontRef idx="minor">
+                          <a:schemeClr val="tx1"/>
+                        </a:fontRef>
+                      </wps:style>
+                      <wps:bodyPr/>
+                    </wps:wsp>
+                  </a:graphicData>
+                </a:graphic>
+                <wp14:sizeRelH relativeFrom="margin">
+                  <wp14:pctWidth>0</wp14:pctWidth>
+                </wp14:sizeRelH>
+                <wp14:sizeRelV relativeFrom="margin">
+                  <wp14:pctHeight>0</wp14:pctHeight>
+                </wp14:sizeRelV>
+              </wp:anchor>
+            </w:drawing>
+          </mc:Choice>
+          <mc:Fallback>
+            <w:pict>
+              <v:shape w14:anchorId="37F2F482" id="Straight Arrow Connector 7" o:spid="_x0000_s1026" type="#_x0000_t32" style="position:absolute;margin-left:62.1pt;margin-top:150pt;width:67.5pt;height:34.15pt;flip:x;z-index:251699200;visibility:visible;mso-wrap-style:square;mso-width-percent:0;mso-height-percent:0;mso-wrap-distance-left:9pt;mso-wrap-distance-top:0;mso-wrap-distance-right:9pt;mso-wrap-distance-bottom:0;mso-position-horizontal:absolute;mso-position-horizontal-relative:text;mso-position-vertical:absolute;mso-position-vertical-relative:text;mso-width-percent:0;mso-height-percent:0;mso-width-relative:margin;mso-height-relative:margin" o:gfxdata="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" strokecolor="#e00" strokeweight="2pt">
+                <v:stroke endarrow="block" joinstyle="miter"/>
+              </v:shape>
+            </w:pict>
+          </mc:Fallback>
+        </mc:AlternateContent>
+      </w:r>
+      <w:r>
+        <w:rPr>
+          <w:noProof/>
+        </w:rPr>
+        <mc:AlternateContent>
+          <mc:Choice Requires="wps">
+            <w:drawing>
+              <wp:anchor distT="0" distB="0" distL="114300" distR="114300" simplePos="0" relativeHeight="251697152" behindDoc="0" locked="0" layoutInCell="1" allowOverlap="1" wp14:anchorId="4C4931F4" wp14:editId="598B6ED7">
+                <wp:simplePos x="0" y="0"/>
+                <wp:positionH relativeFrom="column">
+                  <wp:posOffset>53340</wp:posOffset>
+                </wp:positionH>
+                <wp:positionV relativeFrom="paragraph">
+                  <wp:posOffset>2278380</wp:posOffset>
+                </wp:positionV>
+                <wp:extent cx="647700" cy="198120"/>
+                <wp:effectExtent l="0" t="0" r="19050" b="11430"/>
+                <wp:wrapNone/>
+                <wp:docPr id="2037549443" name="Rectangle 6"/>
+                <wp:cNvGraphicFramePr/>
+                <a:graphic xmlns:a="http://schemas.openxmlformats.org/drawingml/2006/main">
+                  <a:graphicData uri="http://schemas.microsoft.com/office/word/2010/wordprocessingShape">
+                    <wps:wsp>
+                      <wps:cNvSpPr/>
+                      <wps:spPr>
+                        <a:xfrm>
+                          <a:off x="0" y="0"/>
+                          <a:ext cx="647700" cy="198120"/>
+                        </a:xfrm>
+                        <a:prstGeom prst="rect">
+                          <a:avLst/>
+                        </a:prstGeom>
+                        <a:noFill/>
+                        <a:ln w="25400">
+                          <a:solidFill>
+                            <a:srgbClr val="EE0000"/>
+                          </a:solidFill>
+                        </a:ln>
+                      </wps:spPr>
+                      <wps:style>
+                        <a:lnRef idx="2">
+                          <a:schemeClr val="dk1"/>
+                        </a:lnRef>
+                        <a:fillRef idx="1">
+                          <a:schemeClr val="lt1"/>
+                        </a:fillRef>
+                        <a:effectRef idx="0">
+                          <a:schemeClr val="dk1"/>
+                        </a:effectRef>
+                        <a:fontRef idx="minor">
+                          <a:schemeClr val="dk1"/>
+                        </a:fontRef>
+                      </wps:style>
+                      <wps:bodyPr rot="0" spcFirstLastPara="0" vertOverflow="overflow" horzOverflow="overflow" vert="horz" wrap="square" lIns="91440" tIns="45720" rIns="91440" bIns="45720" numCol="1" spcCol="0" rtlCol="0" fromWordArt="0" anchor="ctr" anchorCtr="0" forceAA="0" compatLnSpc="1">
+                        <a:prstTxWarp prst="textNoShape">
+                          <a:avLst/>
+                        </a:prstTxWarp>
+                        <a:noAutofit/>
+                      </wps:bodyPr>
+                    </wps:wsp>
+                  </a:graphicData>
+                </a:graphic>
+                <wp14:sizeRelH relativeFrom="margin">
+                  <wp14:pctWidth>0</wp14:pctWidth>
+                </wp14:sizeRelH>
+                <wp14:sizeRelV relativeFrom="margin">
+                  <wp14:pctHeight>0</wp14:pctHeight>
+                </wp14:sizeRelV>
+              </wp:anchor>
+            </w:drawing>
+          </mc:Choice>
+          <mc:Fallback>
+            <w:pict>
+              <v:rect w14:anchorId="7B2D8A5E" id="Rectangle 6" o:spid="_x0000_s1026" style="position:absolute;margin-left:4.2pt;margin-top:179.4pt;width:51pt;height:15.6pt;z-index:251697152;visibility:visible;mso-wrap-style:square;mso-width-percent:0;mso-height-percent:0;mso-wrap-distance-left:9pt;mso-wrap-distance-top:0;mso-wrap-distance-right:9pt;mso-wrap-distance-bottom:0;mso-position-horizontal:absolute;mso-position-horizontal-relative:text;mso-position-vertical:absolute;mso-position-vertical-relative:text;mso-width-percent:0;mso-height-percent:0;mso-width-relative:margin;mso-height-relative:margin;v-text-anchor:middle" o:gfxdata="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" filled="f" strokecolor="#e00" strokeweight="2pt"/>
+            </w:pict>
+          </mc:Fallback>
+        </mc:AlternateContent>
+      </w:r>
+      <w:r>
+        <w:rPr>
+          <w:noProof/>
+        </w:rPr>
+        <w:drawing>
+          <wp:inline distT="0" distB="0" distL="0" distR="0" wp14:anchorId="218CCC71" wp14:editId="2F2F1A43">
+            <wp:extent cx="6645910" cy="3637280"/>
+            <wp:effectExtent l="0" t="0" r="2540" b="1270"/>
+            <wp:docPr id="1012433493" name="Picture 1"/>
+            <wp:cNvGraphicFramePr>
+              <a:graphicFrameLocks xmlns:a="http://schemas.openxmlformats.org/drawingml/2006/main" noChangeAspect="1"/>
+            </wp:cNvGraphicFramePr>
+            <a:graphic xmlns:a="http://schemas.openxmlformats.org/drawingml/2006/main">
+              <a:graphicData uri="http://schemas.openxmlformats.org/drawingml/2006/picture">
+                <pic:pic xmlns:pic="http://schemas.openxmlformats.org/drawingml/2006/picture">
+                  <pic:nvPicPr>
+                    <pic:cNvPr id="1012433493" name=""/>
+                    <pic:cNvPicPr/>
+                  </pic:nvPicPr>
+                  <pic:blipFill>
+                    <a:blip r:embed="rId16"/>
+                    <a:stretch>
+                      <a:fillRect/>
+                    </a:stretch>
+                  </pic:blipFill>
+                  <pic:spPr>
+                    <a:xfrm>
+                      <a:off x="0" y="0"/>
+                      <a:ext cx="6645910" cy="3637280"/>
+                    </a:xfrm>
+                    <a:prstGeom prst="rect">
+                      <a:avLst/>
+                    </a:prstGeom>
+                  </pic:spPr>
+                </pic:pic>
+              </a:graphicData>
+            </a:graphic>
+          </wp:inline>
+        </w:drawing>
+      </w:r>
+    </w:p>
+    <w:p/>
+    <w:p/>
+    <w:p/>
+    <w:p>
+      <w:pPr>
+        <w:pStyle w:val="ListParagraph"/>
+        <w:numPr>
+          <w:ilvl w:val="0"/>
+          <w:numId w:val="1"/>
+        </w:numPr>
+      </w:pPr>
       <w:r>
         <w:lastRenderedPageBreak/>
+        <w:t xml:space="preserve"> </w:t>
+      </w:r>
+      <w:r>
+        <w:t>Navigate to Reports &gt; Reports &gt; General Reports</w:t>
+      </w:r>
+      <w:r>
+        <w:t xml:space="preserve"> &gt; Patients By Insurance</w:t>
+      </w:r>
+    </w:p>
+    <w:p>
+      <w:r>
+        <w:rPr>
+          <w:noProof/>
+        </w:rPr>
+        <mc:AlternateContent>
+          <mc:Choice Requires="wps">
+            <w:drawing>
+              <wp:anchor distT="0" distB="0" distL="114300" distR="114300" simplePos="0" relativeHeight="251703296" behindDoc="0" locked="0" layoutInCell="1" allowOverlap="1" wp14:anchorId="0666B2BB" wp14:editId="26AA9C85">
+                <wp:simplePos x="0" y="0"/>
+                <wp:positionH relativeFrom="column">
+                  <wp:posOffset>190500</wp:posOffset>
+                </wp:positionH>
+                <wp:positionV relativeFrom="paragraph">
+                  <wp:posOffset>2459355</wp:posOffset>
+                </wp:positionV>
+                <wp:extent cx="647700" cy="198120"/>
+                <wp:effectExtent l="0" t="0" r="19050" b="11430"/>
+                <wp:wrapNone/>
+                <wp:docPr id="406301573" name="Rectangle 6"/>
+                <wp:cNvGraphicFramePr/>
+                <a:graphic xmlns:a="http://schemas.openxmlformats.org/drawingml/2006/main">
+                  <a:graphicData uri="http://schemas.microsoft.com/office/word/2010/wordprocessingShape">
+                    <wps:wsp>
+                      <wps:cNvSpPr/>
+                      <wps:spPr>
+                        <a:xfrm>
+                          <a:off x="0" y="0"/>
+                          <a:ext cx="647700" cy="198120"/>
+                        </a:xfrm>
+                        <a:prstGeom prst="rect">
+                          <a:avLst/>
+                        </a:prstGeom>
+                        <a:noFill/>
+                        <a:ln w="25400">
+                          <a:solidFill>
+                            <a:srgbClr val="EE0000"/>
+                          </a:solidFill>
+                        </a:ln>
+                      </wps:spPr>
+                      <wps:style>
+                        <a:lnRef idx="2">
+                          <a:schemeClr val="dk1"/>
+                        </a:lnRef>
+                        <a:fillRef idx="1">
+                          <a:schemeClr val="lt1"/>
+                        </a:fillRef>
+                        <a:effectRef idx="0">
+                          <a:schemeClr val="dk1"/>
+                        </a:effectRef>
+                        <a:fontRef idx="minor">
+                          <a:schemeClr val="dk1"/>
+                        </a:fontRef>
+                      </wps:style>
+                      <wps:bodyPr rot="0" spcFirstLastPara="0" vertOverflow="overflow" horzOverflow="overflow" vert="horz" wrap="square" lIns="91440" tIns="45720" rIns="91440" bIns="45720" numCol="1" spcCol="0" rtlCol="0" fromWordArt="0" anchor="ctr" anchorCtr="0" forceAA="0" compatLnSpc="1">
+                        <a:prstTxWarp prst="textNoShape">
+                          <a:avLst/>
+                        </a:prstTxWarp>
+                        <a:noAutofit/>
+                      </wps:bodyPr>
+                    </wps:wsp>
+                  </a:graphicData>
+                </a:graphic>
+                <wp14:sizeRelH relativeFrom="margin">
+                  <wp14:pctWidth>0</wp14:pctWidth>
+                </wp14:sizeRelH>
+                <wp14:sizeRelV relativeFrom="margin">
+                  <wp14:pctHeight>0</wp14:pctHeight>
+                </wp14:sizeRelV>
+              </wp:anchor>
+            </w:drawing>
+          </mc:Choice>
+          <mc:Fallback>
+            <w:pict>
+              <v:rect w14:anchorId="123993A8" id="Rectangle 6" o:spid="_x0000_s1026" style="position:absolute;margin-left:15pt;margin-top:193.65pt;width:51pt;height:15.6pt;z-index:251703296;visibility:visible;mso-wrap-style:square;mso-width-percent:0;mso-height-percent:0;mso-wrap-distance-left:9pt;mso-wrap-distance-top:0;mso-wrap-distance-right:9pt;mso-wrap-distance-bottom:0;mso-position-horizontal:absolute;mso-position-horizontal-relative:text;mso-position-vertical:absolute;mso-position-vertical-relative:text;mso-width-percent:0;mso-height-percent:0;mso-width-relative:margin;mso-height-relative:margin;v-text-anchor:middle" o:gfxdata="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" filled="f" strokecolor="#e00" strokeweight="2pt"/>
+            </w:pict>
+          </mc:Fallback>
+        </mc:AlternateContent>
+      </w:r>
+      <w:r>
+        <w:rPr>
+          <w:noProof/>
+        </w:rPr>
+        <mc:AlternateContent>
+          <mc:Choice Requires="wps">
+            <w:drawing>
+              <wp:anchor distT="0" distB="0" distL="114300" distR="114300" simplePos="0" relativeHeight="251701248" behindDoc="0" locked="0" layoutInCell="1" allowOverlap="1" wp14:anchorId="2BDFA97B" wp14:editId="4F2BF933">
+                <wp:simplePos x="0" y="0"/>
+                <wp:positionH relativeFrom="column">
+                  <wp:posOffset>1040130</wp:posOffset>
+                </wp:positionH>
+                <wp:positionV relativeFrom="paragraph">
+                  <wp:posOffset>2055495</wp:posOffset>
+                </wp:positionV>
+                <wp:extent cx="933450" cy="464185"/>
+                <wp:effectExtent l="57150" t="76200" r="95250" b="88265"/>
+                <wp:wrapNone/>
+                <wp:docPr id="100481594" name="Straight Arrow Connector 7"/>
+                <wp:cNvGraphicFramePr/>
+                <a:graphic xmlns:a="http://schemas.openxmlformats.org/drawingml/2006/main">
+                  <a:graphicData uri="http://schemas.microsoft.com/office/word/2010/wordprocessingShape">
+                    <wps:wsp>
+                      <wps:cNvCnPr/>
+                      <wps:spPr>
+                        <a:xfrm flipH="1">
+                          <a:off x="0" y="0"/>
+                          <a:ext cx="933450" cy="464185"/>
+                        </a:xfrm>
+                        <a:prstGeom prst="straightConnector1">
+                          <a:avLst/>
+                        </a:prstGeom>
+                        <a:ln w="25400">
+                          <a:solidFill>
+                            <a:srgbClr val="EE0000"/>
+                          </a:solidFill>
+                          <a:tailEnd type="triangle"/>
+                        </a:ln>
+                        <a:effectLst>
+                          <a:glow rad="63500">
+                            <a:schemeClr val="accent3">
+                              <a:satMod val="175000"/>
+                              <a:alpha val="40000"/>
+                            </a:schemeClr>
+                          </a:glow>
+                        </a:effectLst>
+                      </wps:spPr>
+                      <wps:style>
+                        <a:lnRef idx="1">
+                          <a:schemeClr val="accent1"/>
+                        </a:lnRef>
+                        <a:fillRef idx="0">
+                          <a:schemeClr val="accent1"/>
+                        </a:fillRef>
+                        <a:effectRef idx="0">
+                          <a:schemeClr val="accent1"/>
+                        </a:effectRef>
+                        <a:fontRef idx="minor">
+                          <a:schemeClr val="tx1"/>
+                        </a:fontRef>
+                      </wps:style>
+                      <wps:bodyPr/>
+                    </wps:wsp>
+                  </a:graphicData>
+                </a:graphic>
+                <wp14:sizeRelH relativeFrom="margin">
+                  <wp14:pctWidth>0</wp14:pctWidth>
+                </wp14:sizeRelH>
+                <wp14:sizeRelV relativeFrom="margin">
+                  <wp14:pctHeight>0</wp14:pctHeight>
+                </wp14:sizeRelV>
+              </wp:anchor>
+            </w:drawing>
+          </mc:Choice>
+          <mc:Fallback>
+            <w:pict>
+              <v:shape w14:anchorId="5AF7DA28" id="Straight Arrow Connector 7" o:spid="_x0000_s1026" type="#_x0000_t32" style="position:absolute;margin-left:81.9pt;margin-top:161.85pt;width:73.5pt;height:36.55pt;flip:x;z-index:251701248;visibility:visible;mso-wrap-style:square;mso-width-percent:0;mso-height-percent:0;mso-wrap-distance-left:9pt;mso-wrap-distance-top:0;mso-wrap-distance-right:9pt;mso-wrap-distance-bottom:0;mso-position-horizontal:absolute;mso-position-horizontal-relative:text;mso-position-vertical:absolute;mso-position-vertical-relative:text;mso-width-percent:0;mso-height-percent:0;mso-width-relative:margin;mso-height-relative:margin" o:gfxdata="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" strokecolor="#e00" strokeweight="2pt">
+                <v:stroke endarrow="block" joinstyle="miter"/>
+              </v:shape>
+            </w:pict>
+          </mc:Fallback>
+        </mc:AlternateContent>
+      </w:r>
+      <w:r>
+        <w:rPr>
+          <w:noProof/>
+        </w:rPr>
         <w:drawing>
-          <wp:inline distT="0" distB="0" distL="0" distR="0" wp14:anchorId="78E2CCE9" wp14:editId="35FF0701">
-            <wp:extent cx="5731510" cy="6052820"/>
-            <wp:effectExtent l="0" t="0" r="2540" b="5080"/>
+          <wp:inline distT="0" distB="0" distL="0" distR="0" wp14:anchorId="1378192A" wp14:editId="52D1F664">
+            <wp:extent cx="6645910" cy="3601085"/>
+            <wp:effectExtent l="0" t="0" r="2540" b="0"/>
+            <wp:docPr id="820702807" name="Picture 1"/>
+            <wp:cNvGraphicFramePr>
+              <a:graphicFrameLocks xmlns:a="http://schemas.openxmlformats.org/drawingml/2006/main" noChangeAspect="1"/>
+            </wp:cNvGraphicFramePr>
+            <a:graphic xmlns:a="http://schemas.openxmlformats.org/drawingml/2006/main">
+              <a:graphicData uri="http://schemas.openxmlformats.org/drawingml/2006/picture">
+                <pic:pic xmlns:pic="http://schemas.openxmlformats.org/drawingml/2006/picture">
+                  <pic:nvPicPr>
+                    <pic:cNvPr id="820702807" name=""/>
+                    <pic:cNvPicPr/>
+                  </pic:nvPicPr>
+                  <pic:blipFill>
+                    <a:blip r:embed="rId17"/>
+                    <a:stretch>
+                      <a:fillRect/>
+                    </a:stretch>
+                  </pic:blipFill>
+                  <pic:spPr>
+                    <a:xfrm>
+                      <a:off x="0" y="0"/>
+                      <a:ext cx="6645910" cy="3601085"/>
+                    </a:xfrm>
+                    <a:prstGeom prst="rect">
+                      <a:avLst/>
+                    </a:prstGeom>
+                  </pic:spPr>
+                </pic:pic>
+              </a:graphicData>
+            </a:graphic>
+          </wp:inline>
+        </w:drawing>
+      </w:r>
+    </w:p>
+    <w:p/>
+    <w:p>
+      <w:pPr>
+        <w:pStyle w:val="ListParagraph"/>
+        <w:numPr>
+          <w:ilvl w:val="0"/>
+          <w:numId w:val="1"/>
+        </w:numPr>
+      </w:pPr>
+      <w:r>
+        <w:t xml:space="preserve"> Apply the filter as shown below, (all accounts, Effective Date Range – past 1 year, exclude, inactive, exclude deceased patients**** (This is important filter) ) and click on view, then the report will open in new tab, export the report as excel</w:t>
+      </w:r>
+    </w:p>
+    <w:p>
+      <w:r>
+        <w:rPr>
+          <w:noProof/>
+        </w:rPr>
+        <mc:AlternateContent>
+          <mc:Choice Requires="wps">
+            <w:drawing>
+              <wp:anchor distT="0" distB="0" distL="114300" distR="114300" simplePos="0" relativeHeight="251711488" behindDoc="0" locked="0" layoutInCell="1" allowOverlap="1" wp14:anchorId="4D5B663E" wp14:editId="259D86D5">
+                <wp:simplePos x="0" y="0"/>
+                <wp:positionH relativeFrom="column">
+                  <wp:posOffset>1257300</wp:posOffset>
+                </wp:positionH>
+                <wp:positionV relativeFrom="paragraph">
+                  <wp:posOffset>2978150</wp:posOffset>
+                </wp:positionV>
+                <wp:extent cx="933450" cy="464185"/>
+                <wp:effectExtent l="57150" t="76200" r="95250" b="88265"/>
+                <wp:wrapNone/>
+                <wp:docPr id="335510288" name="Straight Arrow Connector 7"/>
+                <wp:cNvGraphicFramePr/>
+                <a:graphic xmlns:a="http://schemas.openxmlformats.org/drawingml/2006/main">
+                  <a:graphicData uri="http://schemas.microsoft.com/office/word/2010/wordprocessingShape">
+                    <wps:wsp>
+                      <wps:cNvCnPr/>
+                      <wps:spPr>
+                        <a:xfrm flipH="1">
+                          <a:off x="0" y="0"/>
+                          <a:ext cx="933450" cy="464185"/>
+                        </a:xfrm>
+                        <a:prstGeom prst="straightConnector1">
+                          <a:avLst/>
+                        </a:prstGeom>
+                        <a:ln w="25400">
+                          <a:solidFill>
+                            <a:srgbClr val="EE0000"/>
+                          </a:solidFill>
+                          <a:tailEnd type="triangle"/>
+                        </a:ln>
+                        <a:effectLst>
+                          <a:glow rad="63500">
+                            <a:schemeClr val="accent3">
+                              <a:satMod val="175000"/>
+                              <a:alpha val="40000"/>
+                            </a:schemeClr>
+                          </a:glow>
+                        </a:effectLst>
+                      </wps:spPr>
+                      <wps:style>
+                        <a:lnRef idx="1">
+                          <a:schemeClr val="accent1"/>
+                        </a:lnRef>
+                        <a:fillRef idx="0">
+                          <a:schemeClr val="accent1"/>
+                        </a:fillRef>
+                        <a:effectRef idx="0">
+                          <a:schemeClr val="accent1"/>
+                        </a:effectRef>
+                        <a:fontRef idx="minor">
+                          <a:schemeClr val="tx1"/>
+                        </a:fontRef>
+                      </wps:style>
+                      <wps:bodyPr/>
+                    </wps:wsp>
+                  </a:graphicData>
+                </a:graphic>
+                <wp14:sizeRelH relativeFrom="margin">
+                  <wp14:pctWidth>0</wp14:pctWidth>
+                </wp14:sizeRelH>
+                <wp14:sizeRelV relativeFrom="margin">
+                  <wp14:pctHeight>0</wp14:pctHeight>
+                </wp14:sizeRelV>
+              </wp:anchor>
+            </w:drawing>
+          </mc:Choice>
+          <mc:Fallback>
+            <w:pict>
+              <v:shape w14:anchorId="36A86889" id="Straight Arrow Connector 7" o:spid="_x0000_s1026" type="#_x0000_t32" style="position:absolute;margin-left:99pt;margin-top:234.5pt;width:73.5pt;height:36.55pt;flip:x;z-index:251711488;visibility:visible;mso-wrap-style:square;mso-width-percent:0;mso-height-percent:0;mso-wrap-distance-left:9pt;mso-wrap-distance-top:0;mso-wrap-distance-right:9pt;mso-wrap-distance-bottom:0;mso-position-horizontal:absolute;mso-position-horizontal-relative:text;mso-position-vertical:absolute;mso-position-vertical-relative:text;mso-width-percent:0;mso-height-percent:0;mso-width-relative:margin;mso-height-relative:margin" o:gfxdata="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" strokecolor="#e00" strokeweight="2pt">
+                <v:stroke endarrow="block" joinstyle="miter"/>
+              </v:shape>
+            </w:pict>
+          </mc:Fallback>
+        </mc:AlternateContent>
+      </w:r>
+      <w:r>
+        <w:rPr>
+          <w:noProof/>
+        </w:rPr>
+        <mc:AlternateContent>
+          <mc:Choice Requires="wps">
+            <w:drawing>
+              <wp:anchor distT="0" distB="0" distL="114300" distR="114300" simplePos="0" relativeHeight="251707392" behindDoc="0" locked="0" layoutInCell="1" allowOverlap="1" wp14:anchorId="54418DB2" wp14:editId="1DABC312">
+                <wp:simplePos x="0" y="0"/>
+                <wp:positionH relativeFrom="column">
+                  <wp:posOffset>7620</wp:posOffset>
+                </wp:positionH>
+                <wp:positionV relativeFrom="paragraph">
+                  <wp:posOffset>3115310</wp:posOffset>
+                </wp:positionV>
+                <wp:extent cx="1181100" cy="487680"/>
+                <wp:effectExtent l="0" t="0" r="19050" b="26670"/>
+                <wp:wrapNone/>
+                <wp:docPr id="898199669" name="Rectangle 6"/>
+                <wp:cNvGraphicFramePr/>
+                <a:graphic xmlns:a="http://schemas.openxmlformats.org/drawingml/2006/main">
+                  <a:graphicData uri="http://schemas.microsoft.com/office/word/2010/wordprocessingShape">
+                    <wps:wsp>
+                      <wps:cNvSpPr/>
+                      <wps:spPr>
+                        <a:xfrm>
+                          <a:off x="0" y="0"/>
+                          <a:ext cx="1181100" cy="487680"/>
+                        </a:xfrm>
+                        <a:prstGeom prst="rect">
+                          <a:avLst/>
+                        </a:prstGeom>
+                        <a:noFill/>
+                        <a:ln w="25400">
+                          <a:solidFill>
+                            <a:srgbClr val="EE0000"/>
+                          </a:solidFill>
+                        </a:ln>
+                      </wps:spPr>
+                      <wps:style>
+                        <a:lnRef idx="2">
+                          <a:schemeClr val="dk1"/>
+                        </a:lnRef>
+                        <a:fillRef idx="1">
+                          <a:schemeClr val="lt1"/>
+                        </a:fillRef>
+                        <a:effectRef idx="0">
+                          <a:schemeClr val="dk1"/>
+                        </a:effectRef>
+                        <a:fontRef idx="minor">
+                          <a:schemeClr val="dk1"/>
+                        </a:fontRef>
+                      </wps:style>
+                      <wps:bodyPr rot="0" spcFirstLastPara="0" vertOverflow="overflow" horzOverflow="overflow" vert="horz" wrap="square" lIns="91440" tIns="45720" rIns="91440" bIns="45720" numCol="1" spcCol="0" rtlCol="0" fromWordArt="0" anchor="ctr" anchorCtr="0" forceAA="0" compatLnSpc="1">
+                        <a:prstTxWarp prst="textNoShape">
+                          <a:avLst/>
+                        </a:prstTxWarp>
+                        <a:noAutofit/>
+                      </wps:bodyPr>
+                    </wps:wsp>
+                  </a:graphicData>
+                </a:graphic>
+                <wp14:sizeRelH relativeFrom="margin">
+                  <wp14:pctWidth>0</wp14:pctWidth>
+                </wp14:sizeRelH>
+                <wp14:sizeRelV relativeFrom="margin">
+                  <wp14:pctHeight>0</wp14:pctHeight>
+                </wp14:sizeRelV>
+              </wp:anchor>
+            </w:drawing>
+          </mc:Choice>
+          <mc:Fallback>
+            <w:pict>
+              <v:rect w14:anchorId="27D573A7" id="Rectangle 6" o:spid="_x0000_s1026" style="position:absolute;margin-left:.6pt;margin-top:245.3pt;width:93pt;height:38.4pt;z-index:251707392;visibility:visible;mso-wrap-style:square;mso-width-percent:0;mso-height-percent:0;mso-wrap-distance-left:9pt;mso-wrap-distance-top:0;mso-wrap-distance-right:9pt;mso-wrap-distance-bottom:0;mso-position-horizontal:absolute;mso-position-horizontal-relative:text;mso-position-vertical:absolute;mso-position-vertical-relative:text;mso-width-percent:0;mso-height-percent:0;mso-width-relative:margin;mso-height-relative:margin;v-text-anchor:middle" o:gfxdata="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" filled="f" strokecolor="#e00" strokeweight="2pt"/>
+            </w:pict>
+          </mc:Fallback>
+        </mc:AlternateContent>
+      </w:r>
+      <w:r>
+        <w:rPr>
+          <w:noProof/>
+        </w:rPr>
+        <mc:AlternateContent>
+          <mc:Choice Requires="wps">
+            <w:drawing>
+              <wp:anchor distT="0" distB="0" distL="114300" distR="114300" simplePos="0" relativeHeight="251709440" behindDoc="0" locked="0" layoutInCell="1" allowOverlap="1" wp14:anchorId="5F68D3D9" wp14:editId="6408481E">
+                <wp:simplePos x="0" y="0"/>
+                <wp:positionH relativeFrom="column">
+                  <wp:posOffset>1257300</wp:posOffset>
+                </wp:positionH>
+                <wp:positionV relativeFrom="paragraph">
+                  <wp:posOffset>1537970</wp:posOffset>
+                </wp:positionV>
+                <wp:extent cx="933450" cy="464185"/>
+                <wp:effectExtent l="57150" t="76200" r="95250" b="88265"/>
+                <wp:wrapNone/>
+                <wp:docPr id="848914592" name="Straight Arrow Connector 7"/>
+                <wp:cNvGraphicFramePr/>
+                <a:graphic xmlns:a="http://schemas.openxmlformats.org/drawingml/2006/main">
+                  <a:graphicData uri="http://schemas.microsoft.com/office/word/2010/wordprocessingShape">
+                    <wps:wsp>
+                      <wps:cNvCnPr/>
+                      <wps:spPr>
+                        <a:xfrm flipH="1">
+                          <a:off x="0" y="0"/>
+                          <a:ext cx="933450" cy="464185"/>
+                        </a:xfrm>
+                        <a:prstGeom prst="straightConnector1">
+                          <a:avLst/>
+                        </a:prstGeom>
+                        <a:ln w="25400">
+                          <a:solidFill>
+                            <a:srgbClr val="EE0000"/>
+                          </a:solidFill>
+                          <a:tailEnd type="triangle"/>
+                        </a:ln>
+                        <a:effectLst>
+                          <a:glow rad="63500">
+                            <a:schemeClr val="accent3">
+                              <a:satMod val="175000"/>
+                              <a:alpha val="40000"/>
+                            </a:schemeClr>
+                          </a:glow>
+                        </a:effectLst>
+                      </wps:spPr>
+                      <wps:style>
+                        <a:lnRef idx="1">
+                          <a:schemeClr val="accent1"/>
+                        </a:lnRef>
+                        <a:fillRef idx="0">
+                          <a:schemeClr val="accent1"/>
+                        </a:fillRef>
+                        <a:effectRef idx="0">
+                          <a:schemeClr val="accent1"/>
+                        </a:effectRef>
+                        <a:fontRef idx="minor">
+                          <a:schemeClr val="tx1"/>
+                        </a:fontRef>
+                      </wps:style>
+                      <wps:bodyPr/>
+                    </wps:wsp>
+                  </a:graphicData>
+                </a:graphic>
+                <wp14:sizeRelH relativeFrom="margin">
+                  <wp14:pctWidth>0</wp14:pctWidth>
+                </wp14:sizeRelH>
+                <wp14:sizeRelV relativeFrom="margin">
+                  <wp14:pctHeight>0</wp14:pctHeight>
+                </wp14:sizeRelV>
+              </wp:anchor>
+            </w:drawing>
+          </mc:Choice>
+          <mc:Fallback>
+            <w:pict>
+              <v:shape w14:anchorId="399FDCED" id="Straight Arrow Connector 7" o:spid="_x0000_s1026" type="#_x0000_t32" style="position:absolute;margin-left:99pt;margin-top:121.1pt;width:73.5pt;height:36.55pt;flip:x;z-index:251709440;visibility:visible;mso-wrap-style:square;mso-width-percent:0;mso-height-percent:0;mso-wrap-distance-left:9pt;mso-wrap-distance-top:0;mso-wrap-distance-right:9pt;mso-wrap-distance-bottom:0;mso-position-horizontal:absolute;mso-position-horizontal-relative:text;mso-position-vertical:absolute;mso-position-vertical-relative:text;mso-width-percent:0;mso-height-percent:0;mso-width-relative:margin;mso-height-relative:margin" o:gfxdata="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" strokecolor="#e00" strokeweight="2pt">
+                <v:stroke endarrow="block" joinstyle="miter"/>
+              </v:shape>
+            </w:pict>
+          </mc:Fallback>
+        </mc:AlternateContent>
+      </w:r>
+      <w:r>
+        <w:rPr>
+          <w:noProof/>
+        </w:rPr>
+        <mc:AlternateContent>
+          <mc:Choice Requires="wps">
+            <w:drawing>
+              <wp:anchor distT="0" distB="0" distL="114300" distR="114300" simplePos="0" relativeHeight="251705344" behindDoc="0" locked="0" layoutInCell="1" allowOverlap="1" wp14:anchorId="5C395D97" wp14:editId="76B41E81">
+                <wp:simplePos x="0" y="0"/>
+                <wp:positionH relativeFrom="column">
+                  <wp:posOffset>91440</wp:posOffset>
+                </wp:positionH>
+                <wp:positionV relativeFrom="paragraph">
+                  <wp:posOffset>1896110</wp:posOffset>
+                </wp:positionV>
+                <wp:extent cx="1112520" cy="251460"/>
+                <wp:effectExtent l="0" t="0" r="11430" b="15240"/>
+                <wp:wrapNone/>
+                <wp:docPr id="1338360949" name="Rectangle 6"/>
+                <wp:cNvGraphicFramePr/>
+                <a:graphic xmlns:a="http://schemas.openxmlformats.org/drawingml/2006/main">
+                  <a:graphicData uri="http://schemas.microsoft.com/office/word/2010/wordprocessingShape">
+                    <wps:wsp>
+                      <wps:cNvSpPr/>
+                      <wps:spPr>
+                        <a:xfrm>
+                          <a:off x="0" y="0"/>
+                          <a:ext cx="1112520" cy="251460"/>
+                        </a:xfrm>
+                        <a:prstGeom prst="rect">
+                          <a:avLst/>
+                        </a:prstGeom>
+                        <a:noFill/>
+                        <a:ln w="25400">
+                          <a:solidFill>
+                            <a:srgbClr val="EE0000"/>
+                          </a:solidFill>
+                        </a:ln>
+                      </wps:spPr>
+                      <wps:style>
+                        <a:lnRef idx="2">
+                          <a:schemeClr val="dk1"/>
+                        </a:lnRef>
+                        <a:fillRef idx="1">
+                          <a:schemeClr val="lt1"/>
+                        </a:fillRef>
+                        <a:effectRef idx="0">
+                          <a:schemeClr val="dk1"/>
+                        </a:effectRef>
+                        <a:fontRef idx="minor">
+                          <a:schemeClr val="dk1"/>
+                        </a:fontRef>
+                      </wps:style>
+                      <wps:bodyPr rot="0" spcFirstLastPara="0" vertOverflow="overflow" horzOverflow="overflow" vert="horz" wrap="square" lIns="91440" tIns="45720" rIns="91440" bIns="45720" numCol="1" spcCol="0" rtlCol="0" fromWordArt="0" anchor="ctr" anchorCtr="0" forceAA="0" compatLnSpc="1">
+                        <a:prstTxWarp prst="textNoShape">
+                          <a:avLst/>
+                        </a:prstTxWarp>
+                        <a:noAutofit/>
+                      </wps:bodyPr>
+                    </wps:wsp>
+                  </a:graphicData>
+                </a:graphic>
+                <wp14:sizeRelH relativeFrom="margin">
+                  <wp14:pctWidth>0</wp14:pctWidth>
+                </wp14:sizeRelH>
+                <wp14:sizeRelV relativeFrom="margin">
+                  <wp14:pctHeight>0</wp14:pctHeight>
+                </wp14:sizeRelV>
+              </wp:anchor>
+            </w:drawing>
+          </mc:Choice>
+          <mc:Fallback>
+            <w:pict>
+              <v:rect w14:anchorId="24A1A328" id="Rectangle 6" o:spid="_x0000_s1026" style="position:absolute;margin-left:7.2pt;margin-top:149.3pt;width:87.6pt;height:19.8pt;z-index:251705344;visibility:visible;mso-wrap-style:square;mso-width-percent:0;mso-height-percent:0;mso-wrap-distance-left:9pt;mso-wrap-distance-top:0;mso-wrap-distance-right:9pt;mso-wrap-distance-bottom:0;mso-position-horizontal:absolute;mso-position-horizontal-relative:text;mso-position-vertical:absolute;mso-position-vertical-relative:text;mso-width-percent:0;mso-height-percent:0;mso-width-relative:margin;mso-height-relative:margin;v-text-anchor:middle" o:gfxdata="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" filled="f" strokecolor="#e00" strokeweight="2pt"/>
+            </w:pict>
+          </mc:Fallback>
+        </mc:AlternateContent>
+      </w:r>
+      <w:r>
+        <w:rPr>
+          <w:noProof/>
+        </w:rPr>
+        <mc:AlternateContent>
+          <mc:Choice Requires="wps">
+            <w:drawing>
+              <wp:anchor distT="0" distB="0" distL="114300" distR="114300" simplePos="0" relativeHeight="251713536" behindDoc="0" locked="0" layoutInCell="1" allowOverlap="1" wp14:anchorId="38989869" wp14:editId="3FC8E304">
+                <wp:simplePos x="0" y="0"/>
+                <wp:positionH relativeFrom="column">
+                  <wp:posOffset>1478280</wp:posOffset>
+                </wp:positionH>
+                <wp:positionV relativeFrom="paragraph">
+                  <wp:posOffset>280670</wp:posOffset>
+                </wp:positionV>
+                <wp:extent cx="952500" cy="342900"/>
+                <wp:effectExtent l="76200" t="76200" r="95250" b="95250"/>
+                <wp:wrapNone/>
+                <wp:docPr id="662608366" name="Straight Arrow Connector 7"/>
+                <wp:cNvGraphicFramePr/>
+                <a:graphic xmlns:a="http://schemas.openxmlformats.org/drawingml/2006/main">
+                  <a:graphicData uri="http://schemas.microsoft.com/office/word/2010/wordprocessingShape">
+                    <wps:wsp>
+                      <wps:cNvCnPr/>
+                      <wps:spPr>
+                        <a:xfrm flipH="1" flipV="1">
+                          <a:off x="0" y="0"/>
+                          <a:ext cx="952500" cy="342900"/>
+                        </a:xfrm>
+                        <a:prstGeom prst="straightConnector1">
+                          <a:avLst/>
+                        </a:prstGeom>
+                        <a:ln w="25400">
+                          <a:solidFill>
+                            <a:srgbClr val="EE0000"/>
+                          </a:solidFill>
+                          <a:tailEnd type="triangle"/>
+                        </a:ln>
+                        <a:effectLst>
+                          <a:glow rad="63500">
+                            <a:schemeClr val="accent3">
+                              <a:satMod val="175000"/>
+                              <a:alpha val="40000"/>
+                            </a:schemeClr>
+                          </a:glow>
+                        </a:effectLst>
+                      </wps:spPr>
+                      <wps:style>
+                        <a:lnRef idx="1">
+                          <a:schemeClr val="accent1"/>
+                        </a:lnRef>
+                        <a:fillRef idx="0">
+                          <a:schemeClr val="accent1"/>
+                        </a:fillRef>
+                        <a:effectRef idx="0">
+                          <a:schemeClr val="accent1"/>
+                        </a:effectRef>
+                        <a:fontRef idx="minor">
+                          <a:schemeClr val="tx1"/>
+                        </a:fontRef>
+                      </wps:style>
+                      <wps:bodyPr/>
+                    </wps:wsp>
+                  </a:graphicData>
+                </a:graphic>
+                <wp14:sizeRelH relativeFrom="margin">
+                  <wp14:pctWidth>0</wp14:pctWidth>
+                </wp14:sizeRelH>
+                <wp14:sizeRelV relativeFrom="margin">
+                  <wp14:pctHeight>0</wp14:pctHeight>
+                </wp14:sizeRelV>
+              </wp:anchor>
+            </w:drawing>
+          </mc:Choice>
+          <mc:Fallback>
+            <w:pict>
+              <v:shape w14:anchorId="23E2B2BE" id="Straight Arrow Connector 7" o:spid="_x0000_s1026" type="#_x0000_t32" style="position:absolute;margin-left:116.4pt;margin-top:22.1pt;width:75pt;height:27pt;flip:x y;z-index:251713536;visibility:visible;mso-wrap-style:square;mso-width-percent:0;mso-height-percent:0;mso-wrap-distance-left:9pt;mso-wrap-distance-top:0;mso-wrap-distance-right:9pt;mso-wrap-distance-bottom:0;mso-position-horizontal:absolute;mso-position-horizontal-relative:text;mso-position-vertical:absolute;mso-position-vertical-relative:text;mso-width-percent:0;mso-height-percent:0;mso-width-relative:margin;mso-height-relative:margin" o:gfxdata="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" strokecolor="#e00" strokeweight="2pt">
+                <v:stroke endarrow="block" joinstyle="miter"/>
+              </v:shape>
+            </w:pict>
+          </mc:Fallback>
+        </mc:AlternateContent>
+      </w:r>
+      <w:r>
+        <w:rPr>
+          <w:noProof/>
+        </w:rPr>
+        <mc:AlternateContent>
+          <mc:Choice Requires="wps">
+            <w:drawing>
+              <wp:anchor distT="0" distB="0" distL="114300" distR="114300" simplePos="0" relativeHeight="251715584" behindDoc="0" locked="0" layoutInCell="1" allowOverlap="1" wp14:anchorId="39F6240F" wp14:editId="22FF6B61">
+                <wp:simplePos x="0" y="0"/>
+                <wp:positionH relativeFrom="column">
+                  <wp:posOffset>807720</wp:posOffset>
+                </wp:positionH>
+                <wp:positionV relativeFrom="paragraph">
+                  <wp:posOffset>21590</wp:posOffset>
+                </wp:positionV>
+                <wp:extent cx="601980" cy="251460"/>
+                <wp:effectExtent l="0" t="0" r="26670" b="15240"/>
+                <wp:wrapNone/>
+                <wp:docPr id="1236180290" name="Rectangle 6"/>
+                <wp:cNvGraphicFramePr/>
+                <a:graphic xmlns:a="http://schemas.openxmlformats.org/drawingml/2006/main">
+                  <a:graphicData uri="http://schemas.microsoft.com/office/word/2010/wordprocessingShape">
+                    <wps:wsp>
+                      <wps:cNvSpPr/>
+                      <wps:spPr>
+                        <a:xfrm>
+                          <a:off x="0" y="0"/>
+                          <a:ext cx="601980" cy="251460"/>
+                        </a:xfrm>
+                        <a:prstGeom prst="rect">
+                          <a:avLst/>
+                        </a:prstGeom>
+                        <a:noFill/>
+                        <a:ln w="25400">
+                          <a:solidFill>
+                            <a:srgbClr val="EE0000"/>
+                          </a:solidFill>
+                        </a:ln>
+                      </wps:spPr>
+                      <wps:style>
+                        <a:lnRef idx="2">
+                          <a:schemeClr val="dk1"/>
+                        </a:lnRef>
+                        <a:fillRef idx="1">
+                          <a:schemeClr val="lt1"/>
+                        </a:fillRef>
+                        <a:effectRef idx="0">
+                          <a:schemeClr val="dk1"/>
+                        </a:effectRef>
+                        <a:fontRef idx="minor">
+                          <a:schemeClr val="dk1"/>
+                        </a:fontRef>
+                      </wps:style>
+                      <wps:bodyPr rot="0" spcFirstLastPara="0" vertOverflow="overflow" horzOverflow="overflow" vert="horz" wrap="square" lIns="91440" tIns="45720" rIns="91440" bIns="45720" numCol="1" spcCol="0" rtlCol="0" fromWordArt="0" anchor="ctr" anchorCtr="0" forceAA="0" compatLnSpc="1">
+                        <a:prstTxWarp prst="textNoShape">
+                          <a:avLst/>
+                        </a:prstTxWarp>
+                        <a:noAutofit/>
+                      </wps:bodyPr>
+                    </wps:wsp>
+                  </a:graphicData>
+                </a:graphic>
+                <wp14:sizeRelH relativeFrom="margin">
+                  <wp14:pctWidth>0</wp14:pctWidth>
+                </wp14:sizeRelH>
+                <wp14:sizeRelV relativeFrom="margin">
+                  <wp14:pctHeight>0</wp14:pctHeight>
+                </wp14:sizeRelV>
+              </wp:anchor>
+            </w:drawing>
+          </mc:Choice>
+          <mc:Fallback>
+            <w:pict>
+              <v:rect w14:anchorId="1793EFCF" id="Rectangle 6" o:spid="_x0000_s1026" style="position:absolute;margin-left:63.6pt;margin-top:1.7pt;width:47.4pt;height:19.8pt;z-index:251715584;visibility:visible;mso-wrap-style:square;mso-width-percent:0;mso-height-percent:0;mso-wrap-distance-left:9pt;mso-wrap-distance-top:0;mso-wrap-distance-right:9pt;mso-wrap-distance-bottom:0;mso-position-horizontal:absolute;mso-position-horizontal-relative:text;mso-position-vertical:absolute;mso-position-vertical-relative:text;mso-width-percent:0;mso-height-percent:0;mso-width-relative:margin;mso-height-relative:margin;v-text-anchor:middle" o:gfxdata="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" filled="f" strokecolor="#e00" strokeweight="2pt"/>
+            </w:pict>
+          </mc:Fallback>
+        </mc:AlternateContent>
+      </w:r>
+      <w:r>
+        <w:rPr>
+          <w:noProof/>
+        </w:rPr>
+        <w:drawing>
+          <wp:inline distT="0" distB="0" distL="0" distR="0" wp14:anchorId="73746E6C" wp14:editId="20D9CE57">
+            <wp:extent cx="4177773" cy="4411980"/>
+            <wp:effectExtent l="0" t="0" r="0" b="7620"/>
             <wp:docPr id="992274102" name="Picture 1"/>
             <wp:cNvGraphicFramePr>
               <a:graphicFrameLocks xmlns:a="http://schemas.openxmlformats.org/drawingml/2006/main" noChangeAspect="1"/>
@@ -144,7 +3956,7 @@
                     <pic:cNvPicPr/>
                   </pic:nvPicPr>
                   <pic:blipFill>
-                    <a:blip r:embed="rId7"/>
+                    <a:blip r:embed="rId18"/>
                     <a:stretch>
                       <a:fillRect/>
                     </a:stretch>
@@ -152,7 +3964,7 @@
                   <pic:spPr>
                     <a:xfrm>
                       <a:off x="0" y="0"/>
-                      <a:ext cx="5731510" cy="6052820"/>
+                      <a:ext cx="4186572" cy="4421273"/>
                     </a:xfrm>
                     <a:prstGeom prst="rect">
                       <a:avLst/>
@@ -167,13 +3979,200 @@
     </w:p>
     <w:p/>
     <w:p>
-      <w:r>
-        <w:lastRenderedPageBreak/>
+      <w:pPr>
+        <w:pStyle w:val="Heading2"/>
+      </w:pPr>
+      <w:bookmarkStart w:id="4" w:name="_Toc225774503"/>
+      <w:r>
+        <w:t>Patients By Diagnosis (Diagnosis and ICD Codes)</w:t>
+      </w:r>
+      <w:bookmarkEnd w:id="4"/>
+    </w:p>
+    <w:p>
+      <w:pPr>
+        <w:pStyle w:val="ListParagraph"/>
+        <w:numPr>
+          <w:ilvl w:val="0"/>
+          <w:numId w:val="1"/>
+        </w:numPr>
+      </w:pPr>
+      <w:r>
+        <w:t xml:space="preserve"> Navigate to Reports &gt; Reports &gt; Clinical</w:t>
+      </w:r>
+    </w:p>
+    <w:p>
+      <w:r>
+        <w:rPr>
+          <w:noProof/>
+        </w:rPr>
+        <mc:AlternateContent>
+          <mc:Choice Requires="wps">
+            <w:drawing>
+              <wp:anchor distT="0" distB="0" distL="114300" distR="114300" simplePos="0" relativeHeight="251719680" behindDoc="0" locked="0" layoutInCell="1" allowOverlap="1" wp14:anchorId="016CB14A" wp14:editId="0D91192A">
+                <wp:simplePos x="0" y="0"/>
+                <wp:positionH relativeFrom="column">
+                  <wp:posOffset>739140</wp:posOffset>
+                </wp:positionH>
+                <wp:positionV relativeFrom="paragraph">
+                  <wp:posOffset>1752600</wp:posOffset>
+                </wp:positionV>
+                <wp:extent cx="933450" cy="464185"/>
+                <wp:effectExtent l="57150" t="76200" r="95250" b="88265"/>
+                <wp:wrapNone/>
+                <wp:docPr id="1240601698" name="Straight Arrow Connector 7"/>
+                <wp:cNvGraphicFramePr/>
+                <a:graphic xmlns:a="http://schemas.openxmlformats.org/drawingml/2006/main">
+                  <a:graphicData uri="http://schemas.microsoft.com/office/word/2010/wordprocessingShape">
+                    <wps:wsp>
+                      <wps:cNvCnPr/>
+                      <wps:spPr>
+                        <a:xfrm flipH="1">
+                          <a:off x="0" y="0"/>
+                          <a:ext cx="933450" cy="464185"/>
+                        </a:xfrm>
+                        <a:prstGeom prst="straightConnector1">
+                          <a:avLst/>
+                        </a:prstGeom>
+                        <a:ln w="25400">
+                          <a:solidFill>
+                            <a:srgbClr val="EE0000"/>
+                          </a:solidFill>
+                          <a:tailEnd type="triangle"/>
+                        </a:ln>
+                        <a:effectLst>
+                          <a:glow rad="63500">
+                            <a:schemeClr val="accent3">
+                              <a:satMod val="175000"/>
+                              <a:alpha val="40000"/>
+                            </a:schemeClr>
+                          </a:glow>
+                        </a:effectLst>
+                      </wps:spPr>
+                      <wps:style>
+                        <a:lnRef idx="1">
+                          <a:schemeClr val="accent1"/>
+                        </a:lnRef>
+                        <a:fillRef idx="0">
+                          <a:schemeClr val="accent1"/>
+                        </a:fillRef>
+                        <a:effectRef idx="0">
+                          <a:schemeClr val="accent1"/>
+                        </a:effectRef>
+                        <a:fontRef idx="minor">
+                          <a:schemeClr val="tx1"/>
+                        </a:fontRef>
+                      </wps:style>
+                      <wps:bodyPr/>
+                    </wps:wsp>
+                  </a:graphicData>
+                </a:graphic>
+                <wp14:sizeRelH relativeFrom="margin">
+                  <wp14:pctWidth>0</wp14:pctWidth>
+                </wp14:sizeRelH>
+                <wp14:sizeRelV relativeFrom="margin">
+                  <wp14:pctHeight>0</wp14:pctHeight>
+                </wp14:sizeRelV>
+              </wp:anchor>
+            </w:drawing>
+          </mc:Choice>
+          <mc:Fallback>
+            <w:pict>
+              <v:shape w14:anchorId="59D92FFF" id="Straight Arrow Connector 7" o:spid="_x0000_s1026" type="#_x0000_t32" style="position:absolute;margin-left:58.2pt;margin-top:138pt;width:73.5pt;height:36.55pt;flip:x;z-index:251719680;visibility:visible;mso-wrap-style:square;mso-width-percent:0;mso-height-percent:0;mso-wrap-distance-left:9pt;mso-wrap-distance-top:0;mso-wrap-distance-right:9pt;mso-wrap-distance-bottom:0;mso-position-horizontal:absolute;mso-position-horizontal-relative:text;mso-position-vertical:absolute;mso-position-vertical-relative:text;mso-width-percent:0;mso-height-percent:0;mso-width-relative:margin;mso-height-relative:margin" o:gfxdata="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" strokecolor="#e00" strokeweight="2pt">
+                <v:stroke endarrow="block" joinstyle="miter"/>
+              </v:shape>
+            </w:pict>
+          </mc:Fallback>
+        </mc:AlternateContent>
+      </w:r>
+      <w:r>
+        <w:rPr>
+          <w:noProof/>
+        </w:rPr>
+        <mc:AlternateContent>
+          <mc:Choice Requires="wps">
+            <w:drawing>
+              <wp:anchor distT="0" distB="0" distL="114300" distR="114300" simplePos="0" relativeHeight="251717632" behindDoc="0" locked="0" layoutInCell="1" allowOverlap="1" wp14:anchorId="6C1C12F9" wp14:editId="4C0D3527">
+                <wp:simplePos x="0" y="0"/>
+                <wp:positionH relativeFrom="margin">
+                  <wp:posOffset>45720</wp:posOffset>
+                </wp:positionH>
+                <wp:positionV relativeFrom="paragraph">
+                  <wp:posOffset>2087880</wp:posOffset>
+                </wp:positionV>
+                <wp:extent cx="624840" cy="251460"/>
+                <wp:effectExtent l="0" t="0" r="22860" b="15240"/>
+                <wp:wrapNone/>
+                <wp:docPr id="1481195332" name="Rectangle 6"/>
+                <wp:cNvGraphicFramePr/>
+                <a:graphic xmlns:a="http://schemas.openxmlformats.org/drawingml/2006/main">
+                  <a:graphicData uri="http://schemas.microsoft.com/office/word/2010/wordprocessingShape">
+                    <wps:wsp>
+                      <wps:cNvSpPr/>
+                      <wps:spPr>
+                        <a:xfrm>
+                          <a:off x="0" y="0"/>
+                          <a:ext cx="624840" cy="251460"/>
+                        </a:xfrm>
+                        <a:prstGeom prst="rect">
+                          <a:avLst/>
+                        </a:prstGeom>
+                        <a:noFill/>
+                        <a:ln w="25400">
+                          <a:solidFill>
+                            <a:srgbClr val="EE0000"/>
+                          </a:solidFill>
+                        </a:ln>
+                      </wps:spPr>
+                      <wps:style>
+                        <a:lnRef idx="2">
+                          <a:schemeClr val="dk1"/>
+                        </a:lnRef>
+                        <a:fillRef idx="1">
+                          <a:schemeClr val="lt1"/>
+                        </a:fillRef>
+                        <a:effectRef idx="0">
+                          <a:schemeClr val="dk1"/>
+                        </a:effectRef>
+                        <a:fontRef idx="minor">
+                          <a:schemeClr val="dk1"/>
+                        </a:fontRef>
+                      </wps:style>
+                      <wps:bodyPr rot="0" spcFirstLastPara="0" vertOverflow="overflow" horzOverflow="overflow" vert="horz" wrap="square" lIns="91440" tIns="45720" rIns="91440" bIns="45720" numCol="1" spcCol="0" rtlCol="0" fromWordArt="0" anchor="ctr" anchorCtr="0" forceAA="0" compatLnSpc="1">
+                        <a:prstTxWarp prst="textNoShape">
+                          <a:avLst/>
+                        </a:prstTxWarp>
+                        <a:noAutofit/>
+                      </wps:bodyPr>
+                    </wps:wsp>
+                  </a:graphicData>
+                </a:graphic>
+                <wp14:sizeRelH relativeFrom="margin">
+                  <wp14:pctWidth>0</wp14:pctWidth>
+                </wp14:sizeRelH>
+                <wp14:sizeRelV relativeFrom="margin">
+                  <wp14:pctHeight>0</wp14:pctHeight>
+                </wp14:sizeRelV>
+              </wp:anchor>
+            </w:drawing>
+          </mc:Choice>
+          <mc:Fallback>
+            <w:pict>
+              <v:rect w14:anchorId="75F60BE0" id="Rectangle 6" o:spid="_x0000_s1026" style="position:absolute;margin-left:3.6pt;margin-top:164.4pt;width:49.2pt;height:19.8pt;z-index:251717632;visibility:visible;mso-wrap-style:square;mso-width-percent:0;mso-height-percent:0;mso-wrap-distance-left:9pt;mso-wrap-distance-top:0;mso-wrap-distance-right:9pt;mso-wrap-distance-bottom:0;mso-position-horizontal:absolute;mso-position-horizontal-relative:margin;mso-position-vertical:absolute;mso-position-vertical-relative:text;mso-width-percent:0;mso-height-percent:0;mso-width-relative:margin;mso-height-relative:margin;v-text-anchor:middle" o:gfxdata="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" filled="f" strokecolor="#e00" strokeweight="2pt">
+                <w10:wrap anchorx="margin"/>
+              </v:rect>
+            </w:pict>
+          </mc:Fallback>
+        </mc:AlternateContent>
+      </w:r>
+      <w:r>
+        <w:rPr>
+          <w:noProof/>
+        </w:rPr>
         <w:drawing>
-          <wp:inline distT="0" distB="0" distL="0" distR="0" wp14:anchorId="55EAE727" wp14:editId="3E19E7A2">
-            <wp:extent cx="5731510" cy="4956810"/>
+          <wp:inline distT="0" distB="0" distL="0" distR="0" wp14:anchorId="4093903C" wp14:editId="3FE0B2D4">
+            <wp:extent cx="6645910" cy="3277870"/>
             <wp:effectExtent l="0" t="0" r="2540" b="0"/>
-            <wp:docPr id="1315544500" name="Picture 1"/>
+            <wp:docPr id="1373485453" name="Picture 1"/>
             <wp:cNvGraphicFramePr>
               <a:graphicFrameLocks xmlns:a="http://schemas.openxmlformats.org/drawingml/2006/main" noChangeAspect="1"/>
             </wp:cNvGraphicFramePr>
@@ -181,11 +4180,11 @@
               <a:graphicData uri="http://schemas.openxmlformats.org/drawingml/2006/picture">
                 <pic:pic xmlns:pic="http://schemas.openxmlformats.org/drawingml/2006/picture">
                   <pic:nvPicPr>
-                    <pic:cNvPr id="1315544500" name=""/>
+                    <pic:cNvPr id="1373485453" name=""/>
                     <pic:cNvPicPr/>
                   </pic:nvPicPr>
                   <pic:blipFill>
-                    <a:blip r:embed="rId8"/>
+                    <a:blip r:embed="rId19"/>
                     <a:stretch>
                       <a:fillRect/>
                     </a:stretch>
@@ -193,7 +4192,7 @@
                   <pic:spPr>
                     <a:xfrm>
                       <a:off x="0" y="0"/>
-                      <a:ext cx="5731510" cy="4956810"/>
+                      <a:ext cx="6645910" cy="3277870"/>
                     </a:xfrm>
                     <a:prstGeom prst="rect">
                       <a:avLst/>
@@ -206,14 +4205,530 @@
         </w:drawing>
       </w:r>
     </w:p>
+    <w:p/>
     <w:p>
-      <w:r>
-        <w:lastRenderedPageBreak/>
+      <w:pPr>
+        <w:pStyle w:val="ListParagraph"/>
+        <w:numPr>
+          <w:ilvl w:val="0"/>
+          <w:numId w:val="1"/>
+        </w:numPr>
+      </w:pPr>
+      <w:r>
+        <w:t xml:space="preserve"> </w:t>
+      </w:r>
+      <w:r>
+        <w:t>Navigate to Reports &gt; Reports &gt; Clinical</w:t>
+      </w:r>
+      <w:r>
+        <w:t xml:space="preserve"> &gt; Patient By Diagnosis and apply as shown in filter,</w:t>
+      </w:r>
+      <w:r>
+        <w:t xml:space="preserve"> and click on view, then the report will open in new tab, export the report as excel</w:t>
+      </w:r>
+      <w:r>
+        <w:t>.</w:t>
+      </w:r>
+    </w:p>
+    <w:p>
+      <w:r>
+        <w:rPr>
+          <w:noProof/>
+        </w:rPr>
+        <mc:AlternateContent>
+          <mc:Choice Requires="wps">
+            <w:drawing>
+              <wp:anchor distT="0" distB="0" distL="114300" distR="114300" simplePos="0" relativeHeight="251727872" behindDoc="0" locked="0" layoutInCell="1" allowOverlap="1" wp14:anchorId="01CF7699" wp14:editId="66C2B9FE">
+                <wp:simplePos x="0" y="0"/>
+                <wp:positionH relativeFrom="margin">
+                  <wp:posOffset>1889760</wp:posOffset>
+                </wp:positionH>
+                <wp:positionV relativeFrom="paragraph">
+                  <wp:posOffset>333375</wp:posOffset>
+                </wp:positionV>
+                <wp:extent cx="350520" cy="220980"/>
+                <wp:effectExtent l="0" t="0" r="11430" b="26670"/>
+                <wp:wrapNone/>
+                <wp:docPr id="1686373304" name="Rectangle 6"/>
+                <wp:cNvGraphicFramePr/>
+                <a:graphic xmlns:a="http://schemas.openxmlformats.org/drawingml/2006/main">
+                  <a:graphicData uri="http://schemas.microsoft.com/office/word/2010/wordprocessingShape">
+                    <wps:wsp>
+                      <wps:cNvSpPr/>
+                      <wps:spPr>
+                        <a:xfrm>
+                          <a:off x="0" y="0"/>
+                          <a:ext cx="350520" cy="220980"/>
+                        </a:xfrm>
+                        <a:prstGeom prst="rect">
+                          <a:avLst/>
+                        </a:prstGeom>
+                        <a:noFill/>
+                        <a:ln w="25400">
+                          <a:solidFill>
+                            <a:srgbClr val="EE0000"/>
+                          </a:solidFill>
+                        </a:ln>
+                      </wps:spPr>
+                      <wps:style>
+                        <a:lnRef idx="2">
+                          <a:schemeClr val="dk1"/>
+                        </a:lnRef>
+                        <a:fillRef idx="1">
+                          <a:schemeClr val="lt1"/>
+                        </a:fillRef>
+                        <a:effectRef idx="0">
+                          <a:schemeClr val="dk1"/>
+                        </a:effectRef>
+                        <a:fontRef idx="minor">
+                          <a:schemeClr val="dk1"/>
+                        </a:fontRef>
+                      </wps:style>
+                      <wps:bodyPr rot="0" spcFirstLastPara="0" vertOverflow="overflow" horzOverflow="overflow" vert="horz" wrap="square" lIns="91440" tIns="45720" rIns="91440" bIns="45720" numCol="1" spcCol="0" rtlCol="0" fromWordArt="0" anchor="ctr" anchorCtr="0" forceAA="0" compatLnSpc="1">
+                        <a:prstTxWarp prst="textNoShape">
+                          <a:avLst/>
+                        </a:prstTxWarp>
+                        <a:noAutofit/>
+                      </wps:bodyPr>
+                    </wps:wsp>
+                  </a:graphicData>
+                </a:graphic>
+                <wp14:sizeRelH relativeFrom="margin">
+                  <wp14:pctWidth>0</wp14:pctWidth>
+                </wp14:sizeRelH>
+                <wp14:sizeRelV relativeFrom="margin">
+                  <wp14:pctHeight>0</wp14:pctHeight>
+                </wp14:sizeRelV>
+              </wp:anchor>
+            </w:drawing>
+          </mc:Choice>
+          <mc:Fallback>
+            <w:pict>
+              <v:rect w14:anchorId="50774AEA" id="Rectangle 6" o:spid="_x0000_s1026" style="position:absolute;margin-left:148.8pt;margin-top:26.25pt;width:27.6pt;height:17.4pt;z-index:251727872;visibility:visible;mso-wrap-style:square;mso-width-percent:0;mso-height-percent:0;mso-wrap-distance-left:9pt;mso-wrap-distance-top:0;mso-wrap-distance-right:9pt;mso-wrap-distance-bottom:0;mso-position-horizontal:absolute;mso-position-horizontal-relative:margin;mso-position-vertical:absolute;mso-position-vertical-relative:text;mso-width-percent:0;mso-height-percent:0;mso-width-relative:margin;mso-height-relative:margin;v-text-anchor:middle" o:gfxdata="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" filled="f" strokecolor="#e00" strokeweight="2pt">
+                <w10:wrap anchorx="margin"/>
+              </v:rect>
+            </w:pict>
+          </mc:Fallback>
+        </mc:AlternateContent>
+      </w:r>
+      <w:r>
+        <w:rPr>
+          <w:noProof/>
+        </w:rPr>
+        <mc:AlternateContent>
+          <mc:Choice Requires="wps">
+            <w:drawing>
+              <wp:anchor distT="0" distB="0" distL="114300" distR="114300" simplePos="0" relativeHeight="251728896" behindDoc="0" locked="0" layoutInCell="1" allowOverlap="1" wp14:anchorId="61556F35" wp14:editId="576635E4">
+                <wp:simplePos x="0" y="0"/>
+                <wp:positionH relativeFrom="column">
+                  <wp:posOffset>2346959</wp:posOffset>
+                </wp:positionH>
+                <wp:positionV relativeFrom="paragraph">
+                  <wp:posOffset>501015</wp:posOffset>
+                </wp:positionV>
+                <wp:extent cx="391795" cy="152400"/>
+                <wp:effectExtent l="76200" t="76200" r="84455" b="95250"/>
+                <wp:wrapNone/>
+                <wp:docPr id="780741816" name="Straight Arrow Connector 7"/>
+                <wp:cNvGraphicFramePr/>
+                <a:graphic xmlns:a="http://schemas.openxmlformats.org/drawingml/2006/main">
+                  <a:graphicData uri="http://schemas.microsoft.com/office/word/2010/wordprocessingShape">
+                    <wps:wsp>
+                      <wps:cNvCnPr/>
+                      <wps:spPr>
+                        <a:xfrm flipH="1" flipV="1">
+                          <a:off x="0" y="0"/>
+                          <a:ext cx="391795" cy="152400"/>
+                        </a:xfrm>
+                        <a:prstGeom prst="straightConnector1">
+                          <a:avLst/>
+                        </a:prstGeom>
+                        <a:ln w="25400">
+                          <a:solidFill>
+                            <a:srgbClr val="EE0000"/>
+                          </a:solidFill>
+                          <a:tailEnd type="triangle"/>
+                        </a:ln>
+                        <a:effectLst>
+                          <a:glow rad="63500">
+                            <a:schemeClr val="accent3">
+                              <a:satMod val="175000"/>
+                              <a:alpha val="40000"/>
+                            </a:schemeClr>
+                          </a:glow>
+                        </a:effectLst>
+                      </wps:spPr>
+                      <wps:style>
+                        <a:lnRef idx="1">
+                          <a:schemeClr val="accent1"/>
+                        </a:lnRef>
+                        <a:fillRef idx="0">
+                          <a:schemeClr val="accent1"/>
+                        </a:fillRef>
+                        <a:effectRef idx="0">
+                          <a:schemeClr val="accent1"/>
+                        </a:effectRef>
+                        <a:fontRef idx="minor">
+                          <a:schemeClr val="tx1"/>
+                        </a:fontRef>
+                      </wps:style>
+                      <wps:bodyPr/>
+                    </wps:wsp>
+                  </a:graphicData>
+                </a:graphic>
+                <wp14:sizeRelH relativeFrom="margin">
+                  <wp14:pctWidth>0</wp14:pctWidth>
+                </wp14:sizeRelH>
+                <wp14:sizeRelV relativeFrom="margin">
+                  <wp14:pctHeight>0</wp14:pctHeight>
+                </wp14:sizeRelV>
+              </wp:anchor>
+            </w:drawing>
+          </mc:Choice>
+          <mc:Fallback>
+            <w:pict>
+              <v:shape w14:anchorId="26EF62BB" id="Straight Arrow Connector 7" o:spid="_x0000_s1026" type="#_x0000_t32" style="position:absolute;margin-left:184.8pt;margin-top:39.45pt;width:30.85pt;height:12pt;flip:x y;z-index:251728896;visibility:visible;mso-wrap-style:square;mso-width-percent:0;mso-height-percent:0;mso-wrap-distance-left:9pt;mso-wrap-distance-top:0;mso-wrap-distance-right:9pt;mso-wrap-distance-bottom:0;mso-position-horizontal:absolute;mso-position-horizontal-relative:text;mso-position-vertical:absolute;mso-position-vertical-relative:text;mso-width-percent:0;mso-height-percent:0;mso-width-relative:margin;mso-height-relative:margin" o:gfxdata="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" strokecolor="#e00" strokeweight="2pt">
+                <v:stroke endarrow="block" joinstyle="miter"/>
+              </v:shape>
+            </w:pict>
+          </mc:Fallback>
+        </mc:AlternateContent>
+      </w:r>
+      <w:r>
+        <w:rPr>
+          <w:noProof/>
+        </w:rPr>
+        <mc:AlternateContent>
+          <mc:Choice Requires="wps">
+            <w:drawing>
+              <wp:anchor distT="0" distB="0" distL="114300" distR="114300" simplePos="0" relativeHeight="251725824" behindDoc="0" locked="0" layoutInCell="1" allowOverlap="1" wp14:anchorId="05F4372F" wp14:editId="7F7CF6E3">
+                <wp:simplePos x="0" y="0"/>
+                <wp:positionH relativeFrom="column">
+                  <wp:posOffset>2083435</wp:posOffset>
+                </wp:positionH>
+                <wp:positionV relativeFrom="paragraph">
+                  <wp:posOffset>1125855</wp:posOffset>
+                </wp:positionV>
+                <wp:extent cx="1297723" cy="464185"/>
+                <wp:effectExtent l="57150" t="76200" r="93345" b="88265"/>
+                <wp:wrapNone/>
+                <wp:docPr id="1113785963" name="Straight Arrow Connector 7"/>
+                <wp:cNvGraphicFramePr/>
+                <a:graphic xmlns:a="http://schemas.openxmlformats.org/drawingml/2006/main">
+                  <a:graphicData uri="http://schemas.microsoft.com/office/word/2010/wordprocessingShape">
+                    <wps:wsp>
+                      <wps:cNvCnPr/>
+                      <wps:spPr>
+                        <a:xfrm flipH="1">
+                          <a:off x="0" y="0"/>
+                          <a:ext cx="1297723" cy="464185"/>
+                        </a:xfrm>
+                        <a:prstGeom prst="straightConnector1">
+                          <a:avLst/>
+                        </a:prstGeom>
+                        <a:ln w="25400">
+                          <a:solidFill>
+                            <a:srgbClr val="EE0000"/>
+                          </a:solidFill>
+                          <a:tailEnd type="triangle"/>
+                        </a:ln>
+                        <a:effectLst>
+                          <a:glow rad="63500">
+                            <a:schemeClr val="accent3">
+                              <a:satMod val="175000"/>
+                              <a:alpha val="40000"/>
+                            </a:schemeClr>
+                          </a:glow>
+                        </a:effectLst>
+                      </wps:spPr>
+                      <wps:style>
+                        <a:lnRef idx="1">
+                          <a:schemeClr val="accent1"/>
+                        </a:lnRef>
+                        <a:fillRef idx="0">
+                          <a:schemeClr val="accent1"/>
+                        </a:fillRef>
+                        <a:effectRef idx="0">
+                          <a:schemeClr val="accent1"/>
+                        </a:effectRef>
+                        <a:fontRef idx="minor">
+                          <a:schemeClr val="tx1"/>
+                        </a:fontRef>
+                      </wps:style>
+                      <wps:bodyPr/>
+                    </wps:wsp>
+                  </a:graphicData>
+                </a:graphic>
+                <wp14:sizeRelH relativeFrom="margin">
+                  <wp14:pctWidth>0</wp14:pctWidth>
+                </wp14:sizeRelH>
+                <wp14:sizeRelV relativeFrom="margin">
+                  <wp14:pctHeight>0</wp14:pctHeight>
+                </wp14:sizeRelV>
+              </wp:anchor>
+            </w:drawing>
+          </mc:Choice>
+          <mc:Fallback>
+            <w:pict>
+              <v:shape w14:anchorId="438A0FC0" id="Straight Arrow Connector 7" o:spid="_x0000_s1026" type="#_x0000_t32" style="position:absolute;margin-left:164.05pt;margin-top:88.65pt;width:102.2pt;height:36.55pt;flip:x;z-index:251725824;visibility:visible;mso-wrap-style:square;mso-width-percent:0;mso-height-percent:0;mso-wrap-distance-left:9pt;mso-wrap-distance-top:0;mso-wrap-distance-right:9pt;mso-wrap-distance-bottom:0;mso-position-horizontal:absolute;mso-position-horizontal-relative:text;mso-position-vertical:absolute;mso-position-vertical-relative:text;mso-width-percent:0;mso-height-percent:0;mso-width-relative:margin;mso-height-relative:margin" o:gfxdata="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" strokecolor="#e00" strokeweight="2pt">
+                <v:stroke endarrow="block" joinstyle="miter"/>
+              </v:shape>
+            </w:pict>
+          </mc:Fallback>
+        </mc:AlternateContent>
+      </w:r>
+      <w:r>
+        <w:rPr>
+          <w:noProof/>
+        </w:rPr>
+        <mc:AlternateContent>
+          <mc:Choice Requires="wps">
+            <w:drawing>
+              <wp:anchor distT="0" distB="0" distL="114300" distR="114300" simplePos="0" relativeHeight="251724800" behindDoc="0" locked="0" layoutInCell="1" allowOverlap="1" wp14:anchorId="73B8A8A2" wp14:editId="78186C7B">
+                <wp:simplePos x="0" y="0"/>
+                <wp:positionH relativeFrom="margin">
+                  <wp:posOffset>1181100</wp:posOffset>
+                </wp:positionH>
+                <wp:positionV relativeFrom="paragraph">
+                  <wp:posOffset>1453515</wp:posOffset>
+                </wp:positionV>
+                <wp:extent cx="868680" cy="251460"/>
+                <wp:effectExtent l="0" t="0" r="26670" b="15240"/>
+                <wp:wrapNone/>
+                <wp:docPr id="1330114600" name="Rectangle 6"/>
+                <wp:cNvGraphicFramePr/>
+                <a:graphic xmlns:a="http://schemas.openxmlformats.org/drawingml/2006/main">
+                  <a:graphicData uri="http://schemas.microsoft.com/office/word/2010/wordprocessingShape">
+                    <wps:wsp>
+                      <wps:cNvSpPr/>
+                      <wps:spPr>
+                        <a:xfrm>
+                          <a:off x="0" y="0"/>
+                          <a:ext cx="868680" cy="251460"/>
+                        </a:xfrm>
+                        <a:prstGeom prst="rect">
+                          <a:avLst/>
+                        </a:prstGeom>
+                        <a:noFill/>
+                        <a:ln w="25400">
+                          <a:solidFill>
+                            <a:srgbClr val="EE0000"/>
+                          </a:solidFill>
+                        </a:ln>
+                      </wps:spPr>
+                      <wps:style>
+                        <a:lnRef idx="2">
+                          <a:schemeClr val="dk1"/>
+                        </a:lnRef>
+                        <a:fillRef idx="1">
+                          <a:schemeClr val="lt1"/>
+                        </a:fillRef>
+                        <a:effectRef idx="0">
+                          <a:schemeClr val="dk1"/>
+                        </a:effectRef>
+                        <a:fontRef idx="minor">
+                          <a:schemeClr val="dk1"/>
+                        </a:fontRef>
+                      </wps:style>
+                      <wps:bodyPr rot="0" spcFirstLastPara="0" vertOverflow="overflow" horzOverflow="overflow" vert="horz" wrap="square" lIns="91440" tIns="45720" rIns="91440" bIns="45720" numCol="1" spcCol="0" rtlCol="0" fromWordArt="0" anchor="ctr" anchorCtr="0" forceAA="0" compatLnSpc="1">
+                        <a:prstTxWarp prst="textNoShape">
+                          <a:avLst/>
+                        </a:prstTxWarp>
+                        <a:noAutofit/>
+                      </wps:bodyPr>
+                    </wps:wsp>
+                  </a:graphicData>
+                </a:graphic>
+                <wp14:sizeRelH relativeFrom="margin">
+                  <wp14:pctWidth>0</wp14:pctWidth>
+                </wp14:sizeRelH>
+                <wp14:sizeRelV relativeFrom="margin">
+                  <wp14:pctHeight>0</wp14:pctHeight>
+                </wp14:sizeRelV>
+              </wp:anchor>
+            </w:drawing>
+          </mc:Choice>
+          <mc:Fallback>
+            <w:pict>
+              <v:rect w14:anchorId="360AB712" id="Rectangle 6" o:spid="_x0000_s1026" style="position:absolute;margin-left:93pt;margin-top:114.45pt;width:68.4pt;height:19.8pt;z-index:251724800;visibility:visible;mso-wrap-style:square;mso-width-percent:0;mso-height-percent:0;mso-wrap-distance-left:9pt;mso-wrap-distance-top:0;mso-wrap-distance-right:9pt;mso-wrap-distance-bottom:0;mso-position-horizontal:absolute;mso-position-horizontal-relative:margin;mso-position-vertical:absolute;mso-position-vertical-relative:text;mso-width-percent:0;mso-height-percent:0;mso-width-relative:margin;mso-height-relative:margin;v-text-anchor:middle" o:gfxdata="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" filled="f" strokecolor="#e00" strokeweight="2pt">
+                <w10:wrap anchorx="margin"/>
+              </v:rect>
+            </w:pict>
+          </mc:Fallback>
+        </mc:AlternateContent>
+      </w:r>
+      <w:r>
+        <w:rPr>
+          <w:noProof/>
+        </w:rPr>
+        <mc:AlternateContent>
+          <mc:Choice Requires="wps">
+            <w:drawing>
+              <wp:anchor distT="0" distB="0" distL="114300" distR="114300" simplePos="0" relativeHeight="251722752" behindDoc="0" locked="0" layoutInCell="1" allowOverlap="1" wp14:anchorId="73FD50CF" wp14:editId="5C069B00">
+                <wp:simplePos x="0" y="0"/>
+                <wp:positionH relativeFrom="column">
+                  <wp:posOffset>845820</wp:posOffset>
+                </wp:positionH>
+                <wp:positionV relativeFrom="paragraph">
+                  <wp:posOffset>2322195</wp:posOffset>
+                </wp:positionV>
+                <wp:extent cx="933450" cy="464185"/>
+                <wp:effectExtent l="57150" t="76200" r="95250" b="88265"/>
+                <wp:wrapNone/>
+                <wp:docPr id="778824918" name="Straight Arrow Connector 7"/>
+                <wp:cNvGraphicFramePr/>
+                <a:graphic xmlns:a="http://schemas.openxmlformats.org/drawingml/2006/main">
+                  <a:graphicData uri="http://schemas.microsoft.com/office/word/2010/wordprocessingShape">
+                    <wps:wsp>
+                      <wps:cNvCnPr/>
+                      <wps:spPr>
+                        <a:xfrm flipH="1">
+                          <a:off x="0" y="0"/>
+                          <a:ext cx="933450" cy="464185"/>
+                        </a:xfrm>
+                        <a:prstGeom prst="straightConnector1">
+                          <a:avLst/>
+                        </a:prstGeom>
+                        <a:ln w="25400">
+                          <a:solidFill>
+                            <a:srgbClr val="EE0000"/>
+                          </a:solidFill>
+                          <a:tailEnd type="triangle"/>
+                        </a:ln>
+                        <a:effectLst>
+                          <a:glow rad="63500">
+                            <a:schemeClr val="accent3">
+                              <a:satMod val="175000"/>
+                              <a:alpha val="40000"/>
+                            </a:schemeClr>
+                          </a:glow>
+                        </a:effectLst>
+                      </wps:spPr>
+                      <wps:style>
+                        <a:lnRef idx="1">
+                          <a:schemeClr val="accent1"/>
+                        </a:lnRef>
+                        <a:fillRef idx="0">
+                          <a:schemeClr val="accent1"/>
+                        </a:fillRef>
+                        <a:effectRef idx="0">
+                          <a:schemeClr val="accent1"/>
+                        </a:effectRef>
+                        <a:fontRef idx="minor">
+                          <a:schemeClr val="tx1"/>
+                        </a:fontRef>
+                      </wps:style>
+                      <wps:bodyPr/>
+                    </wps:wsp>
+                  </a:graphicData>
+                </a:graphic>
+                <wp14:sizeRelH relativeFrom="margin">
+                  <wp14:pctWidth>0</wp14:pctWidth>
+                </wp14:sizeRelH>
+                <wp14:sizeRelV relativeFrom="margin">
+                  <wp14:pctHeight>0</wp14:pctHeight>
+                </wp14:sizeRelV>
+              </wp:anchor>
+            </w:drawing>
+          </mc:Choice>
+          <mc:Fallback>
+            <w:pict>
+              <v:shape w14:anchorId="6F878535" id="Straight Arrow Connector 7" o:spid="_x0000_s1026" type="#_x0000_t32" style="position:absolute;margin-left:66.6pt;margin-top:182.85pt;width:73.5pt;height:36.55pt;flip:x;z-index:251722752;visibility:visible;mso-wrap-style:square;mso-width-percent:0;mso-height-percent:0;mso-wrap-distance-left:9pt;mso-wrap-distance-top:0;mso-wrap-distance-right:9pt;mso-wrap-distance-bottom:0;mso-position-horizontal:absolute;mso-position-horizontal-relative:text;mso-position-vertical:absolute;mso-position-vertical-relative:text;mso-width-percent:0;mso-height-percent:0;mso-width-relative:margin;mso-height-relative:margin" o:gfxdata="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" strokecolor="#e00" strokeweight="2pt">
+                <v:stroke endarrow="block" joinstyle="miter"/>
+              </v:shape>
+            </w:pict>
+          </mc:Fallback>
+        </mc:AlternateContent>
+      </w:r>
+      <w:r>
+        <w:rPr>
+          <w:noProof/>
+        </w:rPr>
+        <mc:AlternateContent>
+          <mc:Choice Requires="wps">
+            <w:drawing>
+              <wp:anchor distT="0" distB="0" distL="114300" distR="114300" simplePos="0" relativeHeight="251721728" behindDoc="0" locked="0" layoutInCell="1" allowOverlap="1" wp14:anchorId="2D7EDCE3" wp14:editId="047533A2">
+                <wp:simplePos x="0" y="0"/>
+                <wp:positionH relativeFrom="margin">
+                  <wp:posOffset>152400</wp:posOffset>
+                </wp:positionH>
+                <wp:positionV relativeFrom="paragraph">
+                  <wp:posOffset>2657475</wp:posOffset>
+                </wp:positionV>
+                <wp:extent cx="624840" cy="251460"/>
+                <wp:effectExtent l="0" t="0" r="22860" b="15240"/>
+                <wp:wrapNone/>
+                <wp:docPr id="1959128657" name="Rectangle 6"/>
+                <wp:cNvGraphicFramePr/>
+                <a:graphic xmlns:a="http://schemas.openxmlformats.org/drawingml/2006/main">
+                  <a:graphicData uri="http://schemas.microsoft.com/office/word/2010/wordprocessingShape">
+                    <wps:wsp>
+                      <wps:cNvSpPr/>
+                      <wps:spPr>
+                        <a:xfrm>
+                          <a:off x="0" y="0"/>
+                          <a:ext cx="624840" cy="251460"/>
+                        </a:xfrm>
+                        <a:prstGeom prst="rect">
+                          <a:avLst/>
+                        </a:prstGeom>
+                        <a:noFill/>
+                        <a:ln w="25400">
+                          <a:solidFill>
+                            <a:srgbClr val="EE0000"/>
+                          </a:solidFill>
+                        </a:ln>
+                      </wps:spPr>
+                      <wps:style>
+                        <a:lnRef idx="2">
+                          <a:schemeClr val="dk1"/>
+                        </a:lnRef>
+                        <a:fillRef idx="1">
+                          <a:schemeClr val="lt1"/>
+                        </a:fillRef>
+                        <a:effectRef idx="0">
+                          <a:schemeClr val="dk1"/>
+                        </a:effectRef>
+                        <a:fontRef idx="minor">
+                          <a:schemeClr val="dk1"/>
+                        </a:fontRef>
+                      </wps:style>
+                      <wps:bodyPr rot="0" spcFirstLastPara="0" vertOverflow="overflow" horzOverflow="overflow" vert="horz" wrap="square" lIns="91440" tIns="45720" rIns="91440" bIns="45720" numCol="1" spcCol="0" rtlCol="0" fromWordArt="0" anchor="ctr" anchorCtr="0" forceAA="0" compatLnSpc="1">
+                        <a:prstTxWarp prst="textNoShape">
+                          <a:avLst/>
+                        </a:prstTxWarp>
+                        <a:noAutofit/>
+                      </wps:bodyPr>
+                    </wps:wsp>
+                  </a:graphicData>
+                </a:graphic>
+                <wp14:sizeRelH relativeFrom="margin">
+                  <wp14:pctWidth>0</wp14:pctWidth>
+                </wp14:sizeRelH>
+                <wp14:sizeRelV relativeFrom="margin">
+                  <wp14:pctHeight>0</wp14:pctHeight>
+                </wp14:sizeRelV>
+              </wp:anchor>
+            </w:drawing>
+          </mc:Choice>
+          <mc:Fallback>
+            <w:pict>
+              <v:rect w14:anchorId="2876191C" id="Rectangle 6" o:spid="_x0000_s1026" style="position:absolute;margin-left:12pt;margin-top:209.25pt;width:49.2pt;height:19.8pt;z-index:251721728;visibility:visible;mso-wrap-style:square;mso-width-percent:0;mso-height-percent:0;mso-wrap-distance-left:9pt;mso-wrap-distance-top:0;mso-wrap-distance-right:9pt;mso-wrap-distance-bottom:0;mso-position-horizontal:absolute;mso-position-horizontal-relative:margin;mso-position-vertical:absolute;mso-position-vertical-relative:text;mso-width-percent:0;mso-height-percent:0;mso-width-relative:margin;mso-height-relative:margin;v-text-anchor:middle" o:gfxdata="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" filled="f" strokecolor="#e00" strokeweight="2pt">
+                <w10:wrap anchorx="margin"/>
+              </v:rect>
+            </w:pict>
+          </mc:Fallback>
+        </mc:AlternateContent>
+      </w:r>
+      <w:r>
+        <w:rPr>
+          <w:noProof/>
+        </w:rPr>
         <w:drawing>
-          <wp:inline distT="0" distB="0" distL="0" distR="0" wp14:anchorId="0E9DFA45" wp14:editId="1B6CB6DA">
-            <wp:extent cx="5731510" cy="6591300"/>
-            <wp:effectExtent l="0" t="0" r="2540" b="0"/>
-            <wp:docPr id="1907403638" name="Picture 1"/>
+          <wp:inline distT="0" distB="0" distL="0" distR="0" wp14:anchorId="76D1CA46" wp14:editId="06CE0584">
+            <wp:extent cx="6645910" cy="3781425"/>
+            <wp:effectExtent l="0" t="0" r="2540" b="9525"/>
+            <wp:docPr id="379696664" name="Picture 1"/>
             <wp:cNvGraphicFramePr>
               <a:graphicFrameLocks xmlns:a="http://schemas.openxmlformats.org/drawingml/2006/main" noChangeAspect="1"/>
             </wp:cNvGraphicFramePr>
@@ -221,11 +4736,11 @@
               <a:graphicData uri="http://schemas.openxmlformats.org/drawingml/2006/picture">
                 <pic:pic xmlns:pic="http://schemas.openxmlformats.org/drawingml/2006/picture">
                   <pic:nvPicPr>
-                    <pic:cNvPr id="1907403638" name=""/>
+                    <pic:cNvPr id="379696664" name=""/>
                     <pic:cNvPicPr/>
                   </pic:nvPicPr>
                   <pic:blipFill>
-                    <a:blip r:embed="rId9"/>
+                    <a:blip r:embed="rId20"/>
                     <a:stretch>
                       <a:fillRect/>
                     </a:stretch>
@@ -233,7 +4748,7 @@
                   <pic:spPr>
                     <a:xfrm>
                       <a:off x="0" y="0"/>
-                      <a:ext cx="5731510" cy="6591300"/>
+                      <a:ext cx="6645910" cy="3781425"/>
                     </a:xfrm>
                     <a:prstGeom prst="rect">
                       <a:avLst/>
@@ -249,7 +4764,1003 @@
     <w:p/>
     <w:p/>
     <w:p>
-      <w:r>
+      <w:pPr>
+        <w:pStyle w:val="Heading2"/>
+      </w:pPr>
+      <w:bookmarkStart w:id="5" w:name="_Toc225774504"/>
+      <w:r>
+        <w:lastRenderedPageBreak/>
+        <w:t>Patients-List (All Patients Demographic data)</w:t>
+      </w:r>
+      <w:bookmarkEnd w:id="5"/>
+    </w:p>
+    <w:p>
+      <w:pPr>
+        <w:pStyle w:val="ListParagraph"/>
+        <w:numPr>
+          <w:ilvl w:val="0"/>
+          <w:numId w:val="1"/>
+        </w:numPr>
+      </w:pPr>
+      <w:r>
+        <w:t>Navigate to Manage Patients &gt; Patient Center</w:t>
+      </w:r>
+    </w:p>
+    <w:p>
+      <w:r>
+        <w:rPr>
+          <w:noProof/>
+        </w:rPr>
+        <mc:AlternateContent>
+          <mc:Choice Requires="wps">
+            <w:drawing>
+              <wp:anchor distT="0" distB="0" distL="114300" distR="114300" simplePos="0" relativeHeight="251734016" behindDoc="0" locked="0" layoutInCell="1" allowOverlap="1" wp14:anchorId="6D1D939C" wp14:editId="64C077E9">
+                <wp:simplePos x="0" y="0"/>
+                <wp:positionH relativeFrom="margin">
+                  <wp:posOffset>15240</wp:posOffset>
+                </wp:positionH>
+                <wp:positionV relativeFrom="paragraph">
+                  <wp:posOffset>1790700</wp:posOffset>
+                </wp:positionV>
+                <wp:extent cx="609600" cy="274320"/>
+                <wp:effectExtent l="0" t="0" r="19050" b="11430"/>
+                <wp:wrapNone/>
+                <wp:docPr id="904265316" name="Rectangle 6"/>
+                <wp:cNvGraphicFramePr/>
+                <a:graphic xmlns:a="http://schemas.openxmlformats.org/drawingml/2006/main">
+                  <a:graphicData uri="http://schemas.microsoft.com/office/word/2010/wordprocessingShape">
+                    <wps:wsp>
+                      <wps:cNvSpPr/>
+                      <wps:spPr>
+                        <a:xfrm>
+                          <a:off x="0" y="0"/>
+                          <a:ext cx="609600" cy="274320"/>
+                        </a:xfrm>
+                        <a:prstGeom prst="rect">
+                          <a:avLst/>
+                        </a:prstGeom>
+                        <a:noFill/>
+                        <a:ln w="25400">
+                          <a:solidFill>
+                            <a:srgbClr val="EE0000"/>
+                          </a:solidFill>
+                        </a:ln>
+                      </wps:spPr>
+                      <wps:style>
+                        <a:lnRef idx="2">
+                          <a:schemeClr val="dk1"/>
+                        </a:lnRef>
+                        <a:fillRef idx="1">
+                          <a:schemeClr val="lt1"/>
+                        </a:fillRef>
+                        <a:effectRef idx="0">
+                          <a:schemeClr val="dk1"/>
+                        </a:effectRef>
+                        <a:fontRef idx="minor">
+                          <a:schemeClr val="dk1"/>
+                        </a:fontRef>
+                      </wps:style>
+                      <wps:bodyPr rot="0" spcFirstLastPara="0" vertOverflow="overflow" horzOverflow="overflow" vert="horz" wrap="square" lIns="91440" tIns="45720" rIns="91440" bIns="45720" numCol="1" spcCol="0" rtlCol="0" fromWordArt="0" anchor="ctr" anchorCtr="0" forceAA="0" compatLnSpc="1">
+                        <a:prstTxWarp prst="textNoShape">
+                          <a:avLst/>
+                        </a:prstTxWarp>
+                        <a:noAutofit/>
+                      </wps:bodyPr>
+                    </wps:wsp>
+                  </a:graphicData>
+                </a:graphic>
+                <wp14:sizeRelH relativeFrom="margin">
+                  <wp14:pctWidth>0</wp14:pctWidth>
+                </wp14:sizeRelH>
+                <wp14:sizeRelV relativeFrom="margin">
+                  <wp14:pctHeight>0</wp14:pctHeight>
+                </wp14:sizeRelV>
+              </wp:anchor>
+            </w:drawing>
+          </mc:Choice>
+          <mc:Fallback>
+            <w:pict>
+              <v:rect w14:anchorId="3B3213F2" id="Rectangle 6" o:spid="_x0000_s1026" style="position:absolute;margin-left:1.2pt;margin-top:141pt;width:48pt;height:21.6pt;z-index:251734016;visibility:visible;mso-wrap-style:square;mso-width-percent:0;mso-height-percent:0;mso-wrap-distance-left:9pt;mso-wrap-distance-top:0;mso-wrap-distance-right:9pt;mso-wrap-distance-bottom:0;mso-position-horizontal:absolute;mso-position-horizontal-relative:margin;mso-position-vertical:absolute;mso-position-vertical-relative:text;mso-width-percent:0;mso-height-percent:0;mso-width-relative:margin;mso-height-relative:margin;v-text-anchor:middle" o:gfxdata="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" filled="f" strokecolor="#e00" strokeweight="2pt">
+                <w10:wrap anchorx="margin"/>
+              </v:rect>
+            </w:pict>
+          </mc:Fallback>
+        </mc:AlternateContent>
+      </w:r>
+      <w:r>
+        <w:rPr>
+          <w:noProof/>
+        </w:rPr>
+        <mc:AlternateContent>
+          <mc:Choice Requires="wps">
+            <w:drawing>
+              <wp:anchor distT="0" distB="0" distL="114300" distR="114300" simplePos="0" relativeHeight="251735040" behindDoc="0" locked="0" layoutInCell="1" allowOverlap="1" wp14:anchorId="0BF1B34C" wp14:editId="10597D8F">
+                <wp:simplePos x="0" y="0"/>
+                <wp:positionH relativeFrom="column">
+                  <wp:posOffset>712470</wp:posOffset>
+                </wp:positionH>
+                <wp:positionV relativeFrom="paragraph">
+                  <wp:posOffset>1524000</wp:posOffset>
+                </wp:positionV>
+                <wp:extent cx="933450" cy="266700"/>
+                <wp:effectExtent l="76200" t="76200" r="76200" b="95250"/>
+                <wp:wrapNone/>
+                <wp:docPr id="13790982" name="Straight Arrow Connector 7"/>
+                <wp:cNvGraphicFramePr/>
+                <a:graphic xmlns:a="http://schemas.openxmlformats.org/drawingml/2006/main">
+                  <a:graphicData uri="http://schemas.microsoft.com/office/word/2010/wordprocessingShape">
+                    <wps:wsp>
+                      <wps:cNvCnPr/>
+                      <wps:spPr>
+                        <a:xfrm flipH="1">
+                          <a:off x="0" y="0"/>
+                          <a:ext cx="933450" cy="266700"/>
+                        </a:xfrm>
+                        <a:prstGeom prst="straightConnector1">
+                          <a:avLst/>
+                        </a:prstGeom>
+                        <a:ln w="25400">
+                          <a:solidFill>
+                            <a:srgbClr val="EE0000"/>
+                          </a:solidFill>
+                          <a:tailEnd type="triangle"/>
+                        </a:ln>
+                        <a:effectLst>
+                          <a:glow rad="63500">
+                            <a:schemeClr val="accent3">
+                              <a:satMod val="175000"/>
+                              <a:alpha val="40000"/>
+                            </a:schemeClr>
+                          </a:glow>
+                        </a:effectLst>
+                      </wps:spPr>
+                      <wps:style>
+                        <a:lnRef idx="1">
+                          <a:schemeClr val="accent1"/>
+                        </a:lnRef>
+                        <a:fillRef idx="0">
+                          <a:schemeClr val="accent1"/>
+                        </a:fillRef>
+                        <a:effectRef idx="0">
+                          <a:schemeClr val="accent1"/>
+                        </a:effectRef>
+                        <a:fontRef idx="minor">
+                          <a:schemeClr val="tx1"/>
+                        </a:fontRef>
+                      </wps:style>
+                      <wps:bodyPr/>
+                    </wps:wsp>
+                  </a:graphicData>
+                </a:graphic>
+                <wp14:sizeRelH relativeFrom="margin">
+                  <wp14:pctWidth>0</wp14:pctWidth>
+                </wp14:sizeRelH>
+                <wp14:sizeRelV relativeFrom="margin">
+                  <wp14:pctHeight>0</wp14:pctHeight>
+                </wp14:sizeRelV>
+              </wp:anchor>
+            </w:drawing>
+          </mc:Choice>
+          <mc:Fallback>
+            <w:pict>
+              <v:shape w14:anchorId="17345B33" id="Straight Arrow Connector 7" o:spid="_x0000_s1026" type="#_x0000_t32" style="position:absolute;margin-left:56.1pt;margin-top:120pt;width:73.5pt;height:21pt;flip:x;z-index:251735040;visibility:visible;mso-wrap-style:square;mso-width-percent:0;mso-height-percent:0;mso-wrap-distance-left:9pt;mso-wrap-distance-top:0;mso-wrap-distance-right:9pt;mso-wrap-distance-bottom:0;mso-position-horizontal:absolute;mso-position-horizontal-relative:text;mso-position-vertical:absolute;mso-position-vertical-relative:text;mso-width-percent:0;mso-height-percent:0;mso-width-relative:margin;mso-height-relative:margin" o:gfxdata="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" strokecolor="#e00" strokeweight="2pt">
+                <v:stroke endarrow="block" joinstyle="miter"/>
+              </v:shape>
+            </w:pict>
+          </mc:Fallback>
+        </mc:AlternateContent>
+      </w:r>
+      <w:r>
+        <w:rPr>
+          <w:noProof/>
+        </w:rPr>
+        <mc:AlternateContent>
+          <mc:Choice Requires="wps">
+            <w:drawing>
+              <wp:anchor distT="0" distB="0" distL="114300" distR="114300" simplePos="0" relativeHeight="251730944" behindDoc="0" locked="0" layoutInCell="1" allowOverlap="1" wp14:anchorId="153C2268" wp14:editId="6007FE2C">
+                <wp:simplePos x="0" y="0"/>
+                <wp:positionH relativeFrom="margin">
+                  <wp:posOffset>-45720</wp:posOffset>
+                </wp:positionH>
+                <wp:positionV relativeFrom="paragraph">
+                  <wp:posOffset>-1417320</wp:posOffset>
+                </wp:positionV>
+                <wp:extent cx="624840" cy="251460"/>
+                <wp:effectExtent l="0" t="0" r="22860" b="15240"/>
+                <wp:wrapNone/>
+                <wp:docPr id="606200981" name="Rectangle 6"/>
+                <wp:cNvGraphicFramePr/>
+                <a:graphic xmlns:a="http://schemas.openxmlformats.org/drawingml/2006/main">
+                  <a:graphicData uri="http://schemas.microsoft.com/office/word/2010/wordprocessingShape">
+                    <wps:wsp>
+                      <wps:cNvSpPr/>
+                      <wps:spPr>
+                        <a:xfrm>
+                          <a:off x="0" y="0"/>
+                          <a:ext cx="624840" cy="251460"/>
+                        </a:xfrm>
+                        <a:prstGeom prst="rect">
+                          <a:avLst/>
+                        </a:prstGeom>
+                        <a:noFill/>
+                        <a:ln w="25400">
+                          <a:solidFill>
+                            <a:srgbClr val="EE0000"/>
+                          </a:solidFill>
+                        </a:ln>
+                      </wps:spPr>
+                      <wps:style>
+                        <a:lnRef idx="2">
+                          <a:schemeClr val="dk1"/>
+                        </a:lnRef>
+                        <a:fillRef idx="1">
+                          <a:schemeClr val="lt1"/>
+                        </a:fillRef>
+                        <a:effectRef idx="0">
+                          <a:schemeClr val="dk1"/>
+                        </a:effectRef>
+                        <a:fontRef idx="minor">
+                          <a:schemeClr val="dk1"/>
+                        </a:fontRef>
+                      </wps:style>
+                      <wps:bodyPr rot="0" spcFirstLastPara="0" vertOverflow="overflow" horzOverflow="overflow" vert="horz" wrap="square" lIns="91440" tIns="45720" rIns="91440" bIns="45720" numCol="1" spcCol="0" rtlCol="0" fromWordArt="0" anchor="ctr" anchorCtr="0" forceAA="0" compatLnSpc="1">
+                        <a:prstTxWarp prst="textNoShape">
+                          <a:avLst/>
+                        </a:prstTxWarp>
+                        <a:noAutofit/>
+                      </wps:bodyPr>
+                    </wps:wsp>
+                  </a:graphicData>
+                </a:graphic>
+                <wp14:sizeRelH relativeFrom="margin">
+                  <wp14:pctWidth>0</wp14:pctWidth>
+                </wp14:sizeRelH>
+                <wp14:sizeRelV relativeFrom="margin">
+                  <wp14:pctHeight>0</wp14:pctHeight>
+                </wp14:sizeRelV>
+              </wp:anchor>
+            </w:drawing>
+          </mc:Choice>
+          <mc:Fallback>
+            <w:pict>
+              <v:rect w14:anchorId="6712D31F" id="Rectangle 6" o:spid="_x0000_s1026" style="position:absolute;margin-left:-3.6pt;margin-top:-111.6pt;width:49.2pt;height:19.8pt;z-index:251730944;visibility:visible;mso-wrap-style:square;mso-width-percent:0;mso-height-percent:0;mso-wrap-distance-left:9pt;mso-wrap-distance-top:0;mso-wrap-distance-right:9pt;mso-wrap-distance-bottom:0;mso-position-horizontal:absolute;mso-position-horizontal-relative:margin;mso-position-vertical:absolute;mso-position-vertical-relative:text;mso-width-percent:0;mso-height-percent:0;mso-width-relative:margin;mso-height-relative:margin;v-text-anchor:middle" o:gfxdata="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" filled="f" strokecolor="#e00" strokeweight="2pt">
+                <w10:wrap anchorx="margin"/>
+              </v:rect>
+            </w:pict>
+          </mc:Fallback>
+        </mc:AlternateContent>
+      </w:r>
+      <w:r>
+        <w:rPr>
+          <w:noProof/>
+        </w:rPr>
+        <mc:AlternateContent>
+          <mc:Choice Requires="wps">
+            <w:drawing>
+              <wp:anchor distT="0" distB="0" distL="114300" distR="114300" simplePos="0" relativeHeight="251731968" behindDoc="0" locked="0" layoutInCell="1" allowOverlap="1" wp14:anchorId="1A58208D" wp14:editId="2DAEB8CD">
+                <wp:simplePos x="0" y="0"/>
+                <wp:positionH relativeFrom="column">
+                  <wp:posOffset>651510</wp:posOffset>
+                </wp:positionH>
+                <wp:positionV relativeFrom="paragraph">
+                  <wp:posOffset>-1752600</wp:posOffset>
+                </wp:positionV>
+                <wp:extent cx="933450" cy="464185"/>
+                <wp:effectExtent l="57150" t="76200" r="95250" b="88265"/>
+                <wp:wrapNone/>
+                <wp:docPr id="1429117328" name="Straight Arrow Connector 7"/>
+                <wp:cNvGraphicFramePr/>
+                <a:graphic xmlns:a="http://schemas.openxmlformats.org/drawingml/2006/main">
+                  <a:graphicData uri="http://schemas.microsoft.com/office/word/2010/wordprocessingShape">
+                    <wps:wsp>
+                      <wps:cNvCnPr/>
+                      <wps:spPr>
+                        <a:xfrm flipH="1">
+                          <a:off x="0" y="0"/>
+                          <a:ext cx="933450" cy="464185"/>
+                        </a:xfrm>
+                        <a:prstGeom prst="straightConnector1">
+                          <a:avLst/>
+                        </a:prstGeom>
+                        <a:ln w="25400">
+                          <a:solidFill>
+                            <a:srgbClr val="EE0000"/>
+                          </a:solidFill>
+                          <a:tailEnd type="triangle"/>
+                        </a:ln>
+                        <a:effectLst>
+                          <a:glow rad="63500">
+                            <a:schemeClr val="accent3">
+                              <a:satMod val="175000"/>
+                              <a:alpha val="40000"/>
+                            </a:schemeClr>
+                          </a:glow>
+                        </a:effectLst>
+                      </wps:spPr>
+                      <wps:style>
+                        <a:lnRef idx="1">
+                          <a:schemeClr val="accent1"/>
+                        </a:lnRef>
+                        <a:fillRef idx="0">
+                          <a:schemeClr val="accent1"/>
+                        </a:fillRef>
+                        <a:effectRef idx="0">
+                          <a:schemeClr val="accent1"/>
+                        </a:effectRef>
+                        <a:fontRef idx="minor">
+                          <a:schemeClr val="tx1"/>
+                        </a:fontRef>
+                      </wps:style>
+                      <wps:bodyPr/>
+                    </wps:wsp>
+                  </a:graphicData>
+                </a:graphic>
+                <wp14:sizeRelH relativeFrom="margin">
+                  <wp14:pctWidth>0</wp14:pctWidth>
+                </wp14:sizeRelH>
+                <wp14:sizeRelV relativeFrom="margin">
+                  <wp14:pctHeight>0</wp14:pctHeight>
+                </wp14:sizeRelV>
+              </wp:anchor>
+            </w:drawing>
+          </mc:Choice>
+          <mc:Fallback>
+            <w:pict>
+              <v:shape w14:anchorId="22D01B86" id="Straight Arrow Connector 7" o:spid="_x0000_s1026" type="#_x0000_t32" style="position:absolute;margin-left:51.3pt;margin-top:-138pt;width:73.5pt;height:36.55pt;flip:x;z-index:251731968;visibility:visible;mso-wrap-style:square;mso-width-percent:0;mso-height-percent:0;mso-wrap-distance-left:9pt;mso-wrap-distance-top:0;mso-wrap-distance-right:9pt;mso-wrap-distance-bottom:0;mso-position-horizontal:absolute;mso-position-horizontal-relative:text;mso-position-vertical:absolute;mso-position-vertical-relative:text;mso-width-percent:0;mso-height-percent:0;mso-width-relative:margin;mso-height-relative:margin" o:gfxdata="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" strokecolor="#e00" strokeweight="2pt">
+                <v:stroke endarrow="block" joinstyle="miter"/>
+              </v:shape>
+            </w:pict>
+          </mc:Fallback>
+        </mc:AlternateContent>
+      </w:r>
+      <w:r>
+        <w:drawing>
+          <wp:inline distT="0" distB="0" distL="0" distR="0" wp14:anchorId="461EA8E7" wp14:editId="1E34F69E">
+            <wp:extent cx="6645910" cy="3569335"/>
+            <wp:effectExtent l="0" t="0" r="2540" b="0"/>
+            <wp:docPr id="1007929458" name="Picture 1"/>
+            <wp:cNvGraphicFramePr>
+              <a:graphicFrameLocks xmlns:a="http://schemas.openxmlformats.org/drawingml/2006/main" noChangeAspect="1"/>
+            </wp:cNvGraphicFramePr>
+            <a:graphic xmlns:a="http://schemas.openxmlformats.org/drawingml/2006/main">
+              <a:graphicData uri="http://schemas.openxmlformats.org/drawingml/2006/picture">
+                <pic:pic xmlns:pic="http://schemas.openxmlformats.org/drawingml/2006/picture">
+                  <pic:nvPicPr>
+                    <pic:cNvPr id="1007929458" name=""/>
+                    <pic:cNvPicPr/>
+                  </pic:nvPicPr>
+                  <pic:blipFill>
+                    <a:blip r:embed="rId21"/>
+                    <a:stretch>
+                      <a:fillRect/>
+                    </a:stretch>
+                  </pic:blipFill>
+                  <pic:spPr>
+                    <a:xfrm>
+                      <a:off x="0" y="0"/>
+                      <a:ext cx="6645910" cy="3569335"/>
+                    </a:xfrm>
+                    <a:prstGeom prst="rect">
+                      <a:avLst/>
+                    </a:prstGeom>
+                  </pic:spPr>
+                </pic:pic>
+              </a:graphicData>
+            </a:graphic>
+          </wp:inline>
+        </w:drawing>
+      </w:r>
+    </w:p>
+    <w:p/>
+    <w:p>
+      <w:pPr>
+        <w:pStyle w:val="ListParagraph"/>
+        <w:numPr>
+          <w:ilvl w:val="0"/>
+          <w:numId w:val="1"/>
+        </w:numPr>
+      </w:pPr>
+      <w:r>
+        <w:t>Enter the page limit to -1 for all list and click search</w:t>
+      </w:r>
+    </w:p>
+    <w:p>
+      <w:r>
+        <w:rPr>
+          <w:noProof/>
+        </w:rPr>
+        <mc:AlternateContent>
+          <mc:Choice Requires="wps">
+            <w:drawing>
+              <wp:anchor distT="0" distB="0" distL="114300" distR="114300" simplePos="0" relativeHeight="251741184" behindDoc="0" locked="0" layoutInCell="1" allowOverlap="1" wp14:anchorId="3273CF49" wp14:editId="6B0EB237">
+                <wp:simplePos x="0" y="0"/>
+                <wp:positionH relativeFrom="column">
+                  <wp:posOffset>1592580</wp:posOffset>
+                </wp:positionH>
+                <wp:positionV relativeFrom="paragraph">
+                  <wp:posOffset>2165985</wp:posOffset>
+                </wp:positionV>
+                <wp:extent cx="882650" cy="308610"/>
+                <wp:effectExtent l="57150" t="76200" r="88900" b="91440"/>
+                <wp:wrapNone/>
+                <wp:docPr id="607640051" name="Straight Arrow Connector 7"/>
+                <wp:cNvGraphicFramePr/>
+                <a:graphic xmlns:a="http://schemas.openxmlformats.org/drawingml/2006/main">
+                  <a:graphicData uri="http://schemas.microsoft.com/office/word/2010/wordprocessingShape">
+                    <wps:wsp>
+                      <wps:cNvCnPr/>
+                      <wps:spPr>
+                        <a:xfrm flipH="1">
+                          <a:off x="0" y="0"/>
+                          <a:ext cx="882650" cy="308610"/>
+                        </a:xfrm>
+                        <a:prstGeom prst="straightConnector1">
+                          <a:avLst/>
+                        </a:prstGeom>
+                        <a:ln w="25400">
+                          <a:solidFill>
+                            <a:srgbClr val="EE0000"/>
+                          </a:solidFill>
+                          <a:tailEnd type="triangle"/>
+                        </a:ln>
+                        <a:effectLst>
+                          <a:glow rad="63500">
+                            <a:schemeClr val="accent3">
+                              <a:satMod val="175000"/>
+                              <a:alpha val="40000"/>
+                            </a:schemeClr>
+                          </a:glow>
+                        </a:effectLst>
+                      </wps:spPr>
+                      <wps:style>
+                        <a:lnRef idx="1">
+                          <a:schemeClr val="accent1"/>
+                        </a:lnRef>
+                        <a:fillRef idx="0">
+                          <a:schemeClr val="accent1"/>
+                        </a:fillRef>
+                        <a:effectRef idx="0">
+                          <a:schemeClr val="accent1"/>
+                        </a:effectRef>
+                        <a:fontRef idx="minor">
+                          <a:schemeClr val="tx1"/>
+                        </a:fontRef>
+                      </wps:style>
+                      <wps:bodyPr/>
+                    </wps:wsp>
+                  </a:graphicData>
+                </a:graphic>
+                <wp14:sizeRelH relativeFrom="margin">
+                  <wp14:pctWidth>0</wp14:pctWidth>
+                </wp14:sizeRelH>
+                <wp14:sizeRelV relativeFrom="margin">
+                  <wp14:pctHeight>0</wp14:pctHeight>
+                </wp14:sizeRelV>
+              </wp:anchor>
+            </w:drawing>
+          </mc:Choice>
+          <mc:Fallback>
+            <w:pict>
+              <v:shape w14:anchorId="2FE1624B" id="Straight Arrow Connector 7" o:spid="_x0000_s1026" type="#_x0000_t32" style="position:absolute;margin-left:125.4pt;margin-top:170.55pt;width:69.5pt;height:24.3pt;flip:x;z-index:251741184;visibility:visible;mso-wrap-style:square;mso-width-percent:0;mso-height-percent:0;mso-wrap-distance-left:9pt;mso-wrap-distance-top:0;mso-wrap-distance-right:9pt;mso-wrap-distance-bottom:0;mso-position-horizontal:absolute;mso-position-horizontal-relative:text;mso-position-vertical:absolute;mso-position-vertical-relative:text;mso-width-percent:0;mso-height-percent:0;mso-width-relative:margin;mso-height-relative:margin" o:gfxdata="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" strokecolor="#e00" strokeweight="2pt">
+                <v:stroke endarrow="block" joinstyle="miter"/>
+              </v:shape>
+            </w:pict>
+          </mc:Fallback>
+        </mc:AlternateContent>
+      </w:r>
+      <w:r>
+        <w:rPr>
+          <w:noProof/>
+        </w:rPr>
+        <mc:AlternateContent>
+          <mc:Choice Requires="wps">
+            <w:drawing>
+              <wp:anchor distT="0" distB="0" distL="114300" distR="114300" simplePos="0" relativeHeight="251740160" behindDoc="0" locked="0" layoutInCell="1" allowOverlap="1" wp14:anchorId="5D706CC4" wp14:editId="7BA76A3C">
+                <wp:simplePos x="0" y="0"/>
+                <wp:positionH relativeFrom="margin">
+                  <wp:posOffset>1325880</wp:posOffset>
+                </wp:positionH>
+                <wp:positionV relativeFrom="paragraph">
+                  <wp:posOffset>2428875</wp:posOffset>
+                </wp:positionV>
+                <wp:extent cx="190500" cy="160020"/>
+                <wp:effectExtent l="0" t="0" r="19050" b="11430"/>
+                <wp:wrapNone/>
+                <wp:docPr id="642557783" name="Rectangle 6"/>
+                <wp:cNvGraphicFramePr/>
+                <a:graphic xmlns:a="http://schemas.openxmlformats.org/drawingml/2006/main">
+                  <a:graphicData uri="http://schemas.microsoft.com/office/word/2010/wordprocessingShape">
+                    <wps:wsp>
+                      <wps:cNvSpPr/>
+                      <wps:spPr>
+                        <a:xfrm>
+                          <a:off x="0" y="0"/>
+                          <a:ext cx="190500" cy="160020"/>
+                        </a:xfrm>
+                        <a:prstGeom prst="rect">
+                          <a:avLst/>
+                        </a:prstGeom>
+                        <a:noFill/>
+                        <a:ln w="25400">
+                          <a:solidFill>
+                            <a:srgbClr val="EE0000"/>
+                          </a:solidFill>
+                        </a:ln>
+                      </wps:spPr>
+                      <wps:style>
+                        <a:lnRef idx="2">
+                          <a:schemeClr val="dk1"/>
+                        </a:lnRef>
+                        <a:fillRef idx="1">
+                          <a:schemeClr val="lt1"/>
+                        </a:fillRef>
+                        <a:effectRef idx="0">
+                          <a:schemeClr val="dk1"/>
+                        </a:effectRef>
+                        <a:fontRef idx="minor">
+                          <a:schemeClr val="dk1"/>
+                        </a:fontRef>
+                      </wps:style>
+                      <wps:bodyPr rot="0" spcFirstLastPara="0" vertOverflow="overflow" horzOverflow="overflow" vert="horz" wrap="square" lIns="91440" tIns="45720" rIns="91440" bIns="45720" numCol="1" spcCol="0" rtlCol="0" fromWordArt="0" anchor="ctr" anchorCtr="0" forceAA="0" compatLnSpc="1">
+                        <a:prstTxWarp prst="textNoShape">
+                          <a:avLst/>
+                        </a:prstTxWarp>
+                        <a:noAutofit/>
+                      </wps:bodyPr>
+                    </wps:wsp>
+                  </a:graphicData>
+                </a:graphic>
+                <wp14:sizeRelH relativeFrom="margin">
+                  <wp14:pctWidth>0</wp14:pctWidth>
+                </wp14:sizeRelH>
+                <wp14:sizeRelV relativeFrom="margin">
+                  <wp14:pctHeight>0</wp14:pctHeight>
+                </wp14:sizeRelV>
+              </wp:anchor>
+            </w:drawing>
+          </mc:Choice>
+          <mc:Fallback>
+            <w:pict>
+              <v:rect w14:anchorId="108262B3" id="Rectangle 6" o:spid="_x0000_s1026" style="position:absolute;margin-left:104.4pt;margin-top:191.25pt;width:15pt;height:12.6pt;z-index:251740160;visibility:visible;mso-wrap-style:square;mso-width-percent:0;mso-height-percent:0;mso-wrap-distance-left:9pt;mso-wrap-distance-top:0;mso-wrap-distance-right:9pt;mso-wrap-distance-bottom:0;mso-position-horizontal:absolute;mso-position-horizontal-relative:margin;mso-position-vertical:absolute;mso-position-vertical-relative:text;mso-width-percent:0;mso-height-percent:0;mso-width-relative:margin;mso-height-relative:margin;v-text-anchor:middle" o:gfxdata="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" filled="f" strokecolor="#e00" strokeweight="2pt">
+                <w10:wrap anchorx="margin"/>
+              </v:rect>
+            </w:pict>
+          </mc:Fallback>
+        </mc:AlternateContent>
+      </w:r>
+      <w:r>
+        <w:rPr>
+          <w:noProof/>
+        </w:rPr>
+        <mc:AlternateContent>
+          <mc:Choice Requires="wps">
+            <w:drawing>
+              <wp:anchor distT="0" distB="0" distL="114300" distR="114300" simplePos="0" relativeHeight="251738112" behindDoc="0" locked="0" layoutInCell="1" allowOverlap="1" wp14:anchorId="5F7A65A3" wp14:editId="0084B7FD">
+                <wp:simplePos x="0" y="0"/>
+                <wp:positionH relativeFrom="column">
+                  <wp:posOffset>5715000</wp:posOffset>
+                </wp:positionH>
+                <wp:positionV relativeFrom="paragraph">
+                  <wp:posOffset>2566035</wp:posOffset>
+                </wp:positionV>
+                <wp:extent cx="621030" cy="631825"/>
+                <wp:effectExtent l="57150" t="57150" r="83820" b="73025"/>
+                <wp:wrapNone/>
+                <wp:docPr id="1899961469" name="Straight Arrow Connector 7"/>
+                <wp:cNvGraphicFramePr/>
+                <a:graphic xmlns:a="http://schemas.openxmlformats.org/drawingml/2006/main">
+                  <a:graphicData uri="http://schemas.microsoft.com/office/word/2010/wordprocessingShape">
+                    <wps:wsp>
+                      <wps:cNvCnPr/>
+                      <wps:spPr>
+                        <a:xfrm>
+                          <a:off x="0" y="0"/>
+                          <a:ext cx="621030" cy="631825"/>
+                        </a:xfrm>
+                        <a:prstGeom prst="straightConnector1">
+                          <a:avLst/>
+                        </a:prstGeom>
+                        <a:ln w="25400">
+                          <a:solidFill>
+                            <a:srgbClr val="EE0000"/>
+                          </a:solidFill>
+                          <a:tailEnd type="triangle"/>
+                        </a:ln>
+                        <a:effectLst>
+                          <a:glow rad="63500">
+                            <a:schemeClr val="accent3">
+                              <a:satMod val="175000"/>
+                              <a:alpha val="40000"/>
+                            </a:schemeClr>
+                          </a:glow>
+                        </a:effectLst>
+                      </wps:spPr>
+                      <wps:style>
+                        <a:lnRef idx="1">
+                          <a:schemeClr val="accent1"/>
+                        </a:lnRef>
+                        <a:fillRef idx="0">
+                          <a:schemeClr val="accent1"/>
+                        </a:fillRef>
+                        <a:effectRef idx="0">
+                          <a:schemeClr val="accent1"/>
+                        </a:effectRef>
+                        <a:fontRef idx="minor">
+                          <a:schemeClr val="tx1"/>
+                        </a:fontRef>
+                      </wps:style>
+                      <wps:bodyPr/>
+                    </wps:wsp>
+                  </a:graphicData>
+                </a:graphic>
+                <wp14:sizeRelH relativeFrom="margin">
+                  <wp14:pctWidth>0</wp14:pctWidth>
+                </wp14:sizeRelH>
+                <wp14:sizeRelV relativeFrom="margin">
+                  <wp14:pctHeight>0</wp14:pctHeight>
+                </wp14:sizeRelV>
+              </wp:anchor>
+            </w:drawing>
+          </mc:Choice>
+          <mc:Fallback>
+            <w:pict>
+              <v:shape w14:anchorId="7E0DD3C2" id="Straight Arrow Connector 7" o:spid="_x0000_s1026" type="#_x0000_t32" style="position:absolute;margin-left:450pt;margin-top:202.05pt;width:48.9pt;height:49.75pt;z-index:251738112;visibility:visible;mso-wrap-style:square;mso-width-percent:0;mso-height-percent:0;mso-wrap-distance-left:9pt;mso-wrap-distance-top:0;mso-wrap-distance-right:9pt;mso-wrap-distance-bottom:0;mso-position-horizontal:absolute;mso-position-horizontal-relative:text;mso-position-vertical:absolute;mso-position-vertical-relative:text;mso-width-percent:0;mso-height-percent:0;mso-width-relative:margin;mso-height-relative:margin" o:gfxdata="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" strokecolor="#e00" strokeweight="2pt">
+                <v:stroke endarrow="block" joinstyle="miter"/>
+              </v:shape>
+            </w:pict>
+          </mc:Fallback>
+        </mc:AlternateContent>
+      </w:r>
+      <w:r>
+        <w:rPr>
+          <w:noProof/>
+        </w:rPr>
+        <mc:AlternateContent>
+          <mc:Choice Requires="wps">
+            <w:drawing>
+              <wp:anchor distT="0" distB="0" distL="114300" distR="114300" simplePos="0" relativeHeight="251737088" behindDoc="0" locked="0" layoutInCell="1" allowOverlap="1" wp14:anchorId="7F2F18C7" wp14:editId="7E930B32">
+                <wp:simplePos x="0" y="0"/>
+                <wp:positionH relativeFrom="margin">
+                  <wp:align>right</wp:align>
+                </wp:positionH>
+                <wp:positionV relativeFrom="paragraph">
+                  <wp:posOffset>3244215</wp:posOffset>
+                </wp:positionV>
+                <wp:extent cx="335280" cy="220980"/>
+                <wp:effectExtent l="0" t="0" r="26670" b="26670"/>
+                <wp:wrapNone/>
+                <wp:docPr id="2040825716" name="Rectangle 6"/>
+                <wp:cNvGraphicFramePr/>
+                <a:graphic xmlns:a="http://schemas.openxmlformats.org/drawingml/2006/main">
+                  <a:graphicData uri="http://schemas.microsoft.com/office/word/2010/wordprocessingShape">
+                    <wps:wsp>
+                      <wps:cNvSpPr/>
+                      <wps:spPr>
+                        <a:xfrm>
+                          <a:off x="0" y="0"/>
+                          <a:ext cx="335280" cy="220980"/>
+                        </a:xfrm>
+                        <a:prstGeom prst="rect">
+                          <a:avLst/>
+                        </a:prstGeom>
+                        <a:noFill/>
+                        <a:ln w="25400">
+                          <a:solidFill>
+                            <a:srgbClr val="EE0000"/>
+                          </a:solidFill>
+                        </a:ln>
+                      </wps:spPr>
+                      <wps:style>
+                        <a:lnRef idx="2">
+                          <a:schemeClr val="dk1"/>
+                        </a:lnRef>
+                        <a:fillRef idx="1">
+                          <a:schemeClr val="lt1"/>
+                        </a:fillRef>
+                        <a:effectRef idx="0">
+                          <a:schemeClr val="dk1"/>
+                        </a:effectRef>
+                        <a:fontRef idx="minor">
+                          <a:schemeClr val="dk1"/>
+                        </a:fontRef>
+                      </wps:style>
+                      <wps:bodyPr rot="0" spcFirstLastPara="0" vertOverflow="overflow" horzOverflow="overflow" vert="horz" wrap="square" lIns="91440" tIns="45720" rIns="91440" bIns="45720" numCol="1" spcCol="0" rtlCol="0" fromWordArt="0" anchor="ctr" anchorCtr="0" forceAA="0" compatLnSpc="1">
+                        <a:prstTxWarp prst="textNoShape">
+                          <a:avLst/>
+                        </a:prstTxWarp>
+                        <a:noAutofit/>
+                      </wps:bodyPr>
+                    </wps:wsp>
+                  </a:graphicData>
+                </a:graphic>
+                <wp14:sizeRelH relativeFrom="margin">
+                  <wp14:pctWidth>0</wp14:pctWidth>
+                </wp14:sizeRelH>
+                <wp14:sizeRelV relativeFrom="margin">
+                  <wp14:pctHeight>0</wp14:pctHeight>
+                </wp14:sizeRelV>
+              </wp:anchor>
+            </w:drawing>
+          </mc:Choice>
+          <mc:Fallback>
+            <w:pict>
+              <v:rect w14:anchorId="617E5BCA" id="Rectangle 6" o:spid="_x0000_s1026" style="position:absolute;margin-left:-24.8pt;margin-top:255.45pt;width:26.4pt;height:17.4pt;z-index:251737088;visibility:visible;mso-wrap-style:square;mso-width-percent:0;mso-height-percent:0;mso-wrap-distance-left:9pt;mso-wrap-distance-top:0;mso-wrap-distance-right:9pt;mso-wrap-distance-bottom:0;mso-position-horizontal:right;mso-position-horizontal-relative:margin;mso-position-vertical:absolute;mso-position-vertical-relative:text;mso-width-percent:0;mso-height-percent:0;mso-width-relative:margin;mso-height-relative:margin;v-text-anchor:middle" o:gfxdata="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" filled="f" strokecolor="#e00" strokeweight="2pt">
+                <w10:wrap anchorx="margin"/>
+              </v:rect>
+            </w:pict>
+          </mc:Fallback>
+        </mc:AlternateContent>
+      </w:r>
+      <w:r>
+        <w:drawing>
+          <wp:inline distT="0" distB="0" distL="0" distR="0" wp14:anchorId="4542DFD4" wp14:editId="594555FE">
+            <wp:extent cx="6645910" cy="3623310"/>
+            <wp:effectExtent l="0" t="0" r="2540" b="0"/>
+            <wp:docPr id="1880230945" name="Picture 1"/>
+            <wp:cNvGraphicFramePr>
+              <a:graphicFrameLocks xmlns:a="http://schemas.openxmlformats.org/drawingml/2006/main" noChangeAspect="1"/>
+            </wp:cNvGraphicFramePr>
+            <a:graphic xmlns:a="http://schemas.openxmlformats.org/drawingml/2006/main">
+              <a:graphicData uri="http://schemas.openxmlformats.org/drawingml/2006/picture">
+                <pic:pic xmlns:pic="http://schemas.openxmlformats.org/drawingml/2006/picture">
+                  <pic:nvPicPr>
+                    <pic:cNvPr id="1880230945" name=""/>
+                    <pic:cNvPicPr/>
+                  </pic:nvPicPr>
+                  <pic:blipFill>
+                    <a:blip r:embed="rId22"/>
+                    <a:stretch>
+                      <a:fillRect/>
+                    </a:stretch>
+                  </pic:blipFill>
+                  <pic:spPr>
+                    <a:xfrm>
+                      <a:off x="0" y="0"/>
+                      <a:ext cx="6645910" cy="3623310"/>
+                    </a:xfrm>
+                    <a:prstGeom prst="rect">
+                      <a:avLst/>
+                    </a:prstGeom>
+                  </pic:spPr>
+                </pic:pic>
+              </a:graphicData>
+            </a:graphic>
+          </wp:inline>
+        </w:drawing>
+      </w:r>
+    </w:p>
+    <w:p>
+      <w:pPr>
+        <w:pStyle w:val="ListParagraph"/>
+        <w:numPr>
+          <w:ilvl w:val="0"/>
+          <w:numId w:val="1"/>
+        </w:numPr>
+      </w:pPr>
+      <w:r>
+        <w:t>File &gt; Export To Excel…</w:t>
+      </w:r>
+    </w:p>
+    <w:p>
+      <w:r>
+        <w:rPr>
+          <w:noProof/>
+        </w:rPr>
+        <mc:AlternateContent>
+          <mc:Choice Requires="wps">
+            <w:drawing>
+              <wp:anchor distT="0" distB="0" distL="114300" distR="114300" simplePos="0" relativeHeight="251743232" behindDoc="0" locked="0" layoutInCell="1" allowOverlap="1" wp14:anchorId="4269B69C" wp14:editId="1B416C7B">
+                <wp:simplePos x="0" y="0"/>
+                <wp:positionH relativeFrom="column">
+                  <wp:posOffset>702310</wp:posOffset>
+                </wp:positionH>
+                <wp:positionV relativeFrom="paragraph">
+                  <wp:posOffset>209550</wp:posOffset>
+                </wp:positionV>
+                <wp:extent cx="882650" cy="308610"/>
+                <wp:effectExtent l="57150" t="76200" r="88900" b="91440"/>
+                <wp:wrapNone/>
+                <wp:docPr id="1767055901" name="Straight Arrow Connector 7"/>
+                <wp:cNvGraphicFramePr/>
+                <a:graphic xmlns:a="http://schemas.openxmlformats.org/drawingml/2006/main">
+                  <a:graphicData uri="http://schemas.microsoft.com/office/word/2010/wordprocessingShape">
+                    <wps:wsp>
+                      <wps:cNvCnPr/>
+                      <wps:spPr>
+                        <a:xfrm flipH="1">
+                          <a:off x="0" y="0"/>
+                          <a:ext cx="882650" cy="308610"/>
+                        </a:xfrm>
+                        <a:prstGeom prst="straightConnector1">
+                          <a:avLst/>
+                        </a:prstGeom>
+                        <a:ln w="25400">
+                          <a:solidFill>
+                            <a:srgbClr val="EE0000"/>
+                          </a:solidFill>
+                          <a:tailEnd type="triangle"/>
+                        </a:ln>
+                        <a:effectLst>
+                          <a:glow rad="63500">
+                            <a:schemeClr val="accent3">
+                              <a:satMod val="175000"/>
+                              <a:alpha val="40000"/>
+                            </a:schemeClr>
+                          </a:glow>
+                        </a:effectLst>
+                      </wps:spPr>
+                      <wps:style>
+                        <a:lnRef idx="1">
+                          <a:schemeClr val="accent1"/>
+                        </a:lnRef>
+                        <a:fillRef idx="0">
+                          <a:schemeClr val="accent1"/>
+                        </a:fillRef>
+                        <a:effectRef idx="0">
+                          <a:schemeClr val="accent1"/>
+                        </a:effectRef>
+                        <a:fontRef idx="minor">
+                          <a:schemeClr val="tx1"/>
+                        </a:fontRef>
+                      </wps:style>
+                      <wps:bodyPr/>
+                    </wps:wsp>
+                  </a:graphicData>
+                </a:graphic>
+                <wp14:sizeRelH relativeFrom="margin">
+                  <wp14:pctWidth>0</wp14:pctWidth>
+                </wp14:sizeRelH>
+                <wp14:sizeRelV relativeFrom="margin">
+                  <wp14:pctHeight>0</wp14:pctHeight>
+                </wp14:sizeRelV>
+              </wp:anchor>
+            </w:drawing>
+          </mc:Choice>
+          <mc:Fallback>
+            <w:pict>
+              <v:shape w14:anchorId="4898DE02" id="Straight Arrow Connector 7" o:spid="_x0000_s1026" type="#_x0000_t32" style="position:absolute;margin-left:55.3pt;margin-top:16.5pt;width:69.5pt;height:24.3pt;flip:x;z-index:251743232;visibility:visible;mso-wrap-style:square;mso-width-percent:0;mso-height-percent:0;mso-wrap-distance-left:9pt;mso-wrap-distance-top:0;mso-wrap-distance-right:9pt;mso-wrap-distance-bottom:0;mso-position-horizontal:absolute;mso-position-horizontal-relative:text;mso-position-vertical:absolute;mso-position-vertical-relative:text;mso-width-percent:0;mso-height-percent:0;mso-width-relative:margin;mso-height-relative:margin" o:gfxdata="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" strokecolor="#e00" strokeweight="2pt">
+                <v:stroke endarrow="block" joinstyle="miter"/>
+              </v:shape>
+            </w:pict>
+          </mc:Fallback>
+        </mc:AlternateContent>
+      </w:r>
+      <w:r>
+        <w:drawing>
+          <wp:inline distT="0" distB="0" distL="0" distR="0" wp14:anchorId="7A271B75" wp14:editId="28BAD07D">
+            <wp:extent cx="6645910" cy="687070"/>
+            <wp:effectExtent l="0" t="0" r="2540" b="0"/>
+            <wp:docPr id="1540132475" name="Picture 1"/>
+            <wp:cNvGraphicFramePr>
+              <a:graphicFrameLocks xmlns:a="http://schemas.openxmlformats.org/drawingml/2006/main" noChangeAspect="1"/>
+            </wp:cNvGraphicFramePr>
+            <a:graphic xmlns:a="http://schemas.openxmlformats.org/drawingml/2006/main">
+              <a:graphicData uri="http://schemas.openxmlformats.org/drawingml/2006/picture">
+                <pic:pic xmlns:pic="http://schemas.openxmlformats.org/drawingml/2006/picture">
+                  <pic:nvPicPr>
+                    <pic:cNvPr id="1540132475" name=""/>
+                    <pic:cNvPicPr/>
+                  </pic:nvPicPr>
+                  <pic:blipFill>
+                    <a:blip r:embed="rId23"/>
+                    <a:stretch>
+                      <a:fillRect/>
+                    </a:stretch>
+                  </pic:blipFill>
+                  <pic:spPr>
+                    <a:xfrm>
+                      <a:off x="0" y="0"/>
+                      <a:ext cx="6645910" cy="687070"/>
+                    </a:xfrm>
+                    <a:prstGeom prst="rect">
+                      <a:avLst/>
+                    </a:prstGeom>
+                  </pic:spPr>
+                </pic:pic>
+              </a:graphicData>
+            </a:graphic>
+          </wp:inline>
+        </w:drawing>
+      </w:r>
+    </w:p>
+    <w:p>
+      <w:pPr>
+        <w:pStyle w:val="ListParagraph"/>
+        <w:numPr>
+          <w:ilvl w:val="0"/>
+          <w:numId w:val="1"/>
+        </w:numPr>
+      </w:pPr>
+      <w:r>
+        <w:lastRenderedPageBreak/>
+        <w:t xml:space="preserve"> Important save the file name as shown in below</w:t>
+      </w:r>
+    </w:p>
+    <w:p>
+      <w:r>
+        <w:rPr>
+          <w:noProof/>
+        </w:rPr>
+        <mc:AlternateContent>
+          <mc:Choice Requires="wps">
+            <w:drawing>
+              <wp:anchor distT="0" distB="0" distL="114300" distR="114300" simplePos="0" relativeHeight="251745280" behindDoc="0" locked="0" layoutInCell="1" allowOverlap="1" wp14:anchorId="443C7D13" wp14:editId="5D3C8177">
+                <wp:simplePos x="0" y="0"/>
+                <wp:positionH relativeFrom="margin">
+                  <wp:posOffset>327660</wp:posOffset>
+                </wp:positionH>
+                <wp:positionV relativeFrom="paragraph">
+                  <wp:posOffset>72390</wp:posOffset>
+                </wp:positionV>
+                <wp:extent cx="1584960" cy="259080"/>
+                <wp:effectExtent l="0" t="0" r="15240" b="26670"/>
+                <wp:wrapNone/>
+                <wp:docPr id="817310613" name="Rectangle 6"/>
+                <wp:cNvGraphicFramePr/>
+                <a:graphic xmlns:a="http://schemas.openxmlformats.org/drawingml/2006/main">
+                  <a:graphicData uri="http://schemas.microsoft.com/office/word/2010/wordprocessingShape">
+                    <wps:wsp>
+                      <wps:cNvSpPr/>
+                      <wps:spPr>
+                        <a:xfrm>
+                          <a:off x="0" y="0"/>
+                          <a:ext cx="1584960" cy="259080"/>
+                        </a:xfrm>
+                        <a:prstGeom prst="rect">
+                          <a:avLst/>
+                        </a:prstGeom>
+                        <a:noFill/>
+                        <a:ln w="25400">
+                          <a:solidFill>
+                            <a:srgbClr val="EE0000"/>
+                          </a:solidFill>
+                        </a:ln>
+                      </wps:spPr>
+                      <wps:style>
+                        <a:lnRef idx="2">
+                          <a:schemeClr val="dk1"/>
+                        </a:lnRef>
+                        <a:fillRef idx="1">
+                          <a:schemeClr val="lt1"/>
+                        </a:fillRef>
+                        <a:effectRef idx="0">
+                          <a:schemeClr val="dk1"/>
+                        </a:effectRef>
+                        <a:fontRef idx="minor">
+                          <a:schemeClr val="dk1"/>
+                        </a:fontRef>
+                      </wps:style>
+                      <wps:bodyPr rot="0" spcFirstLastPara="0" vertOverflow="overflow" horzOverflow="overflow" vert="horz" wrap="square" lIns="91440" tIns="45720" rIns="91440" bIns="45720" numCol="1" spcCol="0" rtlCol="0" fromWordArt="0" anchor="ctr" anchorCtr="0" forceAA="0" compatLnSpc="1">
+                        <a:prstTxWarp prst="textNoShape">
+                          <a:avLst/>
+                        </a:prstTxWarp>
+                        <a:noAutofit/>
+                      </wps:bodyPr>
+                    </wps:wsp>
+                  </a:graphicData>
+                </a:graphic>
+                <wp14:sizeRelH relativeFrom="margin">
+                  <wp14:pctWidth>0</wp14:pctWidth>
+                </wp14:sizeRelH>
+                <wp14:sizeRelV relativeFrom="margin">
+                  <wp14:pctHeight>0</wp14:pctHeight>
+                </wp14:sizeRelV>
+              </wp:anchor>
+            </w:drawing>
+          </mc:Choice>
+          <mc:Fallback>
+            <w:pict>
+              <v:rect w14:anchorId="625B2C0C" id="Rectangle 6" o:spid="_x0000_s1026" style="position:absolute;margin-left:25.8pt;margin-top:5.7pt;width:124.8pt;height:20.4pt;z-index:251745280;visibility:visible;mso-wrap-style:square;mso-width-percent:0;mso-height-percent:0;mso-wrap-distance-left:9pt;mso-wrap-distance-top:0;mso-wrap-distance-right:9pt;mso-wrap-distance-bottom:0;mso-position-horizontal:absolute;mso-position-horizontal-relative:margin;mso-position-vertical:absolute;mso-position-vertical-relative:text;mso-width-percent:0;mso-height-percent:0;mso-width-relative:margin;mso-height-relative:margin;v-text-anchor:middle" o:gfxdata="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" filled="f" strokecolor="#e00" strokeweight="2pt">
+                <w10:wrap anchorx="margin"/>
+              </v:rect>
+            </w:pict>
+          </mc:Fallback>
+        </mc:AlternateContent>
+      </w:r>
+      <w:r>
+        <w:rPr>
+          <w:noProof/>
+        </w:rPr>
         <w:drawing>
           <wp:inline distT="0" distB="0" distL="0" distR="0" wp14:anchorId="2C131632" wp14:editId="012F81D7">
             <wp:extent cx="5731510" cy="546735"/>
@@ -266,7 +5777,7 @@
                     <pic:cNvPicPr/>
                   </pic:nvPicPr>
                   <pic:blipFill>
-                    <a:blip r:embed="rId10"/>
+                    <a:blip r:embed="rId24"/>
                     <a:stretch>
                       <a:fillRect/>
                     </a:stretch>
@@ -287,14 +5798,2419 @@
         </w:drawing>
       </w:r>
     </w:p>
+    <w:p/>
+    <w:p>
+      <w:pPr>
+        <w:pStyle w:val="Heading2"/>
+      </w:pPr>
+      <w:bookmarkStart w:id="6" w:name="_Toc225774505"/>
+      <w:r>
+        <w:t>Appointment Report (Next Visit Details)</w:t>
+      </w:r>
+      <w:bookmarkEnd w:id="6"/>
+    </w:p>
+    <w:p>
+      <w:pPr>
+        <w:pStyle w:val="ListParagraph"/>
+        <w:numPr>
+          <w:ilvl w:val="0"/>
+          <w:numId w:val="1"/>
+        </w:numPr>
+      </w:pPr>
+      <w:r>
+        <w:t xml:space="preserve"> Navigate to Reports &gt; Reports &gt; Scheduling Reports</w:t>
+      </w:r>
+    </w:p>
+    <w:p>
+      <w:r>
+        <w:rPr>
+          <w:noProof/>
+        </w:rPr>
+        <mc:AlternateContent>
+          <mc:Choice Requires="wps">
+            <w:drawing>
+              <wp:anchor distT="0" distB="0" distL="114300" distR="114300" simplePos="0" relativeHeight="251747328" behindDoc="0" locked="0" layoutInCell="1" allowOverlap="1" wp14:anchorId="5F7B55DA" wp14:editId="1C3BA6AB">
+                <wp:simplePos x="0" y="0"/>
+                <wp:positionH relativeFrom="margin">
+                  <wp:posOffset>114300</wp:posOffset>
+                </wp:positionH>
+                <wp:positionV relativeFrom="paragraph">
+                  <wp:posOffset>993775</wp:posOffset>
+                </wp:positionV>
+                <wp:extent cx="624840" cy="251460"/>
+                <wp:effectExtent l="0" t="0" r="22860" b="15240"/>
+                <wp:wrapNone/>
+                <wp:docPr id="307784448" name="Rectangle 6"/>
+                <wp:cNvGraphicFramePr/>
+                <a:graphic xmlns:a="http://schemas.openxmlformats.org/drawingml/2006/main">
+                  <a:graphicData uri="http://schemas.microsoft.com/office/word/2010/wordprocessingShape">
+                    <wps:wsp>
+                      <wps:cNvSpPr/>
+                      <wps:spPr>
+                        <a:xfrm>
+                          <a:off x="0" y="0"/>
+                          <a:ext cx="624840" cy="251460"/>
+                        </a:xfrm>
+                        <a:prstGeom prst="rect">
+                          <a:avLst/>
+                        </a:prstGeom>
+                        <a:noFill/>
+                        <a:ln w="25400">
+                          <a:solidFill>
+                            <a:srgbClr val="EE0000"/>
+                          </a:solidFill>
+                        </a:ln>
+                      </wps:spPr>
+                      <wps:style>
+                        <a:lnRef idx="2">
+                          <a:schemeClr val="dk1"/>
+                        </a:lnRef>
+                        <a:fillRef idx="1">
+                          <a:schemeClr val="lt1"/>
+                        </a:fillRef>
+                        <a:effectRef idx="0">
+                          <a:schemeClr val="dk1"/>
+                        </a:effectRef>
+                        <a:fontRef idx="minor">
+                          <a:schemeClr val="dk1"/>
+                        </a:fontRef>
+                      </wps:style>
+                      <wps:bodyPr rot="0" spcFirstLastPara="0" vertOverflow="overflow" horzOverflow="overflow" vert="horz" wrap="square" lIns="91440" tIns="45720" rIns="91440" bIns="45720" numCol="1" spcCol="0" rtlCol="0" fromWordArt="0" anchor="ctr" anchorCtr="0" forceAA="0" compatLnSpc="1">
+                        <a:prstTxWarp prst="textNoShape">
+                          <a:avLst/>
+                        </a:prstTxWarp>
+                        <a:noAutofit/>
+                      </wps:bodyPr>
+                    </wps:wsp>
+                  </a:graphicData>
+                </a:graphic>
+                <wp14:sizeRelH relativeFrom="margin">
+                  <wp14:pctWidth>0</wp14:pctWidth>
+                </wp14:sizeRelH>
+                <wp14:sizeRelV relativeFrom="margin">
+                  <wp14:pctHeight>0</wp14:pctHeight>
+                </wp14:sizeRelV>
+              </wp:anchor>
+            </w:drawing>
+          </mc:Choice>
+          <mc:Fallback>
+            <w:pict>
+              <v:rect w14:anchorId="20A0499E" id="Rectangle 6" o:spid="_x0000_s1026" style="position:absolute;margin-left:9pt;margin-top:78.25pt;width:49.2pt;height:19.8pt;z-index:251747328;visibility:visible;mso-wrap-style:square;mso-width-percent:0;mso-height-percent:0;mso-wrap-distance-left:9pt;mso-wrap-distance-top:0;mso-wrap-distance-right:9pt;mso-wrap-distance-bottom:0;mso-position-horizontal:absolute;mso-position-horizontal-relative:margin;mso-position-vertical:absolute;mso-position-vertical-relative:text;mso-width-percent:0;mso-height-percent:0;mso-width-relative:margin;mso-height-relative:margin;v-text-anchor:middle" o:gfxdata="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" filled="f" strokecolor="#e00" strokeweight="2pt">
+                <w10:wrap anchorx="margin"/>
+              </v:rect>
+            </w:pict>
+          </mc:Fallback>
+        </mc:AlternateContent>
+      </w:r>
+      <w:r>
+        <w:rPr>
+          <w:noProof/>
+        </w:rPr>
+        <mc:AlternateContent>
+          <mc:Choice Requires="wps">
+            <w:drawing>
+              <wp:anchor distT="0" distB="0" distL="114300" distR="114300" simplePos="0" relativeHeight="251748352" behindDoc="0" locked="0" layoutInCell="1" allowOverlap="1" wp14:anchorId="318C83A9" wp14:editId="3EA6B35C">
+                <wp:simplePos x="0" y="0"/>
+                <wp:positionH relativeFrom="column">
+                  <wp:posOffset>807720</wp:posOffset>
+                </wp:positionH>
+                <wp:positionV relativeFrom="paragraph">
+                  <wp:posOffset>658495</wp:posOffset>
+                </wp:positionV>
+                <wp:extent cx="933450" cy="464185"/>
+                <wp:effectExtent l="57150" t="76200" r="95250" b="88265"/>
+                <wp:wrapNone/>
+                <wp:docPr id="1074853959" name="Straight Arrow Connector 7"/>
+                <wp:cNvGraphicFramePr/>
+                <a:graphic xmlns:a="http://schemas.openxmlformats.org/drawingml/2006/main">
+                  <a:graphicData uri="http://schemas.microsoft.com/office/word/2010/wordprocessingShape">
+                    <wps:wsp>
+                      <wps:cNvCnPr/>
+                      <wps:spPr>
+                        <a:xfrm flipH="1">
+                          <a:off x="0" y="0"/>
+                          <a:ext cx="933450" cy="464185"/>
+                        </a:xfrm>
+                        <a:prstGeom prst="straightConnector1">
+                          <a:avLst/>
+                        </a:prstGeom>
+                        <a:ln w="25400">
+                          <a:solidFill>
+                            <a:srgbClr val="EE0000"/>
+                          </a:solidFill>
+                          <a:tailEnd type="triangle"/>
+                        </a:ln>
+                        <a:effectLst>
+                          <a:glow rad="63500">
+                            <a:schemeClr val="accent3">
+                              <a:satMod val="175000"/>
+                              <a:alpha val="40000"/>
+                            </a:schemeClr>
+                          </a:glow>
+                        </a:effectLst>
+                      </wps:spPr>
+                      <wps:style>
+                        <a:lnRef idx="1">
+                          <a:schemeClr val="accent1"/>
+                        </a:lnRef>
+                        <a:fillRef idx="0">
+                          <a:schemeClr val="accent1"/>
+                        </a:fillRef>
+                        <a:effectRef idx="0">
+                          <a:schemeClr val="accent1"/>
+                        </a:effectRef>
+                        <a:fontRef idx="minor">
+                          <a:schemeClr val="tx1"/>
+                        </a:fontRef>
+                      </wps:style>
+                      <wps:bodyPr/>
+                    </wps:wsp>
+                  </a:graphicData>
+                </a:graphic>
+                <wp14:sizeRelH relativeFrom="margin">
+                  <wp14:pctWidth>0</wp14:pctWidth>
+                </wp14:sizeRelH>
+                <wp14:sizeRelV relativeFrom="margin">
+                  <wp14:pctHeight>0</wp14:pctHeight>
+                </wp14:sizeRelV>
+              </wp:anchor>
+            </w:drawing>
+          </mc:Choice>
+          <mc:Fallback>
+            <w:pict>
+              <v:shape w14:anchorId="5175364C" id="Straight Arrow Connector 7" o:spid="_x0000_s1026" type="#_x0000_t32" style="position:absolute;margin-left:63.6pt;margin-top:51.85pt;width:73.5pt;height:36.55pt;flip:x;z-index:251748352;visibility:visible;mso-wrap-style:square;mso-width-percent:0;mso-height-percent:0;mso-wrap-distance-left:9pt;mso-wrap-distance-top:0;mso-wrap-distance-right:9pt;mso-wrap-distance-bottom:0;mso-position-horizontal:absolute;mso-position-horizontal-relative:text;mso-position-vertical:absolute;mso-position-vertical-relative:text;mso-width-percent:0;mso-height-percent:0;mso-width-relative:margin;mso-height-relative:margin" o:gfxdata="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" strokecolor="#e00" strokeweight="2pt">
+                <v:stroke endarrow="block" joinstyle="miter"/>
+              </v:shape>
+            </w:pict>
+          </mc:Fallback>
+        </mc:AlternateContent>
+      </w:r>
+      <w:r>
+        <w:drawing>
+          <wp:inline distT="0" distB="0" distL="0" distR="0" wp14:anchorId="0F79CF46" wp14:editId="6C295306">
+            <wp:extent cx="6645910" cy="3507740"/>
+            <wp:effectExtent l="0" t="0" r="2540" b="0"/>
+            <wp:docPr id="1158394272" name="Picture 1"/>
+            <wp:cNvGraphicFramePr>
+              <a:graphicFrameLocks xmlns:a="http://schemas.openxmlformats.org/drawingml/2006/main" noChangeAspect="1"/>
+            </wp:cNvGraphicFramePr>
+            <a:graphic xmlns:a="http://schemas.openxmlformats.org/drawingml/2006/main">
+              <a:graphicData uri="http://schemas.openxmlformats.org/drawingml/2006/picture">
+                <pic:pic xmlns:pic="http://schemas.openxmlformats.org/drawingml/2006/picture">
+                  <pic:nvPicPr>
+                    <pic:cNvPr id="1158394272" name=""/>
+                    <pic:cNvPicPr/>
+                  </pic:nvPicPr>
+                  <pic:blipFill>
+                    <a:blip r:embed="rId25"/>
+                    <a:stretch>
+                      <a:fillRect/>
+                    </a:stretch>
+                  </pic:blipFill>
+                  <pic:spPr>
+                    <a:xfrm>
+                      <a:off x="0" y="0"/>
+                      <a:ext cx="6645910" cy="3507740"/>
+                    </a:xfrm>
+                    <a:prstGeom prst="rect">
+                      <a:avLst/>
+                    </a:prstGeom>
+                  </pic:spPr>
+                </pic:pic>
+              </a:graphicData>
+            </a:graphic>
+          </wp:inline>
+        </w:drawing>
+      </w:r>
+    </w:p>
+    <w:p>
+      <w:pPr>
+        <w:pStyle w:val="ListParagraph"/>
+        <w:numPr>
+          <w:ilvl w:val="0"/>
+          <w:numId w:val="1"/>
+        </w:numPr>
+      </w:pPr>
+      <w:r>
+        <w:t xml:space="preserve"> Navigate to </w:t>
+      </w:r>
+      <w:r>
+        <w:t>Reports &gt; Reports &gt; Scheduling Reports</w:t>
+      </w:r>
+      <w:r>
+        <w:t xml:space="preserve"> &gt; Appointment Report</w:t>
+      </w:r>
+    </w:p>
+    <w:p>
+      <w:r>
+        <w:rPr>
+          <w:noProof/>
+        </w:rPr>
+        <mc:AlternateContent>
+          <mc:Choice Requires="wps">
+            <w:drawing>
+              <wp:anchor distT="0" distB="0" distL="114300" distR="114300" simplePos="0" relativeHeight="251751424" behindDoc="0" locked="0" layoutInCell="1" allowOverlap="1" wp14:anchorId="2242E2B0" wp14:editId="4533DC46">
+                <wp:simplePos x="0" y="0"/>
+                <wp:positionH relativeFrom="column">
+                  <wp:posOffset>815340</wp:posOffset>
+                </wp:positionH>
+                <wp:positionV relativeFrom="paragraph">
+                  <wp:posOffset>1175385</wp:posOffset>
+                </wp:positionV>
+                <wp:extent cx="933450" cy="464185"/>
+                <wp:effectExtent l="57150" t="76200" r="95250" b="88265"/>
+                <wp:wrapNone/>
+                <wp:docPr id="2085679971" name="Straight Arrow Connector 7"/>
+                <wp:cNvGraphicFramePr/>
+                <a:graphic xmlns:a="http://schemas.openxmlformats.org/drawingml/2006/main">
+                  <a:graphicData uri="http://schemas.microsoft.com/office/word/2010/wordprocessingShape">
+                    <wps:wsp>
+                      <wps:cNvCnPr/>
+                      <wps:spPr>
+                        <a:xfrm flipH="1">
+                          <a:off x="0" y="0"/>
+                          <a:ext cx="933450" cy="464185"/>
+                        </a:xfrm>
+                        <a:prstGeom prst="straightConnector1">
+                          <a:avLst/>
+                        </a:prstGeom>
+                        <a:ln w="25400">
+                          <a:solidFill>
+                            <a:srgbClr val="EE0000"/>
+                          </a:solidFill>
+                          <a:tailEnd type="triangle"/>
+                        </a:ln>
+                        <a:effectLst>
+                          <a:glow rad="63500">
+                            <a:schemeClr val="accent3">
+                              <a:satMod val="175000"/>
+                              <a:alpha val="40000"/>
+                            </a:schemeClr>
+                          </a:glow>
+                        </a:effectLst>
+                      </wps:spPr>
+                      <wps:style>
+                        <a:lnRef idx="1">
+                          <a:schemeClr val="accent1"/>
+                        </a:lnRef>
+                        <a:fillRef idx="0">
+                          <a:schemeClr val="accent1"/>
+                        </a:fillRef>
+                        <a:effectRef idx="0">
+                          <a:schemeClr val="accent1"/>
+                        </a:effectRef>
+                        <a:fontRef idx="minor">
+                          <a:schemeClr val="tx1"/>
+                        </a:fontRef>
+                      </wps:style>
+                      <wps:bodyPr/>
+                    </wps:wsp>
+                  </a:graphicData>
+                </a:graphic>
+                <wp14:sizeRelH relativeFrom="margin">
+                  <wp14:pctWidth>0</wp14:pctWidth>
+                </wp14:sizeRelH>
+                <wp14:sizeRelV relativeFrom="margin">
+                  <wp14:pctHeight>0</wp14:pctHeight>
+                </wp14:sizeRelV>
+              </wp:anchor>
+            </w:drawing>
+          </mc:Choice>
+          <mc:Fallback>
+            <w:pict>
+              <v:shape w14:anchorId="380B1F90" id="Straight Arrow Connector 7" o:spid="_x0000_s1026" type="#_x0000_t32" style="position:absolute;margin-left:64.2pt;margin-top:92.55pt;width:73.5pt;height:36.55pt;flip:x;z-index:251751424;visibility:visible;mso-wrap-style:square;mso-width-percent:0;mso-height-percent:0;mso-wrap-distance-left:9pt;mso-wrap-distance-top:0;mso-wrap-distance-right:9pt;mso-wrap-distance-bottom:0;mso-position-horizontal:absolute;mso-position-horizontal-relative:text;mso-position-vertical:absolute;mso-position-vertical-relative:text;mso-width-percent:0;mso-height-percent:0;mso-width-relative:margin;mso-height-relative:margin" o:gfxdata="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" strokecolor="#e00" strokeweight="2pt">
+                <v:stroke endarrow="block" joinstyle="miter"/>
+              </v:shape>
+            </w:pict>
+          </mc:Fallback>
+        </mc:AlternateContent>
+      </w:r>
+      <w:r>
+        <w:rPr>
+          <w:noProof/>
+        </w:rPr>
+        <mc:AlternateContent>
+          <mc:Choice Requires="wps">
+            <w:drawing>
+              <wp:anchor distT="0" distB="0" distL="114300" distR="114300" simplePos="0" relativeHeight="251750400" behindDoc="0" locked="0" layoutInCell="1" allowOverlap="1" wp14:anchorId="3729D7BA" wp14:editId="68617363">
+                <wp:simplePos x="0" y="0"/>
+                <wp:positionH relativeFrom="margin">
+                  <wp:posOffset>121920</wp:posOffset>
+                </wp:positionH>
+                <wp:positionV relativeFrom="paragraph">
+                  <wp:posOffset>1510665</wp:posOffset>
+                </wp:positionV>
+                <wp:extent cx="624840" cy="251460"/>
+                <wp:effectExtent l="0" t="0" r="22860" b="15240"/>
+                <wp:wrapNone/>
+                <wp:docPr id="1352902497" name="Rectangle 6"/>
+                <wp:cNvGraphicFramePr/>
+                <a:graphic xmlns:a="http://schemas.openxmlformats.org/drawingml/2006/main">
+                  <a:graphicData uri="http://schemas.microsoft.com/office/word/2010/wordprocessingShape">
+                    <wps:wsp>
+                      <wps:cNvSpPr/>
+                      <wps:spPr>
+                        <a:xfrm>
+                          <a:off x="0" y="0"/>
+                          <a:ext cx="624840" cy="251460"/>
+                        </a:xfrm>
+                        <a:prstGeom prst="rect">
+                          <a:avLst/>
+                        </a:prstGeom>
+                        <a:noFill/>
+                        <a:ln w="25400">
+                          <a:solidFill>
+                            <a:srgbClr val="EE0000"/>
+                          </a:solidFill>
+                        </a:ln>
+                      </wps:spPr>
+                      <wps:style>
+                        <a:lnRef idx="2">
+                          <a:schemeClr val="dk1"/>
+                        </a:lnRef>
+                        <a:fillRef idx="1">
+                          <a:schemeClr val="lt1"/>
+                        </a:fillRef>
+                        <a:effectRef idx="0">
+                          <a:schemeClr val="dk1"/>
+                        </a:effectRef>
+                        <a:fontRef idx="minor">
+                          <a:schemeClr val="dk1"/>
+                        </a:fontRef>
+                      </wps:style>
+                      <wps:bodyPr rot="0" spcFirstLastPara="0" vertOverflow="overflow" horzOverflow="overflow" vert="horz" wrap="square" lIns="91440" tIns="45720" rIns="91440" bIns="45720" numCol="1" spcCol="0" rtlCol="0" fromWordArt="0" anchor="ctr" anchorCtr="0" forceAA="0" compatLnSpc="1">
+                        <a:prstTxWarp prst="textNoShape">
+                          <a:avLst/>
+                        </a:prstTxWarp>
+                        <a:noAutofit/>
+                      </wps:bodyPr>
+                    </wps:wsp>
+                  </a:graphicData>
+                </a:graphic>
+                <wp14:sizeRelH relativeFrom="margin">
+                  <wp14:pctWidth>0</wp14:pctWidth>
+                </wp14:sizeRelH>
+                <wp14:sizeRelV relativeFrom="margin">
+                  <wp14:pctHeight>0</wp14:pctHeight>
+                </wp14:sizeRelV>
+              </wp:anchor>
+            </w:drawing>
+          </mc:Choice>
+          <mc:Fallback>
+            <w:pict>
+              <v:rect w14:anchorId="7D3F3447" id="Rectangle 6" o:spid="_x0000_s1026" style="position:absolute;margin-left:9.6pt;margin-top:118.95pt;width:49.2pt;height:19.8pt;z-index:251750400;visibility:visible;mso-wrap-style:square;mso-width-percent:0;mso-height-percent:0;mso-wrap-distance-left:9pt;mso-wrap-distance-top:0;mso-wrap-distance-right:9pt;mso-wrap-distance-bottom:0;mso-position-horizontal:absolute;mso-position-horizontal-relative:margin;mso-position-vertical:absolute;mso-position-vertical-relative:text;mso-width-percent:0;mso-height-percent:0;mso-width-relative:margin;mso-height-relative:margin;v-text-anchor:middle" o:gfxdata="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" filled="f" strokecolor="#e00" strokeweight="2pt">
+                <w10:wrap anchorx="margin"/>
+              </v:rect>
+            </w:pict>
+          </mc:Fallback>
+        </mc:AlternateContent>
+      </w:r>
+      <w:r>
+        <w:drawing>
+          <wp:inline distT="0" distB="0" distL="0" distR="0" wp14:anchorId="05E2ED9E" wp14:editId="42EDA53E">
+            <wp:extent cx="6645910" cy="3620770"/>
+            <wp:effectExtent l="0" t="0" r="2540" b="0"/>
+            <wp:docPr id="957550258" name="Picture 1"/>
+            <wp:cNvGraphicFramePr>
+              <a:graphicFrameLocks xmlns:a="http://schemas.openxmlformats.org/drawingml/2006/main" noChangeAspect="1"/>
+            </wp:cNvGraphicFramePr>
+            <a:graphic xmlns:a="http://schemas.openxmlformats.org/drawingml/2006/main">
+              <a:graphicData uri="http://schemas.openxmlformats.org/drawingml/2006/picture">
+                <pic:pic xmlns:pic="http://schemas.openxmlformats.org/drawingml/2006/picture">
+                  <pic:nvPicPr>
+                    <pic:cNvPr id="957550258" name=""/>
+                    <pic:cNvPicPr/>
+                  </pic:nvPicPr>
+                  <pic:blipFill>
+                    <a:blip r:embed="rId26"/>
+                    <a:stretch>
+                      <a:fillRect/>
+                    </a:stretch>
+                  </pic:blipFill>
+                  <pic:spPr>
+                    <a:xfrm>
+                      <a:off x="0" y="0"/>
+                      <a:ext cx="6645910" cy="3620770"/>
+                    </a:xfrm>
+                    <a:prstGeom prst="rect">
+                      <a:avLst/>
+                    </a:prstGeom>
+                  </pic:spPr>
+                </pic:pic>
+              </a:graphicData>
+            </a:graphic>
+          </wp:inline>
+        </w:drawing>
+      </w:r>
+    </w:p>
+    <w:p>
+      <w:pPr>
+        <w:pStyle w:val="ListParagraph"/>
+        <w:numPr>
+          <w:ilvl w:val="0"/>
+          <w:numId w:val="1"/>
+        </w:numPr>
+      </w:pPr>
+      <w:r>
+        <w:lastRenderedPageBreak/>
+        <w:t xml:space="preserve"> Apply filter as shown below (Appointment Dates past 1 year), </w:t>
+      </w:r>
+      <w:r>
+        <w:t>and click on view, then the report will open in new tab, export the report as excel</w:t>
+      </w:r>
+      <w:r>
+        <w:t>.</w:t>
+      </w:r>
+    </w:p>
+    <w:p>
+      <w:r>
+        <w:rPr>
+          <w:noProof/>
+        </w:rPr>
+        <mc:AlternateContent>
+          <mc:Choice Requires="wps">
+            <w:drawing>
+              <wp:anchor distT="0" distB="0" distL="114300" distR="114300" simplePos="0" relativeHeight="251760640" behindDoc="0" locked="0" layoutInCell="1" allowOverlap="1" wp14:anchorId="65E536E1" wp14:editId="15EAB5D8">
+                <wp:simplePos x="0" y="0"/>
+                <wp:positionH relativeFrom="column">
+                  <wp:posOffset>1508760</wp:posOffset>
+                </wp:positionH>
+                <wp:positionV relativeFrom="paragraph">
+                  <wp:posOffset>198119</wp:posOffset>
+                </wp:positionV>
+                <wp:extent cx="1299210" cy="217805"/>
+                <wp:effectExtent l="76200" t="95250" r="91440" b="86995"/>
+                <wp:wrapNone/>
+                <wp:docPr id="1804739700" name="Straight Arrow Connector 7"/>
+                <wp:cNvGraphicFramePr/>
+                <a:graphic xmlns:a="http://schemas.openxmlformats.org/drawingml/2006/main">
+                  <a:graphicData uri="http://schemas.microsoft.com/office/word/2010/wordprocessingShape">
+                    <wps:wsp>
+                      <wps:cNvCnPr/>
+                      <wps:spPr>
+                        <a:xfrm flipH="1" flipV="1">
+                          <a:off x="0" y="0"/>
+                          <a:ext cx="1299210" cy="217805"/>
+                        </a:xfrm>
+                        <a:prstGeom prst="straightConnector1">
+                          <a:avLst/>
+                        </a:prstGeom>
+                        <a:ln w="25400">
+                          <a:solidFill>
+                            <a:srgbClr val="EE0000"/>
+                          </a:solidFill>
+                          <a:tailEnd type="triangle"/>
+                        </a:ln>
+                        <a:effectLst>
+                          <a:glow rad="63500">
+                            <a:schemeClr val="accent3">
+                              <a:satMod val="175000"/>
+                              <a:alpha val="40000"/>
+                            </a:schemeClr>
+                          </a:glow>
+                        </a:effectLst>
+                      </wps:spPr>
+                      <wps:style>
+                        <a:lnRef idx="1">
+                          <a:schemeClr val="accent1"/>
+                        </a:lnRef>
+                        <a:fillRef idx="0">
+                          <a:schemeClr val="accent1"/>
+                        </a:fillRef>
+                        <a:effectRef idx="0">
+                          <a:schemeClr val="accent1"/>
+                        </a:effectRef>
+                        <a:fontRef idx="minor">
+                          <a:schemeClr val="tx1"/>
+                        </a:fontRef>
+                      </wps:style>
+                      <wps:bodyPr/>
+                    </wps:wsp>
+                  </a:graphicData>
+                </a:graphic>
+                <wp14:sizeRelH relativeFrom="margin">
+                  <wp14:pctWidth>0</wp14:pctWidth>
+                </wp14:sizeRelH>
+                <wp14:sizeRelV relativeFrom="margin">
+                  <wp14:pctHeight>0</wp14:pctHeight>
+                </wp14:sizeRelV>
+              </wp:anchor>
+            </w:drawing>
+          </mc:Choice>
+          <mc:Fallback>
+            <w:pict>
+              <v:shape w14:anchorId="2925DB42" id="Straight Arrow Connector 7" o:spid="_x0000_s1026" type="#_x0000_t32" style="position:absolute;margin-left:118.8pt;margin-top:15.6pt;width:102.3pt;height:17.15pt;flip:x y;z-index:251760640;visibility:visible;mso-wrap-style:square;mso-width-percent:0;mso-height-percent:0;mso-wrap-distance-left:9pt;mso-wrap-distance-top:0;mso-wrap-distance-right:9pt;mso-wrap-distance-bottom:0;mso-position-horizontal:absolute;mso-position-horizontal-relative:text;mso-position-vertical:absolute;mso-position-vertical-relative:text;mso-width-percent:0;mso-height-percent:0;mso-width-relative:margin;mso-height-relative:margin" o:gfxdata="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" strokecolor="#e00" strokeweight="2pt">
+                <v:stroke endarrow="block" joinstyle="miter"/>
+              </v:shape>
+            </w:pict>
+          </mc:Fallback>
+        </mc:AlternateContent>
+      </w:r>
+      <w:r>
+        <w:rPr>
+          <w:noProof/>
+        </w:rPr>
+        <mc:AlternateContent>
+          <mc:Choice Requires="wps">
+            <w:drawing>
+              <wp:anchor distT="0" distB="0" distL="114300" distR="114300" simplePos="0" relativeHeight="251759616" behindDoc="0" locked="0" layoutInCell="1" allowOverlap="1" wp14:anchorId="6004C360" wp14:editId="3337EC1F">
+                <wp:simplePos x="0" y="0"/>
+                <wp:positionH relativeFrom="margin">
+                  <wp:posOffset>1028700</wp:posOffset>
+                </wp:positionH>
+                <wp:positionV relativeFrom="paragraph">
+                  <wp:posOffset>60960</wp:posOffset>
+                </wp:positionV>
+                <wp:extent cx="457200" cy="251460"/>
+                <wp:effectExtent l="0" t="0" r="19050" b="15240"/>
+                <wp:wrapNone/>
+                <wp:docPr id="1575094646" name="Rectangle 6"/>
+                <wp:cNvGraphicFramePr/>
+                <a:graphic xmlns:a="http://schemas.openxmlformats.org/drawingml/2006/main">
+                  <a:graphicData uri="http://schemas.microsoft.com/office/word/2010/wordprocessingShape">
+                    <wps:wsp>
+                      <wps:cNvSpPr/>
+                      <wps:spPr>
+                        <a:xfrm>
+                          <a:off x="0" y="0"/>
+                          <a:ext cx="457200" cy="251460"/>
+                        </a:xfrm>
+                        <a:prstGeom prst="rect">
+                          <a:avLst/>
+                        </a:prstGeom>
+                        <a:noFill/>
+                        <a:ln w="25400">
+                          <a:solidFill>
+                            <a:srgbClr val="EE0000"/>
+                          </a:solidFill>
+                        </a:ln>
+                      </wps:spPr>
+                      <wps:style>
+                        <a:lnRef idx="2">
+                          <a:schemeClr val="dk1"/>
+                        </a:lnRef>
+                        <a:fillRef idx="1">
+                          <a:schemeClr val="lt1"/>
+                        </a:fillRef>
+                        <a:effectRef idx="0">
+                          <a:schemeClr val="dk1"/>
+                        </a:effectRef>
+                        <a:fontRef idx="minor">
+                          <a:schemeClr val="dk1"/>
+                        </a:fontRef>
+                      </wps:style>
+                      <wps:bodyPr rot="0" spcFirstLastPara="0" vertOverflow="overflow" horzOverflow="overflow" vert="horz" wrap="square" lIns="91440" tIns="45720" rIns="91440" bIns="45720" numCol="1" spcCol="0" rtlCol="0" fromWordArt="0" anchor="ctr" anchorCtr="0" forceAA="0" compatLnSpc="1">
+                        <a:prstTxWarp prst="textNoShape">
+                          <a:avLst/>
+                        </a:prstTxWarp>
+                        <a:noAutofit/>
+                      </wps:bodyPr>
+                    </wps:wsp>
+                  </a:graphicData>
+                </a:graphic>
+                <wp14:sizeRelH relativeFrom="margin">
+                  <wp14:pctWidth>0</wp14:pctWidth>
+                </wp14:sizeRelH>
+                <wp14:sizeRelV relativeFrom="margin">
+                  <wp14:pctHeight>0</wp14:pctHeight>
+                </wp14:sizeRelV>
+              </wp:anchor>
+            </w:drawing>
+          </mc:Choice>
+          <mc:Fallback>
+            <w:pict>
+              <v:rect w14:anchorId="6F1FF051" id="Rectangle 6" o:spid="_x0000_s1026" style="position:absolute;margin-left:81pt;margin-top:4.8pt;width:36pt;height:19.8pt;z-index:251759616;visibility:visible;mso-wrap-style:square;mso-width-percent:0;mso-height-percent:0;mso-wrap-distance-left:9pt;mso-wrap-distance-top:0;mso-wrap-distance-right:9pt;mso-wrap-distance-bottom:0;mso-position-horizontal:absolute;mso-position-horizontal-relative:margin;mso-position-vertical:absolute;mso-position-vertical-relative:text;mso-width-percent:0;mso-height-percent:0;mso-width-relative:margin;mso-height-relative:margin;v-text-anchor:middle" o:gfxdata="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" filled="f" strokecolor="#e00" strokeweight="2pt">
+                <w10:wrap anchorx="margin"/>
+              </v:rect>
+            </w:pict>
+          </mc:Fallback>
+        </mc:AlternateContent>
+      </w:r>
+      <w:r>
+        <w:rPr>
+          <w:noProof/>
+        </w:rPr>
+        <mc:AlternateContent>
+          <mc:Choice Requires="wps">
+            <w:drawing>
+              <wp:anchor distT="0" distB="0" distL="114300" distR="114300" simplePos="0" relativeHeight="251757568" behindDoc="0" locked="0" layoutInCell="1" allowOverlap="1" wp14:anchorId="4F9A9408" wp14:editId="17E0AA2C">
+                <wp:simplePos x="0" y="0"/>
+                <wp:positionH relativeFrom="margin">
+                  <wp:posOffset>1196340</wp:posOffset>
+                </wp:positionH>
+                <wp:positionV relativeFrom="paragraph">
+                  <wp:posOffset>762000</wp:posOffset>
+                </wp:positionV>
+                <wp:extent cx="1089660" cy="137160"/>
+                <wp:effectExtent l="57150" t="76200" r="91440" b="110490"/>
+                <wp:wrapNone/>
+                <wp:docPr id="485217711" name="Straight Arrow Connector 7"/>
+                <wp:cNvGraphicFramePr/>
+                <a:graphic xmlns:a="http://schemas.openxmlformats.org/drawingml/2006/main">
+                  <a:graphicData uri="http://schemas.microsoft.com/office/word/2010/wordprocessingShape">
+                    <wps:wsp>
+                      <wps:cNvCnPr/>
+                      <wps:spPr>
+                        <a:xfrm flipH="1">
+                          <a:off x="0" y="0"/>
+                          <a:ext cx="1089660" cy="137160"/>
+                        </a:xfrm>
+                        <a:prstGeom prst="straightConnector1">
+                          <a:avLst/>
+                        </a:prstGeom>
+                        <a:ln w="25400">
+                          <a:solidFill>
+                            <a:srgbClr val="EE0000"/>
+                          </a:solidFill>
+                          <a:tailEnd type="triangle"/>
+                        </a:ln>
+                        <a:effectLst>
+                          <a:glow rad="63500">
+                            <a:schemeClr val="accent3">
+                              <a:satMod val="175000"/>
+                              <a:alpha val="40000"/>
+                            </a:schemeClr>
+                          </a:glow>
+                        </a:effectLst>
+                      </wps:spPr>
+                      <wps:style>
+                        <a:lnRef idx="1">
+                          <a:schemeClr val="accent1"/>
+                        </a:lnRef>
+                        <a:fillRef idx="0">
+                          <a:schemeClr val="accent1"/>
+                        </a:fillRef>
+                        <a:effectRef idx="0">
+                          <a:schemeClr val="accent1"/>
+                        </a:effectRef>
+                        <a:fontRef idx="minor">
+                          <a:schemeClr val="tx1"/>
+                        </a:fontRef>
+                      </wps:style>
+                      <wps:bodyPr/>
+                    </wps:wsp>
+                  </a:graphicData>
+                </a:graphic>
+                <wp14:sizeRelH relativeFrom="margin">
+                  <wp14:pctWidth>0</wp14:pctWidth>
+                </wp14:sizeRelH>
+                <wp14:sizeRelV relativeFrom="margin">
+                  <wp14:pctHeight>0</wp14:pctHeight>
+                </wp14:sizeRelV>
+              </wp:anchor>
+            </w:drawing>
+          </mc:Choice>
+          <mc:Fallback>
+            <w:pict>
+              <v:shape w14:anchorId="5D13981F" id="Straight Arrow Connector 7" o:spid="_x0000_s1026" type="#_x0000_t32" style="position:absolute;margin-left:94.2pt;margin-top:60pt;width:85.8pt;height:10.8pt;flip:x;z-index:251757568;visibility:visible;mso-wrap-style:square;mso-width-percent:0;mso-height-percent:0;mso-wrap-distance-left:9pt;mso-wrap-distance-top:0;mso-wrap-distance-right:9pt;mso-wrap-distance-bottom:0;mso-position-horizontal:absolute;mso-position-horizontal-relative:margin;mso-position-vertical:absolute;mso-position-vertical-relative:text;mso-width-percent:0;mso-height-percent:0;mso-width-relative:margin;mso-height-relative:margin" o:gfxdata="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" strokecolor="#e00" strokeweight="2pt">
+                <v:stroke endarrow="block" joinstyle="miter"/>
+                <w10:wrap anchorx="margin"/>
+              </v:shape>
+            </w:pict>
+          </mc:Fallback>
+        </mc:AlternateContent>
+      </w:r>
+      <w:r>
+        <w:rPr>
+          <w:noProof/>
+        </w:rPr>
+        <mc:AlternateContent>
+          <mc:Choice Requires="wps">
+            <w:drawing>
+              <wp:anchor distT="0" distB="0" distL="114300" distR="114300" simplePos="0" relativeHeight="251756544" behindDoc="0" locked="0" layoutInCell="1" allowOverlap="1" wp14:anchorId="1187F224" wp14:editId="20ED291C">
+                <wp:simplePos x="0" y="0"/>
+                <wp:positionH relativeFrom="margin">
+                  <wp:posOffset>83820</wp:posOffset>
+                </wp:positionH>
+                <wp:positionV relativeFrom="paragraph">
+                  <wp:posOffset>777240</wp:posOffset>
+                </wp:positionV>
+                <wp:extent cx="1066800" cy="304800"/>
+                <wp:effectExtent l="0" t="0" r="19050" b="19050"/>
+                <wp:wrapNone/>
+                <wp:docPr id="1063857491" name="Rectangle 6"/>
+                <wp:cNvGraphicFramePr/>
+                <a:graphic xmlns:a="http://schemas.openxmlformats.org/drawingml/2006/main">
+                  <a:graphicData uri="http://schemas.microsoft.com/office/word/2010/wordprocessingShape">
+                    <wps:wsp>
+                      <wps:cNvSpPr/>
+                      <wps:spPr>
+                        <a:xfrm>
+                          <a:off x="0" y="0"/>
+                          <a:ext cx="1066800" cy="304800"/>
+                        </a:xfrm>
+                        <a:prstGeom prst="rect">
+                          <a:avLst/>
+                        </a:prstGeom>
+                        <a:noFill/>
+                        <a:ln w="25400">
+                          <a:solidFill>
+                            <a:srgbClr val="EE0000"/>
+                          </a:solidFill>
+                        </a:ln>
+                      </wps:spPr>
+                      <wps:style>
+                        <a:lnRef idx="2">
+                          <a:schemeClr val="dk1"/>
+                        </a:lnRef>
+                        <a:fillRef idx="1">
+                          <a:schemeClr val="lt1"/>
+                        </a:fillRef>
+                        <a:effectRef idx="0">
+                          <a:schemeClr val="dk1"/>
+                        </a:effectRef>
+                        <a:fontRef idx="minor">
+                          <a:schemeClr val="dk1"/>
+                        </a:fontRef>
+                      </wps:style>
+                      <wps:bodyPr rot="0" spcFirstLastPara="0" vertOverflow="overflow" horzOverflow="overflow" vert="horz" wrap="square" lIns="91440" tIns="45720" rIns="91440" bIns="45720" numCol="1" spcCol="0" rtlCol="0" fromWordArt="0" anchor="ctr" anchorCtr="0" forceAA="0" compatLnSpc="1">
+                        <a:prstTxWarp prst="textNoShape">
+                          <a:avLst/>
+                        </a:prstTxWarp>
+                        <a:noAutofit/>
+                      </wps:bodyPr>
+                    </wps:wsp>
+                  </a:graphicData>
+                </a:graphic>
+                <wp14:sizeRelH relativeFrom="margin">
+                  <wp14:pctWidth>0</wp14:pctWidth>
+                </wp14:sizeRelH>
+                <wp14:sizeRelV relativeFrom="margin">
+                  <wp14:pctHeight>0</wp14:pctHeight>
+                </wp14:sizeRelV>
+              </wp:anchor>
+            </w:drawing>
+          </mc:Choice>
+          <mc:Fallback>
+            <w:pict>
+              <v:rect w14:anchorId="34D5F563" id="Rectangle 6" o:spid="_x0000_s1026" style="position:absolute;margin-left:6.6pt;margin-top:61.2pt;width:84pt;height:24pt;z-index:251756544;visibility:visible;mso-wrap-style:square;mso-width-percent:0;mso-height-percent:0;mso-wrap-distance-left:9pt;mso-wrap-distance-top:0;mso-wrap-distance-right:9pt;mso-wrap-distance-bottom:0;mso-position-horizontal:absolute;mso-position-horizontal-relative:margin;mso-position-vertical:absolute;mso-position-vertical-relative:text;mso-width-percent:0;mso-height-percent:0;mso-width-relative:margin;mso-height-relative:margin;v-text-anchor:middle" o:gfxdata="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" filled="f" strokecolor="#e00" strokeweight="2pt">
+                <w10:wrap anchorx="margin"/>
+              </v:rect>
+            </w:pict>
+          </mc:Fallback>
+        </mc:AlternateContent>
+      </w:r>
+      <w:r>
+        <w:rPr>
+          <w:noProof/>
+        </w:rPr>
+        <mc:AlternateContent>
+          <mc:Choice Requires="wps">
+            <w:drawing>
+              <wp:anchor distT="0" distB="0" distL="114300" distR="114300" simplePos="0" relativeHeight="251753472" behindDoc="0" locked="0" layoutInCell="1" allowOverlap="1" wp14:anchorId="2BB98A16" wp14:editId="454EE9D1">
+                <wp:simplePos x="0" y="0"/>
+                <wp:positionH relativeFrom="margin">
+                  <wp:posOffset>-152400</wp:posOffset>
+                </wp:positionH>
+                <wp:positionV relativeFrom="paragraph">
+                  <wp:posOffset>-5928360</wp:posOffset>
+                </wp:positionV>
+                <wp:extent cx="624840" cy="251460"/>
+                <wp:effectExtent l="0" t="0" r="22860" b="15240"/>
+                <wp:wrapNone/>
+                <wp:docPr id="2131497429" name="Rectangle 6"/>
+                <wp:cNvGraphicFramePr/>
+                <a:graphic xmlns:a="http://schemas.openxmlformats.org/drawingml/2006/main">
+                  <a:graphicData uri="http://schemas.microsoft.com/office/word/2010/wordprocessingShape">
+                    <wps:wsp>
+                      <wps:cNvSpPr/>
+                      <wps:spPr>
+                        <a:xfrm>
+                          <a:off x="0" y="0"/>
+                          <a:ext cx="624840" cy="251460"/>
+                        </a:xfrm>
+                        <a:prstGeom prst="rect">
+                          <a:avLst/>
+                        </a:prstGeom>
+                        <a:noFill/>
+                        <a:ln w="25400">
+                          <a:solidFill>
+                            <a:srgbClr val="EE0000"/>
+                          </a:solidFill>
+                        </a:ln>
+                      </wps:spPr>
+                      <wps:style>
+                        <a:lnRef idx="2">
+                          <a:schemeClr val="dk1"/>
+                        </a:lnRef>
+                        <a:fillRef idx="1">
+                          <a:schemeClr val="lt1"/>
+                        </a:fillRef>
+                        <a:effectRef idx="0">
+                          <a:schemeClr val="dk1"/>
+                        </a:effectRef>
+                        <a:fontRef idx="minor">
+                          <a:schemeClr val="dk1"/>
+                        </a:fontRef>
+                      </wps:style>
+                      <wps:bodyPr rot="0" spcFirstLastPara="0" vertOverflow="overflow" horzOverflow="overflow" vert="horz" wrap="square" lIns="91440" tIns="45720" rIns="91440" bIns="45720" numCol="1" spcCol="0" rtlCol="0" fromWordArt="0" anchor="ctr" anchorCtr="0" forceAA="0" compatLnSpc="1">
+                        <a:prstTxWarp prst="textNoShape">
+                          <a:avLst/>
+                        </a:prstTxWarp>
+                        <a:noAutofit/>
+                      </wps:bodyPr>
+                    </wps:wsp>
+                  </a:graphicData>
+                </a:graphic>
+                <wp14:sizeRelH relativeFrom="margin">
+                  <wp14:pctWidth>0</wp14:pctWidth>
+                </wp14:sizeRelH>
+                <wp14:sizeRelV relativeFrom="margin">
+                  <wp14:pctHeight>0</wp14:pctHeight>
+                </wp14:sizeRelV>
+              </wp:anchor>
+            </w:drawing>
+          </mc:Choice>
+          <mc:Fallback>
+            <w:pict>
+              <v:rect w14:anchorId="2DF0E6DE" id="Rectangle 6" o:spid="_x0000_s1026" style="position:absolute;margin-left:-12pt;margin-top:-466.8pt;width:49.2pt;height:19.8pt;z-index:251753472;visibility:visible;mso-wrap-style:square;mso-width-percent:0;mso-height-percent:0;mso-wrap-distance-left:9pt;mso-wrap-distance-top:0;mso-wrap-distance-right:9pt;mso-wrap-distance-bottom:0;mso-position-horizontal:absolute;mso-position-horizontal-relative:margin;mso-position-vertical:absolute;mso-position-vertical-relative:text;mso-width-percent:0;mso-height-percent:0;mso-width-relative:margin;mso-height-relative:margin;v-text-anchor:middle" o:gfxdata="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" filled="f" strokecolor="#e00" strokeweight="2pt">
+                <w10:wrap anchorx="margin"/>
+              </v:rect>
+            </w:pict>
+          </mc:Fallback>
+        </mc:AlternateContent>
+      </w:r>
+      <w:r>
+        <w:rPr>
+          <w:noProof/>
+        </w:rPr>
+        <mc:AlternateContent>
+          <mc:Choice Requires="wps">
+            <w:drawing>
+              <wp:anchor distT="0" distB="0" distL="114300" distR="114300" simplePos="0" relativeHeight="251754496" behindDoc="0" locked="0" layoutInCell="1" allowOverlap="1" wp14:anchorId="18B62378" wp14:editId="7F6CDE2C">
+                <wp:simplePos x="0" y="0"/>
+                <wp:positionH relativeFrom="column">
+                  <wp:posOffset>544830</wp:posOffset>
+                </wp:positionH>
+                <wp:positionV relativeFrom="paragraph">
+                  <wp:posOffset>-6263640</wp:posOffset>
+                </wp:positionV>
+                <wp:extent cx="933450" cy="464185"/>
+                <wp:effectExtent l="57150" t="76200" r="95250" b="88265"/>
+                <wp:wrapNone/>
+                <wp:docPr id="661410651" name="Straight Arrow Connector 7"/>
+                <wp:cNvGraphicFramePr/>
+                <a:graphic xmlns:a="http://schemas.openxmlformats.org/drawingml/2006/main">
+                  <a:graphicData uri="http://schemas.microsoft.com/office/word/2010/wordprocessingShape">
+                    <wps:wsp>
+                      <wps:cNvCnPr/>
+                      <wps:spPr>
+                        <a:xfrm flipH="1">
+                          <a:off x="0" y="0"/>
+                          <a:ext cx="933450" cy="464185"/>
+                        </a:xfrm>
+                        <a:prstGeom prst="straightConnector1">
+                          <a:avLst/>
+                        </a:prstGeom>
+                        <a:ln w="25400">
+                          <a:solidFill>
+                            <a:srgbClr val="EE0000"/>
+                          </a:solidFill>
+                          <a:tailEnd type="triangle"/>
+                        </a:ln>
+                        <a:effectLst>
+                          <a:glow rad="63500">
+                            <a:schemeClr val="accent3">
+                              <a:satMod val="175000"/>
+                              <a:alpha val="40000"/>
+                            </a:schemeClr>
+                          </a:glow>
+                        </a:effectLst>
+                      </wps:spPr>
+                      <wps:style>
+                        <a:lnRef idx="1">
+                          <a:schemeClr val="accent1"/>
+                        </a:lnRef>
+                        <a:fillRef idx="0">
+                          <a:schemeClr val="accent1"/>
+                        </a:fillRef>
+                        <a:effectRef idx="0">
+                          <a:schemeClr val="accent1"/>
+                        </a:effectRef>
+                        <a:fontRef idx="minor">
+                          <a:schemeClr val="tx1"/>
+                        </a:fontRef>
+                      </wps:style>
+                      <wps:bodyPr/>
+                    </wps:wsp>
+                  </a:graphicData>
+                </a:graphic>
+                <wp14:sizeRelH relativeFrom="margin">
+                  <wp14:pctWidth>0</wp14:pctWidth>
+                </wp14:sizeRelH>
+                <wp14:sizeRelV relativeFrom="margin">
+                  <wp14:pctHeight>0</wp14:pctHeight>
+                </wp14:sizeRelV>
+              </wp:anchor>
+            </w:drawing>
+          </mc:Choice>
+          <mc:Fallback>
+            <w:pict>
+              <v:shape w14:anchorId="4ACC32A9" id="Straight Arrow Connector 7" o:spid="_x0000_s1026" type="#_x0000_t32" style="position:absolute;margin-left:42.9pt;margin-top:-493.2pt;width:73.5pt;height:36.55pt;flip:x;z-index:251754496;visibility:visible;mso-wrap-style:square;mso-width-percent:0;mso-height-percent:0;mso-wrap-distance-left:9pt;mso-wrap-distance-top:0;mso-wrap-distance-right:9pt;mso-wrap-distance-bottom:0;mso-position-horizontal:absolute;mso-position-horizontal-relative:text;mso-position-vertical:absolute;mso-position-vertical-relative:text;mso-width-percent:0;mso-height-percent:0;mso-width-relative:margin;mso-height-relative:margin" o:gfxdata="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" strokecolor="#e00" strokeweight="2pt">
+                <v:stroke endarrow="block" joinstyle="miter"/>
+              </v:shape>
+            </w:pict>
+          </mc:Fallback>
+        </mc:AlternateContent>
+      </w:r>
+      <w:r>
+        <w:drawing>
+          <wp:inline distT="0" distB="0" distL="0" distR="0" wp14:anchorId="2E67AD82" wp14:editId="1D54367F">
+            <wp:extent cx="6645910" cy="7032625"/>
+            <wp:effectExtent l="0" t="0" r="2540" b="0"/>
+            <wp:docPr id="602412555" name="Picture 1"/>
+            <wp:cNvGraphicFramePr>
+              <a:graphicFrameLocks xmlns:a="http://schemas.openxmlformats.org/drawingml/2006/main" noChangeAspect="1"/>
+            </wp:cNvGraphicFramePr>
+            <a:graphic xmlns:a="http://schemas.openxmlformats.org/drawingml/2006/main">
+              <a:graphicData uri="http://schemas.openxmlformats.org/drawingml/2006/picture">
+                <pic:pic xmlns:pic="http://schemas.openxmlformats.org/drawingml/2006/picture">
+                  <pic:nvPicPr>
+                    <pic:cNvPr id="602412555" name=""/>
+                    <pic:cNvPicPr/>
+                  </pic:nvPicPr>
+                  <pic:blipFill>
+                    <a:blip r:embed="rId27"/>
+                    <a:stretch>
+                      <a:fillRect/>
+                    </a:stretch>
+                  </pic:blipFill>
+                  <pic:spPr>
+                    <a:xfrm>
+                      <a:off x="0" y="0"/>
+                      <a:ext cx="6645910" cy="7032625"/>
+                    </a:xfrm>
+                    <a:prstGeom prst="rect">
+                      <a:avLst/>
+                    </a:prstGeom>
+                  </pic:spPr>
+                </pic:pic>
+              </a:graphicData>
+            </a:graphic>
+          </wp:inline>
+        </w:drawing>
+      </w:r>
+    </w:p>
+    <w:p/>
+    <w:p/>
+    <w:p/>
+    <w:p/>
+    <w:p/>
+    <w:p>
+      <w:pPr>
+        <w:pStyle w:val="Heading2"/>
+      </w:pPr>
+      <w:bookmarkStart w:id="7" w:name="_Toc225774506"/>
+      <w:r>
+        <w:lastRenderedPageBreak/>
+        <w:t>Copay Report (Copay Details)</w:t>
+      </w:r>
+      <w:bookmarkEnd w:id="7"/>
+    </w:p>
+    <w:p/>
+    <w:p>
+      <w:pPr>
+        <w:pStyle w:val="ListParagraph"/>
+        <w:numPr>
+          <w:ilvl w:val="0"/>
+          <w:numId w:val="1"/>
+        </w:numPr>
+      </w:pPr>
+      <w:r>
+        <w:t xml:space="preserve"> Navigate to Reports &gt; Reports &gt; PM Financial Analysis Reports</w:t>
+      </w:r>
+    </w:p>
+    <w:p>
+      <w:r>
+        <w:rPr>
+          <w:noProof/>
+        </w:rPr>
+        <mc:AlternateContent>
+          <mc:Choice Requires="wps">
+            <w:drawing>
+              <wp:anchor distT="0" distB="0" distL="114300" distR="114300" simplePos="0" relativeHeight="251766784" behindDoc="0" locked="0" layoutInCell="1" allowOverlap="1" wp14:anchorId="04593659" wp14:editId="2F6C80C6">
+                <wp:simplePos x="0" y="0"/>
+                <wp:positionH relativeFrom="column">
+                  <wp:posOffset>1089660</wp:posOffset>
+                </wp:positionH>
+                <wp:positionV relativeFrom="paragraph">
+                  <wp:posOffset>1851660</wp:posOffset>
+                </wp:positionV>
+                <wp:extent cx="1502627" cy="393854"/>
+                <wp:effectExtent l="57150" t="76200" r="78740" b="101600"/>
+                <wp:wrapNone/>
+                <wp:docPr id="1080048573" name="Straight Arrow Connector 7"/>
+                <wp:cNvGraphicFramePr/>
+                <a:graphic xmlns:a="http://schemas.openxmlformats.org/drawingml/2006/main">
+                  <a:graphicData uri="http://schemas.microsoft.com/office/word/2010/wordprocessingShape">
+                    <wps:wsp>
+                      <wps:cNvCnPr/>
+                      <wps:spPr>
+                        <a:xfrm flipH="1">
+                          <a:off x="0" y="0"/>
+                          <a:ext cx="1502627" cy="393854"/>
+                        </a:xfrm>
+                        <a:prstGeom prst="straightConnector1">
+                          <a:avLst/>
+                        </a:prstGeom>
+                        <a:ln w="25400">
+                          <a:solidFill>
+                            <a:srgbClr val="EE0000"/>
+                          </a:solidFill>
+                          <a:tailEnd type="triangle"/>
+                        </a:ln>
+                        <a:effectLst>
+                          <a:glow rad="63500">
+                            <a:schemeClr val="accent3">
+                              <a:satMod val="175000"/>
+                              <a:alpha val="40000"/>
+                            </a:schemeClr>
+                          </a:glow>
+                        </a:effectLst>
+                      </wps:spPr>
+                      <wps:style>
+                        <a:lnRef idx="1">
+                          <a:schemeClr val="accent1"/>
+                        </a:lnRef>
+                        <a:fillRef idx="0">
+                          <a:schemeClr val="accent1"/>
+                        </a:fillRef>
+                        <a:effectRef idx="0">
+                          <a:schemeClr val="accent1"/>
+                        </a:effectRef>
+                        <a:fontRef idx="minor">
+                          <a:schemeClr val="tx1"/>
+                        </a:fontRef>
+                      </wps:style>
+                      <wps:bodyPr/>
+                    </wps:wsp>
+                  </a:graphicData>
+                </a:graphic>
+                <wp14:sizeRelH relativeFrom="margin">
+                  <wp14:pctWidth>0</wp14:pctWidth>
+                </wp14:sizeRelH>
+                <wp14:sizeRelV relativeFrom="margin">
+                  <wp14:pctHeight>0</wp14:pctHeight>
+                </wp14:sizeRelV>
+              </wp:anchor>
+            </w:drawing>
+          </mc:Choice>
+          <mc:Fallback>
+            <w:pict>
+              <v:shape w14:anchorId="4E69113F" id="Straight Arrow Connector 7" o:spid="_x0000_s1026" type="#_x0000_t32" style="position:absolute;margin-left:85.8pt;margin-top:145.8pt;width:118.3pt;height:31pt;flip:x;z-index:251766784;visibility:visible;mso-wrap-style:square;mso-width-percent:0;mso-height-percent:0;mso-wrap-distance-left:9pt;mso-wrap-distance-top:0;mso-wrap-distance-right:9pt;mso-wrap-distance-bottom:0;mso-position-horizontal:absolute;mso-position-horizontal-relative:text;mso-position-vertical:absolute;mso-position-vertical-relative:text;mso-width-percent:0;mso-height-percent:0;mso-width-relative:margin;mso-height-relative:margin" o:gfxdata="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" strokecolor="#e00" strokeweight="2pt">
+                <v:stroke endarrow="block" joinstyle="miter"/>
+              </v:shape>
+            </w:pict>
+          </mc:Fallback>
+        </mc:AlternateContent>
+      </w:r>
+      <w:r>
+        <w:rPr>
+          <w:noProof/>
+        </w:rPr>
+        <mc:AlternateContent>
+          <mc:Choice Requires="wps">
+            <w:drawing>
+              <wp:anchor distT="0" distB="0" distL="114300" distR="114300" simplePos="0" relativeHeight="251765760" behindDoc="0" locked="0" layoutInCell="1" allowOverlap="1" wp14:anchorId="17020998" wp14:editId="3850979F">
+                <wp:simplePos x="0" y="0"/>
+                <wp:positionH relativeFrom="margin">
+                  <wp:posOffset>83820</wp:posOffset>
+                </wp:positionH>
+                <wp:positionV relativeFrom="paragraph">
+                  <wp:posOffset>2148840</wp:posOffset>
+                </wp:positionV>
+                <wp:extent cx="1005840" cy="213360"/>
+                <wp:effectExtent l="0" t="0" r="22860" b="15240"/>
+                <wp:wrapNone/>
+                <wp:docPr id="636288436" name="Rectangle 6"/>
+                <wp:cNvGraphicFramePr/>
+                <a:graphic xmlns:a="http://schemas.openxmlformats.org/drawingml/2006/main">
+                  <a:graphicData uri="http://schemas.microsoft.com/office/word/2010/wordprocessingShape">
+                    <wps:wsp>
+                      <wps:cNvSpPr/>
+                      <wps:spPr>
+                        <a:xfrm>
+                          <a:off x="0" y="0"/>
+                          <a:ext cx="1005840" cy="213360"/>
+                        </a:xfrm>
+                        <a:prstGeom prst="rect">
+                          <a:avLst/>
+                        </a:prstGeom>
+                        <a:noFill/>
+                        <a:ln w="25400">
+                          <a:solidFill>
+                            <a:srgbClr val="EE0000"/>
+                          </a:solidFill>
+                        </a:ln>
+                      </wps:spPr>
+                      <wps:style>
+                        <a:lnRef idx="2">
+                          <a:schemeClr val="dk1"/>
+                        </a:lnRef>
+                        <a:fillRef idx="1">
+                          <a:schemeClr val="lt1"/>
+                        </a:fillRef>
+                        <a:effectRef idx="0">
+                          <a:schemeClr val="dk1"/>
+                        </a:effectRef>
+                        <a:fontRef idx="minor">
+                          <a:schemeClr val="dk1"/>
+                        </a:fontRef>
+                      </wps:style>
+                      <wps:bodyPr rot="0" spcFirstLastPara="0" vertOverflow="overflow" horzOverflow="overflow" vert="horz" wrap="square" lIns="91440" tIns="45720" rIns="91440" bIns="45720" numCol="1" spcCol="0" rtlCol="0" fromWordArt="0" anchor="ctr" anchorCtr="0" forceAA="0" compatLnSpc="1">
+                        <a:prstTxWarp prst="textNoShape">
+                          <a:avLst/>
+                        </a:prstTxWarp>
+                        <a:noAutofit/>
+                      </wps:bodyPr>
+                    </wps:wsp>
+                  </a:graphicData>
+                </a:graphic>
+                <wp14:sizeRelH relativeFrom="margin">
+                  <wp14:pctWidth>0</wp14:pctWidth>
+                </wp14:sizeRelH>
+                <wp14:sizeRelV relativeFrom="margin">
+                  <wp14:pctHeight>0</wp14:pctHeight>
+                </wp14:sizeRelV>
+              </wp:anchor>
+            </w:drawing>
+          </mc:Choice>
+          <mc:Fallback>
+            <w:pict>
+              <v:rect w14:anchorId="389E48C6" id="Rectangle 6" o:spid="_x0000_s1026" style="position:absolute;margin-left:6.6pt;margin-top:169.2pt;width:79.2pt;height:16.8pt;z-index:251765760;visibility:visible;mso-wrap-style:square;mso-width-percent:0;mso-height-percent:0;mso-wrap-distance-left:9pt;mso-wrap-distance-top:0;mso-wrap-distance-right:9pt;mso-wrap-distance-bottom:0;mso-position-horizontal:absolute;mso-position-horizontal-relative:margin;mso-position-vertical:absolute;mso-position-vertical-relative:text;mso-width-percent:0;mso-height-percent:0;mso-width-relative:margin;mso-height-relative:margin;v-text-anchor:middle" o:gfxdata="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" filled="f" strokecolor="#e00" strokeweight="2pt">
+                <w10:wrap anchorx="margin"/>
+              </v:rect>
+            </w:pict>
+          </mc:Fallback>
+        </mc:AlternateContent>
+      </w:r>
+      <w:r>
+        <w:rPr>
+          <w:noProof/>
+        </w:rPr>
+        <mc:AlternateContent>
+          <mc:Choice Requires="wps">
+            <w:drawing>
+              <wp:anchor distT="0" distB="0" distL="114300" distR="114300" simplePos="0" relativeHeight="251762688" behindDoc="0" locked="0" layoutInCell="1" allowOverlap="1" wp14:anchorId="6694D2FA" wp14:editId="3FC49B44">
+                <wp:simplePos x="0" y="0"/>
+                <wp:positionH relativeFrom="margin">
+                  <wp:posOffset>-152400</wp:posOffset>
+                </wp:positionH>
+                <wp:positionV relativeFrom="paragraph">
+                  <wp:posOffset>-5928360</wp:posOffset>
+                </wp:positionV>
+                <wp:extent cx="624840" cy="251460"/>
+                <wp:effectExtent l="0" t="0" r="22860" b="15240"/>
+                <wp:wrapNone/>
+                <wp:docPr id="1220757040" name="Rectangle 6"/>
+                <wp:cNvGraphicFramePr/>
+                <a:graphic xmlns:a="http://schemas.openxmlformats.org/drawingml/2006/main">
+                  <a:graphicData uri="http://schemas.microsoft.com/office/word/2010/wordprocessingShape">
+                    <wps:wsp>
+                      <wps:cNvSpPr/>
+                      <wps:spPr>
+                        <a:xfrm>
+                          <a:off x="0" y="0"/>
+                          <a:ext cx="624840" cy="251460"/>
+                        </a:xfrm>
+                        <a:prstGeom prst="rect">
+                          <a:avLst/>
+                        </a:prstGeom>
+                        <a:noFill/>
+                        <a:ln w="25400">
+                          <a:solidFill>
+                            <a:srgbClr val="EE0000"/>
+                          </a:solidFill>
+                        </a:ln>
+                      </wps:spPr>
+                      <wps:style>
+                        <a:lnRef idx="2">
+                          <a:schemeClr val="dk1"/>
+                        </a:lnRef>
+                        <a:fillRef idx="1">
+                          <a:schemeClr val="lt1"/>
+                        </a:fillRef>
+                        <a:effectRef idx="0">
+                          <a:schemeClr val="dk1"/>
+                        </a:effectRef>
+                        <a:fontRef idx="minor">
+                          <a:schemeClr val="dk1"/>
+                        </a:fontRef>
+                      </wps:style>
+                      <wps:bodyPr rot="0" spcFirstLastPara="0" vertOverflow="overflow" horzOverflow="overflow" vert="horz" wrap="square" lIns="91440" tIns="45720" rIns="91440" bIns="45720" numCol="1" spcCol="0" rtlCol="0" fromWordArt="0" anchor="ctr" anchorCtr="0" forceAA="0" compatLnSpc="1">
+                        <a:prstTxWarp prst="textNoShape">
+                          <a:avLst/>
+                        </a:prstTxWarp>
+                        <a:noAutofit/>
+                      </wps:bodyPr>
+                    </wps:wsp>
+                  </a:graphicData>
+                </a:graphic>
+                <wp14:sizeRelH relativeFrom="margin">
+                  <wp14:pctWidth>0</wp14:pctWidth>
+                </wp14:sizeRelH>
+                <wp14:sizeRelV relativeFrom="margin">
+                  <wp14:pctHeight>0</wp14:pctHeight>
+                </wp14:sizeRelV>
+              </wp:anchor>
+            </w:drawing>
+          </mc:Choice>
+          <mc:Fallback>
+            <w:pict>
+              <v:rect w14:anchorId="3FACE5CE" id="Rectangle 6" o:spid="_x0000_s1026" style="position:absolute;margin-left:-12pt;margin-top:-466.8pt;width:49.2pt;height:19.8pt;z-index:251762688;visibility:visible;mso-wrap-style:square;mso-width-percent:0;mso-height-percent:0;mso-wrap-distance-left:9pt;mso-wrap-distance-top:0;mso-wrap-distance-right:9pt;mso-wrap-distance-bottom:0;mso-position-horizontal:absolute;mso-position-horizontal-relative:margin;mso-position-vertical:absolute;mso-position-vertical-relative:text;mso-width-percent:0;mso-height-percent:0;mso-width-relative:margin;mso-height-relative:margin;v-text-anchor:middle" o:gfxdata="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" filled="f" strokecolor="#e00" strokeweight="2pt">
+                <w10:wrap anchorx="margin"/>
+              </v:rect>
+            </w:pict>
+          </mc:Fallback>
+        </mc:AlternateContent>
+      </w:r>
+      <w:r>
+        <w:rPr>
+          <w:noProof/>
+        </w:rPr>
+        <mc:AlternateContent>
+          <mc:Choice Requires="wps">
+            <w:drawing>
+              <wp:anchor distT="0" distB="0" distL="114300" distR="114300" simplePos="0" relativeHeight="251763712" behindDoc="0" locked="0" layoutInCell="1" allowOverlap="1" wp14:anchorId="0F355448" wp14:editId="7485490E">
+                <wp:simplePos x="0" y="0"/>
+                <wp:positionH relativeFrom="column">
+                  <wp:posOffset>544830</wp:posOffset>
+                </wp:positionH>
+                <wp:positionV relativeFrom="paragraph">
+                  <wp:posOffset>-6263640</wp:posOffset>
+                </wp:positionV>
+                <wp:extent cx="933450" cy="464185"/>
+                <wp:effectExtent l="57150" t="76200" r="95250" b="88265"/>
+                <wp:wrapNone/>
+                <wp:docPr id="2072028262" name="Straight Arrow Connector 7"/>
+                <wp:cNvGraphicFramePr/>
+                <a:graphic xmlns:a="http://schemas.openxmlformats.org/drawingml/2006/main">
+                  <a:graphicData uri="http://schemas.microsoft.com/office/word/2010/wordprocessingShape">
+                    <wps:wsp>
+                      <wps:cNvCnPr/>
+                      <wps:spPr>
+                        <a:xfrm flipH="1">
+                          <a:off x="0" y="0"/>
+                          <a:ext cx="933450" cy="464185"/>
+                        </a:xfrm>
+                        <a:prstGeom prst="straightConnector1">
+                          <a:avLst/>
+                        </a:prstGeom>
+                        <a:ln w="25400">
+                          <a:solidFill>
+                            <a:srgbClr val="EE0000"/>
+                          </a:solidFill>
+                          <a:tailEnd type="triangle"/>
+                        </a:ln>
+                        <a:effectLst>
+                          <a:glow rad="63500">
+                            <a:schemeClr val="accent3">
+                              <a:satMod val="175000"/>
+                              <a:alpha val="40000"/>
+                            </a:schemeClr>
+                          </a:glow>
+                        </a:effectLst>
+                      </wps:spPr>
+                      <wps:style>
+                        <a:lnRef idx="1">
+                          <a:schemeClr val="accent1"/>
+                        </a:lnRef>
+                        <a:fillRef idx="0">
+                          <a:schemeClr val="accent1"/>
+                        </a:fillRef>
+                        <a:effectRef idx="0">
+                          <a:schemeClr val="accent1"/>
+                        </a:effectRef>
+                        <a:fontRef idx="minor">
+                          <a:schemeClr val="tx1"/>
+                        </a:fontRef>
+                      </wps:style>
+                      <wps:bodyPr/>
+                    </wps:wsp>
+                  </a:graphicData>
+                </a:graphic>
+                <wp14:sizeRelH relativeFrom="margin">
+                  <wp14:pctWidth>0</wp14:pctWidth>
+                </wp14:sizeRelH>
+                <wp14:sizeRelV relativeFrom="margin">
+                  <wp14:pctHeight>0</wp14:pctHeight>
+                </wp14:sizeRelV>
+              </wp:anchor>
+            </w:drawing>
+          </mc:Choice>
+          <mc:Fallback>
+            <w:pict>
+              <v:shape w14:anchorId="1BE753BF" id="Straight Arrow Connector 7" o:spid="_x0000_s1026" type="#_x0000_t32" style="position:absolute;margin-left:42.9pt;margin-top:-493.2pt;width:73.5pt;height:36.55pt;flip:x;z-index:251763712;visibility:visible;mso-wrap-style:square;mso-width-percent:0;mso-height-percent:0;mso-wrap-distance-left:9pt;mso-wrap-distance-top:0;mso-wrap-distance-right:9pt;mso-wrap-distance-bottom:0;mso-position-horizontal:absolute;mso-position-horizontal-relative:text;mso-position-vertical:absolute;mso-position-vertical-relative:text;mso-width-percent:0;mso-height-percent:0;mso-width-relative:margin;mso-height-relative:margin" o:gfxdata="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" strokecolor="#e00" strokeweight="2pt">
+                <v:stroke endarrow="block" joinstyle="miter"/>
+              </v:shape>
+            </w:pict>
+          </mc:Fallback>
+        </mc:AlternateContent>
+      </w:r>
+      <w:r>
+        <w:drawing>
+          <wp:inline distT="0" distB="0" distL="0" distR="0" wp14:anchorId="26FC0AAA" wp14:editId="410BF170">
+            <wp:extent cx="6645910" cy="3569970"/>
+            <wp:effectExtent l="0" t="0" r="2540" b="0"/>
+            <wp:docPr id="17892782" name="Picture 1"/>
+            <wp:cNvGraphicFramePr>
+              <a:graphicFrameLocks xmlns:a="http://schemas.openxmlformats.org/drawingml/2006/main" noChangeAspect="1"/>
+            </wp:cNvGraphicFramePr>
+            <a:graphic xmlns:a="http://schemas.openxmlformats.org/drawingml/2006/main">
+              <a:graphicData uri="http://schemas.openxmlformats.org/drawingml/2006/picture">
+                <pic:pic xmlns:pic="http://schemas.openxmlformats.org/drawingml/2006/picture">
+                  <pic:nvPicPr>
+                    <pic:cNvPr id="17892782" name=""/>
+                    <pic:cNvPicPr/>
+                  </pic:nvPicPr>
+                  <pic:blipFill>
+                    <a:blip r:embed="rId28"/>
+                    <a:stretch>
+                      <a:fillRect/>
+                    </a:stretch>
+                  </pic:blipFill>
+                  <pic:spPr>
+                    <a:xfrm>
+                      <a:off x="0" y="0"/>
+                      <a:ext cx="6645910" cy="3569970"/>
+                    </a:xfrm>
+                    <a:prstGeom prst="rect">
+                      <a:avLst/>
+                    </a:prstGeom>
+                  </pic:spPr>
+                </pic:pic>
+              </a:graphicData>
+            </a:graphic>
+          </wp:inline>
+        </w:drawing>
+      </w:r>
+    </w:p>
+    <w:p>
+      <w:pPr>
+        <w:pStyle w:val="ListParagraph"/>
+        <w:numPr>
+          <w:ilvl w:val="0"/>
+          <w:numId w:val="1"/>
+        </w:numPr>
+      </w:pPr>
+      <w:r>
+        <w:t xml:space="preserve"> Navigate to Reports &gt; Reports &gt; PM Financial Analysis Reports &gt; Copay Report</w:t>
+      </w:r>
+    </w:p>
+    <w:p>
+      <w:r>
+        <w:rPr>
+          <w:noProof/>
+        </w:rPr>
+        <mc:AlternateContent>
+          <mc:Choice Requires="wps">
+            <w:drawing>
+              <wp:anchor distT="0" distB="0" distL="114300" distR="114300" simplePos="0" relativeHeight="251769856" behindDoc="0" locked="0" layoutInCell="1" allowOverlap="1" wp14:anchorId="7E55E3D3" wp14:editId="79A16048">
+                <wp:simplePos x="0" y="0"/>
+                <wp:positionH relativeFrom="column">
+                  <wp:posOffset>1112520</wp:posOffset>
+                </wp:positionH>
+                <wp:positionV relativeFrom="paragraph">
+                  <wp:posOffset>2108200</wp:posOffset>
+                </wp:positionV>
+                <wp:extent cx="1502410" cy="393700"/>
+                <wp:effectExtent l="57150" t="76200" r="78740" b="101600"/>
+                <wp:wrapNone/>
+                <wp:docPr id="1079959242" name="Straight Arrow Connector 7"/>
+                <wp:cNvGraphicFramePr/>
+                <a:graphic xmlns:a="http://schemas.openxmlformats.org/drawingml/2006/main">
+                  <a:graphicData uri="http://schemas.microsoft.com/office/word/2010/wordprocessingShape">
+                    <wps:wsp>
+                      <wps:cNvCnPr/>
+                      <wps:spPr>
+                        <a:xfrm flipH="1">
+                          <a:off x="0" y="0"/>
+                          <a:ext cx="1502410" cy="393700"/>
+                        </a:xfrm>
+                        <a:prstGeom prst="straightConnector1">
+                          <a:avLst/>
+                        </a:prstGeom>
+                        <a:ln w="25400">
+                          <a:solidFill>
+                            <a:srgbClr val="EE0000"/>
+                          </a:solidFill>
+                          <a:tailEnd type="triangle"/>
+                        </a:ln>
+                        <a:effectLst>
+                          <a:glow rad="63500">
+                            <a:schemeClr val="accent3">
+                              <a:satMod val="175000"/>
+                              <a:alpha val="40000"/>
+                            </a:schemeClr>
+                          </a:glow>
+                        </a:effectLst>
+                      </wps:spPr>
+                      <wps:style>
+                        <a:lnRef idx="1">
+                          <a:schemeClr val="accent1"/>
+                        </a:lnRef>
+                        <a:fillRef idx="0">
+                          <a:schemeClr val="accent1"/>
+                        </a:fillRef>
+                        <a:effectRef idx="0">
+                          <a:schemeClr val="accent1"/>
+                        </a:effectRef>
+                        <a:fontRef idx="minor">
+                          <a:schemeClr val="tx1"/>
+                        </a:fontRef>
+                      </wps:style>
+                      <wps:bodyPr/>
+                    </wps:wsp>
+                  </a:graphicData>
+                </a:graphic>
+                <wp14:sizeRelH relativeFrom="margin">
+                  <wp14:pctWidth>0</wp14:pctWidth>
+                </wp14:sizeRelH>
+                <wp14:sizeRelV relativeFrom="margin">
+                  <wp14:pctHeight>0</wp14:pctHeight>
+                </wp14:sizeRelV>
+              </wp:anchor>
+            </w:drawing>
+          </mc:Choice>
+          <mc:Fallback>
+            <w:pict>
+              <v:shape w14:anchorId="29E0ED4A" id="Straight Arrow Connector 7" o:spid="_x0000_s1026" type="#_x0000_t32" style="position:absolute;margin-left:87.6pt;margin-top:166pt;width:118.3pt;height:31pt;flip:x;z-index:251769856;visibility:visible;mso-wrap-style:square;mso-width-percent:0;mso-height-percent:0;mso-wrap-distance-left:9pt;mso-wrap-distance-top:0;mso-wrap-distance-right:9pt;mso-wrap-distance-bottom:0;mso-position-horizontal:absolute;mso-position-horizontal-relative:text;mso-position-vertical:absolute;mso-position-vertical-relative:text;mso-width-percent:0;mso-height-percent:0;mso-width-relative:margin;mso-height-relative:margin" o:gfxdata="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" strokecolor="#e00" strokeweight="2pt">
+                <v:stroke endarrow="block" joinstyle="miter"/>
+              </v:shape>
+            </w:pict>
+          </mc:Fallback>
+        </mc:AlternateContent>
+      </w:r>
+      <w:r>
+        <w:rPr>
+          <w:noProof/>
+        </w:rPr>
+        <mc:AlternateContent>
+          <mc:Choice Requires="wps">
+            <w:drawing>
+              <wp:anchor distT="0" distB="0" distL="114300" distR="114300" simplePos="0" relativeHeight="251768832" behindDoc="0" locked="0" layoutInCell="1" allowOverlap="1" wp14:anchorId="6E2F82B5" wp14:editId="7117FC31">
+                <wp:simplePos x="0" y="0"/>
+                <wp:positionH relativeFrom="margin">
+                  <wp:posOffset>106680</wp:posOffset>
+                </wp:positionH>
+                <wp:positionV relativeFrom="paragraph">
+                  <wp:posOffset>2405380</wp:posOffset>
+                </wp:positionV>
+                <wp:extent cx="1005840" cy="213360"/>
+                <wp:effectExtent l="0" t="0" r="22860" b="15240"/>
+                <wp:wrapNone/>
+                <wp:docPr id="1355607660" name="Rectangle 6"/>
+                <wp:cNvGraphicFramePr/>
+                <a:graphic xmlns:a="http://schemas.openxmlformats.org/drawingml/2006/main">
+                  <a:graphicData uri="http://schemas.microsoft.com/office/word/2010/wordprocessingShape">
+                    <wps:wsp>
+                      <wps:cNvSpPr/>
+                      <wps:spPr>
+                        <a:xfrm>
+                          <a:off x="0" y="0"/>
+                          <a:ext cx="1005840" cy="213360"/>
+                        </a:xfrm>
+                        <a:prstGeom prst="rect">
+                          <a:avLst/>
+                        </a:prstGeom>
+                        <a:noFill/>
+                        <a:ln w="25400">
+                          <a:solidFill>
+                            <a:srgbClr val="EE0000"/>
+                          </a:solidFill>
+                        </a:ln>
+                      </wps:spPr>
+                      <wps:style>
+                        <a:lnRef idx="2">
+                          <a:schemeClr val="dk1"/>
+                        </a:lnRef>
+                        <a:fillRef idx="1">
+                          <a:schemeClr val="lt1"/>
+                        </a:fillRef>
+                        <a:effectRef idx="0">
+                          <a:schemeClr val="dk1"/>
+                        </a:effectRef>
+                        <a:fontRef idx="minor">
+                          <a:schemeClr val="dk1"/>
+                        </a:fontRef>
+                      </wps:style>
+                      <wps:bodyPr rot="0" spcFirstLastPara="0" vertOverflow="overflow" horzOverflow="overflow" vert="horz" wrap="square" lIns="91440" tIns="45720" rIns="91440" bIns="45720" numCol="1" spcCol="0" rtlCol="0" fromWordArt="0" anchor="ctr" anchorCtr="0" forceAA="0" compatLnSpc="1">
+                        <a:prstTxWarp prst="textNoShape">
+                          <a:avLst/>
+                        </a:prstTxWarp>
+                        <a:noAutofit/>
+                      </wps:bodyPr>
+                    </wps:wsp>
+                  </a:graphicData>
+                </a:graphic>
+                <wp14:sizeRelH relativeFrom="margin">
+                  <wp14:pctWidth>0</wp14:pctWidth>
+                </wp14:sizeRelH>
+                <wp14:sizeRelV relativeFrom="margin">
+                  <wp14:pctHeight>0</wp14:pctHeight>
+                </wp14:sizeRelV>
+              </wp:anchor>
+            </w:drawing>
+          </mc:Choice>
+          <mc:Fallback>
+            <w:pict>
+              <v:rect w14:anchorId="1E078527" id="Rectangle 6" o:spid="_x0000_s1026" style="position:absolute;margin-left:8.4pt;margin-top:189.4pt;width:79.2pt;height:16.8pt;z-index:251768832;visibility:visible;mso-wrap-style:square;mso-width-percent:0;mso-height-percent:0;mso-wrap-distance-left:9pt;mso-wrap-distance-top:0;mso-wrap-distance-right:9pt;mso-wrap-distance-bottom:0;mso-position-horizontal:absolute;mso-position-horizontal-relative:margin;mso-position-vertical:absolute;mso-position-vertical-relative:text;mso-width-percent:0;mso-height-percent:0;mso-width-relative:margin;mso-height-relative:margin;v-text-anchor:middle" o:gfxdata="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" filled="f" strokecolor="#e00" strokeweight="2pt">
+                <w10:wrap anchorx="margin"/>
+              </v:rect>
+            </w:pict>
+          </mc:Fallback>
+        </mc:AlternateContent>
+      </w:r>
+      <w:r>
+        <w:drawing>
+          <wp:inline distT="0" distB="0" distL="0" distR="0" wp14:anchorId="6EC149B6" wp14:editId="6BD96472">
+            <wp:extent cx="6645910" cy="3604260"/>
+            <wp:effectExtent l="0" t="0" r="2540" b="0"/>
+            <wp:docPr id="1111466887" name="Picture 1"/>
+            <wp:cNvGraphicFramePr>
+              <a:graphicFrameLocks xmlns:a="http://schemas.openxmlformats.org/drawingml/2006/main" noChangeAspect="1"/>
+            </wp:cNvGraphicFramePr>
+            <a:graphic xmlns:a="http://schemas.openxmlformats.org/drawingml/2006/main">
+              <a:graphicData uri="http://schemas.openxmlformats.org/drawingml/2006/picture">
+                <pic:pic xmlns:pic="http://schemas.openxmlformats.org/drawingml/2006/picture">
+                  <pic:nvPicPr>
+                    <pic:cNvPr id="1111466887" name=""/>
+                    <pic:cNvPicPr/>
+                  </pic:nvPicPr>
+                  <pic:blipFill>
+                    <a:blip r:embed="rId29"/>
+                    <a:stretch>
+                      <a:fillRect/>
+                    </a:stretch>
+                  </pic:blipFill>
+                  <pic:spPr>
+                    <a:xfrm>
+                      <a:off x="0" y="0"/>
+                      <a:ext cx="6645910" cy="3604260"/>
+                    </a:xfrm>
+                    <a:prstGeom prst="rect">
+                      <a:avLst/>
+                    </a:prstGeom>
+                  </pic:spPr>
+                </pic:pic>
+              </a:graphicData>
+            </a:graphic>
+          </wp:inline>
+        </w:drawing>
+      </w:r>
+    </w:p>
+    <w:p/>
+    <w:p/>
+    <w:p/>
+    <w:p>
+      <w:pPr>
+        <w:pStyle w:val="ListParagraph"/>
+        <w:numPr>
+          <w:ilvl w:val="0"/>
+          <w:numId w:val="1"/>
+        </w:numPr>
+      </w:pPr>
+      <w:r>
+        <w:lastRenderedPageBreak/>
+        <w:t xml:space="preserve"> Apply the filter as shown below (Payment/Appointment date past 1 year)</w:t>
+      </w:r>
+    </w:p>
+    <w:p>
+      <w:r>
+        <w:rPr>
+          <w:noProof/>
+        </w:rPr>
+        <mc:AlternateContent>
+          <mc:Choice Requires="wps">
+            <w:drawing>
+              <wp:anchor distT="0" distB="0" distL="114300" distR="114300" simplePos="0" relativeHeight="251781120" behindDoc="0" locked="0" layoutInCell="1" allowOverlap="1" wp14:anchorId="1873546D" wp14:editId="19B0BF97">
+                <wp:simplePos x="0" y="0"/>
+                <wp:positionH relativeFrom="margin">
+                  <wp:posOffset>769620</wp:posOffset>
+                </wp:positionH>
+                <wp:positionV relativeFrom="paragraph">
+                  <wp:posOffset>99060</wp:posOffset>
+                </wp:positionV>
+                <wp:extent cx="525780" cy="228600"/>
+                <wp:effectExtent l="0" t="0" r="26670" b="19050"/>
+                <wp:wrapNone/>
+                <wp:docPr id="107126521" name="Rectangle 6"/>
+                <wp:cNvGraphicFramePr/>
+                <a:graphic xmlns:a="http://schemas.openxmlformats.org/drawingml/2006/main">
+                  <a:graphicData uri="http://schemas.microsoft.com/office/word/2010/wordprocessingShape">
+                    <wps:wsp>
+                      <wps:cNvSpPr/>
+                      <wps:spPr>
+                        <a:xfrm>
+                          <a:off x="0" y="0"/>
+                          <a:ext cx="525780" cy="228600"/>
+                        </a:xfrm>
+                        <a:prstGeom prst="rect">
+                          <a:avLst/>
+                        </a:prstGeom>
+                        <a:noFill/>
+                        <a:ln w="25400">
+                          <a:solidFill>
+                            <a:srgbClr val="EE0000"/>
+                          </a:solidFill>
+                        </a:ln>
+                      </wps:spPr>
+                      <wps:style>
+                        <a:lnRef idx="2">
+                          <a:schemeClr val="dk1"/>
+                        </a:lnRef>
+                        <a:fillRef idx="1">
+                          <a:schemeClr val="lt1"/>
+                        </a:fillRef>
+                        <a:effectRef idx="0">
+                          <a:schemeClr val="dk1"/>
+                        </a:effectRef>
+                        <a:fontRef idx="minor">
+                          <a:schemeClr val="dk1"/>
+                        </a:fontRef>
+                      </wps:style>
+                      <wps:bodyPr rot="0" spcFirstLastPara="0" vertOverflow="overflow" horzOverflow="overflow" vert="horz" wrap="square" lIns="91440" tIns="45720" rIns="91440" bIns="45720" numCol="1" spcCol="0" rtlCol="0" fromWordArt="0" anchor="ctr" anchorCtr="0" forceAA="0" compatLnSpc="1">
+                        <a:prstTxWarp prst="textNoShape">
+                          <a:avLst/>
+                        </a:prstTxWarp>
+                        <a:noAutofit/>
+                      </wps:bodyPr>
+                    </wps:wsp>
+                  </a:graphicData>
+                </a:graphic>
+                <wp14:sizeRelH relativeFrom="margin">
+                  <wp14:pctWidth>0</wp14:pctWidth>
+                </wp14:sizeRelH>
+                <wp14:sizeRelV relativeFrom="margin">
+                  <wp14:pctHeight>0</wp14:pctHeight>
+                </wp14:sizeRelV>
+              </wp:anchor>
+            </w:drawing>
+          </mc:Choice>
+          <mc:Fallback>
+            <w:pict>
+              <v:rect w14:anchorId="0F8D0DFC" id="Rectangle 6" o:spid="_x0000_s1026" style="position:absolute;margin-left:60.6pt;margin-top:7.8pt;width:41.4pt;height:18pt;z-index:251781120;visibility:visible;mso-wrap-style:square;mso-width-percent:0;mso-height-percent:0;mso-wrap-distance-left:9pt;mso-wrap-distance-top:0;mso-wrap-distance-right:9pt;mso-wrap-distance-bottom:0;mso-position-horizontal:absolute;mso-position-horizontal-relative:margin;mso-position-vertical:absolute;mso-position-vertical-relative:text;mso-width-percent:0;mso-height-percent:0;mso-width-relative:margin;mso-height-relative:margin;v-text-anchor:middle" o:gfxdata="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" filled="f" strokecolor="#e00" strokeweight="2pt">
+                <w10:wrap anchorx="margin"/>
+              </v:rect>
+            </w:pict>
+          </mc:Fallback>
+        </mc:AlternateContent>
+      </w:r>
+      <w:r>
+        <w:rPr>
+          <w:noProof/>
+        </w:rPr>
+        <mc:AlternateContent>
+          <mc:Choice Requires="wps">
+            <w:drawing>
+              <wp:anchor distT="0" distB="0" distL="114300" distR="114300" simplePos="0" relativeHeight="251782144" behindDoc="0" locked="0" layoutInCell="1" allowOverlap="1" wp14:anchorId="4837FB6D" wp14:editId="10405214">
+                <wp:simplePos x="0" y="0"/>
+                <wp:positionH relativeFrom="column">
+                  <wp:posOffset>1440180</wp:posOffset>
+                </wp:positionH>
+                <wp:positionV relativeFrom="paragraph">
+                  <wp:posOffset>274320</wp:posOffset>
+                </wp:positionV>
+                <wp:extent cx="723900" cy="365760"/>
+                <wp:effectExtent l="57150" t="57150" r="95250" b="91440"/>
+                <wp:wrapNone/>
+                <wp:docPr id="1353116465" name="Straight Arrow Connector 7"/>
+                <wp:cNvGraphicFramePr/>
+                <a:graphic xmlns:a="http://schemas.openxmlformats.org/drawingml/2006/main">
+                  <a:graphicData uri="http://schemas.microsoft.com/office/word/2010/wordprocessingShape">
+                    <wps:wsp>
+                      <wps:cNvCnPr/>
+                      <wps:spPr>
+                        <a:xfrm flipH="1" flipV="1">
+                          <a:off x="0" y="0"/>
+                          <a:ext cx="723900" cy="365760"/>
+                        </a:xfrm>
+                        <a:prstGeom prst="straightConnector1">
+                          <a:avLst/>
+                        </a:prstGeom>
+                        <a:ln w="25400">
+                          <a:solidFill>
+                            <a:srgbClr val="EE0000"/>
+                          </a:solidFill>
+                          <a:tailEnd type="triangle"/>
+                        </a:ln>
+                        <a:effectLst>
+                          <a:glow rad="63500">
+                            <a:schemeClr val="accent3">
+                              <a:satMod val="175000"/>
+                              <a:alpha val="40000"/>
+                            </a:schemeClr>
+                          </a:glow>
+                        </a:effectLst>
+                      </wps:spPr>
+                      <wps:style>
+                        <a:lnRef idx="1">
+                          <a:schemeClr val="accent1"/>
+                        </a:lnRef>
+                        <a:fillRef idx="0">
+                          <a:schemeClr val="accent1"/>
+                        </a:fillRef>
+                        <a:effectRef idx="0">
+                          <a:schemeClr val="accent1"/>
+                        </a:effectRef>
+                        <a:fontRef idx="minor">
+                          <a:schemeClr val="tx1"/>
+                        </a:fontRef>
+                      </wps:style>
+                      <wps:bodyPr/>
+                    </wps:wsp>
+                  </a:graphicData>
+                </a:graphic>
+                <wp14:sizeRelH relativeFrom="margin">
+                  <wp14:pctWidth>0</wp14:pctWidth>
+                </wp14:sizeRelH>
+                <wp14:sizeRelV relativeFrom="margin">
+                  <wp14:pctHeight>0</wp14:pctHeight>
+                </wp14:sizeRelV>
+              </wp:anchor>
+            </w:drawing>
+          </mc:Choice>
+          <mc:Fallback>
+            <w:pict>
+              <v:shape w14:anchorId="1653594B" id="Straight Arrow Connector 7" o:spid="_x0000_s1026" type="#_x0000_t32" style="position:absolute;margin-left:113.4pt;margin-top:21.6pt;width:57pt;height:28.8pt;flip:x y;z-index:251782144;visibility:visible;mso-wrap-style:square;mso-width-percent:0;mso-height-percent:0;mso-wrap-distance-left:9pt;mso-wrap-distance-top:0;mso-wrap-distance-right:9pt;mso-wrap-distance-bottom:0;mso-position-horizontal:absolute;mso-position-horizontal-relative:text;mso-position-vertical:absolute;mso-position-vertical-relative:text;mso-width-percent:0;mso-height-percent:0;mso-width-relative:margin;mso-height-relative:margin" o:gfxdata="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" strokecolor="#e00" strokeweight="2pt">
+                <v:stroke endarrow="block" joinstyle="miter"/>
+              </v:shape>
+            </w:pict>
+          </mc:Fallback>
+        </mc:AlternateContent>
+      </w:r>
+      <w:r>
+        <w:rPr>
+          <w:noProof/>
+        </w:rPr>
+        <mc:AlternateContent>
+          <mc:Choice Requires="wps">
+            <w:drawing>
+              <wp:anchor distT="0" distB="0" distL="114300" distR="114300" simplePos="0" relativeHeight="251779072" behindDoc="0" locked="0" layoutInCell="1" allowOverlap="1" wp14:anchorId="071E9F6E" wp14:editId="73ABF5FD">
+                <wp:simplePos x="0" y="0"/>
+                <wp:positionH relativeFrom="column">
+                  <wp:posOffset>1367790</wp:posOffset>
+                </wp:positionH>
+                <wp:positionV relativeFrom="paragraph">
+                  <wp:posOffset>1889125</wp:posOffset>
+                </wp:positionV>
+                <wp:extent cx="1752600" cy="604520"/>
+                <wp:effectExtent l="57150" t="76200" r="76200" b="100330"/>
+                <wp:wrapNone/>
+                <wp:docPr id="95161321" name="Straight Arrow Connector 7"/>
+                <wp:cNvGraphicFramePr/>
+                <a:graphic xmlns:a="http://schemas.openxmlformats.org/drawingml/2006/main">
+                  <a:graphicData uri="http://schemas.microsoft.com/office/word/2010/wordprocessingShape">
+                    <wps:wsp>
+                      <wps:cNvCnPr/>
+                      <wps:spPr>
+                        <a:xfrm flipH="1">
+                          <a:off x="0" y="0"/>
+                          <a:ext cx="1752600" cy="604520"/>
+                        </a:xfrm>
+                        <a:prstGeom prst="straightConnector1">
+                          <a:avLst/>
+                        </a:prstGeom>
+                        <a:ln w="25400">
+                          <a:solidFill>
+                            <a:srgbClr val="EE0000"/>
+                          </a:solidFill>
+                          <a:tailEnd type="triangle"/>
+                        </a:ln>
+                        <a:effectLst>
+                          <a:glow rad="63500">
+                            <a:schemeClr val="accent3">
+                              <a:satMod val="175000"/>
+                              <a:alpha val="40000"/>
+                            </a:schemeClr>
+                          </a:glow>
+                        </a:effectLst>
+                      </wps:spPr>
+                      <wps:style>
+                        <a:lnRef idx="1">
+                          <a:schemeClr val="accent1"/>
+                        </a:lnRef>
+                        <a:fillRef idx="0">
+                          <a:schemeClr val="accent1"/>
+                        </a:fillRef>
+                        <a:effectRef idx="0">
+                          <a:schemeClr val="accent1"/>
+                        </a:effectRef>
+                        <a:fontRef idx="minor">
+                          <a:schemeClr val="tx1"/>
+                        </a:fontRef>
+                      </wps:style>
+                      <wps:bodyPr/>
+                    </wps:wsp>
+                  </a:graphicData>
+                </a:graphic>
+                <wp14:sizeRelH relativeFrom="margin">
+                  <wp14:pctWidth>0</wp14:pctWidth>
+                </wp14:sizeRelH>
+                <wp14:sizeRelV relativeFrom="margin">
+                  <wp14:pctHeight>0</wp14:pctHeight>
+                </wp14:sizeRelV>
+              </wp:anchor>
+            </w:drawing>
+          </mc:Choice>
+          <mc:Fallback>
+            <w:pict>
+              <v:shape w14:anchorId="15271697" id="Straight Arrow Connector 7" o:spid="_x0000_s1026" type="#_x0000_t32" style="position:absolute;margin-left:107.7pt;margin-top:148.75pt;width:138pt;height:47.6pt;flip:x;z-index:251779072;visibility:visible;mso-wrap-style:square;mso-width-percent:0;mso-height-percent:0;mso-wrap-distance-left:9pt;mso-wrap-distance-top:0;mso-wrap-distance-right:9pt;mso-wrap-distance-bottom:0;mso-position-horizontal:absolute;mso-position-horizontal-relative:text;mso-position-vertical:absolute;mso-position-vertical-relative:text;mso-width-percent:0;mso-height-percent:0;mso-width-relative:margin;mso-height-relative:margin" o:gfxdata="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" strokecolor="#e00" strokeweight="2pt">
+                <v:stroke endarrow="block" joinstyle="miter"/>
+              </v:shape>
+            </w:pict>
+          </mc:Fallback>
+        </mc:AlternateContent>
+      </w:r>
+      <w:r>
+        <w:rPr>
+          <w:noProof/>
+        </w:rPr>
+        <mc:AlternateContent>
+          <mc:Choice Requires="wps">
+            <w:drawing>
+              <wp:anchor distT="0" distB="0" distL="114300" distR="114300" simplePos="0" relativeHeight="251778048" behindDoc="0" locked="0" layoutInCell="1" allowOverlap="1" wp14:anchorId="2BD1EE4D" wp14:editId="2A4E6EBB">
+                <wp:simplePos x="0" y="0"/>
+                <wp:positionH relativeFrom="margin">
+                  <wp:posOffset>91440</wp:posOffset>
+                </wp:positionH>
+                <wp:positionV relativeFrom="paragraph">
+                  <wp:posOffset>2354580</wp:posOffset>
+                </wp:positionV>
+                <wp:extent cx="1173480" cy="327660"/>
+                <wp:effectExtent l="0" t="0" r="26670" b="15240"/>
+                <wp:wrapNone/>
+                <wp:docPr id="329953130" name="Rectangle 6"/>
+                <wp:cNvGraphicFramePr/>
+                <a:graphic xmlns:a="http://schemas.openxmlformats.org/drawingml/2006/main">
+                  <a:graphicData uri="http://schemas.microsoft.com/office/word/2010/wordprocessingShape">
+                    <wps:wsp>
+                      <wps:cNvSpPr/>
+                      <wps:spPr>
+                        <a:xfrm>
+                          <a:off x="0" y="0"/>
+                          <a:ext cx="1173480" cy="327660"/>
+                        </a:xfrm>
+                        <a:prstGeom prst="rect">
+                          <a:avLst/>
+                        </a:prstGeom>
+                        <a:noFill/>
+                        <a:ln w="25400">
+                          <a:solidFill>
+                            <a:srgbClr val="EE0000"/>
+                          </a:solidFill>
+                        </a:ln>
+                      </wps:spPr>
+                      <wps:style>
+                        <a:lnRef idx="2">
+                          <a:schemeClr val="dk1"/>
+                        </a:lnRef>
+                        <a:fillRef idx="1">
+                          <a:schemeClr val="lt1"/>
+                        </a:fillRef>
+                        <a:effectRef idx="0">
+                          <a:schemeClr val="dk1"/>
+                        </a:effectRef>
+                        <a:fontRef idx="minor">
+                          <a:schemeClr val="dk1"/>
+                        </a:fontRef>
+                      </wps:style>
+                      <wps:bodyPr rot="0" spcFirstLastPara="0" vertOverflow="overflow" horzOverflow="overflow" vert="horz" wrap="square" lIns="91440" tIns="45720" rIns="91440" bIns="45720" numCol="1" spcCol="0" rtlCol="0" fromWordArt="0" anchor="ctr" anchorCtr="0" forceAA="0" compatLnSpc="1">
+                        <a:prstTxWarp prst="textNoShape">
+                          <a:avLst/>
+                        </a:prstTxWarp>
+                        <a:noAutofit/>
+                      </wps:bodyPr>
+                    </wps:wsp>
+                  </a:graphicData>
+                </a:graphic>
+                <wp14:sizeRelH relativeFrom="margin">
+                  <wp14:pctWidth>0</wp14:pctWidth>
+                </wp14:sizeRelH>
+                <wp14:sizeRelV relativeFrom="margin">
+                  <wp14:pctHeight>0</wp14:pctHeight>
+                </wp14:sizeRelV>
+              </wp:anchor>
+            </w:drawing>
+          </mc:Choice>
+          <mc:Fallback>
+            <w:pict>
+              <v:rect w14:anchorId="581FF762" id="Rectangle 6" o:spid="_x0000_s1026" style="position:absolute;margin-left:7.2pt;margin-top:185.4pt;width:92.4pt;height:25.8pt;z-index:251778048;visibility:visible;mso-wrap-style:square;mso-width-percent:0;mso-height-percent:0;mso-wrap-distance-left:9pt;mso-wrap-distance-top:0;mso-wrap-distance-right:9pt;mso-wrap-distance-bottom:0;mso-position-horizontal:absolute;mso-position-horizontal-relative:margin;mso-position-vertical:absolute;mso-position-vertical-relative:text;mso-width-percent:0;mso-height-percent:0;mso-width-relative:margin;mso-height-relative:margin;v-text-anchor:middle" o:gfxdata="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" filled="f" strokecolor="#e00" strokeweight="2pt">
+                <w10:wrap anchorx="margin"/>
+              </v:rect>
+            </w:pict>
+          </mc:Fallback>
+        </mc:AlternateContent>
+      </w:r>
+      <w:r>
+        <w:rPr>
+          <w:noProof/>
+        </w:rPr>
+        <mc:AlternateContent>
+          <mc:Choice Requires="wps">
+            <w:drawing>
+              <wp:anchor distT="0" distB="0" distL="114300" distR="114300" simplePos="0" relativeHeight="251774976" behindDoc="0" locked="0" layoutInCell="1" allowOverlap="1" wp14:anchorId="6B9D73DC" wp14:editId="5544A13A">
+                <wp:simplePos x="0" y="0"/>
+                <wp:positionH relativeFrom="margin">
+                  <wp:posOffset>68580</wp:posOffset>
+                </wp:positionH>
+                <wp:positionV relativeFrom="paragraph">
+                  <wp:posOffset>-1402080</wp:posOffset>
+                </wp:positionV>
+                <wp:extent cx="1005840" cy="213360"/>
+                <wp:effectExtent l="0" t="0" r="22860" b="15240"/>
+                <wp:wrapNone/>
+                <wp:docPr id="396425869" name="Rectangle 6"/>
+                <wp:cNvGraphicFramePr/>
+                <a:graphic xmlns:a="http://schemas.openxmlformats.org/drawingml/2006/main">
+                  <a:graphicData uri="http://schemas.microsoft.com/office/word/2010/wordprocessingShape">
+                    <wps:wsp>
+                      <wps:cNvSpPr/>
+                      <wps:spPr>
+                        <a:xfrm>
+                          <a:off x="0" y="0"/>
+                          <a:ext cx="1005840" cy="213360"/>
+                        </a:xfrm>
+                        <a:prstGeom prst="rect">
+                          <a:avLst/>
+                        </a:prstGeom>
+                        <a:noFill/>
+                        <a:ln w="25400">
+                          <a:solidFill>
+                            <a:srgbClr val="EE0000"/>
+                          </a:solidFill>
+                        </a:ln>
+                      </wps:spPr>
+                      <wps:style>
+                        <a:lnRef idx="2">
+                          <a:schemeClr val="dk1"/>
+                        </a:lnRef>
+                        <a:fillRef idx="1">
+                          <a:schemeClr val="lt1"/>
+                        </a:fillRef>
+                        <a:effectRef idx="0">
+                          <a:schemeClr val="dk1"/>
+                        </a:effectRef>
+                        <a:fontRef idx="minor">
+                          <a:schemeClr val="dk1"/>
+                        </a:fontRef>
+                      </wps:style>
+                      <wps:bodyPr rot="0" spcFirstLastPara="0" vertOverflow="overflow" horzOverflow="overflow" vert="horz" wrap="square" lIns="91440" tIns="45720" rIns="91440" bIns="45720" numCol="1" spcCol="0" rtlCol="0" fromWordArt="0" anchor="ctr" anchorCtr="0" forceAA="0" compatLnSpc="1">
+                        <a:prstTxWarp prst="textNoShape">
+                          <a:avLst/>
+                        </a:prstTxWarp>
+                        <a:noAutofit/>
+                      </wps:bodyPr>
+                    </wps:wsp>
+                  </a:graphicData>
+                </a:graphic>
+                <wp14:sizeRelH relativeFrom="margin">
+                  <wp14:pctWidth>0</wp14:pctWidth>
+                </wp14:sizeRelH>
+                <wp14:sizeRelV relativeFrom="margin">
+                  <wp14:pctHeight>0</wp14:pctHeight>
+                </wp14:sizeRelV>
+              </wp:anchor>
+            </w:drawing>
+          </mc:Choice>
+          <mc:Fallback>
+            <w:pict>
+              <v:rect w14:anchorId="699E5595" id="Rectangle 6" o:spid="_x0000_s1026" style="position:absolute;margin-left:5.4pt;margin-top:-110.4pt;width:79.2pt;height:16.8pt;z-index:251774976;visibility:visible;mso-wrap-style:square;mso-width-percent:0;mso-height-percent:0;mso-wrap-distance-left:9pt;mso-wrap-distance-top:0;mso-wrap-distance-right:9pt;mso-wrap-distance-bottom:0;mso-position-horizontal:absolute;mso-position-horizontal-relative:margin;mso-position-vertical:absolute;mso-position-vertical-relative:text;mso-width-percent:0;mso-height-percent:0;mso-width-relative:margin;mso-height-relative:margin;v-text-anchor:middle" o:gfxdata="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" filled="f" strokecolor="#e00" strokeweight="2pt">
+                <w10:wrap anchorx="margin"/>
+              </v:rect>
+            </w:pict>
+          </mc:Fallback>
+        </mc:AlternateContent>
+      </w:r>
+      <w:r>
+        <w:rPr>
+          <w:noProof/>
+        </w:rPr>
+        <mc:AlternateContent>
+          <mc:Choice Requires="wps">
+            <w:drawing>
+              <wp:anchor distT="0" distB="0" distL="114300" distR="114300" simplePos="0" relativeHeight="251776000" behindDoc="0" locked="0" layoutInCell="1" allowOverlap="1" wp14:anchorId="52835557" wp14:editId="44EA0A4F">
+                <wp:simplePos x="0" y="0"/>
+                <wp:positionH relativeFrom="column">
+                  <wp:posOffset>918210</wp:posOffset>
+                </wp:positionH>
+                <wp:positionV relativeFrom="paragraph">
+                  <wp:posOffset>-1699260</wp:posOffset>
+                </wp:positionV>
+                <wp:extent cx="1502627" cy="393854"/>
+                <wp:effectExtent l="57150" t="76200" r="78740" b="101600"/>
+                <wp:wrapNone/>
+                <wp:docPr id="172782232" name="Straight Arrow Connector 7"/>
+                <wp:cNvGraphicFramePr/>
+                <a:graphic xmlns:a="http://schemas.openxmlformats.org/drawingml/2006/main">
+                  <a:graphicData uri="http://schemas.microsoft.com/office/word/2010/wordprocessingShape">
+                    <wps:wsp>
+                      <wps:cNvCnPr/>
+                      <wps:spPr>
+                        <a:xfrm flipH="1">
+                          <a:off x="0" y="0"/>
+                          <a:ext cx="1502627" cy="393854"/>
+                        </a:xfrm>
+                        <a:prstGeom prst="straightConnector1">
+                          <a:avLst/>
+                        </a:prstGeom>
+                        <a:ln w="25400">
+                          <a:solidFill>
+                            <a:srgbClr val="EE0000"/>
+                          </a:solidFill>
+                          <a:tailEnd type="triangle"/>
+                        </a:ln>
+                        <a:effectLst>
+                          <a:glow rad="63500">
+                            <a:schemeClr val="accent3">
+                              <a:satMod val="175000"/>
+                              <a:alpha val="40000"/>
+                            </a:schemeClr>
+                          </a:glow>
+                        </a:effectLst>
+                      </wps:spPr>
+                      <wps:style>
+                        <a:lnRef idx="1">
+                          <a:schemeClr val="accent1"/>
+                        </a:lnRef>
+                        <a:fillRef idx="0">
+                          <a:schemeClr val="accent1"/>
+                        </a:fillRef>
+                        <a:effectRef idx="0">
+                          <a:schemeClr val="accent1"/>
+                        </a:effectRef>
+                        <a:fontRef idx="minor">
+                          <a:schemeClr val="tx1"/>
+                        </a:fontRef>
+                      </wps:style>
+                      <wps:bodyPr/>
+                    </wps:wsp>
+                  </a:graphicData>
+                </a:graphic>
+                <wp14:sizeRelH relativeFrom="margin">
+                  <wp14:pctWidth>0</wp14:pctWidth>
+                </wp14:sizeRelH>
+                <wp14:sizeRelV relativeFrom="margin">
+                  <wp14:pctHeight>0</wp14:pctHeight>
+                </wp14:sizeRelV>
+              </wp:anchor>
+            </w:drawing>
+          </mc:Choice>
+          <mc:Fallback>
+            <w:pict>
+              <v:shape w14:anchorId="55570373" id="Straight Arrow Connector 7" o:spid="_x0000_s1026" type="#_x0000_t32" style="position:absolute;margin-left:72.3pt;margin-top:-133.8pt;width:118.3pt;height:31pt;flip:x;z-index:251776000;visibility:visible;mso-wrap-style:square;mso-width-percent:0;mso-height-percent:0;mso-wrap-distance-left:9pt;mso-wrap-distance-top:0;mso-wrap-distance-right:9pt;mso-wrap-distance-bottom:0;mso-position-horizontal:absolute;mso-position-horizontal-relative:text;mso-position-vertical:absolute;mso-position-vertical-relative:text;mso-width-percent:0;mso-height-percent:0;mso-width-relative:margin;mso-height-relative:margin" o:gfxdata="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" strokecolor="#e00" strokeweight="2pt">
+                <v:stroke endarrow="block" joinstyle="miter"/>
+              </v:shape>
+            </w:pict>
+          </mc:Fallback>
+        </mc:AlternateContent>
+      </w:r>
+      <w:r>
+        <w:rPr>
+          <w:noProof/>
+        </w:rPr>
+        <mc:AlternateContent>
+          <mc:Choice Requires="wps">
+            <w:drawing>
+              <wp:anchor distT="0" distB="0" distL="114300" distR="114300" simplePos="0" relativeHeight="251771904" behindDoc="0" locked="0" layoutInCell="1" allowOverlap="1" wp14:anchorId="3DE50207" wp14:editId="619A432D">
+                <wp:simplePos x="0" y="0"/>
+                <wp:positionH relativeFrom="margin">
+                  <wp:posOffset>-83820</wp:posOffset>
+                </wp:positionH>
+                <wp:positionV relativeFrom="paragraph">
+                  <wp:posOffset>-1554480</wp:posOffset>
+                </wp:positionV>
+                <wp:extent cx="1005840" cy="213360"/>
+                <wp:effectExtent l="0" t="0" r="22860" b="15240"/>
+                <wp:wrapNone/>
+                <wp:docPr id="1218545289" name="Rectangle 6"/>
+                <wp:cNvGraphicFramePr/>
+                <a:graphic xmlns:a="http://schemas.openxmlformats.org/drawingml/2006/main">
+                  <a:graphicData uri="http://schemas.microsoft.com/office/word/2010/wordprocessingShape">
+                    <wps:wsp>
+                      <wps:cNvSpPr/>
+                      <wps:spPr>
+                        <a:xfrm>
+                          <a:off x="0" y="0"/>
+                          <a:ext cx="1005840" cy="213360"/>
+                        </a:xfrm>
+                        <a:prstGeom prst="rect">
+                          <a:avLst/>
+                        </a:prstGeom>
+                        <a:noFill/>
+                        <a:ln w="25400">
+                          <a:solidFill>
+                            <a:srgbClr val="EE0000"/>
+                          </a:solidFill>
+                        </a:ln>
+                      </wps:spPr>
+                      <wps:style>
+                        <a:lnRef idx="2">
+                          <a:schemeClr val="dk1"/>
+                        </a:lnRef>
+                        <a:fillRef idx="1">
+                          <a:schemeClr val="lt1"/>
+                        </a:fillRef>
+                        <a:effectRef idx="0">
+                          <a:schemeClr val="dk1"/>
+                        </a:effectRef>
+                        <a:fontRef idx="minor">
+                          <a:schemeClr val="dk1"/>
+                        </a:fontRef>
+                      </wps:style>
+                      <wps:bodyPr rot="0" spcFirstLastPara="0" vertOverflow="overflow" horzOverflow="overflow" vert="horz" wrap="square" lIns="91440" tIns="45720" rIns="91440" bIns="45720" numCol="1" spcCol="0" rtlCol="0" fromWordArt="0" anchor="ctr" anchorCtr="0" forceAA="0" compatLnSpc="1">
+                        <a:prstTxWarp prst="textNoShape">
+                          <a:avLst/>
+                        </a:prstTxWarp>
+                        <a:noAutofit/>
+                      </wps:bodyPr>
+                    </wps:wsp>
+                  </a:graphicData>
+                </a:graphic>
+                <wp14:sizeRelH relativeFrom="margin">
+                  <wp14:pctWidth>0</wp14:pctWidth>
+                </wp14:sizeRelH>
+                <wp14:sizeRelV relativeFrom="margin">
+                  <wp14:pctHeight>0</wp14:pctHeight>
+                </wp14:sizeRelV>
+              </wp:anchor>
+            </w:drawing>
+          </mc:Choice>
+          <mc:Fallback>
+            <w:pict>
+              <v:rect w14:anchorId="448283B8" id="Rectangle 6" o:spid="_x0000_s1026" style="position:absolute;margin-left:-6.6pt;margin-top:-122.4pt;width:79.2pt;height:16.8pt;z-index:251771904;visibility:visible;mso-wrap-style:square;mso-width-percent:0;mso-height-percent:0;mso-wrap-distance-left:9pt;mso-wrap-distance-top:0;mso-wrap-distance-right:9pt;mso-wrap-distance-bottom:0;mso-position-horizontal:absolute;mso-position-horizontal-relative:margin;mso-position-vertical:absolute;mso-position-vertical-relative:text;mso-width-percent:0;mso-height-percent:0;mso-width-relative:margin;mso-height-relative:margin;v-text-anchor:middle" o:gfxdata="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" filled="f" strokecolor="#e00" strokeweight="2pt">
+                <w10:wrap anchorx="margin"/>
+              </v:rect>
+            </w:pict>
+          </mc:Fallback>
+        </mc:AlternateContent>
+      </w:r>
+      <w:r>
+        <w:rPr>
+          <w:noProof/>
+        </w:rPr>
+        <mc:AlternateContent>
+          <mc:Choice Requires="wps">
+            <w:drawing>
+              <wp:anchor distT="0" distB="0" distL="114300" distR="114300" simplePos="0" relativeHeight="251772928" behindDoc="0" locked="0" layoutInCell="1" allowOverlap="1" wp14:anchorId="2A74ABAD" wp14:editId="4DE18781">
+                <wp:simplePos x="0" y="0"/>
+                <wp:positionH relativeFrom="column">
+                  <wp:posOffset>918210</wp:posOffset>
+                </wp:positionH>
+                <wp:positionV relativeFrom="paragraph">
+                  <wp:posOffset>-1851660</wp:posOffset>
+                </wp:positionV>
+                <wp:extent cx="1502627" cy="393854"/>
+                <wp:effectExtent l="57150" t="76200" r="78740" b="101600"/>
+                <wp:wrapNone/>
+                <wp:docPr id="1004153753" name="Straight Arrow Connector 7"/>
+                <wp:cNvGraphicFramePr/>
+                <a:graphic xmlns:a="http://schemas.openxmlformats.org/drawingml/2006/main">
+                  <a:graphicData uri="http://schemas.microsoft.com/office/word/2010/wordprocessingShape">
+                    <wps:wsp>
+                      <wps:cNvCnPr/>
+                      <wps:spPr>
+                        <a:xfrm flipH="1">
+                          <a:off x="0" y="0"/>
+                          <a:ext cx="1502627" cy="393854"/>
+                        </a:xfrm>
+                        <a:prstGeom prst="straightConnector1">
+                          <a:avLst/>
+                        </a:prstGeom>
+                        <a:ln w="25400">
+                          <a:solidFill>
+                            <a:srgbClr val="EE0000"/>
+                          </a:solidFill>
+                          <a:tailEnd type="triangle"/>
+                        </a:ln>
+                        <a:effectLst>
+                          <a:glow rad="63500">
+                            <a:schemeClr val="accent3">
+                              <a:satMod val="175000"/>
+                              <a:alpha val="40000"/>
+                            </a:schemeClr>
+                          </a:glow>
+                        </a:effectLst>
+                      </wps:spPr>
+                      <wps:style>
+                        <a:lnRef idx="1">
+                          <a:schemeClr val="accent1"/>
+                        </a:lnRef>
+                        <a:fillRef idx="0">
+                          <a:schemeClr val="accent1"/>
+                        </a:fillRef>
+                        <a:effectRef idx="0">
+                          <a:schemeClr val="accent1"/>
+                        </a:effectRef>
+                        <a:fontRef idx="minor">
+                          <a:schemeClr val="tx1"/>
+                        </a:fontRef>
+                      </wps:style>
+                      <wps:bodyPr/>
+                    </wps:wsp>
+                  </a:graphicData>
+                </a:graphic>
+                <wp14:sizeRelH relativeFrom="margin">
+                  <wp14:pctWidth>0</wp14:pctWidth>
+                </wp14:sizeRelH>
+                <wp14:sizeRelV relativeFrom="margin">
+                  <wp14:pctHeight>0</wp14:pctHeight>
+                </wp14:sizeRelV>
+              </wp:anchor>
+            </w:drawing>
+          </mc:Choice>
+          <mc:Fallback>
+            <w:pict>
+              <v:shape w14:anchorId="65646AAC" id="Straight Arrow Connector 7" o:spid="_x0000_s1026" type="#_x0000_t32" style="position:absolute;margin-left:72.3pt;margin-top:-145.8pt;width:118.3pt;height:31pt;flip:x;z-index:251772928;visibility:visible;mso-wrap-style:square;mso-width-percent:0;mso-height-percent:0;mso-wrap-distance-left:9pt;mso-wrap-distance-top:0;mso-wrap-distance-right:9pt;mso-wrap-distance-bottom:0;mso-position-horizontal:absolute;mso-position-horizontal-relative:text;mso-position-vertical:absolute;mso-position-vertical-relative:text;mso-width-percent:0;mso-height-percent:0;mso-width-relative:margin;mso-height-relative:margin" o:gfxdata="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" strokecolor="#e00" strokeweight="2pt">
+                <v:stroke endarrow="block" joinstyle="miter"/>
+              </v:shape>
+            </w:pict>
+          </mc:Fallback>
+        </mc:AlternateContent>
+      </w:r>
+      <w:r>
+        <w:drawing>
+          <wp:inline distT="0" distB="0" distL="0" distR="0" wp14:anchorId="3E194652" wp14:editId="4B4C4769">
+            <wp:extent cx="6645910" cy="6275705"/>
+            <wp:effectExtent l="0" t="0" r="2540" b="0"/>
+            <wp:docPr id="829898441" name="Picture 1"/>
+            <wp:cNvGraphicFramePr>
+              <a:graphicFrameLocks xmlns:a="http://schemas.openxmlformats.org/drawingml/2006/main" noChangeAspect="1"/>
+            </wp:cNvGraphicFramePr>
+            <a:graphic xmlns:a="http://schemas.openxmlformats.org/drawingml/2006/main">
+              <a:graphicData uri="http://schemas.openxmlformats.org/drawingml/2006/picture">
+                <pic:pic xmlns:pic="http://schemas.openxmlformats.org/drawingml/2006/picture">
+                  <pic:nvPicPr>
+                    <pic:cNvPr id="829898441" name=""/>
+                    <pic:cNvPicPr/>
+                  </pic:nvPicPr>
+                  <pic:blipFill>
+                    <a:blip r:embed="rId30"/>
+                    <a:stretch>
+                      <a:fillRect/>
+                    </a:stretch>
+                  </pic:blipFill>
+                  <pic:spPr>
+                    <a:xfrm>
+                      <a:off x="0" y="0"/>
+                      <a:ext cx="6645910" cy="6275705"/>
+                    </a:xfrm>
+                    <a:prstGeom prst="rect">
+                      <a:avLst/>
+                    </a:prstGeom>
+                  </pic:spPr>
+                </pic:pic>
+              </a:graphicData>
+            </a:graphic>
+          </wp:inline>
+        </w:drawing>
+      </w:r>
+    </w:p>
     <w:sectPr>
       <w:pgSz w:w="11906" w:h="16838"/>
-      <w:pgMar w:top="1440" w:right="1440" w:bottom="1440" w:left="1440" w:header="708" w:footer="708" w:gutter="0"/>
+      <w:pgMar w:top="720" w:right="720" w:bottom="720" w:left="720" w:header="708" w:footer="708" w:gutter="0"/>
       <w:cols w:space="708"/>
       <w:docGrid w:linePitch="360"/>
     </w:sectPr>
   </w:body>
 </w:document>
+</file>
+
+<file path=word/numbering.xml><?xml version="1.0" encoding="utf-8"?>
+<w:numbering xmlns:wpc="http://schemas.microsoft.com/office/word/2010/wordprocessingCanvas" xmlns:cx="http://schemas.microsoft.com/office/drawing/2014/chartex" xmlns:cx1="http://schemas.microsoft.com/office/drawing/2015/9/8/chartex" xmlns:cx2="http://schemas.microsoft.com/office/drawing/2015/10/21/chartex" xmlns:cx3="http://schemas.microsoft.com/office/drawing/2016/5/9/chartex" xmlns:cx4="http://schemas.microsoft.com/office/drawing/2016/5/10/chartex" xmlns:cx5="http://schemas.microsoft.com/office/drawing/2016/5/11/chartex" xmlns:cx6="http://schemas.microsoft.com/office/drawing/2016/5/12/chartex" xmlns:cx7="http://schemas.microsoft.com/office/drawing/2016/5/13/chartex" xmlns:cx8="http://schemas.microsoft.com/office/drawing/2016/5/14/chartex" xmlns:mc="http://schemas.openxmlformats.org/markup-compatibility/2006" xmlns:aink="http://schemas.microsoft.com/office/drawing/2016/ink" xmlns:am3d="http://schemas.microsoft.com/office/drawing/2017/model3d" xmlns:o="urn:schemas-microsoft-com:office:office" xmlns:oel="http://schemas.microsoft.com/office/2019/extlst" xmlns:r="http://schemas.openxmlformats.org/officeDocument/2006/relationships" xmlns:m="http://schemas.openxmlformats.org/officeDocument/2006/math" xmlns:v="urn:schemas-microsoft-com:vml" xmlns:wp14="http://schemas.microsoft.com/office/word/2010/wordprocessingDrawing" xmlns:wp="http://schemas.openxmlformats.org/drawingml/2006/wordprocessingDrawing" xmlns:w10="urn:schemas-microsoft-com:office:word" xmlns:w="http://schemas.openxmlformats.org/wordprocessingml/2006/main" xmlns:w14="http://schemas.microsoft.com/office/word/2010/wordml" xmlns:w15="http://schemas.microsoft.com/office/word/2012/wordml" xmlns:w16cex="http://schemas.microsoft.com/office/word/2018/wordml/cex" xmlns:w16cid="http://schemas.microsoft.com/office/word/2016/wordml/cid" xmlns:w16="http://schemas.microsoft.com/office/word/2018/wordml" xmlns:w16du="http://schemas.microsoft.com/office/word/2023/wordml/word16du" xmlns:w16sdtdh="http://schemas.microsoft.com/office/word/2020/wordml/sdtdatahash" xmlns:w16sdtfl="http://schemas.microsoft.com/office/word/2024/wordml/sdtformatlock" xmlns:w16se="http://schemas.microsoft.com/office/word/2015/wordml/symex" xmlns:wpg="http://schemas.microsoft.com/office/word/2010/wordprocessingGroup" xmlns:wpi="http://schemas.microsoft.com/office/word/2010/wordprocessingInk" xmlns:wne="http://schemas.microsoft.com/office/word/2006/wordml" xmlns:wps="http://schemas.microsoft.com/office/word/2010/wordprocessingShape" mc:Ignorable="w14 w15 w16se w16cid w16 w16cex w16sdtdh w16sdtfl w16du wp14">
+  <w:abstractNum w:abstractNumId="0" w15:restartNumberingAfterBreak="0">
+    <w:nsid w:val="193B2BF7"/>
+    <w:multiLevelType w:val="hybridMultilevel"/>
+    <w:tmpl w:val="886641EA"/>
+    <w:lvl w:ilvl="0" w:tplc="4009000F">
+      <w:start w:val="1"/>
+      <w:numFmt w:val="decimal"/>
+      <w:lvlText w:val="%1."/>
+      <w:lvlJc w:val="left"/>
+      <w:pPr>
+        <w:ind w:left="720" w:hanging="360"/>
+      </w:pPr>
+      <w:rPr>
+        <w:rFonts w:hint="default"/>
+      </w:rPr>
+    </w:lvl>
+    <w:lvl w:ilvl="1" w:tplc="40090019">
+      <w:start w:val="1"/>
+      <w:numFmt w:val="lowerLetter"/>
+      <w:lvlText w:val="%2."/>
+      <w:lvlJc w:val="left"/>
+      <w:pPr>
+        <w:ind w:left="1440" w:hanging="360"/>
+      </w:pPr>
+    </w:lvl>
+    <w:lvl w:ilvl="2" w:tplc="4009001B" w:tentative="1">
+      <w:start w:val="1"/>
+      <w:numFmt w:val="lowerRoman"/>
+      <w:lvlText w:val="%3."/>
+      <w:lvlJc w:val="right"/>
+      <w:pPr>
+        <w:ind w:left="2160" w:hanging="180"/>
+      </w:pPr>
+    </w:lvl>
+    <w:lvl w:ilvl="3" w:tplc="4009000F" w:tentative="1">
+      <w:start w:val="1"/>
+      <w:numFmt w:val="decimal"/>
+      <w:lvlText w:val="%4."/>
+      <w:lvlJc w:val="left"/>
+      <w:pPr>
+        <w:ind w:left="2880" w:hanging="360"/>
+      </w:pPr>
+    </w:lvl>
+    <w:lvl w:ilvl="4" w:tplc="40090019" w:tentative="1">
+      <w:start w:val="1"/>
+      <w:numFmt w:val="lowerLetter"/>
+      <w:lvlText w:val="%5."/>
+      <w:lvlJc w:val="left"/>
+      <w:pPr>
+        <w:ind w:left="3600" w:hanging="360"/>
+      </w:pPr>
+    </w:lvl>
+    <w:lvl w:ilvl="5" w:tplc="4009001B" w:tentative="1">
+      <w:start w:val="1"/>
+      <w:numFmt w:val="lowerRoman"/>
+      <w:lvlText w:val="%6."/>
+      <w:lvlJc w:val="right"/>
+      <w:pPr>
+        <w:ind w:left="4320" w:hanging="180"/>
+      </w:pPr>
+    </w:lvl>
+    <w:lvl w:ilvl="6" w:tplc="4009000F" w:tentative="1">
+      <w:start w:val="1"/>
+      <w:numFmt w:val="decimal"/>
+      <w:lvlText w:val="%7."/>
+      <w:lvlJc w:val="left"/>
+      <w:pPr>
+        <w:ind w:left="5040" w:hanging="360"/>
+      </w:pPr>
+    </w:lvl>
+    <w:lvl w:ilvl="7" w:tplc="40090019" w:tentative="1">
+      <w:start w:val="1"/>
+      <w:numFmt w:val="lowerLetter"/>
+      <w:lvlText w:val="%8."/>
+      <w:lvlJc w:val="left"/>
+      <w:pPr>
+        <w:ind w:left="5760" w:hanging="360"/>
+      </w:pPr>
+    </w:lvl>
+    <w:lvl w:ilvl="8" w:tplc="4009001B" w:tentative="1">
+      <w:start w:val="1"/>
+      <w:numFmt w:val="lowerRoman"/>
+      <w:lvlText w:val="%9."/>
+      <w:lvlJc w:val="right"/>
+      <w:pPr>
+        <w:ind w:left="6480" w:hanging="180"/>
+      </w:pPr>
+    </w:lvl>
+  </w:abstractNum>
+  <w:num w:numId="1" w16cid:durableId="456531274">
+    <w:abstractNumId w:val="0"/>
+  </w:num>
+</w:numbering>
 </file>
 
 <file path=word/styles.xml><?xml version="1.0" encoding="utf-8"?>
@@ -725,7 +8641,6 @@
     <w:next w:val="Normal"/>
     <w:link w:val="Heading2Char"/>
     <w:uiPriority w:val="9"/>
-    <w:semiHidden/>
     <w:unhideWhenUsed/>
     <w:qFormat/>
     <w:rsid w:val="0022085B"/>
@@ -748,7 +8663,6 @@
     <w:next w:val="Normal"/>
     <w:link w:val="Heading3Char"/>
     <w:uiPriority w:val="9"/>
-    <w:semiHidden/>
     <w:unhideWhenUsed/>
     <w:qFormat/>
     <w:rsid w:val="0022085B"/>
@@ -942,7 +8856,6 @@
     <w:basedOn w:val="DefaultParagraphFont"/>
     <w:link w:val="Heading2"/>
     <w:uiPriority w:val="9"/>
-    <w:semiHidden/>
     <w:rsid w:val="0022085B"/>
     <w:rPr>
       <w:rFonts w:asciiTheme="majorHAnsi" w:eastAsiaTheme="majorEastAsia" w:hAnsiTheme="majorHAnsi" w:cstheme="majorBidi"/>
@@ -956,7 +8869,6 @@
     <w:basedOn w:val="DefaultParagraphFont"/>
     <w:link w:val="Heading3"/>
     <w:uiPriority w:val="9"/>
-    <w:semiHidden/>
     <w:rsid w:val="0022085B"/>
     <w:rPr>
       <w:rFonts w:eastAsiaTheme="majorEastAsia" w:cstheme="majorBidi"/>
@@ -1213,6 +9125,75 @@
       <w:color w:val="0F4761" w:themeColor="accent1" w:themeShade="BF"/>
       <w:spacing w:val="5"/>
     </w:rPr>
+  </w:style>
+  <w:style w:type="paragraph" w:styleId="TOCHeading">
+    <w:name w:val="TOC Heading"/>
+    <w:basedOn w:val="Heading1"/>
+    <w:next w:val="Normal"/>
+    <w:uiPriority w:val="39"/>
+    <w:unhideWhenUsed/>
+    <w:qFormat/>
+    <w:rsid w:val="005837A6"/>
+    <w:pPr>
+      <w:spacing w:before="240" w:after="0" w:line="259" w:lineRule="auto"/>
+      <w:outlineLvl w:val="9"/>
+    </w:pPr>
+    <w:rPr>
+      <w:kern w:val="0"/>
+      <w:sz w:val="32"/>
+      <w:szCs w:val="32"/>
+      <w:lang w:val="en-US"/>
+      <w14:ligatures w14:val="none"/>
+    </w:rPr>
+  </w:style>
+  <w:style w:type="paragraph" w:styleId="TOC2">
+    <w:name w:val="toc 2"/>
+    <w:basedOn w:val="Normal"/>
+    <w:next w:val="Normal"/>
+    <w:autoRedefine/>
+    <w:uiPriority w:val="39"/>
+    <w:unhideWhenUsed/>
+    <w:rsid w:val="005837A6"/>
+    <w:pPr>
+      <w:spacing w:after="100"/>
+      <w:ind w:left="240"/>
+    </w:pPr>
+  </w:style>
+  <w:style w:type="paragraph" w:styleId="TOC3">
+    <w:name w:val="toc 3"/>
+    <w:basedOn w:val="Normal"/>
+    <w:next w:val="Normal"/>
+    <w:autoRedefine/>
+    <w:uiPriority w:val="39"/>
+    <w:unhideWhenUsed/>
+    <w:rsid w:val="005837A6"/>
+    <w:pPr>
+      <w:spacing w:after="100"/>
+      <w:ind w:left="480"/>
+    </w:pPr>
+  </w:style>
+  <w:style w:type="character" w:styleId="Hyperlink">
+    <w:name w:val="Hyperlink"/>
+    <w:basedOn w:val="DefaultParagraphFont"/>
+    <w:uiPriority w:val="99"/>
+    <w:unhideWhenUsed/>
+    <w:rsid w:val="005837A6"/>
+    <w:rPr>
+      <w:color w:val="467886" w:themeColor="hyperlink"/>
+      <w:u w:val="single"/>
+    </w:rPr>
+  </w:style>
+  <w:style w:type="paragraph" w:styleId="TOC1">
+    <w:name w:val="toc 1"/>
+    <w:basedOn w:val="Normal"/>
+    <w:next w:val="Normal"/>
+    <w:autoRedefine/>
+    <w:uiPriority w:val="39"/>
+    <w:unhideWhenUsed/>
+    <w:rsid w:val="00246D08"/>
+    <w:pPr>
+      <w:spacing w:after="100"/>
+    </w:pPr>
   </w:style>
 </w:styles>
 </file>
@@ -1510,4 +9491,16 @@
     </a:ext>
   </a:extLst>
 </a:theme>
+</file>
+
+<file path=customXml/item1.xml><?xml version="1.0" encoding="utf-8"?>
+<b:Sources xmlns:b="http://schemas.openxmlformats.org/officeDocument/2006/bibliography" xmlns="http://schemas.openxmlformats.org/officeDocument/2006/bibliography" SelectedStyle="\APASixthEditionOfficeOnline.xsl" StyleName="APA" Version="6"/>
+</file>
+
+<file path=customXml/itemProps1.xml><?xml version="1.0" encoding="utf-8"?>
+<ds:datastoreItem xmlns:ds="http://schemas.openxmlformats.org/officeDocument/2006/customXml" ds:itemID="{B17949A9-5BD8-4D9D-90DC-B887FA5512B8}">
+  <ds:schemaRefs>
+    <ds:schemaRef ds:uri="http://schemas.openxmlformats.org/officeDocument/2006/bibliography"/>
+  </ds:schemaRefs>
+</ds:datastoreItem>
 </file>
--- a/src/MCA/screenshots/Doc1.docx
+++ b/src/MCA/screenshots/Doc1.docx
@@ -19,6 +19,15 @@
     </w:p>
     <w:sdt>
       <w:sdtPr>
+        <w:rPr>
+          <w:rFonts w:asciiTheme="minorHAnsi" w:eastAsiaTheme="minorHAnsi" w:hAnsiTheme="minorHAnsi" w:cstheme="minorBidi"/>
+          <w:color w:val="auto"/>
+          <w:kern w:val="2"/>
+          <w:sz w:val="24"/>
+          <w:szCs w:val="24"/>
+          <w:lang w:val="en-IN"/>
+          <w14:ligatures w14:val="standardContextual"/>
+        </w:rPr>
         <w:id w:val="-1546901747"/>
         <w:docPartObj>
           <w:docPartGallery w:val="Table of Contents"/>
@@ -27,16 +36,9 @@
       </w:sdtPr>
       <w:sdtEndPr>
         <w:rPr>
-          <w:rFonts w:asciiTheme="minorHAnsi" w:eastAsiaTheme="minorHAnsi" w:hAnsiTheme="minorHAnsi" w:cstheme="minorBidi"/>
           <w:b/>
           <w:bCs/>
           <w:noProof/>
-          <w:color w:val="auto"/>
-          <w:kern w:val="2"/>
-          <w:sz w:val="24"/>
-          <w:szCs w:val="24"/>
-          <w:lang w:val="en-IN"/>
-          <w14:ligatures w14:val="standardContextual"/>
         </w:rPr>
       </w:sdtEndPr>
       <w:sdtContent>
@@ -822,6 +824,9 @@
         </mc:AlternateContent>
       </w:r>
       <w:r>
+        <w:rPr>
+          <w:noProof/>
+        </w:rPr>
         <w:drawing>
           <wp:inline distT="0" distB="0" distL="0" distR="0" wp14:anchorId="0697DE5C" wp14:editId="0B3A30EA">
             <wp:extent cx="5106113" cy="2819794"/>
@@ -1025,6 +1030,9 @@
         </mc:AlternateContent>
       </w:r>
       <w:r>
+        <w:rPr>
+          <w:noProof/>
+        </w:rPr>
         <w:drawing>
           <wp:inline distT="0" distB="0" distL="0" distR="0" wp14:anchorId="4CB4A253" wp14:editId="48C42737">
             <wp:extent cx="5430008" cy="4972744"/>
@@ -1097,7 +1105,15 @@
       </w:pPr>
       <w:r>
         <w:lastRenderedPageBreak/>
-        <w:t xml:space="preserve">Open CGM Aprima app from desktop </w:t>
+        <w:t xml:space="preserve">Open CGM </w:t>
+      </w:r>
+      <w:proofErr w:type="spellStart"/>
+      <w:r>
+        <w:t>Aprima</w:t>
+      </w:r>
+      <w:proofErr w:type="spellEnd"/>
+      <w:r>
+        <w:t xml:space="preserve"> app from desktop </w:t>
       </w:r>
     </w:p>
     <w:p>
@@ -1234,11 +1250,11 @@
         <w:t>Login with valid password to application</w:t>
       </w:r>
     </w:p>
+    <w:bookmarkStart w:id="2" w:name="_Toc225774501"/>
     <w:p>
       <w:pPr>
         <w:pStyle w:val="Heading2"/>
       </w:pPr>
-      <w:bookmarkStart w:id="2" w:name="_Toc225774501"/>
       <w:r>
         <w:rPr>
           <w:noProof/>
@@ -1897,7 +1913,23 @@
         </w:numPr>
       </w:pPr>
       <w:r>
-        <w:t>Navigate to Reports &gt; Reports &gt; Clinical Quality &gt; Patient With Visits By Insurance</w:t>
+        <w:t xml:space="preserve">Navigate to Reports &gt; Reports &gt; Clinical Quality &gt; Patient </w:t>
+      </w:r>
+      <w:proofErr w:type="gramStart"/>
+      <w:r>
+        <w:t>With</w:t>
+      </w:r>
+      <w:proofErr w:type="gramEnd"/>
+      <w:r>
+        <w:t xml:space="preserve"> Visits </w:t>
+      </w:r>
+      <w:proofErr w:type="gramStart"/>
+      <w:r>
+        <w:t>By</w:t>
+      </w:r>
+      <w:proofErr w:type="gramEnd"/>
+      <w:r>
+        <w:t xml:space="preserve"> Insurance</w:t>
       </w:r>
     </w:p>
     <w:p>
@@ -3227,13 +3259,15 @@
       </w:pPr>
       <w:r>
         <w:lastRenderedPageBreak/>
-        <w:t xml:space="preserve"> </w:t>
-      </w:r>
-      <w:r>
-        <w:t>Navigate to Reports &gt; Reports &gt; General Reports</w:t>
-      </w:r>
-      <w:r>
-        <w:t xml:space="preserve"> &gt; Patients By Insurance</w:t>
+        <w:t xml:space="preserve"> Navigate to Reports &gt; Reports &gt; General Reports &gt; Patients </w:t>
+      </w:r>
+      <w:proofErr w:type="gramStart"/>
+      <w:r>
+        <w:t>By</w:t>
+      </w:r>
+      <w:proofErr w:type="gramEnd"/>
+      <w:r>
+        <w:t xml:space="preserve"> Insurance</w:t>
       </w:r>
     </w:p>
     <w:p>
@@ -3449,7 +3483,15 @@
         </w:numPr>
       </w:pPr>
       <w:r>
-        <w:t xml:space="preserve"> Apply the filter as shown below, (all accounts, Effective Date Range – past 1 year, exclude, inactive, exclude deceased patients**** (This is important filter) ) and click on view, then the report will open in new tab, export the report as excel</w:t>
+        <w:t xml:space="preserve"> Apply the filter as shown below, (all accounts, Effective Date Range – past 1 year, exclude, inactive, exclude deceased patients**** (This is important filter</w:t>
+      </w:r>
+      <w:proofErr w:type="gramStart"/>
+      <w:r>
+        <w:t>) )</w:t>
+      </w:r>
+      <w:proofErr w:type="gramEnd"/>
+      <w:r>
+        <w:t xml:space="preserve"> and click on view, then the report will open in new tab, export the report as excel</w:t>
       </w:r>
     </w:p>
     <w:p>
@@ -4215,13 +4257,15 @@
         </w:numPr>
       </w:pPr>
       <w:r>
-        <w:t xml:space="preserve"> </w:t>
-      </w:r>
-      <w:r>
-        <w:t>Navigate to Reports &gt; Reports &gt; Clinical</w:t>
-      </w:r>
-      <w:r>
-        <w:t xml:space="preserve"> &gt; Patient By Diagnosis and apply as shown in filter,</w:t>
+        <w:t xml:space="preserve"> Navigate to Reports &gt; Reports &gt; Clinical &gt; Patient </w:t>
+      </w:r>
+      <w:proofErr w:type="gramStart"/>
+      <w:r>
+        <w:t>By</w:t>
+      </w:r>
+      <w:proofErr w:type="gramEnd"/>
+      <w:r>
+        <w:t xml:space="preserve"> Diagnosis and apply as shown in filter,</w:t>
       </w:r>
       <w:r>
         <w:t xml:space="preserve"> and click on view, then the report will open in new tab, export the report as excel</w:t>
@@ -4238,107 +4282,27 @@
         <mc:AlternateContent>
           <mc:Choice Requires="wps">
             <w:drawing>
-              <wp:anchor distT="0" distB="0" distL="114300" distR="114300" simplePos="0" relativeHeight="251727872" behindDoc="0" locked="0" layoutInCell="1" allowOverlap="1" wp14:anchorId="01CF7699" wp14:editId="66C2B9FE">
+              <wp:anchor distT="0" distB="0" distL="114300" distR="114300" simplePos="0" relativeHeight="251793408" behindDoc="0" locked="0" layoutInCell="1" allowOverlap="1" wp14:anchorId="6E850855" wp14:editId="397B3931">
                 <wp:simplePos x="0" y="0"/>
-                <wp:positionH relativeFrom="margin">
-                  <wp:posOffset>1889760</wp:posOffset>
+                <wp:positionH relativeFrom="column">
+                  <wp:posOffset>2228215</wp:posOffset>
                 </wp:positionH>
                 <wp:positionV relativeFrom="paragraph">
-                  <wp:posOffset>333375</wp:posOffset>
+                  <wp:posOffset>1436370</wp:posOffset>
                 </wp:positionV>
-                <wp:extent cx="350520" cy="220980"/>
-                <wp:effectExtent l="0" t="0" r="11430" b="26670"/>
+                <wp:extent cx="1297305" cy="464185"/>
+                <wp:effectExtent l="57150" t="76200" r="93345" b="88265"/>
                 <wp:wrapNone/>
-                <wp:docPr id="1686373304" name="Rectangle 6"/>
-                <wp:cNvGraphicFramePr/>
-                <a:graphic xmlns:a="http://schemas.openxmlformats.org/drawingml/2006/main">
-                  <a:graphicData uri="http://schemas.microsoft.com/office/word/2010/wordprocessingShape">
-                    <wps:wsp>
-                      <wps:cNvSpPr/>
-                      <wps:spPr>
-                        <a:xfrm>
-                          <a:off x="0" y="0"/>
-                          <a:ext cx="350520" cy="220980"/>
-                        </a:xfrm>
-                        <a:prstGeom prst="rect">
-                          <a:avLst/>
-                        </a:prstGeom>
-                        <a:noFill/>
-                        <a:ln w="25400">
-                          <a:solidFill>
-                            <a:srgbClr val="EE0000"/>
-                          </a:solidFill>
-                        </a:ln>
-                      </wps:spPr>
-                      <wps:style>
-                        <a:lnRef idx="2">
-                          <a:schemeClr val="dk1"/>
-                        </a:lnRef>
-                        <a:fillRef idx="1">
-                          <a:schemeClr val="lt1"/>
-                        </a:fillRef>
-                        <a:effectRef idx="0">
-                          <a:schemeClr val="dk1"/>
-                        </a:effectRef>
-                        <a:fontRef idx="minor">
-                          <a:schemeClr val="dk1"/>
-                        </a:fontRef>
-                      </wps:style>
-                      <wps:bodyPr rot="0" spcFirstLastPara="0" vertOverflow="overflow" horzOverflow="overflow" vert="horz" wrap="square" lIns="91440" tIns="45720" rIns="91440" bIns="45720" numCol="1" spcCol="0" rtlCol="0" fromWordArt="0" anchor="ctr" anchorCtr="0" forceAA="0" compatLnSpc="1">
-                        <a:prstTxWarp prst="textNoShape">
-                          <a:avLst/>
-                        </a:prstTxWarp>
-                        <a:noAutofit/>
-                      </wps:bodyPr>
-                    </wps:wsp>
-                  </a:graphicData>
-                </a:graphic>
-                <wp14:sizeRelH relativeFrom="margin">
-                  <wp14:pctWidth>0</wp14:pctWidth>
-                </wp14:sizeRelH>
-                <wp14:sizeRelV relativeFrom="margin">
-                  <wp14:pctHeight>0</wp14:pctHeight>
-                </wp14:sizeRelV>
-              </wp:anchor>
-            </w:drawing>
-          </mc:Choice>
-          <mc:Fallback>
-            <w:pict>
-              <v:rect w14:anchorId="50774AEA" id="Rectangle 6" o:spid="_x0000_s1026" style="position:absolute;margin-left:148.8pt;margin-top:26.25pt;width:27.6pt;height:17.4pt;z-index:251727872;visibility:visible;mso-wrap-style:square;mso-width-percent:0;mso-height-percent:0;mso-wrap-distance-left:9pt;mso-wrap-distance-top:0;mso-wrap-distance-right:9pt;mso-wrap-distance-bottom:0;mso-position-horizontal:absolute;mso-position-horizontal-relative:margin;mso-position-vertical:absolute;mso-position-vertical-relative:text;mso-width-percent:0;mso-height-percent:0;mso-width-relative:margin;mso-height-relative:margin;v-text-anchor:middle" o:gfxdata="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" filled="f" strokecolor="#e00" strokeweight="2pt">
-                <w10:wrap anchorx="margin"/>
-              </v:rect>
-            </w:pict>
-          </mc:Fallback>
-        </mc:AlternateContent>
-      </w:r>
-      <w:r>
-        <w:rPr>
-          <w:noProof/>
-        </w:rPr>
-        <mc:AlternateContent>
-          <mc:Choice Requires="wps">
-            <w:drawing>
-              <wp:anchor distT="0" distB="0" distL="114300" distR="114300" simplePos="0" relativeHeight="251728896" behindDoc="0" locked="0" layoutInCell="1" allowOverlap="1" wp14:anchorId="61556F35" wp14:editId="576635E4">
-                <wp:simplePos x="0" y="0"/>
-                <wp:positionH relativeFrom="column">
-                  <wp:posOffset>2346959</wp:posOffset>
-                </wp:positionH>
-                <wp:positionV relativeFrom="paragraph">
-                  <wp:posOffset>501015</wp:posOffset>
-                </wp:positionV>
-                <wp:extent cx="391795" cy="152400"/>
-                <wp:effectExtent l="76200" t="76200" r="84455" b="95250"/>
-                <wp:wrapNone/>
-                <wp:docPr id="780741816" name="Straight Arrow Connector 7"/>
+                <wp:docPr id="855243594" name="Straight Arrow Connector 7"/>
                 <wp:cNvGraphicFramePr/>
                 <a:graphic xmlns:a="http://schemas.openxmlformats.org/drawingml/2006/main">
                   <a:graphicData uri="http://schemas.microsoft.com/office/word/2010/wordprocessingShape">
                     <wps:wsp>
                       <wps:cNvCnPr/>
                       <wps:spPr>
-                        <a:xfrm flipH="1" flipV="1">
+                        <a:xfrm flipH="1">
                           <a:off x="0" y="0"/>
-                          <a:ext cx="391795" cy="152400"/>
+                          <a:ext cx="1297305" cy="464185"/>
                         </a:xfrm>
                         <a:prstGeom prst="straightConnector1">
                           <a:avLst/>
@@ -4387,7 +4351,11 @@
           </mc:Choice>
           <mc:Fallback>
             <w:pict>
-              <v:shape w14:anchorId="26EF62BB" id="Straight Arrow Connector 7" o:spid="_x0000_s1026" type="#_x0000_t32" style="position:absolute;margin-left:184.8pt;margin-top:39.45pt;width:30.85pt;height:12pt;flip:x y;z-index:251728896;visibility:visible;mso-wrap-style:square;mso-width-percent:0;mso-height-percent:0;mso-wrap-distance-left:9pt;mso-wrap-distance-top:0;mso-wrap-distance-right:9pt;mso-wrap-distance-bottom:0;mso-position-horizontal:absolute;mso-position-horizontal-relative:text;mso-position-vertical:absolute;mso-position-vertical-relative:text;mso-width-percent:0;mso-height-percent:0;mso-width-relative:margin;mso-height-relative:margin" o:gfxdata="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" strokecolor="#e00" strokeweight="2pt">
+              <v:shapetype w14:anchorId="50B0DCD5" id="_x0000_t32" coordsize="21600,21600" o:spt="32" o:oned="t" path="m,l21600,21600e" filled="f">
+                <v:path arrowok="t" fillok="f" o:connecttype="none"/>
+                <o:lock v:ext="edit" shapetype="t"/>
+              </v:shapetype>
+              <v:shape id="Straight Arrow Connector 7" o:spid="_x0000_s1026" type="#_x0000_t32" style="position:absolute;margin-left:175.45pt;margin-top:113.1pt;width:102.15pt;height:36.55pt;flip:x;z-index:251793408;visibility:visible;mso-wrap-style:square;mso-width-percent:0;mso-height-percent:0;mso-wrap-distance-left:9pt;mso-wrap-distance-top:0;mso-wrap-distance-right:9pt;mso-wrap-distance-bottom:0;mso-position-horizontal:absolute;mso-position-horizontal-relative:text;mso-position-vertical:absolute;mso-position-vertical-relative:text;mso-width-percent:0;mso-height-percent:0;mso-width-relative:margin;mso-height-relative:margin" o:gfxdata="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" strokecolor="#e00" strokeweight="2pt">
                 <v:stroke endarrow="block" joinstyle="miter"/>
               </v:shape>
             </w:pict>
@@ -4401,27 +4369,107 @@
         <mc:AlternateContent>
           <mc:Choice Requires="wps">
             <w:drawing>
-              <wp:anchor distT="0" distB="0" distL="114300" distR="114300" simplePos="0" relativeHeight="251725824" behindDoc="0" locked="0" layoutInCell="1" allowOverlap="1" wp14:anchorId="05F4372F" wp14:editId="7F7CF6E3">
+              <wp:anchor distT="0" distB="0" distL="114300" distR="114300" simplePos="0" relativeHeight="251792384" behindDoc="0" locked="0" layoutInCell="1" allowOverlap="1" wp14:anchorId="63D3BE5E" wp14:editId="3B81222E">
+                <wp:simplePos x="0" y="0"/>
+                <wp:positionH relativeFrom="margin">
+                  <wp:posOffset>1196340</wp:posOffset>
+                </wp:positionH>
+                <wp:positionV relativeFrom="paragraph">
+                  <wp:posOffset>1771650</wp:posOffset>
+                </wp:positionV>
+                <wp:extent cx="960120" cy="304800"/>
+                <wp:effectExtent l="0" t="0" r="11430" b="19050"/>
+                <wp:wrapNone/>
+                <wp:docPr id="1630694183" name="Rectangle 6"/>
+                <wp:cNvGraphicFramePr/>
+                <a:graphic xmlns:a="http://schemas.openxmlformats.org/drawingml/2006/main">
+                  <a:graphicData uri="http://schemas.microsoft.com/office/word/2010/wordprocessingShape">
+                    <wps:wsp>
+                      <wps:cNvSpPr/>
+                      <wps:spPr>
+                        <a:xfrm>
+                          <a:off x="0" y="0"/>
+                          <a:ext cx="960120" cy="304800"/>
+                        </a:xfrm>
+                        <a:prstGeom prst="rect">
+                          <a:avLst/>
+                        </a:prstGeom>
+                        <a:noFill/>
+                        <a:ln w="25400">
+                          <a:solidFill>
+                            <a:srgbClr val="EE0000"/>
+                          </a:solidFill>
+                        </a:ln>
+                      </wps:spPr>
+                      <wps:style>
+                        <a:lnRef idx="2">
+                          <a:schemeClr val="dk1"/>
+                        </a:lnRef>
+                        <a:fillRef idx="1">
+                          <a:schemeClr val="lt1"/>
+                        </a:fillRef>
+                        <a:effectRef idx="0">
+                          <a:schemeClr val="dk1"/>
+                        </a:effectRef>
+                        <a:fontRef idx="minor">
+                          <a:schemeClr val="dk1"/>
+                        </a:fontRef>
+                      </wps:style>
+                      <wps:bodyPr rot="0" spcFirstLastPara="0" vertOverflow="overflow" horzOverflow="overflow" vert="horz" wrap="square" lIns="91440" tIns="45720" rIns="91440" bIns="45720" numCol="1" spcCol="0" rtlCol="0" fromWordArt="0" anchor="ctr" anchorCtr="0" forceAA="0" compatLnSpc="1">
+                        <a:prstTxWarp prst="textNoShape">
+                          <a:avLst/>
+                        </a:prstTxWarp>
+                        <a:noAutofit/>
+                      </wps:bodyPr>
+                    </wps:wsp>
+                  </a:graphicData>
+                </a:graphic>
+                <wp14:sizeRelH relativeFrom="margin">
+                  <wp14:pctWidth>0</wp14:pctWidth>
+                </wp14:sizeRelH>
+                <wp14:sizeRelV relativeFrom="margin">
+                  <wp14:pctHeight>0</wp14:pctHeight>
+                </wp14:sizeRelV>
+              </wp:anchor>
+            </w:drawing>
+          </mc:Choice>
+          <mc:Fallback>
+            <w:pict>
+              <v:rect w14:anchorId="3F5F97C2" id="Rectangle 6" o:spid="_x0000_s1026" style="position:absolute;margin-left:94.2pt;margin-top:139.5pt;width:75.6pt;height:24pt;z-index:251792384;visibility:visible;mso-wrap-style:square;mso-width-percent:0;mso-height-percent:0;mso-wrap-distance-left:9pt;mso-wrap-distance-top:0;mso-wrap-distance-right:9pt;mso-wrap-distance-bottom:0;mso-position-horizontal:absolute;mso-position-horizontal-relative:margin;mso-position-vertical:absolute;mso-position-vertical-relative:text;mso-width-percent:0;mso-height-percent:0;mso-width-relative:margin;mso-height-relative:margin;v-text-anchor:middle" o:gfxdata="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" filled="f" strokecolor="#e00" strokeweight="2pt">
+                <w10:wrap anchorx="margin"/>
+              </v:rect>
+            </w:pict>
+          </mc:Fallback>
+        </mc:AlternateContent>
+      </w:r>
+      <w:r>
+        <w:rPr>
+          <w:noProof/>
+        </w:rPr>
+        <mc:AlternateContent>
+          <mc:Choice Requires="wps">
+            <w:drawing>
+              <wp:anchor distT="0" distB="0" distL="114300" distR="114300" simplePos="0" relativeHeight="251791360" behindDoc="0" locked="0" layoutInCell="1" allowOverlap="1" wp14:anchorId="196C71BD" wp14:editId="3F66F3BF">
                 <wp:simplePos x="0" y="0"/>
                 <wp:positionH relativeFrom="column">
-                  <wp:posOffset>2083435</wp:posOffset>
+                  <wp:posOffset>1223010</wp:posOffset>
                 </wp:positionH>
                 <wp:positionV relativeFrom="paragraph">
-                  <wp:posOffset>1125855</wp:posOffset>
+                  <wp:posOffset>3432175</wp:posOffset>
                 </wp:positionV>
-                <wp:extent cx="1297723" cy="464185"/>
-                <wp:effectExtent l="57150" t="76200" r="93345" b="88265"/>
+                <wp:extent cx="1032510" cy="412115"/>
+                <wp:effectExtent l="76200" t="76200" r="91440" b="83185"/>
                 <wp:wrapNone/>
-                <wp:docPr id="1113785963" name="Straight Arrow Connector 7"/>
+                <wp:docPr id="2101768866" name="Straight Arrow Connector 7"/>
                 <wp:cNvGraphicFramePr/>
                 <a:graphic xmlns:a="http://schemas.openxmlformats.org/drawingml/2006/main">
                   <a:graphicData uri="http://schemas.microsoft.com/office/word/2010/wordprocessingShape">
                     <wps:wsp>
                       <wps:cNvCnPr/>
                       <wps:spPr>
-                        <a:xfrm flipH="1">
+                        <a:xfrm flipH="1" flipV="1">
                           <a:off x="0" y="0"/>
-                          <a:ext cx="1297723" cy="464185"/>
+                          <a:ext cx="1032510" cy="412115"/>
                         </a:xfrm>
                         <a:prstGeom prst="straightConnector1">
                           <a:avLst/>
@@ -4470,7 +4518,7 @@
           </mc:Choice>
           <mc:Fallback>
             <w:pict>
-              <v:shape w14:anchorId="438A0FC0" id="Straight Arrow Connector 7" o:spid="_x0000_s1026" type="#_x0000_t32" style="position:absolute;margin-left:164.05pt;margin-top:88.65pt;width:102.2pt;height:36.55pt;flip:x;z-index:251725824;visibility:visible;mso-wrap-style:square;mso-width-percent:0;mso-height-percent:0;mso-wrap-distance-left:9pt;mso-wrap-distance-top:0;mso-wrap-distance-right:9pt;mso-wrap-distance-bottom:0;mso-position-horizontal:absolute;mso-position-horizontal-relative:text;mso-position-vertical:absolute;mso-position-vertical-relative:text;mso-width-percent:0;mso-height-percent:0;mso-width-relative:margin;mso-height-relative:margin" o:gfxdata="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" strokecolor="#e00" strokeweight="2pt">
+              <v:shape w14:anchorId="6BC08858" id="Straight Arrow Connector 7" o:spid="_x0000_s1026" type="#_x0000_t32" style="position:absolute;margin-left:96.3pt;margin-top:270.25pt;width:81.3pt;height:32.45pt;flip:x y;z-index:251791360;visibility:visible;mso-wrap-style:square;mso-width-percent:0;mso-height-percent:0;mso-wrap-distance-left:9pt;mso-wrap-distance-top:0;mso-wrap-distance-right:9pt;mso-wrap-distance-bottom:0;mso-position-horizontal:absolute;mso-position-horizontal-relative:text;mso-position-vertical:absolute;mso-position-vertical-relative:text;mso-width-percent:0;mso-height-percent:0;mso-width-relative:margin;mso-height-relative:margin" o:gfxdata="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" strokecolor="#e00" strokeweight="2pt">
                 <v:stroke endarrow="block" joinstyle="miter"/>
               </v:shape>
             </w:pict>
@@ -4484,18 +4532,18 @@
         <mc:AlternateContent>
           <mc:Choice Requires="wps">
             <w:drawing>
-              <wp:anchor distT="0" distB="0" distL="114300" distR="114300" simplePos="0" relativeHeight="251724800" behindDoc="0" locked="0" layoutInCell="1" allowOverlap="1" wp14:anchorId="73B8A8A2" wp14:editId="78186C7B">
+              <wp:anchor distT="0" distB="0" distL="114300" distR="114300" simplePos="0" relativeHeight="251790336" behindDoc="0" locked="0" layoutInCell="1" allowOverlap="1" wp14:anchorId="5B64CBA1" wp14:editId="6C83150B">
                 <wp:simplePos x="0" y="0"/>
                 <wp:positionH relativeFrom="margin">
-                  <wp:posOffset>1181100</wp:posOffset>
+                  <wp:posOffset>121920</wp:posOffset>
                 </wp:positionH>
                 <wp:positionV relativeFrom="paragraph">
-                  <wp:posOffset>1453515</wp:posOffset>
+                  <wp:posOffset>3295650</wp:posOffset>
                 </wp:positionV>
-                <wp:extent cx="868680" cy="251460"/>
-                <wp:effectExtent l="0" t="0" r="26670" b="15240"/>
+                <wp:extent cx="1074420" cy="205740"/>
+                <wp:effectExtent l="0" t="0" r="11430" b="22860"/>
                 <wp:wrapNone/>
-                <wp:docPr id="1330114600" name="Rectangle 6"/>
+                <wp:docPr id="1981473196" name="Rectangle 6"/>
                 <wp:cNvGraphicFramePr/>
                 <a:graphic xmlns:a="http://schemas.openxmlformats.org/drawingml/2006/main">
                   <a:graphicData uri="http://schemas.microsoft.com/office/word/2010/wordprocessingShape">
@@ -4504,7 +4552,7 @@
                       <wps:spPr>
                         <a:xfrm>
                           <a:off x="0" y="0"/>
-                          <a:ext cx="868680" cy="251460"/>
+                          <a:ext cx="1074420" cy="205740"/>
                         </a:xfrm>
                         <a:prstGeom prst="rect">
                           <a:avLst/>
@@ -4550,7 +4598,7 @@
           </mc:Choice>
           <mc:Fallback>
             <w:pict>
-              <v:rect w14:anchorId="360AB712" id="Rectangle 6" o:spid="_x0000_s1026" style="position:absolute;margin-left:93pt;margin-top:114.45pt;width:68.4pt;height:19.8pt;z-index:251724800;visibility:visible;mso-wrap-style:square;mso-width-percent:0;mso-height-percent:0;mso-wrap-distance-left:9pt;mso-wrap-distance-top:0;mso-wrap-distance-right:9pt;mso-wrap-distance-bottom:0;mso-position-horizontal:absolute;mso-position-horizontal-relative:margin;mso-position-vertical:absolute;mso-position-vertical-relative:text;mso-width-percent:0;mso-height-percent:0;mso-width-relative:margin;mso-height-relative:margin;v-text-anchor:middle" o:gfxdata="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" filled="f" strokecolor="#e00" strokeweight="2pt">
+              <v:rect w14:anchorId="281480E9" id="Rectangle 6" o:spid="_x0000_s1026" style="position:absolute;margin-left:9.6pt;margin-top:259.5pt;width:84.6pt;height:16.2pt;z-index:251790336;visibility:visible;mso-wrap-style:square;mso-width-percent:0;mso-height-percent:0;mso-wrap-distance-left:9pt;mso-wrap-distance-top:0;mso-wrap-distance-right:9pt;mso-wrap-distance-bottom:0;mso-position-horizontal:absolute;mso-position-horizontal-relative:margin;mso-position-vertical:absolute;mso-position-vertical-relative:text;mso-width-percent:0;mso-height-percent:0;mso-width-relative:margin;mso-height-relative:margin;v-text-anchor:middle" o:gfxdata="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" filled="f" strokecolor="#e00" strokeweight="2pt">
                 <w10:wrap anchorx="margin"/>
               </v:rect>
             </w:pict>
@@ -4564,27 +4612,107 @@
         <mc:AlternateContent>
           <mc:Choice Requires="wps">
             <w:drawing>
-              <wp:anchor distT="0" distB="0" distL="114300" distR="114300" simplePos="0" relativeHeight="251722752" behindDoc="0" locked="0" layoutInCell="1" allowOverlap="1" wp14:anchorId="73FD50CF" wp14:editId="5C069B00">
+              <wp:anchor distT="0" distB="0" distL="114300" distR="114300" simplePos="0" relativeHeight="251794432" behindDoc="0" locked="0" layoutInCell="1" allowOverlap="1" wp14:anchorId="38774389" wp14:editId="03357179">
+                <wp:simplePos x="0" y="0"/>
+                <wp:positionH relativeFrom="margin">
+                  <wp:posOffset>2545080</wp:posOffset>
+                </wp:positionH>
+                <wp:positionV relativeFrom="paragraph">
+                  <wp:posOffset>377190</wp:posOffset>
+                </wp:positionV>
+                <wp:extent cx="350520" cy="220980"/>
+                <wp:effectExtent l="0" t="0" r="11430" b="26670"/>
+                <wp:wrapNone/>
+                <wp:docPr id="1321157381" name="Rectangle 6"/>
+                <wp:cNvGraphicFramePr/>
+                <a:graphic xmlns:a="http://schemas.openxmlformats.org/drawingml/2006/main">
+                  <a:graphicData uri="http://schemas.microsoft.com/office/word/2010/wordprocessingShape">
+                    <wps:wsp>
+                      <wps:cNvSpPr/>
+                      <wps:spPr>
+                        <a:xfrm>
+                          <a:off x="0" y="0"/>
+                          <a:ext cx="350520" cy="220980"/>
+                        </a:xfrm>
+                        <a:prstGeom prst="rect">
+                          <a:avLst/>
+                        </a:prstGeom>
+                        <a:noFill/>
+                        <a:ln w="25400">
+                          <a:solidFill>
+                            <a:srgbClr val="EE0000"/>
+                          </a:solidFill>
+                        </a:ln>
+                      </wps:spPr>
+                      <wps:style>
+                        <a:lnRef idx="2">
+                          <a:schemeClr val="dk1"/>
+                        </a:lnRef>
+                        <a:fillRef idx="1">
+                          <a:schemeClr val="lt1"/>
+                        </a:fillRef>
+                        <a:effectRef idx="0">
+                          <a:schemeClr val="dk1"/>
+                        </a:effectRef>
+                        <a:fontRef idx="minor">
+                          <a:schemeClr val="dk1"/>
+                        </a:fontRef>
+                      </wps:style>
+                      <wps:bodyPr rot="0" spcFirstLastPara="0" vertOverflow="overflow" horzOverflow="overflow" vert="horz" wrap="square" lIns="91440" tIns="45720" rIns="91440" bIns="45720" numCol="1" spcCol="0" rtlCol="0" fromWordArt="0" anchor="ctr" anchorCtr="0" forceAA="0" compatLnSpc="1">
+                        <a:prstTxWarp prst="textNoShape">
+                          <a:avLst/>
+                        </a:prstTxWarp>
+                        <a:noAutofit/>
+                      </wps:bodyPr>
+                    </wps:wsp>
+                  </a:graphicData>
+                </a:graphic>
+                <wp14:sizeRelH relativeFrom="margin">
+                  <wp14:pctWidth>0</wp14:pctWidth>
+                </wp14:sizeRelH>
+                <wp14:sizeRelV relativeFrom="margin">
+                  <wp14:pctHeight>0</wp14:pctHeight>
+                </wp14:sizeRelV>
+              </wp:anchor>
+            </w:drawing>
+          </mc:Choice>
+          <mc:Fallback>
+            <w:pict>
+              <v:rect w14:anchorId="515B9AFA" id="Rectangle 6" o:spid="_x0000_s1026" style="position:absolute;margin-left:200.4pt;margin-top:29.7pt;width:27.6pt;height:17.4pt;z-index:251794432;visibility:visible;mso-wrap-style:square;mso-width-percent:0;mso-height-percent:0;mso-wrap-distance-left:9pt;mso-wrap-distance-top:0;mso-wrap-distance-right:9pt;mso-wrap-distance-bottom:0;mso-position-horizontal:absolute;mso-position-horizontal-relative:margin;mso-position-vertical:absolute;mso-position-vertical-relative:text;mso-width-percent:0;mso-height-percent:0;mso-width-relative:margin;mso-height-relative:margin;v-text-anchor:middle" o:gfxdata="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" filled="f" strokecolor="#e00" strokeweight="2pt">
+                <w10:wrap anchorx="margin"/>
+              </v:rect>
+            </w:pict>
+          </mc:Fallback>
+        </mc:AlternateContent>
+      </w:r>
+      <w:r>
+        <w:rPr>
+          <w:noProof/>
+        </w:rPr>
+        <mc:AlternateContent>
+          <mc:Choice Requires="wps">
+            <w:drawing>
+              <wp:anchor distT="0" distB="0" distL="114300" distR="114300" simplePos="0" relativeHeight="251795456" behindDoc="0" locked="0" layoutInCell="1" allowOverlap="1" wp14:anchorId="483587C9" wp14:editId="4793912E">
                 <wp:simplePos x="0" y="0"/>
                 <wp:positionH relativeFrom="column">
-                  <wp:posOffset>845820</wp:posOffset>
+                  <wp:posOffset>3001645</wp:posOffset>
                 </wp:positionH>
                 <wp:positionV relativeFrom="paragraph">
-                  <wp:posOffset>2322195</wp:posOffset>
+                  <wp:posOffset>544830</wp:posOffset>
                 </wp:positionV>
-                <wp:extent cx="933450" cy="464185"/>
-                <wp:effectExtent l="57150" t="76200" r="95250" b="88265"/>
+                <wp:extent cx="391795" cy="152400"/>
+                <wp:effectExtent l="76200" t="76200" r="84455" b="95250"/>
                 <wp:wrapNone/>
-                <wp:docPr id="778824918" name="Straight Arrow Connector 7"/>
+                <wp:docPr id="1383178577" name="Straight Arrow Connector 7"/>
                 <wp:cNvGraphicFramePr/>
                 <a:graphic xmlns:a="http://schemas.openxmlformats.org/drawingml/2006/main">
                   <a:graphicData uri="http://schemas.microsoft.com/office/word/2010/wordprocessingShape">
                     <wps:wsp>
                       <wps:cNvCnPr/>
                       <wps:spPr>
-                        <a:xfrm flipH="1">
+                        <a:xfrm flipH="1" flipV="1">
                           <a:off x="0" y="0"/>
-                          <a:ext cx="933450" cy="464185"/>
+                          <a:ext cx="391795" cy="152400"/>
                         </a:xfrm>
                         <a:prstGeom prst="straightConnector1">
                           <a:avLst/>
@@ -4633,7 +4761,7 @@
           </mc:Choice>
           <mc:Fallback>
             <w:pict>
-              <v:shape w14:anchorId="6F878535" id="Straight Arrow Connector 7" o:spid="_x0000_s1026" type="#_x0000_t32" style="position:absolute;margin-left:66.6pt;margin-top:182.85pt;width:73.5pt;height:36.55pt;flip:x;z-index:251722752;visibility:visible;mso-wrap-style:square;mso-width-percent:0;mso-height-percent:0;mso-wrap-distance-left:9pt;mso-wrap-distance-top:0;mso-wrap-distance-right:9pt;mso-wrap-distance-bottom:0;mso-position-horizontal:absolute;mso-position-horizontal-relative:text;mso-position-vertical:absolute;mso-position-vertical-relative:text;mso-width-percent:0;mso-height-percent:0;mso-width-relative:margin;mso-height-relative:margin" o:gfxdata="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" strokecolor="#e00" strokeweight="2pt">
+              <v:shape w14:anchorId="185A719C" id="Straight Arrow Connector 7" o:spid="_x0000_s1026" type="#_x0000_t32" style="position:absolute;margin-left:236.35pt;margin-top:42.9pt;width:30.85pt;height:12pt;flip:x y;z-index:251795456;visibility:visible;mso-wrap-style:square;mso-width-percent:0;mso-height-percent:0;mso-wrap-distance-left:9pt;mso-wrap-distance-top:0;mso-wrap-distance-right:9pt;mso-wrap-distance-bottom:0;mso-position-horizontal:absolute;mso-position-horizontal-relative:text;mso-position-vertical:absolute;mso-position-vertical-relative:text;mso-width-percent:0;mso-height-percent:0;mso-width-relative:margin;mso-height-relative:margin" o:gfxdata="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" strokecolor="#e00" strokeweight="2pt">
                 <v:stroke endarrow="block" joinstyle="miter"/>
               </v:shape>
             </w:pict>
@@ -4641,94 +4769,11 @@
         </mc:AlternateContent>
       </w:r>
       <w:r>
-        <w:rPr>
-          <w:noProof/>
-        </w:rPr>
-        <mc:AlternateContent>
-          <mc:Choice Requires="wps">
-            <w:drawing>
-              <wp:anchor distT="0" distB="0" distL="114300" distR="114300" simplePos="0" relativeHeight="251721728" behindDoc="0" locked="0" layoutInCell="1" allowOverlap="1" wp14:anchorId="2D7EDCE3" wp14:editId="047533A2">
-                <wp:simplePos x="0" y="0"/>
-                <wp:positionH relativeFrom="margin">
-                  <wp:posOffset>152400</wp:posOffset>
-                </wp:positionH>
-                <wp:positionV relativeFrom="paragraph">
-                  <wp:posOffset>2657475</wp:posOffset>
-                </wp:positionV>
-                <wp:extent cx="624840" cy="251460"/>
-                <wp:effectExtent l="0" t="0" r="22860" b="15240"/>
-                <wp:wrapNone/>
-                <wp:docPr id="1959128657" name="Rectangle 6"/>
-                <wp:cNvGraphicFramePr/>
-                <a:graphic xmlns:a="http://schemas.openxmlformats.org/drawingml/2006/main">
-                  <a:graphicData uri="http://schemas.microsoft.com/office/word/2010/wordprocessingShape">
-                    <wps:wsp>
-                      <wps:cNvSpPr/>
-                      <wps:spPr>
-                        <a:xfrm>
-                          <a:off x="0" y="0"/>
-                          <a:ext cx="624840" cy="251460"/>
-                        </a:xfrm>
-                        <a:prstGeom prst="rect">
-                          <a:avLst/>
-                        </a:prstGeom>
-                        <a:noFill/>
-                        <a:ln w="25400">
-                          <a:solidFill>
-                            <a:srgbClr val="EE0000"/>
-                          </a:solidFill>
-                        </a:ln>
-                      </wps:spPr>
-                      <wps:style>
-                        <a:lnRef idx="2">
-                          <a:schemeClr val="dk1"/>
-                        </a:lnRef>
-                        <a:fillRef idx="1">
-                          <a:schemeClr val="lt1"/>
-                        </a:fillRef>
-                        <a:effectRef idx="0">
-                          <a:schemeClr val="dk1"/>
-                        </a:effectRef>
-                        <a:fontRef idx="minor">
-                          <a:schemeClr val="dk1"/>
-                        </a:fontRef>
-                      </wps:style>
-                      <wps:bodyPr rot="0" spcFirstLastPara="0" vertOverflow="overflow" horzOverflow="overflow" vert="horz" wrap="square" lIns="91440" tIns="45720" rIns="91440" bIns="45720" numCol="1" spcCol="0" rtlCol="0" fromWordArt="0" anchor="ctr" anchorCtr="0" forceAA="0" compatLnSpc="1">
-                        <a:prstTxWarp prst="textNoShape">
-                          <a:avLst/>
-                        </a:prstTxWarp>
-                        <a:noAutofit/>
-                      </wps:bodyPr>
-                    </wps:wsp>
-                  </a:graphicData>
-                </a:graphic>
-                <wp14:sizeRelH relativeFrom="margin">
-                  <wp14:pctWidth>0</wp14:pctWidth>
-                </wp14:sizeRelH>
-                <wp14:sizeRelV relativeFrom="margin">
-                  <wp14:pctHeight>0</wp14:pctHeight>
-                </wp14:sizeRelV>
-              </wp:anchor>
-            </w:drawing>
-          </mc:Choice>
-          <mc:Fallback>
-            <w:pict>
-              <v:rect w14:anchorId="2876191C" id="Rectangle 6" o:spid="_x0000_s1026" style="position:absolute;margin-left:12pt;margin-top:209.25pt;width:49.2pt;height:19.8pt;z-index:251721728;visibility:visible;mso-wrap-style:square;mso-width-percent:0;mso-height-percent:0;mso-wrap-distance-left:9pt;mso-wrap-distance-top:0;mso-wrap-distance-right:9pt;mso-wrap-distance-bottom:0;mso-position-horizontal:absolute;mso-position-horizontal-relative:margin;mso-position-vertical:absolute;mso-position-vertical-relative:text;mso-width-percent:0;mso-height-percent:0;mso-width-relative:margin;mso-height-relative:margin;v-text-anchor:middle" o:gfxdata="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" filled="f" strokecolor="#e00" strokeweight="2pt">
-                <w10:wrap anchorx="margin"/>
-              </v:rect>
-            </w:pict>
-          </mc:Fallback>
-        </mc:AlternateContent>
-      </w:r>
-      <w:r>
-        <w:rPr>
-          <w:noProof/>
-        </w:rPr>
         <w:drawing>
-          <wp:inline distT="0" distB="0" distL="0" distR="0" wp14:anchorId="76D1CA46" wp14:editId="06CE0584">
-            <wp:extent cx="6645910" cy="3781425"/>
-            <wp:effectExtent l="0" t="0" r="2540" b="9525"/>
-            <wp:docPr id="379696664" name="Picture 1"/>
+          <wp:inline distT="0" distB="0" distL="0" distR="0" wp14:anchorId="0481DD37" wp14:editId="051D7FEF">
+            <wp:extent cx="6645910" cy="4017010"/>
+            <wp:effectExtent l="0" t="0" r="2540" b="2540"/>
+            <wp:docPr id="717472362" name="Picture 1"/>
             <wp:cNvGraphicFramePr>
               <a:graphicFrameLocks xmlns:a="http://schemas.openxmlformats.org/drawingml/2006/main" noChangeAspect="1"/>
             </wp:cNvGraphicFramePr>
@@ -4736,7 +4781,7 @@
               <a:graphicData uri="http://schemas.openxmlformats.org/drawingml/2006/picture">
                 <pic:pic xmlns:pic="http://schemas.openxmlformats.org/drawingml/2006/picture">
                   <pic:nvPicPr>
-                    <pic:cNvPr id="379696664" name=""/>
+                    <pic:cNvPr id="717472362" name=""/>
                     <pic:cNvPicPr/>
                   </pic:nvPicPr>
                   <pic:blipFill>
@@ -4748,7 +4793,7 @@
                   <pic:spPr>
                     <a:xfrm>
                       <a:off x="0" y="0"/>
-                      <a:ext cx="6645910" cy="3781425"/>
+                      <a:ext cx="6645910" cy="4017010"/>
                     </a:xfrm>
                     <a:prstGeom prst="rect">
                       <a:avLst/>
@@ -4763,13 +4808,13 @@
     </w:p>
     <w:p/>
     <w:p/>
+    <w:p/>
     <w:p>
       <w:pPr>
         <w:pStyle w:val="Heading2"/>
       </w:pPr>
       <w:bookmarkStart w:id="5" w:name="_Toc225774504"/>
       <w:r>
-        <w:lastRenderedPageBreak/>
         <w:t>Patients-List (All Patients Demographic data)</w:t>
       </w:r>
       <w:bookmarkEnd w:id="5"/>
@@ -4783,8 +4828,13 @@
         </w:numPr>
       </w:pPr>
       <w:r>
-        <w:t>Navigate to Manage Patients &gt; Patient Center</w:t>
-      </w:r>
+        <w:t xml:space="preserve">Navigate to Manage Patients &gt; Patient </w:t>
+      </w:r>
+      <w:proofErr w:type="spellStart"/>
+      <w:r>
+        <w:t>Center</w:t>
+      </w:r>
+      <w:proofErr w:type="spellEnd"/>
     </w:p>
     <w:p>
       <w:r>
@@ -4954,168 +5004,8 @@
         <w:rPr>
           <w:noProof/>
         </w:rPr>
-        <mc:AlternateContent>
-          <mc:Choice Requires="wps">
-            <w:drawing>
-              <wp:anchor distT="0" distB="0" distL="114300" distR="114300" simplePos="0" relativeHeight="251730944" behindDoc="0" locked="0" layoutInCell="1" allowOverlap="1" wp14:anchorId="153C2268" wp14:editId="6007FE2C">
-                <wp:simplePos x="0" y="0"/>
-                <wp:positionH relativeFrom="margin">
-                  <wp:posOffset>-45720</wp:posOffset>
-                </wp:positionH>
-                <wp:positionV relativeFrom="paragraph">
-                  <wp:posOffset>-1417320</wp:posOffset>
-                </wp:positionV>
-                <wp:extent cx="624840" cy="251460"/>
-                <wp:effectExtent l="0" t="0" r="22860" b="15240"/>
-                <wp:wrapNone/>
-                <wp:docPr id="606200981" name="Rectangle 6"/>
-                <wp:cNvGraphicFramePr/>
-                <a:graphic xmlns:a="http://schemas.openxmlformats.org/drawingml/2006/main">
-                  <a:graphicData uri="http://schemas.microsoft.com/office/word/2010/wordprocessingShape">
-                    <wps:wsp>
-                      <wps:cNvSpPr/>
-                      <wps:spPr>
-                        <a:xfrm>
-                          <a:off x="0" y="0"/>
-                          <a:ext cx="624840" cy="251460"/>
-                        </a:xfrm>
-                        <a:prstGeom prst="rect">
-                          <a:avLst/>
-                        </a:prstGeom>
-                        <a:noFill/>
-                        <a:ln w="25400">
-                          <a:solidFill>
-                            <a:srgbClr val="EE0000"/>
-                          </a:solidFill>
-                        </a:ln>
-                      </wps:spPr>
-                      <wps:style>
-                        <a:lnRef idx="2">
-                          <a:schemeClr val="dk1"/>
-                        </a:lnRef>
-                        <a:fillRef idx="1">
-                          <a:schemeClr val="lt1"/>
-                        </a:fillRef>
-                        <a:effectRef idx="0">
-                          <a:schemeClr val="dk1"/>
-                        </a:effectRef>
-                        <a:fontRef idx="minor">
-                          <a:schemeClr val="dk1"/>
-                        </a:fontRef>
-                      </wps:style>
-                      <wps:bodyPr rot="0" spcFirstLastPara="0" vertOverflow="overflow" horzOverflow="overflow" vert="horz" wrap="square" lIns="91440" tIns="45720" rIns="91440" bIns="45720" numCol="1" spcCol="0" rtlCol="0" fromWordArt="0" anchor="ctr" anchorCtr="0" forceAA="0" compatLnSpc="1">
-                        <a:prstTxWarp prst="textNoShape">
-                          <a:avLst/>
-                        </a:prstTxWarp>
-                        <a:noAutofit/>
-                      </wps:bodyPr>
-                    </wps:wsp>
-                  </a:graphicData>
-                </a:graphic>
-                <wp14:sizeRelH relativeFrom="margin">
-                  <wp14:pctWidth>0</wp14:pctWidth>
-                </wp14:sizeRelH>
-                <wp14:sizeRelV relativeFrom="margin">
-                  <wp14:pctHeight>0</wp14:pctHeight>
-                </wp14:sizeRelV>
-              </wp:anchor>
-            </w:drawing>
-          </mc:Choice>
-          <mc:Fallback>
-            <w:pict>
-              <v:rect w14:anchorId="6712D31F" id="Rectangle 6" o:spid="_x0000_s1026" style="position:absolute;margin-left:-3.6pt;margin-top:-111.6pt;width:49.2pt;height:19.8pt;z-index:251730944;visibility:visible;mso-wrap-style:square;mso-width-percent:0;mso-height-percent:0;mso-wrap-distance-left:9pt;mso-wrap-distance-top:0;mso-wrap-distance-right:9pt;mso-wrap-distance-bottom:0;mso-position-horizontal:absolute;mso-position-horizontal-relative:margin;mso-position-vertical:absolute;mso-position-vertical-relative:text;mso-width-percent:0;mso-height-percent:0;mso-width-relative:margin;mso-height-relative:margin;v-text-anchor:middle" o:gfxdata="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" filled="f" strokecolor="#e00" strokeweight="2pt">
-                <w10:wrap anchorx="margin"/>
-              </v:rect>
-            </w:pict>
-          </mc:Fallback>
-        </mc:AlternateContent>
-      </w:r>
-      <w:r>
-        <w:rPr>
-          <w:noProof/>
-        </w:rPr>
-        <mc:AlternateContent>
-          <mc:Choice Requires="wps">
-            <w:drawing>
-              <wp:anchor distT="0" distB="0" distL="114300" distR="114300" simplePos="0" relativeHeight="251731968" behindDoc="0" locked="0" layoutInCell="1" allowOverlap="1" wp14:anchorId="1A58208D" wp14:editId="2DAEB8CD">
-                <wp:simplePos x="0" y="0"/>
-                <wp:positionH relativeFrom="column">
-                  <wp:posOffset>651510</wp:posOffset>
-                </wp:positionH>
-                <wp:positionV relativeFrom="paragraph">
-                  <wp:posOffset>-1752600</wp:posOffset>
-                </wp:positionV>
-                <wp:extent cx="933450" cy="464185"/>
-                <wp:effectExtent l="57150" t="76200" r="95250" b="88265"/>
-                <wp:wrapNone/>
-                <wp:docPr id="1429117328" name="Straight Arrow Connector 7"/>
-                <wp:cNvGraphicFramePr/>
-                <a:graphic xmlns:a="http://schemas.openxmlformats.org/drawingml/2006/main">
-                  <a:graphicData uri="http://schemas.microsoft.com/office/word/2010/wordprocessingShape">
-                    <wps:wsp>
-                      <wps:cNvCnPr/>
-                      <wps:spPr>
-                        <a:xfrm flipH="1">
-                          <a:off x="0" y="0"/>
-                          <a:ext cx="933450" cy="464185"/>
-                        </a:xfrm>
-                        <a:prstGeom prst="straightConnector1">
-                          <a:avLst/>
-                        </a:prstGeom>
-                        <a:ln w="25400">
-                          <a:solidFill>
-                            <a:srgbClr val="EE0000"/>
-                          </a:solidFill>
-                          <a:tailEnd type="triangle"/>
-                        </a:ln>
-                        <a:effectLst>
-                          <a:glow rad="63500">
-                            <a:schemeClr val="accent3">
-                              <a:satMod val="175000"/>
-                              <a:alpha val="40000"/>
-                            </a:schemeClr>
-                          </a:glow>
-                        </a:effectLst>
-                      </wps:spPr>
-                      <wps:style>
-                        <a:lnRef idx="1">
-                          <a:schemeClr val="accent1"/>
-                        </a:lnRef>
-                        <a:fillRef idx="0">
-                          <a:schemeClr val="accent1"/>
-                        </a:fillRef>
-                        <a:effectRef idx="0">
-                          <a:schemeClr val="accent1"/>
-                        </a:effectRef>
-                        <a:fontRef idx="minor">
-                          <a:schemeClr val="tx1"/>
-                        </a:fontRef>
-                      </wps:style>
-                      <wps:bodyPr/>
-                    </wps:wsp>
-                  </a:graphicData>
-                </a:graphic>
-                <wp14:sizeRelH relativeFrom="margin">
-                  <wp14:pctWidth>0</wp14:pctWidth>
-                </wp14:sizeRelH>
-                <wp14:sizeRelV relativeFrom="margin">
-                  <wp14:pctHeight>0</wp14:pctHeight>
-                </wp14:sizeRelV>
-              </wp:anchor>
-            </w:drawing>
-          </mc:Choice>
-          <mc:Fallback>
-            <w:pict>
-              <v:shape w14:anchorId="22D01B86" id="Straight Arrow Connector 7" o:spid="_x0000_s1026" type="#_x0000_t32" style="position:absolute;margin-left:51.3pt;margin-top:-138pt;width:73.5pt;height:36.55pt;flip:x;z-index:251731968;visibility:visible;mso-wrap-style:square;mso-width-percent:0;mso-height-percent:0;mso-wrap-distance-left:9pt;mso-wrap-distance-top:0;mso-wrap-distance-right:9pt;mso-wrap-distance-bottom:0;mso-position-horizontal:absolute;mso-position-horizontal-relative:text;mso-position-vertical:absolute;mso-position-vertical-relative:text;mso-width-percent:0;mso-height-percent:0;mso-width-relative:margin;mso-height-relative:margin" o:gfxdata="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" strokecolor="#e00" strokeweight="2pt">
-                <v:stroke endarrow="block" joinstyle="miter"/>
-              </v:shape>
-            </w:pict>
-          </mc:Fallback>
-        </mc:AlternateContent>
-      </w:r>
-      <w:r>
         <w:drawing>
-          <wp:inline distT="0" distB="0" distL="0" distR="0" wp14:anchorId="461EA8E7" wp14:editId="1E34F69E">
+          <wp:inline distT="0" distB="0" distL="0" distR="0" wp14:anchorId="461EA8E7" wp14:editId="54DC2285">
             <wp:extent cx="6645910" cy="3569335"/>
             <wp:effectExtent l="0" t="0" r="2540" b="0"/>
             <wp:docPr id="1007929458" name="Picture 1"/>
@@ -5492,6 +5382,9 @@
         </mc:AlternateContent>
       </w:r>
       <w:r>
+        <w:rPr>
+          <w:noProof/>
+        </w:rPr>
         <w:drawing>
           <wp:inline distT="0" distB="0" distL="0" distR="0" wp14:anchorId="4542DFD4" wp14:editId="594555FE">
             <wp:extent cx="6645910" cy="3623310"/>
@@ -5538,7 +5431,15 @@
         </w:numPr>
       </w:pPr>
       <w:r>
-        <w:t>File &gt; Export To Excel…</w:t>
+        <w:t xml:space="preserve">File &gt; Export </w:t>
+      </w:r>
+      <w:proofErr w:type="gramStart"/>
+      <w:r>
+        <w:t>To</w:t>
+      </w:r>
+      <w:proofErr w:type="gramEnd"/>
+      <w:r>
+        <w:t xml:space="preserve"> Excel…</w:t>
       </w:r>
     </w:p>
     <w:p>
@@ -5546,6 +5447,7 @@
         <w:rPr>
           <w:noProof/>
         </w:rPr>
+        <w:lastRenderedPageBreak/>
         <mc:AlternateContent>
           <mc:Choice Requires="wps">
             <w:drawing>
@@ -5626,6 +5528,9 @@
         </mc:AlternateContent>
       </w:r>
       <w:r>
+        <w:rPr>
+          <w:noProof/>
+        </w:rPr>
         <w:drawing>
           <wp:inline distT="0" distB="0" distL="0" distR="0" wp14:anchorId="7A271B75" wp14:editId="28BAD07D">
             <wp:extent cx="6645910" cy="687070"/>
@@ -5672,7 +5577,6 @@
         </w:numPr>
       </w:pPr>
       <w:r>
-        <w:lastRenderedPageBreak/>
         <w:t xml:space="preserve"> Important save the file name as shown in below</w:t>
       </w:r>
     </w:p>
@@ -5986,6 +5890,9 @@
         </mc:AlternateContent>
       </w:r>
       <w:r>
+        <w:rPr>
+          <w:noProof/>
+        </w:rPr>
         <w:drawing>
           <wp:inline distT="0" distB="0" distL="0" distR="0" wp14:anchorId="0F79CF46" wp14:editId="6C295306">
             <wp:extent cx="6645910" cy="3507740"/>
@@ -6032,13 +5939,7 @@
         </w:numPr>
       </w:pPr>
       <w:r>
-        <w:t xml:space="preserve"> Navigate to </w:t>
-      </w:r>
-      <w:r>
-        <w:t>Reports &gt; Reports &gt; Scheduling Reports</w:t>
-      </w:r>
-      <w:r>
-        <w:t xml:space="preserve"> &gt; Appointment Report</w:t>
+        <w:t xml:space="preserve"> Navigate to Reports &gt; Reports &gt; Scheduling Reports &gt; Appointment Report</w:t>
       </w:r>
     </w:p>
     <w:p>
@@ -6046,6 +5947,7 @@
         <w:rPr>
           <w:noProof/>
         </w:rPr>
+        <w:lastRenderedPageBreak/>
         <mc:AlternateContent>
           <mc:Choice Requires="wps">
             <w:drawing>
@@ -6206,6 +6108,9 @@
         </mc:AlternateContent>
       </w:r>
       <w:r>
+        <w:rPr>
+          <w:noProof/>
+        </w:rPr>
         <w:drawing>
           <wp:inline distT="0" distB="0" distL="0" distR="0" wp14:anchorId="05E2ED9E" wp14:editId="42EDA53E">
             <wp:extent cx="6645910" cy="3620770"/>
@@ -6252,7 +6157,6 @@
         </w:numPr>
       </w:pPr>
       <w:r>
-        <w:lastRenderedPageBreak/>
         <w:t xml:space="preserve"> Apply filter as shown below (Appointment Dates past 1 year), </w:t>
       </w:r>
       <w:r>
@@ -6267,6 +6171,7 @@
         <w:rPr>
           <w:noProof/>
         </w:rPr>
+        <w:lastRenderedPageBreak/>
         <mc:AlternateContent>
           <mc:Choice Requires="wps">
             <w:drawing>
@@ -6754,6 +6659,9 @@
         </mc:AlternateContent>
       </w:r>
       <w:r>
+        <w:rPr>
+          <w:noProof/>
+        </w:rPr>
         <w:drawing>
           <wp:inline distT="0" distB="0" distL="0" distR="0" wp14:anchorId="2E67AD82" wp14:editId="1D54367F">
             <wp:extent cx="6645910" cy="7032625"/>
@@ -6796,6 +6704,9 @@
     <w:p/>
     <w:p/>
     <w:p/>
+    <w:p/>
+    <w:p/>
+    <w:p/>
     <w:p>
       <w:pPr>
         <w:pStyle w:val="Heading2"/>
@@ -7148,6 +7059,9 @@
         </mc:AlternateContent>
       </w:r>
       <w:r>
+        <w:rPr>
+          <w:noProof/>
+        </w:rPr>
         <w:drawing>
           <wp:inline distT="0" distB="0" distL="0" distR="0" wp14:anchorId="26FC0AAA" wp14:editId="410BF170">
             <wp:extent cx="6645910" cy="3569970"/>
@@ -7362,6 +7276,9 @@
         </mc:AlternateContent>
       </w:r>
       <w:r>
+        <w:rPr>
+          <w:noProof/>
+        </w:rPr>
         <w:drawing>
           <wp:inline distT="0" distB="0" distL="0" distR="0" wp14:anchorId="6EC149B6" wp14:editId="6BD96472">
             <wp:extent cx="6645910" cy="3604260"/>
@@ -8069,6 +7986,9 @@
         </mc:AlternateContent>
       </w:r>
       <w:r>
+        <w:rPr>
+          <w:noProof/>
+        </w:rPr>
         <w:drawing>
           <wp:inline distT="0" distB="0" distL="0" distR="0" wp14:anchorId="3E194652" wp14:editId="4B4C4769">
             <wp:extent cx="6645910" cy="6275705"/>
